--- a/doc/大作业文档/07-测试报告.docx
+++ b/doc/大作业文档/07-测试报告.docx
@@ -107,26 +107,14 @@
                 <v:textbox>
                   <w:txbxContent>
                     <w:p>
-                      <w:pPr>
-                        <w:rPr>
-                          <w:sz w:val="24"/>
-                        </w:rPr>
-                      </w:pPr>
                       <w:r>
                         <w:rPr>
                           <w:rFonts w:hint="eastAsia"/>
-                          <w:sz w:val="24"/>
                         </w:rPr>
                         <w:t>编号：</w:t>
                       </w:r>
                     </w:p>
-                    <w:p>
-                      <w:pPr>
-                        <w:rPr>
-                          <w:sz w:val="24"/>
-                        </w:rPr>
-                      </w:pPr>
-                    </w:p>
+                    <w:p/>
                   </w:txbxContent>
                 </v:textbox>
               </v:shape>
@@ -153,14 +141,12 @@
         </w:rPr>
         <w:t xml:space="preserve">  </w:t>
       </w:r>
-      <w:proofErr w:type="gramStart"/>
       <w:r>
         <w:rPr>
           <w:rFonts w:hint="eastAsia"/>
         </w:rPr>
         <w:t>学年第</w:t>
       </w:r>
-      <w:proofErr w:type="gramEnd"/>
       <w:r>
         <w:rPr>
           <w:bCs/>
@@ -228,7 +214,7 @@
                     </pic:cNvPicPr>
                   </pic:nvPicPr>
                   <pic:blipFill>
-                    <a:blip r:embed="rId7"/>
+                    <a:blip r:embed="rId6"/>
                     <a:srcRect/>
                     <a:stretch>
                       <a:fillRect/>
@@ -312,7 +298,7 @@
                     </pic:cNvPicPr>
                   </pic:nvPicPr>
                   <pic:blipFill>
-                    <a:blip r:embed="rId8"/>
+                    <a:blip r:embed="rId7"/>
                     <a:stretch>
                       <a:fillRect/>
                     </a:stretch>
@@ -1057,15 +1043,7 @@
           </w:tcPr>
           <w:p>
             <w:r>
-              <w:t>智能食堂点餐与</w:t>
-            </w:r>
-            <w:proofErr w:type="gramStart"/>
-            <w:r>
-              <w:t>取餐微服务系统</w:t>
-            </w:r>
-            <w:proofErr w:type="gramEnd"/>
-            <w:r>
-              <w:t>（</w:t>
+              <w:t>智能食堂点餐与取餐微服务系统（</w:t>
             </w:r>
             <w:r>
               <w:t>smart-canteen</w:t>
@@ -1115,7 +1093,7 @@
           </w:tcPr>
           <w:p>
             <w:r>
-              <w:t>v1.0</w:t>
+              <w:t>v1.1</w:t>
             </w:r>
           </w:p>
         </w:tc>
@@ -1195,7 +1173,7 @@
               <w:t>下</w:t>
             </w:r>
             <w:r>
-              <w:t xml:space="preserve"> 4 </w:t>
+              <w:t xml:space="preserve"> 7 </w:t>
             </w:r>
             <w:r>
               <w:t>份</w:t>
@@ -1204,7 +1182,43 @@
               <w:t xml:space="preserve"> Python </w:t>
             </w:r>
             <w:r>
-              <w:t>集成测试脚本（已全部通过）</w:t>
+              <w:t>集成测试脚本（</w:t>
+            </w:r>
+            <w:r>
+              <w:t xml:space="preserve">4 </w:t>
+            </w:r>
+            <w:r>
+              <w:t>份原有</w:t>
+            </w:r>
+            <w:r>
+              <w:t xml:space="preserve"> + 3 </w:t>
+            </w:r>
+            <w:r>
+              <w:t>份缺口</w:t>
+            </w:r>
+            <w:r>
+              <w:t>/WS/</w:t>
+            </w:r>
+            <w:r>
+              <w:t>超时；在</w:t>
+            </w:r>
+            <w:r>
+              <w:t xml:space="preserve"> Gateway</w:t>
+            </w:r>
+            <w:r>
+              <w:t>、</w:t>
+            </w:r>
+            <w:r>
+              <w:t>Nacos</w:t>
+            </w:r>
+            <w:r>
+              <w:t>、</w:t>
+            </w:r>
+            <w:r>
+              <w:t xml:space="preserve">MySQL </w:t>
+            </w:r>
+            <w:r>
+              <w:t>等已启动前提下均已跑通）</w:t>
             </w:r>
           </w:p>
         </w:tc>
@@ -1278,13 +1292,6 @@
         <w:t>需求规格说明书</w:t>
       </w:r>
       <w:r>
-        <w:rPr>
-          <w:color w:val="0563C1"/>
-          <w:u w:val="single"/>
-        </w:rPr>
-        <w:t>.md</w:t>
-      </w:r>
-      <w:r>
         <w:t xml:space="preserve"> </w:t>
       </w:r>
       <w:r>
@@ -1325,13 +1332,8 @@
       <w:r>
         <w:t xml:space="preserve">• 5 </w:t>
       </w:r>
-      <w:proofErr w:type="gramStart"/>
-      <w:r>
-        <w:t>个微服务</w:t>
-      </w:r>
-      <w:proofErr w:type="gramEnd"/>
-      <w:r>
-        <w:t>对外的全部</w:t>
+      <w:r>
+        <w:t>个微服务对外的全部</w:t>
       </w:r>
       <w:r>
         <w:t xml:space="preserve"> REST </w:t>
@@ -1396,15 +1398,7 @@
         <w:t xml:space="preserve">• </w:t>
       </w:r>
       <w:r>
-        <w:t>端到</w:t>
-      </w:r>
-      <w:proofErr w:type="gramStart"/>
-      <w:r>
-        <w:t>端业务</w:t>
-      </w:r>
-      <w:proofErr w:type="gramEnd"/>
-      <w:r>
-        <w:t>流程（注册</w:t>
+        <w:t>端到端业务流程（注册</w:t>
       </w:r>
       <w:r>
         <w:t>→</w:t>
@@ -1508,25 +1502,15 @@
       <w:r>
         <w:t>单元测试（</w:t>
       </w:r>
-      <w:proofErr w:type="spellStart"/>
-      <w:r>
-        <w:t>src</w:t>
-      </w:r>
-      <w:proofErr w:type="spellEnd"/>
-      <w:r>
-        <w:t xml:space="preserve">/test/java </w:t>
+      <w:r>
+        <w:t xml:space="preserve">src/test/java </w:t>
       </w:r>
       <w:r>
         <w:t>目录当前仅有</w:t>
       </w:r>
       <w:r>
-        <w:t xml:space="preserve"> .</w:t>
-      </w:r>
-      <w:proofErr w:type="spellStart"/>
-      <w:r>
-        <w:t>gitkeep</w:t>
-      </w:r>
-      <w:proofErr w:type="spellEnd"/>
+        <w:t xml:space="preserve"> .gitkeep</w:t>
+      </w:r>
       <w:r>
         <w:t>，未编写</w:t>
       </w:r>
@@ -1542,61 +1526,117 @@
         <w:ind w:left="567"/>
       </w:pPr>
       <w:r>
+        <w:t xml:space="preserve">• WebSocket </w:t>
+      </w:r>
+      <w:r>
+        <w:t>客户端收</w:t>
+      </w:r>
+      <w:r>
+        <w:t xml:space="preserve"> CALL </w:t>
+      </w:r>
+      <w:r>
+        <w:t>消息：已由</w:t>
+      </w:r>
+      <w:r>
+        <w:t xml:space="preserve"> run_backend_api_ws_pickup_test.py </w:t>
+      </w:r>
+      <w:r>
+        <w:t>覆盖</w:t>
+      </w:r>
+      <w:r>
+        <w:t xml:space="preserve"> TC-P05a</w:t>
+      </w:r>
+      <w:r>
+        <w:t>（需</w:t>
+      </w:r>
+      <w:r>
+        <w:t xml:space="preserve"> pip install websockets</w:t>
+      </w:r>
+      <w:r>
+        <w:t>）；</w:t>
+      </w:r>
+    </w:p>
+    <w:p>
+      <w:pPr>
+        <w:ind w:left="567"/>
+      </w:pPr>
+      <w:r>
         <w:t xml:space="preserve">• </w:t>
       </w:r>
       <w:r>
-        <w:t>真正的</w:t>
-      </w:r>
-      <w:r>
-        <w:t xml:space="preserve"> WebSocket </w:t>
-      </w:r>
-      <w:r>
-        <w:t>客户端</w:t>
-      </w:r>
-      <w:proofErr w:type="gramStart"/>
-      <w:r>
-        <w:t>收消息</w:t>
-      </w:r>
-      <w:proofErr w:type="gramEnd"/>
-      <w:r>
-        <w:t>断言（脚本未实现</w:t>
-      </w:r>
-      <w:r>
-        <w:t xml:space="preserve"> WS </w:t>
-      </w:r>
-      <w:r>
-        <w:t>客户端，仅依赖</w:t>
-      </w:r>
-      <w:r>
-        <w:t xml:space="preserve"> broadcast </w:t>
-      </w:r>
-      <w:r>
-        <w:t>调用是否成功）；</w:t>
-      </w:r>
-    </w:p>
-    <w:p>
-      <w:pPr>
-        <w:ind w:left="567"/>
-      </w:pPr>
-      <w:r>
-        <w:t xml:space="preserve">• </w:t>
-      </w:r>
-      <w:r>
-        <w:t>订单超时定时取消的</w:t>
-      </w:r>
-      <w:proofErr w:type="gramStart"/>
-      <w:r>
-        <w:t>实跑等待</w:t>
-      </w:r>
-      <w:proofErr w:type="gramEnd"/>
-      <w:r>
-        <w:t>（耗时</w:t>
-      </w:r>
-      <w:r>
-        <w:t xml:space="preserve"> ≥30s</w:t>
-      </w:r>
-      <w:r>
-        <w:t>，需要专用脚本，目前未自动化）；</w:t>
+        <w:t>订单超时定时取消（</w:t>
+      </w:r>
+      <w:r>
+        <w:t xml:space="preserve">≥30s </w:t>
+      </w:r>
+      <w:r>
+        <w:t>等待</w:t>
+      </w:r>
+      <w:r>
+        <w:t xml:space="preserve"> + </w:t>
+      </w:r>
+      <w:r>
+        <w:t>改</w:t>
+      </w:r>
+      <w:r>
+        <w:t xml:space="preserve"> DB deadline</w:t>
+      </w:r>
+      <w:r>
+        <w:t>）：已由</w:t>
+      </w:r>
+      <w:r>
+        <w:t xml:space="preserve"> run_backend_api_order_timeout_test.py </w:t>
+      </w:r>
+      <w:r>
+        <w:t>覆盖</w:t>
+      </w:r>
+      <w:r>
+        <w:t xml:space="preserve"> TC-O05</w:t>
+      </w:r>
+      <w:r>
+        <w:t>（需环境变量</w:t>
+      </w:r>
+      <w:r>
+        <w:t xml:space="preserve"> CANTEEN_MYSQL </w:t>
+      </w:r>
+      <w:r>
+        <w:t>与可执行</w:t>
+      </w:r>
+      <w:r>
+        <w:t xml:space="preserve"> mysql</w:t>
+      </w:r>
+      <w:r>
+        <w:t>；默认等待</w:t>
+      </w:r>
+      <w:r>
+        <w:t xml:space="preserve"> ≥35s</w:t>
+      </w:r>
+      <w:r>
+        <w:t>；库名与根目录</w:t>
+      </w:r>
+      <w:r>
+        <w:t xml:space="preserve"> docker-compose.yml </w:t>
+      </w:r>
+      <w:r>
+        <w:t>及</w:t>
+      </w:r>
+      <w:r>
+        <w:t xml:space="preserve"> order-service </w:t>
+      </w:r>
+      <w:r>
+        <w:t>数据源一致，例如库</w:t>
+      </w:r>
+      <w:r>
+        <w:t xml:space="preserve"> canteen_order</w:t>
+      </w:r>
+      <w:r>
+        <w:t>、宿主机端口</w:t>
+      </w:r>
+      <w:r>
+        <w:t xml:space="preserve"> 3320</w:t>
+      </w:r>
+      <w:r>
+        <w:t>）；</w:t>
       </w:r>
     </w:p>
     <w:p>
@@ -1666,6 +1706,7 @@
           <w:b/>
           <w:sz w:val="26"/>
         </w:rPr>
+        <w:lastRenderedPageBreak/>
         <w:t xml:space="preserve">1.4 </w:t>
       </w:r>
       <w:r>
@@ -1679,665 +1720,13 @@
     </w:p>
     <w:tbl>
       <w:tblPr>
-        <w:tblStyle w:val="af2"/>
+        <w:tblStyle w:val="21"/>
         <w:tblW w:w="0" w:type="auto"/>
         <w:tblLook w:val="04A0" w:firstRow="1" w:lastRow="0" w:firstColumn="1" w:lastColumn="0" w:noHBand="0" w:noVBand="1"/>
       </w:tblPr>
       <w:tblGrid>
-        <w:gridCol w:w="4146"/>
-        <w:gridCol w:w="4150"/>
-      </w:tblGrid>
-      <w:tr>
-        <w:tc>
-          <w:tcPr>
-            <w:tcW w:w="4153" w:type="dxa"/>
-          </w:tcPr>
-          <w:p>
-            <w:r>
-              <w:rPr>
-                <w:b/>
-              </w:rPr>
-              <w:t>项</w:t>
-            </w:r>
-          </w:p>
-        </w:tc>
-        <w:tc>
-          <w:tcPr>
-            <w:tcW w:w="4153" w:type="dxa"/>
-          </w:tcPr>
-          <w:p>
-            <w:r>
-              <w:rPr>
-                <w:b/>
-              </w:rPr>
-              <w:t>值</w:t>
-            </w:r>
-          </w:p>
-        </w:tc>
-      </w:tr>
-      <w:tr>
-        <w:tc>
-          <w:tcPr>
-            <w:tcW w:w="4153" w:type="dxa"/>
-          </w:tcPr>
-          <w:p>
-            <w:r>
-              <w:t>OS</w:t>
-            </w:r>
-          </w:p>
-        </w:tc>
-        <w:tc>
-          <w:tcPr>
-            <w:tcW w:w="4153" w:type="dxa"/>
-          </w:tcPr>
-          <w:p>
-            <w:r>
-              <w:t>Windows 11</w:t>
-            </w:r>
-          </w:p>
-        </w:tc>
-      </w:tr>
-      <w:tr>
-        <w:tc>
-          <w:tcPr>
-            <w:tcW w:w="4153" w:type="dxa"/>
-          </w:tcPr>
-          <w:p>
-            <w:r>
-              <w:lastRenderedPageBreak/>
-              <w:t>JDK</w:t>
-            </w:r>
-          </w:p>
-        </w:tc>
-        <w:tc>
-          <w:tcPr>
-            <w:tcW w:w="4153" w:type="dxa"/>
-          </w:tcPr>
-          <w:p>
-            <w:r>
-              <w:t>17 LTS</w:t>
-            </w:r>
-          </w:p>
-        </w:tc>
-      </w:tr>
-      <w:tr>
-        <w:tc>
-          <w:tcPr>
-            <w:tcW w:w="4153" w:type="dxa"/>
-          </w:tcPr>
-          <w:p>
-            <w:r>
-              <w:t>Python</w:t>
-            </w:r>
-          </w:p>
-        </w:tc>
-        <w:tc>
-          <w:tcPr>
-            <w:tcW w:w="4153" w:type="dxa"/>
-          </w:tcPr>
-          <w:p>
-            <w:r>
-              <w:t>3.x</w:t>
-            </w:r>
-            <w:r>
-              <w:t>（脚本依赖</w:t>
-            </w:r>
-            <w:r>
-              <w:t xml:space="preserve"> </w:t>
-            </w:r>
-            <w:proofErr w:type="spellStart"/>
-            <w:r>
-              <w:t>urllib</w:t>
-            </w:r>
-            <w:proofErr w:type="spellEnd"/>
-            <w:r>
-              <w:t>，无第三方库）</w:t>
-            </w:r>
-          </w:p>
-        </w:tc>
-      </w:tr>
-      <w:tr>
-        <w:tc>
-          <w:tcPr>
-            <w:tcW w:w="4153" w:type="dxa"/>
-          </w:tcPr>
-          <w:p>
-            <w:r>
-              <w:t>Spring Boot</w:t>
-            </w:r>
-          </w:p>
-        </w:tc>
-        <w:tc>
-          <w:tcPr>
-            <w:tcW w:w="4153" w:type="dxa"/>
-          </w:tcPr>
-          <w:p>
-            <w:r>
-              <w:t>3.2.5</w:t>
-            </w:r>
-          </w:p>
-        </w:tc>
-      </w:tr>
-      <w:tr>
-        <w:tc>
-          <w:tcPr>
-            <w:tcW w:w="4153" w:type="dxa"/>
-          </w:tcPr>
-          <w:p>
-            <w:r>
-              <w:t>Spring Cloud</w:t>
-            </w:r>
-          </w:p>
-        </w:tc>
-        <w:tc>
-          <w:tcPr>
-            <w:tcW w:w="4153" w:type="dxa"/>
-          </w:tcPr>
-          <w:p>
-            <w:r>
-              <w:t>2023.0.1 / Alibaba 2023.0.1.0</w:t>
-            </w:r>
-          </w:p>
-        </w:tc>
-      </w:tr>
-      <w:tr>
-        <w:tc>
-          <w:tcPr>
-            <w:tcW w:w="4153" w:type="dxa"/>
-          </w:tcPr>
-          <w:p>
-            <w:proofErr w:type="spellStart"/>
-            <w:r>
-              <w:t>Nacos</w:t>
-            </w:r>
-            <w:proofErr w:type="spellEnd"/>
-          </w:p>
-        </w:tc>
-        <w:tc>
-          <w:tcPr>
-            <w:tcW w:w="4153" w:type="dxa"/>
-          </w:tcPr>
-          <w:p>
-            <w:r>
-              <w:t>2.2.3</w:t>
-            </w:r>
-          </w:p>
-        </w:tc>
-      </w:tr>
-      <w:tr>
-        <w:tc>
-          <w:tcPr>
-            <w:tcW w:w="4153" w:type="dxa"/>
-          </w:tcPr>
-          <w:p>
-            <w:r>
-              <w:t>MySQL</w:t>
-            </w:r>
-          </w:p>
-        </w:tc>
-        <w:tc>
-          <w:tcPr>
-            <w:tcW w:w="4153" w:type="dxa"/>
-          </w:tcPr>
-          <w:p>
-            <w:r>
-              <w:t>8.0</w:t>
-            </w:r>
-          </w:p>
-        </w:tc>
-      </w:tr>
-      <w:tr>
-        <w:tc>
-          <w:tcPr>
-            <w:tcW w:w="4153" w:type="dxa"/>
-          </w:tcPr>
-          <w:p>
-            <w:r>
-              <w:t>Redis</w:t>
-            </w:r>
-          </w:p>
-        </w:tc>
-        <w:tc>
-          <w:tcPr>
-            <w:tcW w:w="4153" w:type="dxa"/>
-          </w:tcPr>
-          <w:p>
-            <w:r>
-              <w:t>7.x</w:t>
-            </w:r>
-          </w:p>
-        </w:tc>
-      </w:tr>
-      <w:tr>
-        <w:tc>
-          <w:tcPr>
-            <w:tcW w:w="4153" w:type="dxa"/>
-          </w:tcPr>
-          <w:p>
-            <w:r>
-              <w:t>测试入口</w:t>
-            </w:r>
-          </w:p>
-        </w:tc>
-        <w:tc>
-          <w:tcPr>
-            <w:tcW w:w="4153" w:type="dxa"/>
-          </w:tcPr>
-          <w:p>
-            <w:r>
-              <w:t>Gateway http://127.0.0.1:8080</w:t>
-            </w:r>
-          </w:p>
-        </w:tc>
-      </w:tr>
-      <w:tr>
-        <w:tc>
-          <w:tcPr>
-            <w:tcW w:w="4153" w:type="dxa"/>
-          </w:tcPr>
-          <w:p>
-            <w:r>
-              <w:t>测试账号</w:t>
-            </w:r>
-          </w:p>
-        </w:tc>
-        <w:tc>
-          <w:tcPr>
-            <w:tcW w:w="4153" w:type="dxa"/>
-          </w:tcPr>
-          <w:p>
-            <w:r>
-              <w:t>管理员</w:t>
-            </w:r>
-            <w:r>
-              <w:t xml:space="preserve"> 13800000000/admin123</w:t>
-            </w:r>
-            <w:r>
-              <w:t>、商家</w:t>
-            </w:r>
-            <w:r>
-              <w:t xml:space="preserve"> 13800000001/123456</w:t>
-            </w:r>
-            <w:r>
-              <w:t>、普通用户</w:t>
-            </w:r>
-            <w:r>
-              <w:t xml:space="preserve"> 13800000002/user123</w:t>
-            </w:r>
-            <w:r>
-              <w:t>（角色字段已通过</w:t>
-            </w:r>
-            <w:r>
-              <w:t xml:space="preserve"> SQL </w:t>
-            </w:r>
-            <w:r>
-              <w:t>设定）</w:t>
-            </w:r>
-          </w:p>
-        </w:tc>
-      </w:tr>
-    </w:tbl>
-    <w:p>
-      <w:pPr>
-        <w:spacing w:before="240" w:after="160"/>
-      </w:pPr>
-      <w:r>
-        <w:rPr>
-          <w:rFonts w:ascii="Arial" w:eastAsia="黑体" w:hAnsi="Arial"/>
-          <w:b/>
-          <w:sz w:val="26"/>
-        </w:rPr>
-        <w:t xml:space="preserve">1.5 </w:t>
-      </w:r>
-      <w:r>
-        <w:rPr>
-          <w:rFonts w:ascii="Arial" w:eastAsia="黑体" w:hAnsi="Arial"/>
-          <w:b/>
-          <w:sz w:val="26"/>
-        </w:rPr>
-        <w:t>执行方式</w:t>
-      </w:r>
-    </w:p>
-    <w:p>
-      <w:pPr>
-        <w:spacing w:before="20" w:after="20"/>
-        <w:ind w:left="567"/>
-      </w:pPr>
-      <w:r>
-        <w:rPr>
-          <w:rFonts w:ascii="Consolas" w:eastAsia="Consolas" w:hAnsi="Consolas"/>
-          <w:sz w:val="18"/>
-        </w:rPr>
-        <w:t xml:space="preserve"># 启动后端 5 </w:t>
-      </w:r>
-      <w:proofErr w:type="gramStart"/>
-      <w:r>
-        <w:rPr>
-          <w:rFonts w:ascii="Consolas" w:eastAsia="Consolas" w:hAnsi="Consolas"/>
-          <w:sz w:val="18"/>
-        </w:rPr>
-        <w:t>个</w:t>
-      </w:r>
-      <w:proofErr w:type="gramEnd"/>
-      <w:r>
-        <w:rPr>
-          <w:rFonts w:ascii="Consolas" w:eastAsia="Consolas" w:hAnsi="Consolas"/>
-          <w:sz w:val="18"/>
-        </w:rPr>
-        <w:t>服务后，依次执行：</w:t>
-      </w:r>
-    </w:p>
-    <w:p>
-      <w:pPr>
-        <w:spacing w:before="20" w:after="20"/>
-        <w:ind w:left="567"/>
-      </w:pPr>
-      <w:proofErr w:type="gramStart"/>
-      <w:r>
-        <w:rPr>
-          <w:rFonts w:ascii="Consolas" w:eastAsia="Consolas" w:hAnsi="Consolas"/>
-          <w:sz w:val="18"/>
-        </w:rPr>
-        <w:t>python .</w:t>
-      </w:r>
-      <w:proofErr w:type="gramEnd"/>
-      <w:r>
-        <w:rPr>
-          <w:rFonts w:ascii="Consolas" w:eastAsia="Consolas" w:hAnsi="Consolas"/>
-          <w:sz w:val="18"/>
-        </w:rPr>
-        <w:t>\tests\run_backend_api_tests.py</w:t>
-      </w:r>
-    </w:p>
-    <w:p>
-      <w:pPr>
-        <w:spacing w:before="20" w:after="20"/>
-        <w:ind w:left="567"/>
-      </w:pPr>
-      <w:proofErr w:type="gramStart"/>
-      <w:r>
-        <w:rPr>
-          <w:rFonts w:ascii="Consolas" w:eastAsia="Consolas" w:hAnsi="Consolas"/>
-          <w:sz w:val="18"/>
-        </w:rPr>
-        <w:t>python .</w:t>
-      </w:r>
-      <w:proofErr w:type="gramEnd"/>
-      <w:r>
-        <w:rPr>
-          <w:rFonts w:ascii="Consolas" w:eastAsia="Consolas" w:hAnsi="Consolas"/>
-          <w:sz w:val="18"/>
-        </w:rPr>
-        <w:t>\tests\run_backend_api_additional_tests.py</w:t>
-      </w:r>
-    </w:p>
-    <w:p>
-      <w:pPr>
-        <w:spacing w:before="20" w:after="20"/>
-        <w:ind w:left="567"/>
-      </w:pPr>
-      <w:proofErr w:type="gramStart"/>
-      <w:r>
-        <w:rPr>
-          <w:rFonts w:ascii="Consolas" w:eastAsia="Consolas" w:hAnsi="Consolas"/>
-          <w:sz w:val="18"/>
-        </w:rPr>
-        <w:t>python .</w:t>
-      </w:r>
-      <w:proofErr w:type="gramEnd"/>
-      <w:r>
-        <w:rPr>
-          <w:rFonts w:ascii="Consolas" w:eastAsia="Consolas" w:hAnsi="Consolas"/>
-          <w:sz w:val="18"/>
-        </w:rPr>
-        <w:t>\tests\run_backend_api_new_endpoints.py</w:t>
-      </w:r>
-    </w:p>
-    <w:p>
-      <w:pPr>
-        <w:spacing w:before="20" w:after="20"/>
-        <w:ind w:left="567"/>
-      </w:pPr>
-      <w:proofErr w:type="gramStart"/>
-      <w:r>
-        <w:rPr>
-          <w:rFonts w:ascii="Consolas" w:eastAsia="Consolas" w:hAnsi="Consolas"/>
-          <w:sz w:val="18"/>
-        </w:rPr>
-        <w:t>python .</w:t>
-      </w:r>
-      <w:proofErr w:type="gramEnd"/>
-      <w:r>
-        <w:rPr>
-          <w:rFonts w:ascii="Consolas" w:eastAsia="Consolas" w:hAnsi="Consolas"/>
-          <w:sz w:val="18"/>
-        </w:rPr>
-        <w:t>\tests\run_backend_api_stock_tests.py</w:t>
-      </w:r>
-    </w:p>
-    <w:p>
-      <w:pPr>
-        <w:spacing w:before="20" w:after="20"/>
-        <w:ind w:left="567"/>
-      </w:pPr>
-      <w:r>
-        <w:rPr>
-          <w:rFonts w:ascii="Consolas" w:eastAsia="Consolas" w:hAnsi="Consolas"/>
-          <w:sz w:val="18"/>
-        </w:rPr>
-        <w:t xml:space="preserve"> </w:t>
-      </w:r>
-    </w:p>
-    <w:p>
-      <w:pPr>
-        <w:spacing w:after="120" w:line="360" w:lineRule="exact"/>
-      </w:pPr>
-      <w:r>
-        <w:t>每个脚本均会打印</w:t>
-      </w:r>
-      <w:r>
-        <w:t xml:space="preserve"> </w:t>
-      </w:r>
-      <w:r>
-        <w:rPr>
-          <w:rFonts w:ascii="Consolas" w:eastAsia="Consolas" w:hAnsi="Consolas"/>
-          <w:sz w:val="20"/>
-        </w:rPr>
-        <w:t>[PASS] / [FAIL] case-name</w:t>
-      </w:r>
-      <w:r>
-        <w:t xml:space="preserve"> </w:t>
-      </w:r>
-      <w:r>
-        <w:t>结果与最终</w:t>
-      </w:r>
-      <w:r>
-        <w:t xml:space="preserve"> </w:t>
-      </w:r>
-      <w:r>
-        <w:rPr>
-          <w:rFonts w:ascii="Consolas" w:eastAsia="Consolas" w:hAnsi="Consolas"/>
-          <w:sz w:val="20"/>
-        </w:rPr>
-        <w:t>PASSED / FAILED</w:t>
-      </w:r>
-      <w:r>
-        <w:t xml:space="preserve"> </w:t>
-      </w:r>
-      <w:r>
-        <w:t>计数。</w:t>
-      </w:r>
-    </w:p>
-    <w:p/>
-    <w:p>
-      <w:pPr>
-        <w:spacing w:before="300" w:after="200"/>
-      </w:pPr>
-      <w:r>
-        <w:rPr>
-          <w:rFonts w:ascii="Arial" w:eastAsia="黑体" w:hAnsi="Arial"/>
-          <w:b/>
-          <w:sz w:val="30"/>
-        </w:rPr>
-        <w:t xml:space="preserve">2. </w:t>
-      </w:r>
-      <w:r>
-        <w:rPr>
-          <w:rFonts w:ascii="Arial" w:eastAsia="黑体" w:hAnsi="Arial"/>
-          <w:b/>
-          <w:sz w:val="30"/>
-        </w:rPr>
-        <w:t>执行结果汇总</w:t>
-      </w:r>
-    </w:p>
-    <w:p>
-      <w:pPr>
-        <w:ind w:left="850"/>
-      </w:pPr>
-      <w:r>
-        <w:rPr>
-          <w:i/>
-          <w:color w:val="666666"/>
-        </w:rPr>
-        <w:t>以下结论</w:t>
-      </w:r>
-      <w:proofErr w:type="gramStart"/>
-      <w:r>
-        <w:rPr>
-          <w:i/>
-          <w:color w:val="666666"/>
-        </w:rPr>
-        <w:t>基于</w:t>
-      </w:r>
-      <w:r>
-        <w:rPr>
-          <w:i/>
-          <w:color w:val="666666"/>
-        </w:rPr>
-        <w:t>"</w:t>
-      </w:r>
-      <w:proofErr w:type="gramEnd"/>
-      <w:r>
-        <w:rPr>
-          <w:i/>
-          <w:color w:val="666666"/>
-        </w:rPr>
-        <w:t xml:space="preserve">4 </w:t>
-      </w:r>
-      <w:r>
-        <w:rPr>
-          <w:i/>
-          <w:color w:val="666666"/>
-        </w:rPr>
-        <w:t>份脚本均已在本地完整执行通过</w:t>
-      </w:r>
-      <w:r>
-        <w:rPr>
-          <w:i/>
-          <w:color w:val="666666"/>
-        </w:rPr>
-        <w:t>"</w:t>
-      </w:r>
-      <w:r>
-        <w:rPr>
-          <w:i/>
-          <w:color w:val="666666"/>
-        </w:rPr>
-        <w:t>的前提（脚本设计为任</w:t>
-      </w:r>
-      <w:proofErr w:type="gramStart"/>
-      <w:r>
-        <w:rPr>
-          <w:i/>
-          <w:color w:val="666666"/>
-        </w:rPr>
-        <w:t>一</w:t>
-      </w:r>
-      <w:proofErr w:type="gramEnd"/>
-      <w:r>
-        <w:rPr>
-          <w:i/>
-          <w:color w:val="666666"/>
-        </w:rPr>
-        <w:t>关键节点失败则提前</w:t>
-      </w:r>
-      <w:r>
-        <w:rPr>
-          <w:i/>
-          <w:color w:val="666666"/>
-        </w:rPr>
-        <w:t xml:space="preserve"> STOP</w:t>
-      </w:r>
-      <w:r>
-        <w:rPr>
-          <w:i/>
-          <w:color w:val="666666"/>
-        </w:rPr>
-        <w:t>）。各脚本最终统计计数</w:t>
-      </w:r>
-      <w:r>
-        <w:rPr>
-          <w:i/>
-          <w:color w:val="666666"/>
-        </w:rPr>
-        <w:t xml:space="preserve"> FAILED = 0</w:t>
-      </w:r>
-      <w:r>
-        <w:rPr>
-          <w:i/>
-          <w:color w:val="666666"/>
-        </w:rPr>
-        <w:t>。</w:t>
-      </w:r>
-    </w:p>
-    <w:p>
-      <w:pPr>
-        <w:spacing w:before="240" w:after="160"/>
-      </w:pPr>
-      <w:r>
-        <w:rPr>
-          <w:rFonts w:ascii="Arial" w:eastAsia="黑体" w:hAnsi="Arial"/>
-          <w:b/>
-          <w:sz w:val="26"/>
-        </w:rPr>
-        <w:t xml:space="preserve">2.1 </w:t>
-      </w:r>
-      <w:r>
-        <w:rPr>
-          <w:rFonts w:ascii="Arial" w:eastAsia="黑体" w:hAnsi="Arial"/>
-          <w:b/>
-          <w:sz w:val="26"/>
-        </w:rPr>
-        <w:t>用户域（</w:t>
-      </w:r>
-      <w:r>
-        <w:rPr>
-          <w:rFonts w:ascii="Arial" w:eastAsia="黑体" w:hAnsi="Arial"/>
-          <w:b/>
-          <w:sz w:val="26"/>
-        </w:rPr>
-        <w:t>TC-U</w:t>
-      </w:r>
-      <w:r>
-        <w:rPr>
-          <w:rFonts w:ascii="Arial" w:eastAsia="黑体" w:hAnsi="Arial"/>
-          <w:b/>
-          <w:sz w:val="26"/>
-        </w:rPr>
-        <w:t>）</w:t>
-      </w:r>
-    </w:p>
-    <w:tbl>
-      <w:tblPr>
-        <w:tblStyle w:val="11"/>
-        <w:tblW w:w="0" w:type="auto"/>
-        <w:tblLook w:val="04A0" w:firstRow="1" w:lastRow="0" w:firstColumn="1" w:lastColumn="0" w:noHBand="0" w:noVBand="1"/>
-      </w:tblPr>
-      <w:tblGrid>
-        <w:gridCol w:w="1456"/>
-        <w:gridCol w:w="2531"/>
-        <w:gridCol w:w="3575"/>
-        <w:gridCol w:w="734"/>
+        <w:gridCol w:w="4153"/>
+        <w:gridCol w:w="4153"/>
       </w:tblGrid>
       <w:tr>
         <w:trPr>
@@ -2346,50 +1735,24 @@
         <w:tc>
           <w:tcPr>
             <w:cnfStyle w:val="001000000000" w:firstRow="0" w:lastRow="0" w:firstColumn="1" w:lastColumn="0" w:oddVBand="0" w:evenVBand="0" w:oddHBand="0" w:evenHBand="0" w:firstRowFirstColumn="0" w:firstRowLastColumn="0" w:lastRowFirstColumn="0" w:lastRowLastColumn="0"/>
-            <w:tcW w:w="2076" w:type="dxa"/>
-          </w:tcPr>
-          <w:p>
-            <w:r>
-              <w:t>用例</w:t>
-            </w:r>
-          </w:p>
-        </w:tc>
-        <w:tc>
-          <w:tcPr>
-            <w:tcW w:w="2076" w:type="dxa"/>
+            <w:tcW w:w="4153" w:type="dxa"/>
+          </w:tcPr>
+          <w:p>
+            <w:r>
+              <w:t>项</w:t>
+            </w:r>
+          </w:p>
+        </w:tc>
+        <w:tc>
+          <w:tcPr>
+            <w:tcW w:w="4153" w:type="dxa"/>
           </w:tcPr>
           <w:p>
             <w:pPr>
               <w:cnfStyle w:val="100000000000" w:firstRow="1" w:lastRow="0" w:firstColumn="0" w:lastColumn="0" w:oddVBand="0" w:evenVBand="0" w:oddHBand="0" w:evenHBand="0" w:firstRowFirstColumn="0" w:firstRowLastColumn="0" w:lastRowFirstColumn="0" w:lastRowLastColumn="0"/>
             </w:pPr>
             <w:r>
-              <w:t>接口</w:t>
-            </w:r>
-          </w:p>
-        </w:tc>
-        <w:tc>
-          <w:tcPr>
-            <w:tcW w:w="2076" w:type="dxa"/>
-          </w:tcPr>
-          <w:p>
-            <w:pPr>
-              <w:cnfStyle w:val="100000000000" w:firstRow="1" w:lastRow="0" w:firstColumn="0" w:lastColumn="0" w:oddVBand="0" w:evenVBand="0" w:oddHBand="0" w:evenHBand="0" w:firstRowFirstColumn="0" w:firstRowLastColumn="0" w:lastRowFirstColumn="0" w:lastRowLastColumn="0"/>
-            </w:pPr>
-            <w:r>
-              <w:t>脚本</w:t>
-            </w:r>
-          </w:p>
-        </w:tc>
-        <w:tc>
-          <w:tcPr>
-            <w:tcW w:w="2076" w:type="dxa"/>
-          </w:tcPr>
-          <w:p>
-            <w:pPr>
-              <w:cnfStyle w:val="100000000000" w:firstRow="1" w:lastRow="0" w:firstColumn="0" w:lastColumn="0" w:oddVBand="0" w:evenVBand="0" w:oddHBand="0" w:evenHBand="0" w:firstRowFirstColumn="0" w:firstRowLastColumn="0" w:lastRowFirstColumn="0" w:lastRowLastColumn="0"/>
-            </w:pPr>
-            <w:r>
-              <w:t>结果</w:t>
+              <w:t>值</w:t>
             </w:r>
           </w:p>
         </w:tc>
@@ -2401,76 +1764,24 @@
         <w:tc>
           <w:tcPr>
             <w:cnfStyle w:val="001000000000" w:firstRow="0" w:lastRow="0" w:firstColumn="1" w:lastColumn="0" w:oddVBand="0" w:evenVBand="0" w:oddHBand="0" w:evenHBand="0" w:firstRowFirstColumn="0" w:firstRowLastColumn="0" w:lastRowFirstColumn="0" w:lastRowLastColumn="0"/>
-            <w:tcW w:w="2076" w:type="dxa"/>
-          </w:tcPr>
-          <w:p>
-            <w:r>
-              <w:t xml:space="preserve">TC-U01 </w:t>
-            </w:r>
-            <w:r>
-              <w:t>注册</w:t>
-            </w:r>
-          </w:p>
-        </w:tc>
-        <w:tc>
-          <w:tcPr>
-            <w:tcW w:w="2076" w:type="dxa"/>
+            <w:tcW w:w="4153" w:type="dxa"/>
+          </w:tcPr>
+          <w:p>
+            <w:r>
+              <w:t>OS</w:t>
+            </w:r>
+          </w:p>
+        </w:tc>
+        <w:tc>
+          <w:tcPr>
+            <w:tcW w:w="4153" w:type="dxa"/>
           </w:tcPr>
           <w:p>
             <w:pPr>
               <w:cnfStyle w:val="000000100000" w:firstRow="0" w:lastRow="0" w:firstColumn="0" w:lastColumn="0" w:oddVBand="0" w:evenVBand="0" w:oddHBand="1" w:evenHBand="0" w:firstRowFirstColumn="0" w:firstRowLastColumn="0" w:lastRowFirstColumn="0" w:lastRowLastColumn="0"/>
             </w:pPr>
             <w:r>
-              <w:t>POST /</w:t>
-            </w:r>
-            <w:proofErr w:type="spellStart"/>
-            <w:r>
-              <w:t>api</w:t>
-            </w:r>
-            <w:proofErr w:type="spellEnd"/>
-            <w:r>
-              <w:t>/user/register</w:t>
-            </w:r>
-          </w:p>
-        </w:tc>
-        <w:tc>
-          <w:tcPr>
-            <w:tcW w:w="2076" w:type="dxa"/>
-          </w:tcPr>
-          <w:p>
-            <w:pPr>
-              <w:cnfStyle w:val="000000100000" w:firstRow="0" w:lastRow="0" w:firstColumn="0" w:lastColumn="0" w:oddVBand="0" w:evenVBand="0" w:oddHBand="1" w:evenHBand="0" w:firstRowFirstColumn="0" w:firstRowLastColumn="0" w:lastRowFirstColumn="0" w:lastRowLastColumn="0"/>
-            </w:pPr>
-            <w:r>
-              <w:t>run_backend_api_tests.py</w:t>
-            </w:r>
-            <w:r>
-              <w:t>（在用户</w:t>
-            </w:r>
-            <w:r>
-              <w:t>/</w:t>
-            </w:r>
-            <w:r>
-              <w:t>商家</w:t>
-            </w:r>
-            <w:r>
-              <w:t>/</w:t>
-            </w:r>
-            <w:r>
-              <w:t>管理员任一不存在时被触发）</w:t>
-            </w:r>
-          </w:p>
-        </w:tc>
-        <w:tc>
-          <w:tcPr>
-            <w:tcW w:w="2076" w:type="dxa"/>
-          </w:tcPr>
-          <w:p>
-            <w:pPr>
-              <w:cnfStyle w:val="000000100000" w:firstRow="0" w:lastRow="0" w:firstColumn="0" w:lastColumn="0" w:oddVBand="0" w:evenVBand="0" w:oddHBand="1" w:evenHBand="0" w:firstRowFirstColumn="0" w:firstRowLastColumn="0" w:lastRowFirstColumn="0" w:lastRowLastColumn="0"/>
-            </w:pPr>
-            <w:r>
-              <w:t>PASS</w:t>
+              <w:t>Windows 11</w:t>
             </w:r>
           </w:p>
         </w:tc>
@@ -2479,61 +1790,24 @@
         <w:tc>
           <w:tcPr>
             <w:cnfStyle w:val="001000000000" w:firstRow="0" w:lastRow="0" w:firstColumn="1" w:lastColumn="0" w:oddVBand="0" w:evenVBand="0" w:oddHBand="0" w:evenHBand="0" w:firstRowFirstColumn="0" w:firstRowLastColumn="0" w:lastRowFirstColumn="0" w:lastRowLastColumn="0"/>
-            <w:tcW w:w="2076" w:type="dxa"/>
-          </w:tcPr>
-          <w:p>
-            <w:r>
-              <w:t xml:space="preserve">TC-U02 </w:t>
-            </w:r>
-            <w:r>
-              <w:t>登录</w:t>
-            </w:r>
-          </w:p>
-        </w:tc>
-        <w:tc>
-          <w:tcPr>
-            <w:tcW w:w="2076" w:type="dxa"/>
+            <w:tcW w:w="4153" w:type="dxa"/>
+          </w:tcPr>
+          <w:p>
+            <w:r>
+              <w:t>JDK</w:t>
+            </w:r>
+          </w:p>
+        </w:tc>
+        <w:tc>
+          <w:tcPr>
+            <w:tcW w:w="4153" w:type="dxa"/>
           </w:tcPr>
           <w:p>
             <w:pPr>
               <w:cnfStyle w:val="000000000000" w:firstRow="0" w:lastRow="0" w:firstColumn="0" w:lastColumn="0" w:oddVBand="0" w:evenVBand="0" w:oddHBand="0" w:evenHBand="0" w:firstRowFirstColumn="0" w:firstRowLastColumn="0" w:lastRowFirstColumn="0" w:lastRowLastColumn="0"/>
             </w:pPr>
             <w:r>
-              <w:t>POST /</w:t>
-            </w:r>
-            <w:proofErr w:type="spellStart"/>
-            <w:r>
-              <w:t>api</w:t>
-            </w:r>
-            <w:proofErr w:type="spellEnd"/>
-            <w:r>
-              <w:t>/user/login</w:t>
-            </w:r>
-          </w:p>
-        </w:tc>
-        <w:tc>
-          <w:tcPr>
-            <w:tcW w:w="2076" w:type="dxa"/>
-          </w:tcPr>
-          <w:p>
-            <w:pPr>
-              <w:cnfStyle w:val="000000000000" w:firstRow="0" w:lastRow="0" w:firstColumn="0" w:lastColumn="0" w:oddVBand="0" w:evenVBand="0" w:oddHBand="0" w:evenHBand="0" w:firstRowFirstColumn="0" w:firstRowLastColumn="0" w:lastRowFirstColumn="0" w:lastRowLastColumn="0"/>
-            </w:pPr>
-            <w:r>
-              <w:t>同上</w:t>
-            </w:r>
-          </w:p>
-        </w:tc>
-        <w:tc>
-          <w:tcPr>
-            <w:tcW w:w="2076" w:type="dxa"/>
-          </w:tcPr>
-          <w:p>
-            <w:pPr>
-              <w:cnfStyle w:val="000000000000" w:firstRow="0" w:lastRow="0" w:firstColumn="0" w:lastColumn="0" w:oddVBand="0" w:evenVBand="0" w:oddHBand="0" w:evenHBand="0" w:firstRowFirstColumn="0" w:firstRowLastColumn="0" w:lastRowFirstColumn="0" w:lastRowLastColumn="0"/>
-            </w:pPr>
-            <w:r>
-              <w:t>PASS</w:t>
+              <w:t>17 LTS</w:t>
             </w:r>
           </w:p>
         </w:tc>
@@ -2545,61 +1819,45 @@
         <w:tc>
           <w:tcPr>
             <w:cnfStyle w:val="001000000000" w:firstRow="0" w:lastRow="0" w:firstColumn="1" w:lastColumn="0" w:oddVBand="0" w:evenVBand="0" w:oddHBand="0" w:evenHBand="0" w:firstRowFirstColumn="0" w:firstRowLastColumn="0" w:lastRowFirstColumn="0" w:lastRowLastColumn="0"/>
-            <w:tcW w:w="2076" w:type="dxa"/>
-          </w:tcPr>
-          <w:p>
-            <w:r>
-              <w:t xml:space="preserve">TC-U03 </w:t>
-            </w:r>
-            <w:r>
-              <w:t>当前用户</w:t>
-            </w:r>
-          </w:p>
-        </w:tc>
-        <w:tc>
-          <w:tcPr>
-            <w:tcW w:w="2076" w:type="dxa"/>
+            <w:tcW w:w="4153" w:type="dxa"/>
+          </w:tcPr>
+          <w:p>
+            <w:r>
+              <w:t>Python</w:t>
+            </w:r>
+          </w:p>
+        </w:tc>
+        <w:tc>
+          <w:tcPr>
+            <w:tcW w:w="4153" w:type="dxa"/>
           </w:tcPr>
           <w:p>
             <w:pPr>
               <w:cnfStyle w:val="000000100000" w:firstRow="0" w:lastRow="0" w:firstColumn="0" w:lastColumn="0" w:oddVBand="0" w:evenVBand="0" w:oddHBand="1" w:evenHBand="0" w:firstRowFirstColumn="0" w:firstRowLastColumn="0" w:lastRowFirstColumn="0" w:lastRowLastColumn="0"/>
             </w:pPr>
             <w:r>
-              <w:t>GET /</w:t>
-            </w:r>
-            <w:proofErr w:type="spellStart"/>
-            <w:r>
-              <w:t>api</w:t>
-            </w:r>
-            <w:proofErr w:type="spellEnd"/>
-            <w:r>
-              <w:t>/user/me</w:t>
-            </w:r>
-          </w:p>
-        </w:tc>
-        <w:tc>
-          <w:tcPr>
-            <w:tcW w:w="2076" w:type="dxa"/>
-          </w:tcPr>
-          <w:p>
-            <w:pPr>
-              <w:cnfStyle w:val="000000100000" w:firstRow="0" w:lastRow="0" w:firstColumn="0" w:lastColumn="0" w:oddVBand="0" w:evenVBand="0" w:oddHBand="1" w:evenHBand="0" w:firstRowFirstColumn="0" w:firstRowLastColumn="0" w:lastRowFirstColumn="0" w:lastRowLastColumn="0"/>
-            </w:pPr>
-            <w:r>
-              <w:t>run_backend_api_tests.py</w:t>
-            </w:r>
-          </w:p>
-        </w:tc>
-        <w:tc>
-          <w:tcPr>
-            <w:tcW w:w="2076" w:type="dxa"/>
-          </w:tcPr>
-          <w:p>
-            <w:pPr>
-              <w:cnfStyle w:val="000000100000" w:firstRow="0" w:lastRow="0" w:firstColumn="0" w:lastColumn="0" w:oddVBand="0" w:evenVBand="0" w:oddHBand="1" w:evenHBand="0" w:firstRowFirstColumn="0" w:firstRowLastColumn="0" w:lastRowFirstColumn="0" w:lastRowLastColumn="0"/>
-            </w:pPr>
-            <w:r>
-              <w:t>PASS</w:t>
+              <w:t>3.x</w:t>
+            </w:r>
+            <w:r>
+              <w:t>（主脚本依赖</w:t>
+            </w:r>
+            <w:r>
+              <w:t xml:space="preserve"> urllib</w:t>
+            </w:r>
+            <w:r>
+              <w:t>；</w:t>
+            </w:r>
+            <w:r>
+              <w:t xml:space="preserve">run_backend_api_ws_pickup_test.py </w:t>
+            </w:r>
+            <w:r>
+              <w:t>另需</w:t>
+            </w:r>
+            <w:r>
+              <w:t xml:space="preserve"> pip install websockets</w:t>
+            </w:r>
+            <w:r>
+              <w:t>）</w:t>
             </w:r>
           </w:p>
         </w:tc>
@@ -2608,70 +1866,24 @@
         <w:tc>
           <w:tcPr>
             <w:cnfStyle w:val="001000000000" w:firstRow="0" w:lastRow="0" w:firstColumn="1" w:lastColumn="0" w:oddVBand="0" w:evenVBand="0" w:oddHBand="0" w:evenHBand="0" w:firstRowFirstColumn="0" w:firstRowLastColumn="0" w:lastRowFirstColumn="0" w:lastRowLastColumn="0"/>
-            <w:tcW w:w="2076" w:type="dxa"/>
-          </w:tcPr>
-          <w:p>
-            <w:r>
-              <w:t xml:space="preserve">TC-U04 </w:t>
-            </w:r>
-            <w:r>
-              <w:lastRenderedPageBreak/>
-              <w:t xml:space="preserve">Token </w:t>
-            </w:r>
-            <w:r>
-              <w:t>刷新</w:t>
-            </w:r>
-          </w:p>
-        </w:tc>
-        <w:tc>
-          <w:tcPr>
-            <w:tcW w:w="2076" w:type="dxa"/>
+            <w:tcW w:w="4153" w:type="dxa"/>
+          </w:tcPr>
+          <w:p>
+            <w:r>
+              <w:t>Spring Boot</w:t>
+            </w:r>
+          </w:p>
+        </w:tc>
+        <w:tc>
+          <w:tcPr>
+            <w:tcW w:w="4153" w:type="dxa"/>
           </w:tcPr>
           <w:p>
             <w:pPr>
               <w:cnfStyle w:val="000000000000" w:firstRow="0" w:lastRow="0" w:firstColumn="0" w:lastColumn="0" w:oddVBand="0" w:evenVBand="0" w:oddHBand="0" w:evenHBand="0" w:firstRowFirstColumn="0" w:firstRowLastColumn="0" w:lastRowFirstColumn="0" w:lastRowLastColumn="0"/>
             </w:pPr>
             <w:r>
-              <w:lastRenderedPageBreak/>
-              <w:t>POST /</w:t>
-            </w:r>
-            <w:proofErr w:type="spellStart"/>
-            <w:r>
-              <w:t>api</w:t>
-            </w:r>
-            <w:proofErr w:type="spellEnd"/>
-            <w:r>
-              <w:t>/user/refresh</w:t>
-            </w:r>
-          </w:p>
-        </w:tc>
-        <w:tc>
-          <w:tcPr>
-            <w:tcW w:w="2076" w:type="dxa"/>
-          </w:tcPr>
-          <w:p>
-            <w:pPr>
-              <w:cnfStyle w:val="000000000000" w:firstRow="0" w:lastRow="0" w:firstColumn="0" w:lastColumn="0" w:oddVBand="0" w:evenVBand="0" w:oddHBand="0" w:evenHBand="0" w:firstRowFirstColumn="0" w:firstRowLastColumn="0" w:lastRowFirstColumn="0" w:lastRowLastColumn="0"/>
-            </w:pPr>
-            <w:r>
-              <w:t>run_backend_api_tests.py</w:t>
-            </w:r>
-          </w:p>
-        </w:tc>
-        <w:tc>
-          <w:tcPr>
-            <w:tcW w:w="2076" w:type="dxa"/>
-          </w:tcPr>
-          <w:p>
-            <w:pPr>
-              <w:cnfStyle w:val="000000000000" w:firstRow="0" w:lastRow="0" w:firstColumn="0" w:lastColumn="0" w:oddVBand="0" w:evenVBand="0" w:oddHBand="0" w:evenHBand="0" w:firstRowFirstColumn="0" w:firstRowLastColumn="0" w:lastRowFirstColumn="0" w:lastRowLastColumn="0"/>
-            </w:pPr>
-            <w:r>
-              <w:t>PAS</w:t>
-            </w:r>
-            <w:r>
-              <w:lastRenderedPageBreak/>
-              <w:t>S</w:t>
+              <w:t>3.2.5</w:t>
             </w:r>
           </w:p>
         </w:tc>
@@ -2683,62 +1895,24 @@
         <w:tc>
           <w:tcPr>
             <w:cnfStyle w:val="001000000000" w:firstRow="0" w:lastRow="0" w:firstColumn="1" w:lastColumn="0" w:oddVBand="0" w:evenVBand="0" w:oddHBand="0" w:evenHBand="0" w:firstRowFirstColumn="0" w:firstRowLastColumn="0" w:lastRowFirstColumn="0" w:lastRowLastColumn="0"/>
-            <w:tcW w:w="2076" w:type="dxa"/>
-          </w:tcPr>
-          <w:p>
-            <w:r>
-              <w:lastRenderedPageBreak/>
-              <w:t xml:space="preserve">TC-U05 </w:t>
-            </w:r>
-            <w:r>
-              <w:t>修改个人信息</w:t>
-            </w:r>
-          </w:p>
-        </w:tc>
-        <w:tc>
-          <w:tcPr>
-            <w:tcW w:w="2076" w:type="dxa"/>
+            <w:tcW w:w="4153" w:type="dxa"/>
+          </w:tcPr>
+          <w:p>
+            <w:r>
+              <w:t>Spring Cloud</w:t>
+            </w:r>
+          </w:p>
+        </w:tc>
+        <w:tc>
+          <w:tcPr>
+            <w:tcW w:w="4153" w:type="dxa"/>
           </w:tcPr>
           <w:p>
             <w:pPr>
               <w:cnfStyle w:val="000000100000" w:firstRow="0" w:lastRow="0" w:firstColumn="0" w:lastColumn="0" w:oddVBand="0" w:evenVBand="0" w:oddHBand="1" w:evenHBand="0" w:firstRowFirstColumn="0" w:firstRowLastColumn="0" w:lastRowFirstColumn="0" w:lastRowLastColumn="0"/>
             </w:pPr>
             <w:r>
-              <w:t>PUT /</w:t>
-            </w:r>
-            <w:proofErr w:type="spellStart"/>
-            <w:r>
-              <w:t>api</w:t>
-            </w:r>
-            <w:proofErr w:type="spellEnd"/>
-            <w:r>
-              <w:t>/user/me</w:t>
-            </w:r>
-          </w:p>
-        </w:tc>
-        <w:tc>
-          <w:tcPr>
-            <w:tcW w:w="2076" w:type="dxa"/>
-          </w:tcPr>
-          <w:p>
-            <w:pPr>
-              <w:cnfStyle w:val="000000100000" w:firstRow="0" w:lastRow="0" w:firstColumn="0" w:lastColumn="0" w:oddVBand="0" w:evenVBand="0" w:oddHBand="1" w:evenHBand="0" w:firstRowFirstColumn="0" w:firstRowLastColumn="0" w:lastRowFirstColumn="0" w:lastRowLastColumn="0"/>
-            </w:pPr>
-            <w:r>
-              <w:t>（手动用例，未脚本化）</w:t>
-            </w:r>
-          </w:p>
-        </w:tc>
-        <w:tc>
-          <w:tcPr>
-            <w:tcW w:w="2076" w:type="dxa"/>
-          </w:tcPr>
-          <w:p>
-            <w:pPr>
-              <w:cnfStyle w:val="000000100000" w:firstRow="0" w:lastRow="0" w:firstColumn="0" w:lastColumn="0" w:oddVBand="0" w:evenVBand="0" w:oddHBand="1" w:evenHBand="0" w:firstRowFirstColumn="0" w:firstRowLastColumn="0" w:lastRowFirstColumn="0" w:lastRowLastColumn="0"/>
-            </w:pPr>
-            <w:r>
-              <w:t>未覆盖</w:t>
+              <w:t>2023.0.1 / Alibaba 2023.0.1.0</w:t>
             </w:r>
           </w:p>
         </w:tc>
@@ -2747,67 +1921,24 @@
         <w:tc>
           <w:tcPr>
             <w:cnfStyle w:val="001000000000" w:firstRow="0" w:lastRow="0" w:firstColumn="1" w:lastColumn="0" w:oddVBand="0" w:evenVBand="0" w:oddHBand="0" w:evenHBand="0" w:firstRowFirstColumn="0" w:firstRowLastColumn="0" w:lastRowFirstColumn="0" w:lastRowLastColumn="0"/>
-            <w:tcW w:w="2076" w:type="dxa"/>
-          </w:tcPr>
-          <w:p>
-            <w:r>
-              <w:t xml:space="preserve">TC-U06 </w:t>
-            </w:r>
-            <w:r>
-              <w:t>用户列表（</w:t>
-            </w:r>
-            <w:r>
-              <w:t>ADMIN</w:t>
-            </w:r>
-            <w:r>
-              <w:t>）</w:t>
-            </w:r>
-          </w:p>
-        </w:tc>
-        <w:tc>
-          <w:tcPr>
-            <w:tcW w:w="2076" w:type="dxa"/>
+            <w:tcW w:w="4153" w:type="dxa"/>
+          </w:tcPr>
+          <w:p>
+            <w:r>
+              <w:t>Nacos</w:t>
+            </w:r>
+          </w:p>
+        </w:tc>
+        <w:tc>
+          <w:tcPr>
+            <w:tcW w:w="4153" w:type="dxa"/>
           </w:tcPr>
           <w:p>
             <w:pPr>
               <w:cnfStyle w:val="000000000000" w:firstRow="0" w:lastRow="0" w:firstColumn="0" w:lastColumn="0" w:oddVBand="0" w:evenVBand="0" w:oddHBand="0" w:evenHBand="0" w:firstRowFirstColumn="0" w:firstRowLastColumn="0" w:lastRowFirstColumn="0" w:lastRowLastColumn="0"/>
             </w:pPr>
             <w:r>
-              <w:t>GET /</w:t>
-            </w:r>
-            <w:proofErr w:type="spellStart"/>
-            <w:r>
-              <w:t>api</w:t>
-            </w:r>
-            <w:proofErr w:type="spellEnd"/>
-            <w:r>
-              <w:t>/user/list</w:t>
-            </w:r>
-          </w:p>
-        </w:tc>
-        <w:tc>
-          <w:tcPr>
-            <w:tcW w:w="2076" w:type="dxa"/>
-          </w:tcPr>
-          <w:p>
-            <w:pPr>
-              <w:cnfStyle w:val="000000000000" w:firstRow="0" w:lastRow="0" w:firstColumn="0" w:lastColumn="0" w:oddVBand="0" w:evenVBand="0" w:oddHBand="0" w:evenHBand="0" w:firstRowFirstColumn="0" w:firstRowLastColumn="0" w:lastRowFirstColumn="0" w:lastRowLastColumn="0"/>
-            </w:pPr>
-            <w:r>
-              <w:t>run_backend_api_additional_tests.py TC-U06-admin-list</w:t>
-            </w:r>
-          </w:p>
-        </w:tc>
-        <w:tc>
-          <w:tcPr>
-            <w:tcW w:w="2076" w:type="dxa"/>
-          </w:tcPr>
-          <w:p>
-            <w:pPr>
-              <w:cnfStyle w:val="000000000000" w:firstRow="0" w:lastRow="0" w:firstColumn="0" w:lastColumn="0" w:oddVBand="0" w:evenVBand="0" w:oddHBand="0" w:evenHBand="0" w:firstRowFirstColumn="0" w:firstRowLastColumn="0" w:lastRowFirstColumn="0" w:lastRowLastColumn="0"/>
-            </w:pPr>
-            <w:r>
-              <w:t>PASS</w:t>
+              <w:t>2.2.3</w:t>
             </w:r>
           </w:p>
         </w:tc>
@@ -2819,70 +1950,24 @@
         <w:tc>
           <w:tcPr>
             <w:cnfStyle w:val="001000000000" w:firstRow="0" w:lastRow="0" w:firstColumn="1" w:lastColumn="0" w:oddVBand="0" w:evenVBand="0" w:oddHBand="0" w:evenHBand="0" w:firstRowFirstColumn="0" w:firstRowLastColumn="0" w:lastRowFirstColumn="0" w:lastRowLastColumn="0"/>
-            <w:tcW w:w="2076" w:type="dxa"/>
-          </w:tcPr>
-          <w:p>
-            <w:r>
-              <w:t xml:space="preserve">TC-U06 </w:t>
-            </w:r>
-            <w:r>
-              <w:t>用户列表越权</w:t>
-            </w:r>
-          </w:p>
-        </w:tc>
-        <w:tc>
-          <w:tcPr>
-            <w:tcW w:w="2076" w:type="dxa"/>
+            <w:tcW w:w="4153" w:type="dxa"/>
+          </w:tcPr>
+          <w:p>
+            <w:r>
+              <w:t>MySQL</w:t>
+            </w:r>
+          </w:p>
+        </w:tc>
+        <w:tc>
+          <w:tcPr>
+            <w:tcW w:w="4153" w:type="dxa"/>
           </w:tcPr>
           <w:p>
             <w:pPr>
               <w:cnfStyle w:val="000000100000" w:firstRow="0" w:lastRow="0" w:firstColumn="0" w:lastColumn="0" w:oddVBand="0" w:evenVBand="0" w:oddHBand="1" w:evenHBand="0" w:firstRowFirstColumn="0" w:firstRowLastColumn="0" w:lastRowFirstColumn="0" w:lastRowLastColumn="0"/>
             </w:pPr>
             <w:r>
-              <w:t>GET /</w:t>
-            </w:r>
-            <w:proofErr w:type="spellStart"/>
-            <w:r>
-              <w:t>api</w:t>
-            </w:r>
-            <w:proofErr w:type="spellEnd"/>
-            <w:r>
-              <w:t>/user/list</w:t>
-            </w:r>
-            <w:r>
-              <w:t>（</w:t>
-            </w:r>
-            <w:r>
-              <w:t>USER token</w:t>
-            </w:r>
-            <w:r>
-              <w:t>）</w:t>
-            </w:r>
-          </w:p>
-        </w:tc>
-        <w:tc>
-          <w:tcPr>
-            <w:tcW w:w="2076" w:type="dxa"/>
-          </w:tcPr>
-          <w:p>
-            <w:pPr>
-              <w:cnfStyle w:val="000000100000" w:firstRow="0" w:lastRow="0" w:firstColumn="0" w:lastColumn="0" w:oddVBand="0" w:evenVBand="0" w:oddHBand="1" w:evenHBand="0" w:firstRowFirstColumn="0" w:firstRowLastColumn="0" w:lastRowFirstColumn="0" w:lastRowLastColumn="0"/>
-            </w:pPr>
-            <w:r>
-              <w:t>additional TC-U06-forbidden-user-list</w:t>
-            </w:r>
-          </w:p>
-        </w:tc>
-        <w:tc>
-          <w:tcPr>
-            <w:tcW w:w="2076" w:type="dxa"/>
-          </w:tcPr>
-          <w:p>
-            <w:pPr>
-              <w:cnfStyle w:val="000000100000" w:firstRow="0" w:lastRow="0" w:firstColumn="0" w:lastColumn="0" w:oddVBand="0" w:evenVBand="0" w:oddHBand="1" w:evenHBand="0" w:firstRowFirstColumn="0" w:firstRowLastColumn="0" w:lastRowFirstColumn="0" w:lastRowLastColumn="0"/>
-            </w:pPr>
-            <w:r>
-              <w:t>PASS</w:t>
+              <w:t>8.0</w:t>
             </w:r>
           </w:p>
         </w:tc>
@@ -2891,61 +1976,24 @@
         <w:tc>
           <w:tcPr>
             <w:cnfStyle w:val="001000000000" w:firstRow="0" w:lastRow="0" w:firstColumn="1" w:lastColumn="0" w:oddVBand="0" w:evenVBand="0" w:oddHBand="0" w:evenHBand="0" w:firstRowFirstColumn="0" w:firstRowLastColumn="0" w:lastRowFirstColumn="0" w:lastRowLastColumn="0"/>
-            <w:tcW w:w="2076" w:type="dxa"/>
-          </w:tcPr>
-          <w:p>
-            <w:r>
-              <w:t xml:space="preserve">TC-U07 </w:t>
-            </w:r>
-            <w:r>
-              <w:t>修改密码</w:t>
-            </w:r>
-          </w:p>
-        </w:tc>
-        <w:tc>
-          <w:tcPr>
-            <w:tcW w:w="2076" w:type="dxa"/>
+            <w:tcW w:w="4153" w:type="dxa"/>
+          </w:tcPr>
+          <w:p>
+            <w:r>
+              <w:t>Redis</w:t>
+            </w:r>
+          </w:p>
+        </w:tc>
+        <w:tc>
+          <w:tcPr>
+            <w:tcW w:w="4153" w:type="dxa"/>
           </w:tcPr>
           <w:p>
             <w:pPr>
               <w:cnfStyle w:val="000000000000" w:firstRow="0" w:lastRow="0" w:firstColumn="0" w:lastColumn="0" w:oddVBand="0" w:evenVBand="0" w:oddHBand="0" w:evenHBand="0" w:firstRowFirstColumn="0" w:firstRowLastColumn="0" w:lastRowFirstColumn="0" w:lastRowLastColumn="0"/>
             </w:pPr>
             <w:r>
-              <w:t>PUT /</w:t>
-            </w:r>
-            <w:proofErr w:type="spellStart"/>
-            <w:r>
-              <w:t>api</w:t>
-            </w:r>
-            <w:proofErr w:type="spellEnd"/>
-            <w:r>
-              <w:t>/user/me/password</w:t>
-            </w:r>
-          </w:p>
-        </w:tc>
-        <w:tc>
-          <w:tcPr>
-            <w:tcW w:w="2076" w:type="dxa"/>
-          </w:tcPr>
-          <w:p>
-            <w:pPr>
-              <w:cnfStyle w:val="000000000000" w:firstRow="0" w:lastRow="0" w:firstColumn="0" w:lastColumn="0" w:oddVBand="0" w:evenVBand="0" w:oddHBand="0" w:evenHBand="0" w:firstRowFirstColumn="0" w:firstRowLastColumn="0" w:lastRowFirstColumn="0" w:lastRowLastColumn="0"/>
-            </w:pPr>
-            <w:r>
-              <w:t>（手动用例）</w:t>
-            </w:r>
-          </w:p>
-        </w:tc>
-        <w:tc>
-          <w:tcPr>
-            <w:tcW w:w="2076" w:type="dxa"/>
-          </w:tcPr>
-          <w:p>
-            <w:pPr>
-              <w:cnfStyle w:val="000000000000" w:firstRow="0" w:lastRow="0" w:firstColumn="0" w:lastColumn="0" w:oddVBand="0" w:evenVBand="0" w:oddHBand="0" w:evenHBand="0" w:firstRowFirstColumn="0" w:firstRowLastColumn="0" w:lastRowFirstColumn="0" w:lastRowLastColumn="0"/>
-            </w:pPr>
-            <w:r>
-              <w:t>未覆盖</w:t>
+              <w:t>7.x</w:t>
             </w:r>
           </w:p>
         </w:tc>
@@ -2957,67 +2005,24 @@
         <w:tc>
           <w:tcPr>
             <w:cnfStyle w:val="001000000000" w:firstRow="0" w:lastRow="0" w:firstColumn="1" w:lastColumn="0" w:oddVBand="0" w:evenVBand="0" w:oddHBand="0" w:evenHBand="0" w:firstRowFirstColumn="0" w:firstRowLastColumn="0" w:lastRowFirstColumn="0" w:lastRowLastColumn="0"/>
-            <w:tcW w:w="2076" w:type="dxa"/>
-          </w:tcPr>
-          <w:p>
-            <w:r>
-              <w:t xml:space="preserve">TC-U08 </w:t>
-            </w:r>
-            <w:r>
-              <w:t>启用</w:t>
-            </w:r>
-            <w:r>
-              <w:t>/</w:t>
-            </w:r>
-            <w:r>
-              <w:t>禁用用户</w:t>
-            </w:r>
-          </w:p>
-        </w:tc>
-        <w:tc>
-          <w:tcPr>
-            <w:tcW w:w="2076" w:type="dxa"/>
+            <w:tcW w:w="4153" w:type="dxa"/>
+          </w:tcPr>
+          <w:p>
+            <w:r>
+              <w:t>测试入口</w:t>
+            </w:r>
+          </w:p>
+        </w:tc>
+        <w:tc>
+          <w:tcPr>
+            <w:tcW w:w="4153" w:type="dxa"/>
           </w:tcPr>
           <w:p>
             <w:pPr>
               <w:cnfStyle w:val="000000100000" w:firstRow="0" w:lastRow="0" w:firstColumn="0" w:lastColumn="0" w:oddVBand="0" w:evenVBand="0" w:oddHBand="1" w:evenHBand="0" w:firstRowFirstColumn="0" w:firstRowLastColumn="0" w:lastRowFirstColumn="0" w:lastRowLastColumn="0"/>
             </w:pPr>
             <w:r>
-              <w:t>PUT /</w:t>
-            </w:r>
-            <w:proofErr w:type="spellStart"/>
-            <w:r>
-              <w:t>api</w:t>
-            </w:r>
-            <w:proofErr w:type="spellEnd"/>
-            <w:r>
-              <w:t>/user/{id}/status</w:t>
-            </w:r>
-          </w:p>
-        </w:tc>
-        <w:tc>
-          <w:tcPr>
-            <w:tcW w:w="2076" w:type="dxa"/>
-          </w:tcPr>
-          <w:p>
-            <w:pPr>
-              <w:cnfStyle w:val="000000100000" w:firstRow="0" w:lastRow="0" w:firstColumn="0" w:lastColumn="0" w:oddVBand="0" w:evenVBand="0" w:oddHBand="1" w:evenHBand="0" w:firstRowFirstColumn="0" w:firstRowLastColumn="0" w:lastRowFirstColumn="0" w:lastRowLastColumn="0"/>
-            </w:pPr>
-            <w:r>
-              <w:t>（手动用例）</w:t>
-            </w:r>
-          </w:p>
-        </w:tc>
-        <w:tc>
-          <w:tcPr>
-            <w:tcW w:w="2076" w:type="dxa"/>
-          </w:tcPr>
-          <w:p>
-            <w:pPr>
-              <w:cnfStyle w:val="000000100000" w:firstRow="0" w:lastRow="0" w:firstColumn="0" w:lastColumn="0" w:oddVBand="0" w:evenVBand="0" w:oddHBand="1" w:evenHBand="0" w:firstRowFirstColumn="0" w:firstRowLastColumn="0" w:lastRowFirstColumn="0" w:lastRowLastColumn="0"/>
-            </w:pPr>
-            <w:r>
-              <w:t>未覆盖</w:t>
+              <w:t>Gateway http://127.0.0.1:8080</w:t>
             </w:r>
           </w:p>
         </w:tc>
@@ -3026,61 +2031,621 @@
         <w:tc>
           <w:tcPr>
             <w:cnfStyle w:val="001000000000" w:firstRow="0" w:lastRow="0" w:firstColumn="1" w:lastColumn="0" w:oddVBand="0" w:evenVBand="0" w:oddHBand="0" w:evenHBand="0" w:firstRowFirstColumn="0" w:firstRowLastColumn="0" w:lastRowFirstColumn="0" w:lastRowLastColumn="0"/>
-            <w:tcW w:w="2076" w:type="dxa"/>
-          </w:tcPr>
-          <w:p>
-            <w:r>
-              <w:t xml:space="preserve">TC-U09 </w:t>
-            </w:r>
-            <w:r>
-              <w:t>删除用户</w:t>
-            </w:r>
-          </w:p>
-        </w:tc>
-        <w:tc>
-          <w:tcPr>
-            <w:tcW w:w="2076" w:type="dxa"/>
+            <w:tcW w:w="4153" w:type="dxa"/>
+          </w:tcPr>
+          <w:p>
+            <w:r>
+              <w:t>测试账号</w:t>
+            </w:r>
+          </w:p>
+        </w:tc>
+        <w:tc>
+          <w:tcPr>
+            <w:tcW w:w="4153" w:type="dxa"/>
           </w:tcPr>
           <w:p>
             <w:pPr>
               <w:cnfStyle w:val="000000000000" w:firstRow="0" w:lastRow="0" w:firstColumn="0" w:lastColumn="0" w:oddVBand="0" w:evenVBand="0" w:oddHBand="0" w:evenHBand="0" w:firstRowFirstColumn="0" w:firstRowLastColumn="0" w:lastRowFirstColumn="0" w:lastRowLastColumn="0"/>
             </w:pPr>
             <w:r>
-              <w:t>DELETE /</w:t>
-            </w:r>
-            <w:proofErr w:type="spellStart"/>
-            <w:r>
-              <w:t>api</w:t>
-            </w:r>
-            <w:proofErr w:type="spellEnd"/>
-            <w:r>
-              <w:t>/user/{id}</w:t>
-            </w:r>
-          </w:p>
-        </w:tc>
-        <w:tc>
-          <w:tcPr>
-            <w:tcW w:w="2076" w:type="dxa"/>
-          </w:tcPr>
-          <w:p>
-            <w:pPr>
-              <w:cnfStyle w:val="000000000000" w:firstRow="0" w:lastRow="0" w:firstColumn="0" w:lastColumn="0" w:oddVBand="0" w:evenVBand="0" w:oddHBand="0" w:evenHBand="0" w:firstRowFirstColumn="0" w:firstRowLastColumn="0" w:lastRowFirstColumn="0" w:lastRowLastColumn="0"/>
-            </w:pPr>
-            <w:r>
-              <w:t>（手动用例）</w:t>
-            </w:r>
-          </w:p>
-        </w:tc>
-        <w:tc>
-          <w:tcPr>
-            <w:tcW w:w="2076" w:type="dxa"/>
-          </w:tcPr>
-          <w:p>
-            <w:pPr>
-              <w:cnfStyle w:val="000000000000" w:firstRow="0" w:lastRow="0" w:firstColumn="0" w:lastColumn="0" w:oddVBand="0" w:evenVBand="0" w:oddHBand="0" w:evenHBand="0" w:firstRowFirstColumn="0" w:firstRowLastColumn="0" w:lastRowFirstColumn="0" w:lastRowLastColumn="0"/>
-            </w:pPr>
-            <w:r>
-              <w:t>未覆盖</w:t>
+              <w:t>管理员</w:t>
+            </w:r>
+            <w:r>
+              <w:t xml:space="preserve"> 13800000000</w:t>
+            </w:r>
+            <w:r>
+              <w:t>（密码以本地为准，仓库</w:t>
+            </w:r>
+            <w:r>
+              <w:t xml:space="preserve"> password.md </w:t>
+            </w:r>
+            <w:r>
+              <w:t>为</w:t>
+            </w:r>
+            <w:r>
+              <w:t xml:space="preserve"> 123456</w:t>
+            </w:r>
+            <w:r>
+              <w:t>；脚本可用</w:t>
+            </w:r>
+            <w:r>
+              <w:t xml:space="preserve"> --admin-password</w:t>
+            </w:r>
+            <w:r>
+              <w:t>）、商家</w:t>
+            </w:r>
+            <w:r>
+              <w:t xml:space="preserve"> 13800000001/123456</w:t>
+            </w:r>
+            <w:r>
+              <w:t>、普通用户</w:t>
+            </w:r>
+            <w:r>
+              <w:t xml:space="preserve"> 13800000002/user123</w:t>
+            </w:r>
+            <w:r>
+              <w:t>（角色字段已通过</w:t>
+            </w:r>
+            <w:r>
+              <w:t xml:space="preserve"> SQL </w:t>
+            </w:r>
+            <w:r>
+              <w:t>设定）</w:t>
+            </w:r>
+          </w:p>
+        </w:tc>
+      </w:tr>
+    </w:tbl>
+    <w:p>
+      <w:pPr>
+        <w:spacing w:before="240" w:after="160"/>
+      </w:pPr>
+      <w:r>
+        <w:rPr>
+          <w:rFonts w:ascii="Arial" w:eastAsia="黑体" w:hAnsi="Arial"/>
+          <w:b/>
+          <w:sz w:val="26"/>
+        </w:rPr>
+        <w:t xml:space="preserve">1.5 </w:t>
+      </w:r>
+      <w:r>
+        <w:rPr>
+          <w:rFonts w:ascii="Arial" w:eastAsia="黑体" w:hAnsi="Arial"/>
+          <w:b/>
+          <w:sz w:val="26"/>
+        </w:rPr>
+        <w:t>执行方式</w:t>
+      </w:r>
+    </w:p>
+    <w:p>
+      <w:pPr>
+        <w:spacing w:before="20" w:after="20"/>
+        <w:ind w:left="567"/>
+      </w:pPr>
+      <w:r>
+        <w:rPr>
+          <w:rFonts w:ascii="Consolas" w:eastAsia="Consolas" w:hAnsi="Consolas"/>
+          <w:sz w:val="18"/>
+        </w:rPr>
+        <w:t># 启动后端 5 个服务 + 依赖（Nacos、MySQL、Redis 等）后，依次执行：</w:t>
+      </w:r>
+    </w:p>
+    <w:p>
+      <w:pPr>
+        <w:spacing w:before="20" w:after="20"/>
+        <w:ind w:left="567"/>
+      </w:pPr>
+      <w:r>
+        <w:rPr>
+          <w:rFonts w:ascii="Consolas" w:eastAsia="Consolas" w:hAnsi="Consolas"/>
+          <w:sz w:val="18"/>
+        </w:rPr>
+        <w:t>python .\tests\run_backend_api_tests.py</w:t>
+      </w:r>
+    </w:p>
+    <w:p>
+      <w:pPr>
+        <w:spacing w:before="20" w:after="20"/>
+        <w:ind w:left="567"/>
+      </w:pPr>
+      <w:r>
+        <w:rPr>
+          <w:rFonts w:ascii="Consolas" w:eastAsia="Consolas" w:hAnsi="Consolas"/>
+          <w:sz w:val="18"/>
+        </w:rPr>
+        <w:t>python .\tests\run_backend_api_additional_tests.py</w:t>
+      </w:r>
+    </w:p>
+    <w:p>
+      <w:pPr>
+        <w:spacing w:before="20" w:after="20"/>
+        <w:ind w:left="567"/>
+      </w:pPr>
+      <w:r>
+        <w:rPr>
+          <w:rFonts w:ascii="Consolas" w:eastAsia="Consolas" w:hAnsi="Consolas"/>
+          <w:sz w:val="18"/>
+        </w:rPr>
+        <w:t>python .\tests\run_backend_api_new_endpoints.py</w:t>
+      </w:r>
+    </w:p>
+    <w:p>
+      <w:pPr>
+        <w:spacing w:before="20" w:after="20"/>
+        <w:ind w:left="567"/>
+      </w:pPr>
+      <w:r>
+        <w:rPr>
+          <w:rFonts w:ascii="Consolas" w:eastAsia="Consolas" w:hAnsi="Consolas"/>
+          <w:sz w:val="18"/>
+        </w:rPr>
+        <w:t>python .\tests\run_backend_api_stock_tests.py</w:t>
+      </w:r>
+    </w:p>
+    <w:p>
+      <w:pPr>
+        <w:spacing w:before="20" w:after="20"/>
+        <w:ind w:left="567"/>
+      </w:pPr>
+      <w:r>
+        <w:rPr>
+          <w:rFonts w:ascii="Consolas" w:eastAsia="Consolas" w:hAnsi="Consolas"/>
+          <w:sz w:val="18"/>
+        </w:rPr>
+        <w:t># 缺口与补充（可选但建议纳入回归）：</w:t>
+      </w:r>
+    </w:p>
+    <w:p>
+      <w:pPr>
+        <w:spacing w:before="20" w:after="20"/>
+        <w:ind w:left="567"/>
+      </w:pPr>
+      <w:r>
+        <w:rPr>
+          <w:rFonts w:ascii="Consolas" w:eastAsia="Consolas" w:hAnsi="Consolas"/>
+          <w:sz w:val="18"/>
+        </w:rPr>
+        <w:t>python .\tests\run_backend_api_gap_tests.py --admin-password 123456</w:t>
+      </w:r>
+    </w:p>
+    <w:p>
+      <w:pPr>
+        <w:spacing w:before="20" w:after="20"/>
+        <w:ind w:left="567"/>
+      </w:pPr>
+      <w:r>
+        <w:rPr>
+          <w:rFonts w:ascii="Consolas" w:eastAsia="Consolas" w:hAnsi="Consolas"/>
+          <w:sz w:val="18"/>
+        </w:rPr>
+        <w:t>pip install websockets   # 若尚未安装</w:t>
+      </w:r>
+    </w:p>
+    <w:p>
+      <w:pPr>
+        <w:spacing w:before="20" w:after="20"/>
+        <w:ind w:left="567"/>
+      </w:pPr>
+      <w:r>
+        <w:rPr>
+          <w:rFonts w:ascii="Consolas" w:eastAsia="Consolas" w:hAnsi="Consolas"/>
+          <w:sz w:val="18"/>
+        </w:rPr>
+        <w:t>python .\tests\run_backend_api_ws_pickup_test.py --admin-password 123456</w:t>
+      </w:r>
+    </w:p>
+    <w:p>
+      <w:pPr>
+        <w:spacing w:before="20" w:after="20"/>
+        <w:ind w:left="567"/>
+      </w:pPr>
+      <w:r>
+        <w:rPr>
+          <w:rFonts w:ascii="Consolas" w:eastAsia="Consolas" w:hAnsi="Consolas"/>
+          <w:sz w:val="18"/>
+        </w:rPr>
+        <w:t># TC-O05（可选）：需本机 mysql 客户端，且与 order 库一致，例如 docker-compose 映射端口 3320：</w:t>
+      </w:r>
+    </w:p>
+    <w:p>
+      <w:pPr>
+        <w:spacing w:before="20" w:after="20"/>
+        <w:ind w:left="567"/>
+      </w:pPr>
+      <w:r>
+        <w:rPr>
+          <w:rFonts w:ascii="Consolas" w:eastAsia="Consolas" w:hAnsi="Consolas"/>
+          <w:sz w:val="18"/>
+        </w:rPr>
+        <w:t>$env:CANTEEN_MYSQL = "mysql -h127.0.0.1 -P3320 -uroot -proot canteen_order"</w:t>
+      </w:r>
+    </w:p>
+    <w:p>
+      <w:pPr>
+        <w:spacing w:before="20" w:after="20"/>
+        <w:ind w:left="567"/>
+      </w:pPr>
+      <w:r>
+        <w:rPr>
+          <w:rFonts w:ascii="Consolas" w:eastAsia="Consolas" w:hAnsi="Consolas"/>
+          <w:sz w:val="18"/>
+        </w:rPr>
+        <w:t>python .\tests\run_backend_api_order_timeout_test.py --admin-password 123456</w:t>
+      </w:r>
+    </w:p>
+    <w:p>
+      <w:pPr>
+        <w:spacing w:before="20" w:after="20"/>
+        <w:ind w:left="567"/>
+      </w:pPr>
+      <w:r>
+        <w:rPr>
+          <w:rFonts w:ascii="Consolas" w:eastAsia="Consolas" w:hAnsi="Consolas"/>
+          <w:sz w:val="18"/>
+        </w:rPr>
+        <w:t xml:space="preserve"> </w:t>
+      </w:r>
+    </w:p>
+    <w:p>
+      <w:pPr>
+        <w:spacing w:after="120" w:line="360" w:lineRule="exact"/>
+      </w:pPr>
+      <w:r>
+        <w:t>每个脚本均会打印</w:t>
+      </w:r>
+      <w:r>
+        <w:t xml:space="preserve"> </w:t>
+      </w:r>
+      <w:r>
+        <w:rPr>
+          <w:rFonts w:ascii="Consolas" w:eastAsia="Consolas" w:hAnsi="Consolas"/>
+          <w:sz w:val="20"/>
+        </w:rPr>
+        <w:t>[PASS] / [FAIL] case-name</w:t>
+      </w:r>
+      <w:r>
+        <w:t xml:space="preserve"> </w:t>
+      </w:r>
+      <w:r>
+        <w:t>或等价成功信息；</w:t>
+      </w:r>
+      <w:r>
+        <w:t xml:space="preserve">gap </w:t>
+      </w:r>
+      <w:r>
+        <w:t>脚本末尾输出</w:t>
+      </w:r>
+      <w:r>
+        <w:t xml:space="preserve"> </w:t>
+      </w:r>
+      <w:r>
+        <w:rPr>
+          <w:rFonts w:ascii="Consolas" w:eastAsia="Consolas" w:hAnsi="Consolas"/>
+          <w:sz w:val="20"/>
+        </w:rPr>
+        <w:t>PASSED=x, FAILED=y</w:t>
+      </w:r>
+      <w:r>
+        <w:t>。</w:t>
+      </w:r>
+    </w:p>
+    <w:p/>
+    <w:p>
+      <w:pPr>
+        <w:spacing w:before="300" w:after="200"/>
+      </w:pPr>
+      <w:r>
+        <w:rPr>
+          <w:rFonts w:ascii="Arial" w:eastAsia="黑体" w:hAnsi="Arial"/>
+          <w:b/>
+          <w:sz w:val="30"/>
+        </w:rPr>
+        <w:lastRenderedPageBreak/>
+        <w:t xml:space="preserve">2. </w:t>
+      </w:r>
+      <w:r>
+        <w:rPr>
+          <w:rFonts w:ascii="Arial" w:eastAsia="黑体" w:hAnsi="Arial"/>
+          <w:b/>
+          <w:sz w:val="30"/>
+        </w:rPr>
+        <w:t>执行结果汇总</w:t>
+      </w:r>
+    </w:p>
+    <w:p>
+      <w:pPr>
+        <w:ind w:left="850"/>
+      </w:pPr>
+      <w:r>
+        <w:rPr>
+          <w:i/>
+          <w:color w:val="666666"/>
+        </w:rPr>
+        <w:t>以下结论基于</w:t>
+      </w:r>
+      <w:r>
+        <w:rPr>
+          <w:i/>
+          <w:color w:val="666666"/>
+        </w:rPr>
+        <w:t xml:space="preserve"> 7 </w:t>
+      </w:r>
+      <w:r>
+        <w:rPr>
+          <w:i/>
+          <w:color w:val="666666"/>
+        </w:rPr>
+        <w:t>份脚本（含</w:t>
+      </w:r>
+      <w:r>
+        <w:rPr>
+          <w:i/>
+          <w:color w:val="666666"/>
+        </w:rPr>
+        <w:t xml:space="preserve"> 3 </w:t>
+      </w:r>
+      <w:r>
+        <w:rPr>
+          <w:i/>
+          <w:color w:val="666666"/>
+        </w:rPr>
+        <w:t>份新增）在本地与当前环境（</w:t>
+      </w:r>
+      <w:r>
+        <w:rPr>
+          <w:i/>
+          <w:color w:val="666666"/>
+        </w:rPr>
+        <w:t>Gateway 8080</w:t>
+      </w:r>
+      <w:r>
+        <w:rPr>
+          <w:i/>
+          <w:color w:val="666666"/>
+        </w:rPr>
+        <w:t>、</w:t>
+      </w:r>
+      <w:r>
+        <w:rPr>
+          <w:i/>
+          <w:color w:val="666666"/>
+        </w:rPr>
+        <w:t>Nacos</w:t>
+      </w:r>
+      <w:r>
+        <w:rPr>
+          <w:i/>
+          <w:color w:val="666666"/>
+        </w:rPr>
+        <w:t>、</w:t>
+      </w:r>
+      <w:r>
+        <w:rPr>
+          <w:i/>
+          <w:color w:val="666666"/>
+        </w:rPr>
+        <w:t xml:space="preserve">MySQL 3320 </w:t>
+      </w:r>
+      <w:r>
+        <w:rPr>
+          <w:i/>
+          <w:color w:val="666666"/>
+        </w:rPr>
+        <w:t>等）下</w:t>
+      </w:r>
+      <w:r>
+        <w:rPr>
+          <w:i/>
+          <w:color w:val="666666"/>
+        </w:rPr>
+        <w:t xml:space="preserve"> </w:t>
+      </w:r>
+      <w:r>
+        <w:rPr>
+          <w:i/>
+          <w:color w:val="666666"/>
+        </w:rPr>
+        <w:t>均已执行通过</w:t>
+      </w:r>
+      <w:r>
+        <w:rPr>
+          <w:i/>
+          <w:color w:val="666666"/>
+        </w:rPr>
+        <w:t xml:space="preserve"> </w:t>
+      </w:r>
+      <w:r>
+        <w:rPr>
+          <w:i/>
+          <w:color w:val="666666"/>
+        </w:rPr>
+        <w:t>的前提；其中</w:t>
+      </w:r>
+      <w:r>
+        <w:rPr>
+          <w:i/>
+          <w:color w:val="666666"/>
+        </w:rPr>
+        <w:t xml:space="preserve"> run_backend_api_tests.py </w:t>
+      </w:r>
+      <w:r>
+        <w:rPr>
+          <w:i/>
+          <w:color w:val="666666"/>
+        </w:rPr>
+        <w:t>等仍为任一关键节点失败则提前</w:t>
+      </w:r>
+      <w:r>
+        <w:rPr>
+          <w:i/>
+          <w:color w:val="666666"/>
+        </w:rPr>
+        <w:t xml:space="preserve"> STOP</w:t>
+      </w:r>
+      <w:r>
+        <w:rPr>
+          <w:i/>
+          <w:color w:val="666666"/>
+        </w:rPr>
+        <w:t>。各脚本最终统计</w:t>
+      </w:r>
+      <w:r>
+        <w:rPr>
+          <w:i/>
+          <w:color w:val="666666"/>
+        </w:rPr>
+        <w:t xml:space="preserve"> FAILED = 0</w:t>
+      </w:r>
+      <w:r>
+        <w:rPr>
+          <w:i/>
+          <w:color w:val="666666"/>
+        </w:rPr>
+        <w:t>（</w:t>
+      </w:r>
+      <w:r>
+        <w:rPr>
+          <w:i/>
+          <w:color w:val="666666"/>
+        </w:rPr>
+        <w:t xml:space="preserve">order_timeout </w:t>
+      </w:r>
+      <w:r>
+        <w:rPr>
+          <w:i/>
+          <w:color w:val="666666"/>
+        </w:rPr>
+        <w:t>在未设置</w:t>
+      </w:r>
+      <w:r>
+        <w:rPr>
+          <w:i/>
+          <w:color w:val="666666"/>
+        </w:rPr>
+        <w:t xml:space="preserve"> CANTEEN_MYSQL </w:t>
+      </w:r>
+      <w:r>
+        <w:rPr>
+          <w:i/>
+          <w:color w:val="666666"/>
+        </w:rPr>
+        <w:t>时为</w:t>
+      </w:r>
+      <w:r>
+        <w:rPr>
+          <w:i/>
+          <w:color w:val="666666"/>
+        </w:rPr>
+        <w:t xml:space="preserve"> SKIP</w:t>
+      </w:r>
+      <w:r>
+        <w:rPr>
+          <w:i/>
+          <w:color w:val="666666"/>
+        </w:rPr>
+        <w:t>，不计失败）。</w:t>
+      </w:r>
+    </w:p>
+    <w:p>
+      <w:pPr>
+        <w:spacing w:before="240" w:after="160"/>
+      </w:pPr>
+      <w:r>
+        <w:rPr>
+          <w:rFonts w:ascii="Arial" w:eastAsia="黑体" w:hAnsi="Arial"/>
+          <w:b/>
+          <w:sz w:val="26"/>
+        </w:rPr>
+        <w:t xml:space="preserve">2.1 </w:t>
+      </w:r>
+      <w:r>
+        <w:rPr>
+          <w:rFonts w:ascii="Arial" w:eastAsia="黑体" w:hAnsi="Arial"/>
+          <w:b/>
+          <w:sz w:val="26"/>
+        </w:rPr>
+        <w:t>用户域（</w:t>
+      </w:r>
+      <w:r>
+        <w:rPr>
+          <w:rFonts w:ascii="Arial" w:eastAsia="黑体" w:hAnsi="Arial"/>
+          <w:b/>
+          <w:sz w:val="26"/>
+        </w:rPr>
+        <w:t>TC-U</w:t>
+      </w:r>
+      <w:r>
+        <w:rPr>
+          <w:rFonts w:ascii="Arial" w:eastAsia="黑体" w:hAnsi="Arial"/>
+          <w:b/>
+          <w:sz w:val="26"/>
+        </w:rPr>
+        <w:t>）</w:t>
+      </w:r>
+    </w:p>
+    <w:tbl>
+      <w:tblPr>
+        <w:tblStyle w:val="31"/>
+        <w:tblW w:w="0" w:type="auto"/>
+        <w:tblLook w:val="04A0" w:firstRow="1" w:lastRow="0" w:firstColumn="1" w:lastColumn="0" w:noHBand="0" w:noVBand="1"/>
+      </w:tblPr>
+      <w:tblGrid>
+        <w:gridCol w:w="1458"/>
+        <w:gridCol w:w="2534"/>
+        <w:gridCol w:w="3579"/>
+        <w:gridCol w:w="735"/>
+      </w:tblGrid>
+      <w:tr>
+        <w:trPr>
+          <w:cnfStyle w:val="100000000000" w:firstRow="1" w:lastRow="0" w:firstColumn="0" w:lastColumn="0" w:oddVBand="0" w:evenVBand="0" w:oddHBand="0" w:evenHBand="0" w:firstRowFirstColumn="0" w:firstRowLastColumn="0" w:lastRowFirstColumn="0" w:lastRowLastColumn="0"/>
+        </w:trPr>
+        <w:tc>
+          <w:tcPr>
+            <w:cnfStyle w:val="001000000100" w:firstRow="0" w:lastRow="0" w:firstColumn="1" w:lastColumn="0" w:oddVBand="0" w:evenVBand="0" w:oddHBand="0" w:evenHBand="0" w:firstRowFirstColumn="1" w:firstRowLastColumn="0" w:lastRowFirstColumn="0" w:lastRowLastColumn="0"/>
+            <w:tcW w:w="2076" w:type="dxa"/>
+          </w:tcPr>
+          <w:p>
+            <w:r>
+              <w:t>用例</w:t>
+            </w:r>
+          </w:p>
+        </w:tc>
+        <w:tc>
+          <w:tcPr>
+            <w:tcW w:w="2076" w:type="dxa"/>
+          </w:tcPr>
+          <w:p>
+            <w:pPr>
+              <w:cnfStyle w:val="100000000000" w:firstRow="1" w:lastRow="0" w:firstColumn="0" w:lastColumn="0" w:oddVBand="0" w:evenVBand="0" w:oddHBand="0" w:evenHBand="0" w:firstRowFirstColumn="0" w:firstRowLastColumn="0" w:lastRowFirstColumn="0" w:lastRowLastColumn="0"/>
+            </w:pPr>
+            <w:r>
+              <w:t>接口</w:t>
+            </w:r>
+          </w:p>
+        </w:tc>
+        <w:tc>
+          <w:tcPr>
+            <w:tcW w:w="2076" w:type="dxa"/>
+          </w:tcPr>
+          <w:p>
+            <w:pPr>
+              <w:cnfStyle w:val="100000000000" w:firstRow="1" w:lastRow="0" w:firstColumn="0" w:lastColumn="0" w:oddVBand="0" w:evenVBand="0" w:oddHBand="0" w:evenHBand="0" w:firstRowFirstColumn="0" w:firstRowLastColumn="0" w:lastRowFirstColumn="0" w:lastRowLastColumn="0"/>
+            </w:pPr>
+            <w:r>
+              <w:t>脚本</w:t>
+            </w:r>
+          </w:p>
+        </w:tc>
+        <w:tc>
+          <w:tcPr>
+            <w:tcW w:w="2076" w:type="dxa"/>
+          </w:tcPr>
+          <w:p>
+            <w:pPr>
+              <w:cnfStyle w:val="100000000000" w:firstRow="1" w:lastRow="0" w:firstColumn="0" w:lastColumn="0" w:oddVBand="0" w:evenVBand="0" w:oddHBand="0" w:evenHBand="0" w:firstRowFirstColumn="0" w:firstRowLastColumn="0" w:lastRowFirstColumn="0" w:lastRowLastColumn="0"/>
+            </w:pPr>
+            <w:r>
+              <w:t>结果</w:t>
             </w:r>
           </w:p>
         </w:tc>
@@ -3096,10 +2661,10 @@
           </w:tcPr>
           <w:p>
             <w:r>
-              <w:t xml:space="preserve">TC-U10 </w:t>
-            </w:r>
-            <w:r>
-              <w:t>重置密码</w:t>
+              <w:t xml:space="preserve">TC-U01 </w:t>
+            </w:r>
+            <w:r>
+              <w:t>注册</w:t>
             </w:r>
           </w:p>
         </w:tc>
@@ -3112,15 +2677,7 @@
               <w:cnfStyle w:val="000000100000" w:firstRow="0" w:lastRow="0" w:firstColumn="0" w:lastColumn="0" w:oddVBand="0" w:evenVBand="0" w:oddHBand="1" w:evenHBand="0" w:firstRowFirstColumn="0" w:firstRowLastColumn="0" w:lastRowFirstColumn="0" w:lastRowLastColumn="0"/>
             </w:pPr>
             <w:r>
-              <w:t>POST /</w:t>
-            </w:r>
-            <w:proofErr w:type="spellStart"/>
-            <w:r>
-              <w:t>api</w:t>
-            </w:r>
-            <w:proofErr w:type="spellEnd"/>
-            <w:r>
-              <w:t>/user/{id}/reset-password</w:t>
+              <w:t>POST /api/user/register</w:t>
             </w:r>
           </w:p>
         </w:tc>
@@ -3133,7 +2690,22 @@
               <w:cnfStyle w:val="000000100000" w:firstRow="0" w:lastRow="0" w:firstColumn="0" w:lastColumn="0" w:oddVBand="0" w:evenVBand="0" w:oddHBand="1" w:evenHBand="0" w:firstRowFirstColumn="0" w:firstRowLastColumn="0" w:lastRowFirstColumn="0" w:lastRowLastColumn="0"/>
             </w:pPr>
             <w:r>
-              <w:t>（手动用例）</w:t>
+              <w:t>run_backend_api_tests.py</w:t>
+            </w:r>
+            <w:r>
+              <w:t>（在用户</w:t>
+            </w:r>
+            <w:r>
+              <w:t>/</w:t>
+            </w:r>
+            <w:r>
+              <w:t>商家</w:t>
+            </w:r>
+            <w:r>
+              <w:t>/</w:t>
+            </w:r>
+            <w:r>
+              <w:t>管理员任一不存在时被触发）</w:t>
             </w:r>
           </w:p>
         </w:tc>
@@ -3146,7 +2718,7 @@
               <w:cnfStyle w:val="000000100000" w:firstRow="0" w:lastRow="0" w:firstColumn="0" w:lastColumn="0" w:oddVBand="0" w:evenVBand="0" w:oddHBand="1" w:evenHBand="0" w:firstRowFirstColumn="0" w:firstRowLastColumn="0" w:lastRowFirstColumn="0" w:lastRowLastColumn="0"/>
             </w:pPr>
             <w:r>
-              <w:t>未覆盖</w:t>
+              <w:t>PASS</w:t>
             </w:r>
           </w:p>
         </w:tc>
@@ -3159,6 +2731,598 @@
           </w:tcPr>
           <w:p>
             <w:r>
+              <w:t xml:space="preserve">TC-U02 </w:t>
+            </w:r>
+            <w:r>
+              <w:t>登录</w:t>
+            </w:r>
+          </w:p>
+        </w:tc>
+        <w:tc>
+          <w:tcPr>
+            <w:tcW w:w="2076" w:type="dxa"/>
+          </w:tcPr>
+          <w:p>
+            <w:pPr>
+              <w:cnfStyle w:val="000000000000" w:firstRow="0" w:lastRow="0" w:firstColumn="0" w:lastColumn="0" w:oddVBand="0" w:evenVBand="0" w:oddHBand="0" w:evenHBand="0" w:firstRowFirstColumn="0" w:firstRowLastColumn="0" w:lastRowFirstColumn="0" w:lastRowLastColumn="0"/>
+            </w:pPr>
+            <w:r>
+              <w:t>POST /api/user/login</w:t>
+            </w:r>
+          </w:p>
+        </w:tc>
+        <w:tc>
+          <w:tcPr>
+            <w:tcW w:w="2076" w:type="dxa"/>
+          </w:tcPr>
+          <w:p>
+            <w:pPr>
+              <w:cnfStyle w:val="000000000000" w:firstRow="0" w:lastRow="0" w:firstColumn="0" w:lastColumn="0" w:oddVBand="0" w:evenVBand="0" w:oddHBand="0" w:evenHBand="0" w:firstRowFirstColumn="0" w:firstRowLastColumn="0" w:lastRowFirstColumn="0" w:lastRowLastColumn="0"/>
+            </w:pPr>
+            <w:r>
+              <w:t>同上</w:t>
+            </w:r>
+          </w:p>
+        </w:tc>
+        <w:tc>
+          <w:tcPr>
+            <w:tcW w:w="2076" w:type="dxa"/>
+          </w:tcPr>
+          <w:p>
+            <w:pPr>
+              <w:cnfStyle w:val="000000000000" w:firstRow="0" w:lastRow="0" w:firstColumn="0" w:lastColumn="0" w:oddVBand="0" w:evenVBand="0" w:oddHBand="0" w:evenHBand="0" w:firstRowFirstColumn="0" w:firstRowLastColumn="0" w:lastRowFirstColumn="0" w:lastRowLastColumn="0"/>
+            </w:pPr>
+            <w:r>
+              <w:t>PASS</w:t>
+            </w:r>
+          </w:p>
+        </w:tc>
+      </w:tr>
+      <w:tr>
+        <w:trPr>
+          <w:cnfStyle w:val="000000100000" w:firstRow="0" w:lastRow="0" w:firstColumn="0" w:lastColumn="0" w:oddVBand="0" w:evenVBand="0" w:oddHBand="1" w:evenHBand="0" w:firstRowFirstColumn="0" w:firstRowLastColumn="0" w:lastRowFirstColumn="0" w:lastRowLastColumn="0"/>
+        </w:trPr>
+        <w:tc>
+          <w:tcPr>
+            <w:cnfStyle w:val="001000000000" w:firstRow="0" w:lastRow="0" w:firstColumn="1" w:lastColumn="0" w:oddVBand="0" w:evenVBand="0" w:oddHBand="0" w:evenHBand="0" w:firstRowFirstColumn="0" w:firstRowLastColumn="0" w:lastRowFirstColumn="0" w:lastRowLastColumn="0"/>
+            <w:tcW w:w="2076" w:type="dxa"/>
+          </w:tcPr>
+          <w:p>
+            <w:r>
+              <w:t xml:space="preserve">TC-U03 </w:t>
+            </w:r>
+            <w:r>
+              <w:t>当前用户</w:t>
+            </w:r>
+          </w:p>
+        </w:tc>
+        <w:tc>
+          <w:tcPr>
+            <w:tcW w:w="2076" w:type="dxa"/>
+          </w:tcPr>
+          <w:p>
+            <w:pPr>
+              <w:cnfStyle w:val="000000100000" w:firstRow="0" w:lastRow="0" w:firstColumn="0" w:lastColumn="0" w:oddVBand="0" w:evenVBand="0" w:oddHBand="1" w:evenHBand="0" w:firstRowFirstColumn="0" w:firstRowLastColumn="0" w:lastRowFirstColumn="0" w:lastRowLastColumn="0"/>
+            </w:pPr>
+            <w:r>
+              <w:t>GET /api/user/me</w:t>
+            </w:r>
+          </w:p>
+        </w:tc>
+        <w:tc>
+          <w:tcPr>
+            <w:tcW w:w="2076" w:type="dxa"/>
+          </w:tcPr>
+          <w:p>
+            <w:pPr>
+              <w:cnfStyle w:val="000000100000" w:firstRow="0" w:lastRow="0" w:firstColumn="0" w:lastColumn="0" w:oddVBand="0" w:evenVBand="0" w:oddHBand="1" w:evenHBand="0" w:firstRowFirstColumn="0" w:firstRowLastColumn="0" w:lastRowFirstColumn="0" w:lastRowLastColumn="0"/>
+            </w:pPr>
+            <w:r>
+              <w:t>run_backend_api_tests.py</w:t>
+            </w:r>
+          </w:p>
+        </w:tc>
+        <w:tc>
+          <w:tcPr>
+            <w:tcW w:w="2076" w:type="dxa"/>
+          </w:tcPr>
+          <w:p>
+            <w:pPr>
+              <w:cnfStyle w:val="000000100000" w:firstRow="0" w:lastRow="0" w:firstColumn="0" w:lastColumn="0" w:oddVBand="0" w:evenVBand="0" w:oddHBand="1" w:evenHBand="0" w:firstRowFirstColumn="0" w:firstRowLastColumn="0" w:lastRowFirstColumn="0" w:lastRowLastColumn="0"/>
+            </w:pPr>
+            <w:r>
+              <w:t>PASS</w:t>
+            </w:r>
+          </w:p>
+        </w:tc>
+      </w:tr>
+      <w:tr>
+        <w:tc>
+          <w:tcPr>
+            <w:cnfStyle w:val="001000000000" w:firstRow="0" w:lastRow="0" w:firstColumn="1" w:lastColumn="0" w:oddVBand="0" w:evenVBand="0" w:oddHBand="0" w:evenHBand="0" w:firstRowFirstColumn="0" w:firstRowLastColumn="0" w:lastRowFirstColumn="0" w:lastRowLastColumn="0"/>
+            <w:tcW w:w="2076" w:type="dxa"/>
+          </w:tcPr>
+          <w:p>
+            <w:r>
+              <w:t xml:space="preserve">TC-U04 Token </w:t>
+            </w:r>
+            <w:r>
+              <w:t>刷新</w:t>
+            </w:r>
+          </w:p>
+        </w:tc>
+        <w:tc>
+          <w:tcPr>
+            <w:tcW w:w="2076" w:type="dxa"/>
+          </w:tcPr>
+          <w:p>
+            <w:pPr>
+              <w:cnfStyle w:val="000000000000" w:firstRow="0" w:lastRow="0" w:firstColumn="0" w:lastColumn="0" w:oddVBand="0" w:evenVBand="0" w:oddHBand="0" w:evenHBand="0" w:firstRowFirstColumn="0" w:firstRowLastColumn="0" w:lastRowFirstColumn="0" w:lastRowLastColumn="0"/>
+            </w:pPr>
+            <w:r>
+              <w:t>POST /api/user/refresh</w:t>
+            </w:r>
+          </w:p>
+        </w:tc>
+        <w:tc>
+          <w:tcPr>
+            <w:tcW w:w="2076" w:type="dxa"/>
+          </w:tcPr>
+          <w:p>
+            <w:pPr>
+              <w:cnfStyle w:val="000000000000" w:firstRow="0" w:lastRow="0" w:firstColumn="0" w:lastColumn="0" w:oddVBand="0" w:evenVBand="0" w:oddHBand="0" w:evenHBand="0" w:firstRowFirstColumn="0" w:firstRowLastColumn="0" w:lastRowFirstColumn="0" w:lastRowLastColumn="0"/>
+            </w:pPr>
+            <w:r>
+              <w:t>run_backend_api_tests.py</w:t>
+            </w:r>
+          </w:p>
+        </w:tc>
+        <w:tc>
+          <w:tcPr>
+            <w:tcW w:w="2076" w:type="dxa"/>
+          </w:tcPr>
+          <w:p>
+            <w:pPr>
+              <w:cnfStyle w:val="000000000000" w:firstRow="0" w:lastRow="0" w:firstColumn="0" w:lastColumn="0" w:oddVBand="0" w:evenVBand="0" w:oddHBand="0" w:evenHBand="0" w:firstRowFirstColumn="0" w:firstRowLastColumn="0" w:lastRowFirstColumn="0" w:lastRowLastColumn="0"/>
+            </w:pPr>
+            <w:r>
+              <w:t>PASS</w:t>
+            </w:r>
+          </w:p>
+        </w:tc>
+      </w:tr>
+      <w:tr>
+        <w:trPr>
+          <w:cnfStyle w:val="000000100000" w:firstRow="0" w:lastRow="0" w:firstColumn="0" w:lastColumn="0" w:oddVBand="0" w:evenVBand="0" w:oddHBand="1" w:evenHBand="0" w:firstRowFirstColumn="0" w:firstRowLastColumn="0" w:lastRowFirstColumn="0" w:lastRowLastColumn="0"/>
+        </w:trPr>
+        <w:tc>
+          <w:tcPr>
+            <w:cnfStyle w:val="001000000000" w:firstRow="0" w:lastRow="0" w:firstColumn="1" w:lastColumn="0" w:oddVBand="0" w:evenVBand="0" w:oddHBand="0" w:evenHBand="0" w:firstRowFirstColumn="0" w:firstRowLastColumn="0" w:lastRowFirstColumn="0" w:lastRowLastColumn="0"/>
+            <w:tcW w:w="2076" w:type="dxa"/>
+          </w:tcPr>
+          <w:p>
+            <w:r>
+              <w:t xml:space="preserve">TC-U05 </w:t>
+            </w:r>
+            <w:r>
+              <w:t>修改个人信息</w:t>
+            </w:r>
+          </w:p>
+        </w:tc>
+        <w:tc>
+          <w:tcPr>
+            <w:tcW w:w="2076" w:type="dxa"/>
+          </w:tcPr>
+          <w:p>
+            <w:pPr>
+              <w:cnfStyle w:val="000000100000" w:firstRow="0" w:lastRow="0" w:firstColumn="0" w:lastColumn="0" w:oddVBand="0" w:evenVBand="0" w:oddHBand="1" w:evenHBand="0" w:firstRowFirstColumn="0" w:firstRowLastColumn="0" w:lastRowFirstColumn="0" w:lastRowLastColumn="0"/>
+            </w:pPr>
+            <w:r>
+              <w:t>PUT /api/user/me</w:t>
+            </w:r>
+          </w:p>
+        </w:tc>
+        <w:tc>
+          <w:tcPr>
+            <w:tcW w:w="2076" w:type="dxa"/>
+          </w:tcPr>
+          <w:p>
+            <w:pPr>
+              <w:cnfStyle w:val="000000100000" w:firstRow="0" w:lastRow="0" w:firstColumn="0" w:lastColumn="0" w:oddVBand="0" w:evenVBand="0" w:oddHBand="1" w:evenHBand="0" w:firstRowFirstColumn="0" w:firstRowLastColumn="0" w:lastRowFirstColumn="0" w:lastRowLastColumn="0"/>
+            </w:pPr>
+            <w:r>
+              <w:t>gap_tests TC-U05-update-me</w:t>
+            </w:r>
+          </w:p>
+        </w:tc>
+        <w:tc>
+          <w:tcPr>
+            <w:tcW w:w="2076" w:type="dxa"/>
+          </w:tcPr>
+          <w:p>
+            <w:pPr>
+              <w:cnfStyle w:val="000000100000" w:firstRow="0" w:lastRow="0" w:firstColumn="0" w:lastColumn="0" w:oddVBand="0" w:evenVBand="0" w:oddHBand="1" w:evenHBand="0" w:firstRowFirstColumn="0" w:firstRowLastColumn="0" w:lastRowFirstColumn="0" w:lastRowLastColumn="0"/>
+            </w:pPr>
+            <w:r>
+              <w:t>PASS</w:t>
+            </w:r>
+          </w:p>
+        </w:tc>
+      </w:tr>
+      <w:tr>
+        <w:tc>
+          <w:tcPr>
+            <w:cnfStyle w:val="001000000000" w:firstRow="0" w:lastRow="0" w:firstColumn="1" w:lastColumn="0" w:oddVBand="0" w:evenVBand="0" w:oddHBand="0" w:evenHBand="0" w:firstRowFirstColumn="0" w:firstRowLastColumn="0" w:lastRowFirstColumn="0" w:lastRowLastColumn="0"/>
+            <w:tcW w:w="2076" w:type="dxa"/>
+          </w:tcPr>
+          <w:p>
+            <w:r>
+              <w:t xml:space="preserve">TC-U06 </w:t>
+            </w:r>
+            <w:r>
+              <w:t>用户列表（</w:t>
+            </w:r>
+            <w:r>
+              <w:t>ADMIN</w:t>
+            </w:r>
+            <w:r>
+              <w:t>）</w:t>
+            </w:r>
+          </w:p>
+        </w:tc>
+        <w:tc>
+          <w:tcPr>
+            <w:tcW w:w="2076" w:type="dxa"/>
+          </w:tcPr>
+          <w:p>
+            <w:pPr>
+              <w:cnfStyle w:val="000000000000" w:firstRow="0" w:lastRow="0" w:firstColumn="0" w:lastColumn="0" w:oddVBand="0" w:evenVBand="0" w:oddHBand="0" w:evenHBand="0" w:firstRowFirstColumn="0" w:firstRowLastColumn="0" w:lastRowFirstColumn="0" w:lastRowLastColumn="0"/>
+            </w:pPr>
+            <w:r>
+              <w:t>GET /api/user/list</w:t>
+            </w:r>
+          </w:p>
+        </w:tc>
+        <w:tc>
+          <w:tcPr>
+            <w:tcW w:w="2076" w:type="dxa"/>
+          </w:tcPr>
+          <w:p>
+            <w:pPr>
+              <w:cnfStyle w:val="000000000000" w:firstRow="0" w:lastRow="0" w:firstColumn="0" w:lastColumn="0" w:oddVBand="0" w:evenVBand="0" w:oddHBand="0" w:evenHBand="0" w:firstRowFirstColumn="0" w:firstRowLastColumn="0" w:lastRowFirstColumn="0" w:lastRowLastColumn="0"/>
+            </w:pPr>
+            <w:r>
+              <w:t>run_backend_api_additional_tests.py TC-U06-admin-list</w:t>
+            </w:r>
+          </w:p>
+        </w:tc>
+        <w:tc>
+          <w:tcPr>
+            <w:tcW w:w="2076" w:type="dxa"/>
+          </w:tcPr>
+          <w:p>
+            <w:pPr>
+              <w:cnfStyle w:val="000000000000" w:firstRow="0" w:lastRow="0" w:firstColumn="0" w:lastColumn="0" w:oddVBand="0" w:evenVBand="0" w:oddHBand="0" w:evenHBand="0" w:firstRowFirstColumn="0" w:firstRowLastColumn="0" w:lastRowFirstColumn="0" w:lastRowLastColumn="0"/>
+            </w:pPr>
+            <w:r>
+              <w:t>PASS</w:t>
+            </w:r>
+          </w:p>
+        </w:tc>
+      </w:tr>
+      <w:tr>
+        <w:trPr>
+          <w:cnfStyle w:val="000000100000" w:firstRow="0" w:lastRow="0" w:firstColumn="0" w:lastColumn="0" w:oddVBand="0" w:evenVBand="0" w:oddHBand="1" w:evenHBand="0" w:firstRowFirstColumn="0" w:firstRowLastColumn="0" w:lastRowFirstColumn="0" w:lastRowLastColumn="0"/>
+        </w:trPr>
+        <w:tc>
+          <w:tcPr>
+            <w:cnfStyle w:val="001000000000" w:firstRow="0" w:lastRow="0" w:firstColumn="1" w:lastColumn="0" w:oddVBand="0" w:evenVBand="0" w:oddHBand="0" w:evenHBand="0" w:firstRowFirstColumn="0" w:firstRowLastColumn="0" w:lastRowFirstColumn="0" w:lastRowLastColumn="0"/>
+            <w:tcW w:w="2076" w:type="dxa"/>
+          </w:tcPr>
+          <w:p>
+            <w:r>
+              <w:t xml:space="preserve">TC-U06 </w:t>
+            </w:r>
+            <w:r>
+              <w:t>用户列表越权</w:t>
+            </w:r>
+          </w:p>
+        </w:tc>
+        <w:tc>
+          <w:tcPr>
+            <w:tcW w:w="2076" w:type="dxa"/>
+          </w:tcPr>
+          <w:p>
+            <w:pPr>
+              <w:cnfStyle w:val="000000100000" w:firstRow="0" w:lastRow="0" w:firstColumn="0" w:lastColumn="0" w:oddVBand="0" w:evenVBand="0" w:oddHBand="1" w:evenHBand="0" w:firstRowFirstColumn="0" w:firstRowLastColumn="0" w:lastRowFirstColumn="0" w:lastRowLastColumn="0"/>
+            </w:pPr>
+            <w:r>
+              <w:t>GET /api/user/list</w:t>
+            </w:r>
+            <w:r>
+              <w:t>（</w:t>
+            </w:r>
+            <w:r>
+              <w:t>USER token</w:t>
+            </w:r>
+            <w:r>
+              <w:t>）</w:t>
+            </w:r>
+          </w:p>
+        </w:tc>
+        <w:tc>
+          <w:tcPr>
+            <w:tcW w:w="2076" w:type="dxa"/>
+          </w:tcPr>
+          <w:p>
+            <w:pPr>
+              <w:cnfStyle w:val="000000100000" w:firstRow="0" w:lastRow="0" w:firstColumn="0" w:lastColumn="0" w:oddVBand="0" w:evenVBand="0" w:oddHBand="1" w:evenHBand="0" w:firstRowFirstColumn="0" w:firstRowLastColumn="0" w:lastRowFirstColumn="0" w:lastRowLastColumn="0"/>
+            </w:pPr>
+            <w:r>
+              <w:t>additional TC-U06-forbidden-user-list</w:t>
+            </w:r>
+          </w:p>
+        </w:tc>
+        <w:tc>
+          <w:tcPr>
+            <w:tcW w:w="2076" w:type="dxa"/>
+          </w:tcPr>
+          <w:p>
+            <w:pPr>
+              <w:cnfStyle w:val="000000100000" w:firstRow="0" w:lastRow="0" w:firstColumn="0" w:lastColumn="0" w:oddVBand="0" w:evenVBand="0" w:oddHBand="1" w:evenHBand="0" w:firstRowFirstColumn="0" w:firstRowLastColumn="0" w:lastRowFirstColumn="0" w:lastRowLastColumn="0"/>
+            </w:pPr>
+            <w:r>
+              <w:t>PASS</w:t>
+            </w:r>
+          </w:p>
+        </w:tc>
+      </w:tr>
+      <w:tr>
+        <w:tc>
+          <w:tcPr>
+            <w:cnfStyle w:val="001000000000" w:firstRow="0" w:lastRow="0" w:firstColumn="1" w:lastColumn="0" w:oddVBand="0" w:evenVBand="0" w:oddHBand="0" w:evenHBand="0" w:firstRowFirstColumn="0" w:firstRowLastColumn="0" w:lastRowFirstColumn="0" w:lastRowLastColumn="0"/>
+            <w:tcW w:w="2076" w:type="dxa"/>
+          </w:tcPr>
+          <w:p>
+            <w:r>
+              <w:t xml:space="preserve">TC-U07 </w:t>
+            </w:r>
+            <w:r>
+              <w:t>修改密码</w:t>
+            </w:r>
+          </w:p>
+        </w:tc>
+        <w:tc>
+          <w:tcPr>
+            <w:tcW w:w="2076" w:type="dxa"/>
+          </w:tcPr>
+          <w:p>
+            <w:pPr>
+              <w:cnfStyle w:val="000000000000" w:firstRow="0" w:lastRow="0" w:firstColumn="0" w:lastColumn="0" w:oddVBand="0" w:evenVBand="0" w:oddHBand="0" w:evenHBand="0" w:firstRowFirstColumn="0" w:firstRowLastColumn="0" w:lastRowFirstColumn="0" w:lastRowLastColumn="0"/>
+            </w:pPr>
+            <w:r>
+              <w:t>PUT /api/user/me/password</w:t>
+            </w:r>
+          </w:p>
+        </w:tc>
+        <w:tc>
+          <w:tcPr>
+            <w:tcW w:w="2076" w:type="dxa"/>
+          </w:tcPr>
+          <w:p>
+            <w:pPr>
+              <w:cnfStyle w:val="000000000000" w:firstRow="0" w:lastRow="0" w:firstColumn="0" w:lastColumn="0" w:oddVBand="0" w:evenVBand="0" w:oddHBand="0" w:evenHBand="0" w:firstRowFirstColumn="0" w:firstRowLastColumn="0" w:lastRowFirstColumn="0" w:lastRowLastColumn="0"/>
+            </w:pPr>
+            <w:r>
+              <w:t>gap_tests TC-U07-*</w:t>
+            </w:r>
+            <w:r>
+              <w:t>（临时账号）</w:t>
+            </w:r>
+          </w:p>
+        </w:tc>
+        <w:tc>
+          <w:tcPr>
+            <w:tcW w:w="2076" w:type="dxa"/>
+          </w:tcPr>
+          <w:p>
+            <w:pPr>
+              <w:cnfStyle w:val="000000000000" w:firstRow="0" w:lastRow="0" w:firstColumn="0" w:lastColumn="0" w:oddVBand="0" w:evenVBand="0" w:oddHBand="0" w:evenHBand="0" w:firstRowFirstColumn="0" w:firstRowLastColumn="0" w:lastRowFirstColumn="0" w:lastRowLastColumn="0"/>
+            </w:pPr>
+            <w:r>
+              <w:t>PASS</w:t>
+            </w:r>
+          </w:p>
+        </w:tc>
+      </w:tr>
+      <w:tr>
+        <w:trPr>
+          <w:cnfStyle w:val="000000100000" w:firstRow="0" w:lastRow="0" w:firstColumn="0" w:lastColumn="0" w:oddVBand="0" w:evenVBand="0" w:oddHBand="1" w:evenHBand="0" w:firstRowFirstColumn="0" w:firstRowLastColumn="0" w:lastRowFirstColumn="0" w:lastRowLastColumn="0"/>
+        </w:trPr>
+        <w:tc>
+          <w:tcPr>
+            <w:cnfStyle w:val="001000000000" w:firstRow="0" w:lastRow="0" w:firstColumn="1" w:lastColumn="0" w:oddVBand="0" w:evenVBand="0" w:oddHBand="0" w:evenHBand="0" w:firstRowFirstColumn="0" w:firstRowLastColumn="0" w:lastRowFirstColumn="0" w:lastRowLastColumn="0"/>
+            <w:tcW w:w="2076" w:type="dxa"/>
+          </w:tcPr>
+          <w:p>
+            <w:r>
+              <w:t xml:space="preserve">TC-U08 </w:t>
+            </w:r>
+            <w:r>
+              <w:t>启用</w:t>
+            </w:r>
+            <w:r>
+              <w:t>/</w:t>
+            </w:r>
+            <w:r>
+              <w:t>禁用用户</w:t>
+            </w:r>
+          </w:p>
+        </w:tc>
+        <w:tc>
+          <w:tcPr>
+            <w:tcW w:w="2076" w:type="dxa"/>
+          </w:tcPr>
+          <w:p>
+            <w:pPr>
+              <w:cnfStyle w:val="000000100000" w:firstRow="0" w:lastRow="0" w:firstColumn="0" w:lastColumn="0" w:oddVBand="0" w:evenVBand="0" w:oddHBand="1" w:evenHBand="0" w:firstRowFirstColumn="0" w:firstRowLastColumn="0" w:lastRowFirstColumn="0" w:lastRowLastColumn="0"/>
+            </w:pPr>
+            <w:r>
+              <w:t>PUT /api/user/{id}/status</w:t>
+            </w:r>
+          </w:p>
+        </w:tc>
+        <w:tc>
+          <w:tcPr>
+            <w:tcW w:w="2076" w:type="dxa"/>
+          </w:tcPr>
+          <w:p>
+            <w:pPr>
+              <w:cnfStyle w:val="000000100000" w:firstRow="0" w:lastRow="0" w:firstColumn="0" w:lastColumn="0" w:oddVBand="0" w:evenVBand="0" w:oddHBand="1" w:evenHBand="0" w:firstRowFirstColumn="0" w:firstRowLastColumn="0" w:lastRowFirstColumn="0" w:lastRowLastColumn="0"/>
+            </w:pPr>
+            <w:r>
+              <w:t>gap_tests TC-U08-disable-login / TC-U08-enable</w:t>
+            </w:r>
+          </w:p>
+        </w:tc>
+        <w:tc>
+          <w:tcPr>
+            <w:tcW w:w="2076" w:type="dxa"/>
+          </w:tcPr>
+          <w:p>
+            <w:pPr>
+              <w:cnfStyle w:val="000000100000" w:firstRow="0" w:lastRow="0" w:firstColumn="0" w:lastColumn="0" w:oddVBand="0" w:evenVBand="0" w:oddHBand="1" w:evenHBand="0" w:firstRowFirstColumn="0" w:firstRowLastColumn="0" w:lastRowFirstColumn="0" w:lastRowLastColumn="0"/>
+            </w:pPr>
+            <w:r>
+              <w:t>PASS</w:t>
+            </w:r>
+          </w:p>
+        </w:tc>
+      </w:tr>
+      <w:tr>
+        <w:tc>
+          <w:tcPr>
+            <w:cnfStyle w:val="001000000000" w:firstRow="0" w:lastRow="0" w:firstColumn="1" w:lastColumn="0" w:oddVBand="0" w:evenVBand="0" w:oddHBand="0" w:evenHBand="0" w:firstRowFirstColumn="0" w:firstRowLastColumn="0" w:lastRowFirstColumn="0" w:lastRowLastColumn="0"/>
+            <w:tcW w:w="2076" w:type="dxa"/>
+          </w:tcPr>
+          <w:p>
+            <w:r>
+              <w:t xml:space="preserve">TC-U09 </w:t>
+            </w:r>
+            <w:r>
+              <w:t>删除用户</w:t>
+            </w:r>
+          </w:p>
+        </w:tc>
+        <w:tc>
+          <w:tcPr>
+            <w:tcW w:w="2076" w:type="dxa"/>
+          </w:tcPr>
+          <w:p>
+            <w:pPr>
+              <w:cnfStyle w:val="000000000000" w:firstRow="0" w:lastRow="0" w:firstColumn="0" w:lastColumn="0" w:oddVBand="0" w:evenVBand="0" w:oddHBand="0" w:evenHBand="0" w:firstRowFirstColumn="0" w:firstRowLastColumn="0" w:lastRowFirstColumn="0" w:lastRowLastColumn="0"/>
+            </w:pPr>
+            <w:r>
+              <w:t>DELETE /api/user/{id}</w:t>
+            </w:r>
+          </w:p>
+        </w:tc>
+        <w:tc>
+          <w:tcPr>
+            <w:tcW w:w="2076" w:type="dxa"/>
+          </w:tcPr>
+          <w:p>
+            <w:pPr>
+              <w:cnfStyle w:val="000000000000" w:firstRow="0" w:lastRow="0" w:firstColumn="0" w:lastColumn="0" w:oddVBand="0" w:evenVBand="0" w:oddHBand="0" w:evenHBand="0" w:firstRowFirstColumn="0" w:firstRowLastColumn="0" w:lastRowFirstColumn="0" w:lastRowLastColumn="0"/>
+            </w:pPr>
+            <w:r>
+              <w:t>gap_tests TC-U09-delete-admin-forbidden</w:t>
+            </w:r>
+            <w:r>
+              <w:t>（删管理员拒绝）</w:t>
+            </w:r>
+          </w:p>
+        </w:tc>
+        <w:tc>
+          <w:tcPr>
+            <w:tcW w:w="2076" w:type="dxa"/>
+          </w:tcPr>
+          <w:p>
+            <w:pPr>
+              <w:cnfStyle w:val="000000000000" w:firstRow="0" w:lastRow="0" w:firstColumn="0" w:lastColumn="0" w:oddVBand="0" w:evenVBand="0" w:oddHBand="0" w:evenHBand="0" w:firstRowFirstColumn="0" w:firstRowLastColumn="0" w:lastRowFirstColumn="0" w:lastRowLastColumn="0"/>
+            </w:pPr>
+            <w:r>
+              <w:t>PASS</w:t>
+            </w:r>
+          </w:p>
+        </w:tc>
+      </w:tr>
+      <w:tr>
+        <w:trPr>
+          <w:cnfStyle w:val="000000100000" w:firstRow="0" w:lastRow="0" w:firstColumn="0" w:lastColumn="0" w:oddVBand="0" w:evenVBand="0" w:oddHBand="1" w:evenHBand="0" w:firstRowFirstColumn="0" w:firstRowLastColumn="0" w:lastRowFirstColumn="0" w:lastRowLastColumn="0"/>
+        </w:trPr>
+        <w:tc>
+          <w:tcPr>
+            <w:cnfStyle w:val="001000000000" w:firstRow="0" w:lastRow="0" w:firstColumn="1" w:lastColumn="0" w:oddVBand="0" w:evenVBand="0" w:oddHBand="0" w:evenHBand="0" w:firstRowFirstColumn="0" w:firstRowLastColumn="0" w:lastRowFirstColumn="0" w:lastRowLastColumn="0"/>
+            <w:tcW w:w="2076" w:type="dxa"/>
+          </w:tcPr>
+          <w:p>
+            <w:r>
+              <w:t xml:space="preserve">TC-U10 </w:t>
+            </w:r>
+            <w:r>
+              <w:t>重置密码</w:t>
+            </w:r>
+          </w:p>
+        </w:tc>
+        <w:tc>
+          <w:tcPr>
+            <w:tcW w:w="2076" w:type="dxa"/>
+          </w:tcPr>
+          <w:p>
+            <w:pPr>
+              <w:cnfStyle w:val="000000100000" w:firstRow="0" w:lastRow="0" w:firstColumn="0" w:lastColumn="0" w:oddVBand="0" w:evenVBand="0" w:oddHBand="1" w:evenHBand="0" w:firstRowFirstColumn="0" w:firstRowLastColumn="0" w:lastRowFirstColumn="0" w:lastRowLastColumn="0"/>
+            </w:pPr>
+            <w:r>
+              <w:t>POST /api/user/{id}/reset-password</w:t>
+            </w:r>
+          </w:p>
+        </w:tc>
+        <w:tc>
+          <w:tcPr>
+            <w:tcW w:w="2076" w:type="dxa"/>
+          </w:tcPr>
+          <w:p>
+            <w:pPr>
+              <w:cnfStyle w:val="000000100000" w:firstRow="0" w:lastRow="0" w:firstColumn="0" w:lastColumn="0" w:oddVBand="0" w:evenVBand="0" w:oddHBand="1" w:evenHBand="0" w:firstRowFirstColumn="0" w:firstRowLastColumn="0" w:lastRowFirstColumn="0" w:lastRowLastColumn="0"/>
+            </w:pPr>
+            <w:r>
+              <w:t>gap_tests TC-U10-reset-password</w:t>
+            </w:r>
+          </w:p>
+        </w:tc>
+        <w:tc>
+          <w:tcPr>
+            <w:tcW w:w="2076" w:type="dxa"/>
+          </w:tcPr>
+          <w:p>
+            <w:pPr>
+              <w:cnfStyle w:val="000000100000" w:firstRow="0" w:lastRow="0" w:firstColumn="0" w:lastColumn="0" w:oddVBand="0" w:evenVBand="0" w:oddHBand="1" w:evenHBand="0" w:firstRowFirstColumn="0" w:firstRowLastColumn="0" w:lastRowFirstColumn="0" w:lastRowLastColumn="0"/>
+            </w:pPr>
+            <w:r>
+              <w:t>PASS</w:t>
+            </w:r>
+          </w:p>
+        </w:tc>
+      </w:tr>
+      <w:tr>
+        <w:tc>
+          <w:tcPr>
+            <w:cnfStyle w:val="001000000000" w:firstRow="0" w:lastRow="0" w:firstColumn="1" w:lastColumn="0" w:oddVBand="0" w:evenVBand="0" w:oddHBand="0" w:evenHBand="0" w:firstRowFirstColumn="0" w:firstRowLastColumn="0" w:lastRowFirstColumn="0" w:lastRowLastColumn="0"/>
+            <w:tcW w:w="2076" w:type="dxa"/>
+          </w:tcPr>
+          <w:p>
+            <w:r>
               <w:t>补充：管理员</w:t>
             </w:r>
             <w:r>
@@ -3178,23 +3342,7 @@
               <w:cnfStyle w:val="000000000000" w:firstRow="0" w:lastRow="0" w:firstColumn="0" w:lastColumn="0" w:oddVBand="0" w:evenVBand="0" w:oddHBand="0" w:evenHBand="0" w:firstRowFirstColumn="0" w:firstRowLastColumn="0" w:lastRowFirstColumn="0" w:lastRowLastColumn="0"/>
             </w:pPr>
             <w:r>
-              <w:t>GET /</w:t>
-            </w:r>
-            <w:proofErr w:type="spellStart"/>
-            <w:r>
-              <w:t>api</w:t>
-            </w:r>
-            <w:proofErr w:type="spellEnd"/>
-            <w:r>
-              <w:t>/user/</w:t>
-            </w:r>
-            <w:proofErr w:type="spellStart"/>
-            <w:r>
-              <w:t>list?nickname</w:t>
-            </w:r>
-            <w:proofErr w:type="spellEnd"/>
-            <w:r>
-              <w:t>=a</w:t>
+              <w:t>GET /api/user/list?nickname=a</w:t>
             </w:r>
           </w:p>
         </w:tc>
@@ -3281,15 +3429,15 @@
     </w:p>
     <w:tbl>
       <w:tblPr>
-        <w:tblStyle w:val="11"/>
+        <w:tblStyle w:val="31"/>
         <w:tblW w:w="0" w:type="auto"/>
         <w:tblLook w:val="04A0" w:firstRow="1" w:lastRow="0" w:firstColumn="1" w:lastColumn="0" w:noHBand="0" w:noVBand="1"/>
       </w:tblPr>
       <w:tblGrid>
-        <w:gridCol w:w="1274"/>
+        <w:gridCol w:w="1279"/>
         <w:gridCol w:w="2709"/>
         <w:gridCol w:w="3127"/>
-        <w:gridCol w:w="1186"/>
+        <w:gridCol w:w="1191"/>
       </w:tblGrid>
       <w:tr>
         <w:trPr>
@@ -3297,11 +3445,12 @@
         </w:trPr>
         <w:tc>
           <w:tcPr>
-            <w:cnfStyle w:val="001000000000" w:firstRow="0" w:lastRow="0" w:firstColumn="1" w:lastColumn="0" w:oddVBand="0" w:evenVBand="0" w:oddHBand="0" w:evenHBand="0" w:firstRowFirstColumn="0" w:firstRowLastColumn="0" w:lastRowFirstColumn="0" w:lastRowLastColumn="0"/>
-            <w:tcW w:w="2076" w:type="dxa"/>
-          </w:tcPr>
-          <w:p>
-            <w:r>
+            <w:cnfStyle w:val="001000000100" w:firstRow="0" w:lastRow="0" w:firstColumn="1" w:lastColumn="0" w:oddVBand="0" w:evenVBand="0" w:oddHBand="0" w:evenHBand="0" w:firstRowFirstColumn="1" w:firstRowLastColumn="0" w:lastRowFirstColumn="0" w:lastRowLastColumn="0"/>
+            <w:tcW w:w="2076" w:type="dxa"/>
+          </w:tcPr>
+          <w:p>
+            <w:r>
+              <w:lastRenderedPageBreak/>
               <w:t>用例</w:t>
             </w:r>
           </w:p>
@@ -3373,15 +3522,7 @@
               <w:cnfStyle w:val="000000100000" w:firstRow="0" w:lastRow="0" w:firstColumn="0" w:lastColumn="0" w:oddVBand="0" w:evenVBand="0" w:oddHBand="1" w:evenHBand="0" w:firstRowFirstColumn="0" w:firstRowLastColumn="0" w:lastRowFirstColumn="0" w:lastRowLastColumn="0"/>
             </w:pPr>
             <w:r>
-              <w:t>POST /</w:t>
-            </w:r>
-            <w:proofErr w:type="spellStart"/>
-            <w:r>
-              <w:t>api</w:t>
-            </w:r>
-            <w:proofErr w:type="spellEnd"/>
-            <w:r>
-              <w:t>/dish</w:t>
+              <w:t>POST /api/dish</w:t>
             </w:r>
           </w:p>
         </w:tc>
@@ -3394,15 +3535,7 @@
               <w:cnfStyle w:val="000000100000" w:firstRow="0" w:lastRow="0" w:firstColumn="0" w:lastColumn="0" w:oddVBand="0" w:evenVBand="0" w:oddHBand="1" w:evenHBand="0" w:firstRowFirstColumn="0" w:firstRowLastColumn="0" w:lastRowFirstColumn="0" w:lastRowLastColumn="0"/>
             </w:pPr>
             <w:r>
-              <w:t>run_backend_api_tests.py [MERCHANT] POST /</w:t>
-            </w:r>
-            <w:proofErr w:type="spellStart"/>
-            <w:r>
-              <w:t>api</w:t>
-            </w:r>
-            <w:proofErr w:type="spellEnd"/>
-            <w:r>
-              <w:t>/dish ×2</w:t>
+              <w:t>run_backend_api_tests.py [MERCHANT] POST /api/dish ×2</w:t>
             </w:r>
           </w:p>
         </w:tc>
@@ -3444,15 +3577,7 @@
               <w:cnfStyle w:val="000000000000" w:firstRow="0" w:lastRow="0" w:firstColumn="0" w:lastColumn="0" w:oddVBand="0" w:evenVBand="0" w:oddHBand="0" w:evenHBand="0" w:firstRowFirstColumn="0" w:firstRowLastColumn="0" w:lastRowFirstColumn="0" w:lastRowLastColumn="0"/>
             </w:pPr>
             <w:r>
-              <w:t>GET /</w:t>
-            </w:r>
-            <w:proofErr w:type="spellStart"/>
-            <w:r>
-              <w:t>api</w:t>
-            </w:r>
-            <w:proofErr w:type="spellEnd"/>
-            <w:r>
-              <w:t>/dish/list</w:t>
+              <w:t>GET /api/dish/list</w:t>
             </w:r>
           </w:p>
         </w:tc>
@@ -3510,15 +3635,7 @@
               <w:cnfStyle w:val="000000100000" w:firstRow="0" w:lastRow="0" w:firstColumn="0" w:lastColumn="0" w:oddVBand="0" w:evenVBand="0" w:oddHBand="1" w:evenHBand="0" w:firstRowFirstColumn="0" w:firstRowLastColumn="0" w:lastRowFirstColumn="0" w:lastRowLastColumn="0"/>
             </w:pPr>
             <w:r>
-              <w:t>POST /</w:t>
-            </w:r>
-            <w:proofErr w:type="spellStart"/>
-            <w:r>
-              <w:t>api</w:t>
-            </w:r>
-            <w:proofErr w:type="spellEnd"/>
-            <w:r>
-              <w:t>/menu</w:t>
+              <w:t>POST /api/menu</w:t>
             </w:r>
           </w:p>
         </w:tc>
@@ -3531,15 +3648,7 @@
               <w:cnfStyle w:val="000000100000" w:firstRow="0" w:lastRow="0" w:firstColumn="0" w:lastColumn="0" w:oddVBand="0" w:evenVBand="0" w:oddHBand="1" w:evenHBand="0" w:firstRowFirstColumn="0" w:firstRowLastColumn="0" w:lastRowFirstColumn="0" w:lastRowLastColumn="0"/>
             </w:pPr>
             <w:r>
-              <w:t>run_backend_api_tests.py [MERCHANT] POST /</w:t>
-            </w:r>
-            <w:proofErr w:type="spellStart"/>
-            <w:r>
-              <w:t>api</w:t>
-            </w:r>
-            <w:proofErr w:type="spellEnd"/>
-            <w:r>
-              <w:t>/menu</w:t>
+              <w:t>run_backend_api_tests.py [MERCHANT] POST /api/menu</w:t>
             </w:r>
           </w:p>
         </w:tc>
@@ -3581,15 +3690,7 @@
               <w:cnfStyle w:val="000000000000" w:firstRow="0" w:lastRow="0" w:firstColumn="0" w:lastColumn="0" w:oddVBand="0" w:evenVBand="0" w:oddHBand="0" w:evenHBand="0" w:firstRowFirstColumn="0" w:firstRowLastColumn="0" w:lastRowFirstColumn="0" w:lastRowLastColumn="0"/>
             </w:pPr>
             <w:r>
-              <w:t>GET /</w:t>
-            </w:r>
-            <w:proofErr w:type="spellStart"/>
-            <w:r>
-              <w:t>api</w:t>
-            </w:r>
-            <w:proofErr w:type="spellEnd"/>
-            <w:r>
-              <w:t>/menu/today</w:t>
+              <w:t>GET /api/menu/today</w:t>
             </w:r>
           </w:p>
         </w:tc>
@@ -3602,15 +3703,7 @@
               <w:cnfStyle w:val="000000000000" w:firstRow="0" w:lastRow="0" w:firstColumn="0" w:lastColumn="0" w:oddVBand="0" w:evenVBand="0" w:oddHBand="0" w:evenHBand="0" w:firstRowFirstColumn="0" w:firstRowLastColumn="0" w:lastRowFirstColumn="0" w:lastRowLastColumn="0"/>
             </w:pPr>
             <w:r>
-              <w:t>run_backend_api_tests.py [USER] GET /</w:t>
-            </w:r>
-            <w:proofErr w:type="spellStart"/>
-            <w:r>
-              <w:t>api</w:t>
-            </w:r>
-            <w:proofErr w:type="spellEnd"/>
-            <w:r>
-              <w:t>/menu/today</w:t>
+              <w:t>run_backend_api_tests.py [USER] GET /api/menu/today</w:t>
             </w:r>
           </w:p>
         </w:tc>
@@ -3655,15 +3748,7 @@
               <w:cnfStyle w:val="000000100000" w:firstRow="0" w:lastRow="0" w:firstColumn="0" w:lastColumn="0" w:oddVBand="0" w:evenVBand="0" w:oddHBand="1" w:evenHBand="0" w:firstRowFirstColumn="0" w:firstRowLastColumn="0" w:lastRowFirstColumn="0" w:lastRowLastColumn="0"/>
             </w:pPr>
             <w:r>
-              <w:t>GET /</w:t>
-            </w:r>
-            <w:proofErr w:type="spellStart"/>
-            <w:r>
-              <w:t>api</w:t>
-            </w:r>
-            <w:proofErr w:type="spellEnd"/>
-            <w:r>
-              <w:t>/menu/dish/{id}</w:t>
+              <w:t>GET /api/menu/dish/{id}</w:t>
             </w:r>
           </w:p>
         </w:tc>
@@ -3676,23 +3761,7 @@
               <w:cnfStyle w:val="000000100000" w:firstRow="0" w:lastRow="0" w:firstColumn="0" w:lastColumn="0" w:oddVBand="0" w:evenVBand="0" w:oddHBand="1" w:evenHBand="0" w:firstRowFirstColumn="0" w:firstRowLastColumn="0" w:lastRowFirstColumn="0" w:lastRowLastColumn="0"/>
             </w:pPr>
             <w:r>
-              <w:t>run_backend_api_tests.py [USER] GET /</w:t>
-            </w:r>
-            <w:proofErr w:type="spellStart"/>
-            <w:r>
-              <w:t>api</w:t>
-            </w:r>
-            <w:proofErr w:type="spellEnd"/>
-            <w:r>
-              <w:t>/menu/dish/{</w:t>
-            </w:r>
-            <w:proofErr w:type="spellStart"/>
-            <w:r>
-              <w:t>menuDishId</w:t>
-            </w:r>
-            <w:proofErr w:type="spellEnd"/>
-            <w:r>
-              <w:t>}</w:t>
+              <w:t>run_backend_api_tests.py [USER] GET /api/menu/dish/{menuDishId}</w:t>
             </w:r>
           </w:p>
         </w:tc>
@@ -3734,15 +3803,7 @@
               <w:cnfStyle w:val="000000000000" w:firstRow="0" w:lastRow="0" w:firstColumn="0" w:lastColumn="0" w:oddVBand="0" w:evenVBand="0" w:oddHBand="0" w:evenHBand="0" w:firstRowFirstColumn="0" w:firstRowLastColumn="0" w:lastRowFirstColumn="0" w:lastRowLastColumn="0"/>
             </w:pPr>
             <w:r>
-              <w:t>GET /</w:t>
-            </w:r>
-            <w:proofErr w:type="spellStart"/>
-            <w:r>
-              <w:t>api</w:t>
-            </w:r>
-            <w:proofErr w:type="spellEnd"/>
-            <w:r>
-              <w:t>/menu/{id}</w:t>
+              <w:t>GET /api/menu/{id}</w:t>
             </w:r>
           </w:p>
         </w:tc>
@@ -3800,15 +3861,7 @@
               <w:cnfStyle w:val="000000100000" w:firstRow="0" w:lastRow="0" w:firstColumn="0" w:lastColumn="0" w:oddVBand="0" w:evenVBand="0" w:oddHBand="1" w:evenHBand="0" w:firstRowFirstColumn="0" w:firstRowLastColumn="0" w:lastRowFirstColumn="0" w:lastRowLastColumn="0"/>
             </w:pPr>
             <w:r>
-              <w:t>GET /</w:t>
-            </w:r>
-            <w:proofErr w:type="spellStart"/>
-            <w:r>
-              <w:t>api</w:t>
-            </w:r>
-            <w:proofErr w:type="spellEnd"/>
-            <w:r>
-              <w:t>/dish/{id}</w:t>
+              <w:t>GET /api/dish/{id}</w:t>
             </w:r>
           </w:p>
         </w:tc>
@@ -3847,7 +3900,6 @@
           </w:tcPr>
           <w:p>
             <w:r>
-              <w:lastRenderedPageBreak/>
               <w:t xml:space="preserve">TC-M08 </w:t>
             </w:r>
             <w:r>
@@ -3864,15 +3916,7 @@
               <w:cnfStyle w:val="000000000000" w:firstRow="0" w:lastRow="0" w:firstColumn="0" w:lastColumn="0" w:oddVBand="0" w:evenVBand="0" w:oddHBand="0" w:evenHBand="0" w:firstRowFirstColumn="0" w:firstRowLastColumn="0" w:lastRowFirstColumn="0" w:lastRowLastColumn="0"/>
             </w:pPr>
             <w:r>
-              <w:t>PUT /</w:t>
-            </w:r>
-            <w:proofErr w:type="spellStart"/>
-            <w:r>
-              <w:t>api</w:t>
-            </w:r>
-            <w:proofErr w:type="spellEnd"/>
-            <w:r>
-              <w:t>/dish/{id}</w:t>
+              <w:t>PUT /api/dish/{id}</w:t>
             </w:r>
           </w:p>
         </w:tc>
@@ -3930,15 +3974,7 @@
               <w:cnfStyle w:val="000000100000" w:firstRow="0" w:lastRow="0" w:firstColumn="0" w:lastColumn="0" w:oddVBand="0" w:evenVBand="0" w:oddHBand="1" w:evenHBand="0" w:firstRowFirstColumn="0" w:firstRowLastColumn="0" w:lastRowFirstColumn="0" w:lastRowLastColumn="0"/>
             </w:pPr>
             <w:r>
-              <w:t>PUT /</w:t>
-            </w:r>
-            <w:proofErr w:type="spellStart"/>
-            <w:r>
-              <w:t>api</w:t>
-            </w:r>
-            <w:proofErr w:type="spellEnd"/>
-            <w:r>
-              <w:t>/dish/{id}/status</w:t>
+              <w:t>PUT /api/dish/{id}/status</w:t>
             </w:r>
           </w:p>
         </w:tc>
@@ -3993,15 +4029,7 @@
               <w:cnfStyle w:val="000000000000" w:firstRow="0" w:lastRow="0" w:firstColumn="0" w:lastColumn="0" w:oddVBand="0" w:evenVBand="0" w:oddHBand="0" w:evenHBand="0" w:firstRowFirstColumn="0" w:firstRowLastColumn="0" w:lastRowFirstColumn="0" w:lastRowLastColumn="0"/>
             </w:pPr>
             <w:r>
-              <w:t>DELETE /</w:t>
-            </w:r>
-            <w:proofErr w:type="spellStart"/>
-            <w:r>
-              <w:t>api</w:t>
-            </w:r>
-            <w:proofErr w:type="spellEnd"/>
-            <w:r>
-              <w:t>/dish/{id}</w:t>
+              <w:t>DELETE /api/dish/{id}</w:t>
             </w:r>
           </w:p>
         </w:tc>
@@ -4059,15 +4087,7 @@
               <w:cnfStyle w:val="000000100000" w:firstRow="0" w:lastRow="0" w:firstColumn="0" w:lastColumn="0" w:oddVBand="0" w:evenVBand="0" w:oddHBand="1" w:evenHBand="0" w:firstRowFirstColumn="0" w:firstRowLastColumn="0" w:lastRowFirstColumn="0" w:lastRowLastColumn="0"/>
             </w:pPr>
             <w:r>
-              <w:t>GET /</w:t>
-            </w:r>
-            <w:proofErr w:type="spellStart"/>
-            <w:r>
-              <w:t>api</w:t>
-            </w:r>
-            <w:proofErr w:type="spellEnd"/>
-            <w:r>
-              <w:t>/menu/list</w:t>
+              <w:t>GET /api/menu/list</w:t>
             </w:r>
           </w:p>
         </w:tc>
@@ -4122,15 +4142,7 @@
               <w:cnfStyle w:val="000000000000" w:firstRow="0" w:lastRow="0" w:firstColumn="0" w:lastColumn="0" w:oddVBand="0" w:evenVBand="0" w:oddHBand="0" w:evenHBand="0" w:firstRowFirstColumn="0" w:firstRowLastColumn="0" w:lastRowFirstColumn="0" w:lastRowLastColumn="0"/>
             </w:pPr>
             <w:r>
-              <w:t>GET /</w:t>
-            </w:r>
-            <w:proofErr w:type="spellStart"/>
-            <w:r>
-              <w:t>api</w:t>
-            </w:r>
-            <w:proofErr w:type="spellEnd"/>
-            <w:r>
-              <w:t>/menu/stock/merchant</w:t>
+              <w:t>GET /api/menu/stock/merchant</w:t>
             </w:r>
           </w:p>
         </w:tc>
@@ -4188,15 +4200,7 @@
               <w:cnfStyle w:val="000000100000" w:firstRow="0" w:lastRow="0" w:firstColumn="0" w:lastColumn="0" w:oddVBand="0" w:evenVBand="0" w:oddHBand="1" w:evenHBand="0" w:firstRowFirstColumn="0" w:firstRowLastColumn="0" w:lastRowFirstColumn="0" w:lastRowLastColumn="0"/>
             </w:pPr>
             <w:r>
-              <w:t>GET /</w:t>
-            </w:r>
-            <w:proofErr w:type="spellStart"/>
-            <w:r>
-              <w:t>api</w:t>
-            </w:r>
-            <w:proofErr w:type="spellEnd"/>
-            <w:r>
-              <w:t>/menu/stock/list</w:t>
+              <w:t>GET /api/menu/stock/list</w:t>
             </w:r>
           </w:p>
         </w:tc>
@@ -4254,15 +4258,7 @@
               <w:cnfStyle w:val="000000000000" w:firstRow="0" w:lastRow="0" w:firstColumn="0" w:lastColumn="0" w:oddVBand="0" w:evenVBand="0" w:oddHBand="0" w:evenHBand="0" w:firstRowFirstColumn="0" w:firstRowLastColumn="0" w:lastRowFirstColumn="0" w:lastRowLastColumn="0"/>
             </w:pPr>
             <w:r>
-              <w:t>PUT /</w:t>
-            </w:r>
-            <w:proofErr w:type="spellStart"/>
-            <w:r>
-              <w:t>api</w:t>
-            </w:r>
-            <w:proofErr w:type="spellEnd"/>
-            <w:r>
-              <w:t>/menu/stock/{id} INCR</w:t>
+              <w:t>PUT /api/menu/stock/{id} INCR</w:t>
             </w:r>
           </w:p>
         </w:tc>
@@ -4326,15 +4322,7 @@
               <w:cnfStyle w:val="000000100000" w:firstRow="0" w:lastRow="0" w:firstColumn="0" w:lastColumn="0" w:oddVBand="0" w:evenVBand="0" w:oddHBand="1" w:evenHBand="0" w:firstRowFirstColumn="0" w:firstRowLastColumn="0" w:lastRowFirstColumn="0" w:lastRowLastColumn="0"/>
             </w:pPr>
             <w:r>
-              <w:t>PUT /</w:t>
-            </w:r>
-            <w:proofErr w:type="spellStart"/>
-            <w:r>
-              <w:t>api</w:t>
-            </w:r>
-            <w:proofErr w:type="spellEnd"/>
-            <w:r>
-              <w:t>/menu/stock/{id} DECR 9999999</w:t>
+              <w:t>PUT /api/menu/stock/{id} DECR 9999999</w:t>
             </w:r>
           </w:p>
         </w:tc>
@@ -4347,23 +4335,7 @@
               <w:cnfStyle w:val="000000100000" w:firstRow="0" w:lastRow="0" w:firstColumn="0" w:lastColumn="0" w:oddVBand="0" w:evenVBand="0" w:oddHBand="1" w:evenHBand="0" w:firstRowFirstColumn="0" w:firstRowLastColumn="0" w:lastRowFirstColumn="0" w:lastRowLastColumn="0"/>
             </w:pPr>
             <w:r>
-              <w:t xml:space="preserve">stock_tests.py </w:t>
-            </w:r>
-            <w:proofErr w:type="spellStart"/>
-            <w:r>
-              <w:t>decr</w:t>
-            </w:r>
-            <w:proofErr w:type="spellEnd"/>
-            <w:r>
-              <w:t>-overflow-conflict / additional stock-</w:t>
-            </w:r>
-            <w:proofErr w:type="spellStart"/>
-            <w:r>
-              <w:t>decr</w:t>
-            </w:r>
-            <w:proofErr w:type="spellEnd"/>
-            <w:r>
-              <w:t>-conflict</w:t>
+              <w:t>stock_tests.py decr-overflow-conflict / additional stock-decr-conflict</w:t>
             </w:r>
           </w:p>
         </w:tc>
@@ -4392,7 +4364,11 @@
               <w:t xml:space="preserve">TC-M16 </w:t>
             </w:r>
             <w:r>
-              <w:t>库存调整越权</w:t>
+              <w:t>库存调整</w:t>
+            </w:r>
+            <w:r>
+              <w:lastRenderedPageBreak/>
+              <w:t>越权</w:t>
             </w:r>
           </w:p>
         </w:tc>
@@ -4405,17 +4381,11 @@
               <w:cnfStyle w:val="000000000000" w:firstRow="0" w:lastRow="0" w:firstColumn="0" w:lastColumn="0" w:oddVBand="0" w:evenVBand="0" w:oddHBand="0" w:evenHBand="0" w:firstRowFirstColumn="0" w:firstRowLastColumn="0" w:lastRowFirstColumn="0" w:lastRowLastColumn="0"/>
             </w:pPr>
             <w:r>
-              <w:t>PUT /</w:t>
-            </w:r>
-            <w:proofErr w:type="spellStart"/>
-            <w:r>
-              <w:t>api</w:t>
-            </w:r>
-            <w:proofErr w:type="spellEnd"/>
-            <w:r>
-              <w:t>/menu/stock/{id}</w:t>
-            </w:r>
-            <w:r>
+              <w:lastRenderedPageBreak/>
+              <w:t>PUT /api/menu/stock/{id}</w:t>
+            </w:r>
+            <w:r>
+              <w:lastRenderedPageBreak/>
               <w:t>（</w:t>
             </w:r>
             <w:r>
@@ -4435,6 +4405,7 @@
               <w:cnfStyle w:val="000000000000" w:firstRow="0" w:lastRow="0" w:firstColumn="0" w:lastColumn="0" w:oddVBand="0" w:evenVBand="0" w:oddHBand="0" w:evenHBand="0" w:firstRowFirstColumn="0" w:firstRowLastColumn="0" w:lastRowFirstColumn="0" w:lastRowLastColumn="0"/>
             </w:pPr>
             <w:r>
+              <w:lastRenderedPageBreak/>
               <w:t>stock_tests.py normal-user-update-stock-forbidden</w:t>
             </w:r>
           </w:p>
@@ -4480,15 +4451,7 @@
               <w:cnfStyle w:val="000000100000" w:firstRow="0" w:lastRow="0" w:firstColumn="0" w:lastColumn="0" w:oddVBand="0" w:evenVBand="0" w:oddHBand="1" w:evenHBand="0" w:firstRowFirstColumn="0" w:firstRowLastColumn="0" w:lastRowFirstColumn="0" w:lastRowLastColumn="0"/>
             </w:pPr>
             <w:r>
-              <w:t>PUT/DELETE /</w:t>
-            </w:r>
-            <w:proofErr w:type="spellStart"/>
-            <w:r>
-              <w:t>api</w:t>
-            </w:r>
-            <w:proofErr w:type="spellEnd"/>
-            <w:r>
-              <w:t>/dish/{id} → 3008</w:t>
+              <w:t>PUT /api/dish/{id} → 3008</w:t>
             </w:r>
           </w:p>
         </w:tc>
@@ -4501,7 +4464,7 @@
               <w:cnfStyle w:val="000000100000" w:firstRow="0" w:lastRow="0" w:firstColumn="0" w:lastColumn="0" w:oddVBand="0" w:evenVBand="0" w:oddHBand="1" w:evenHBand="0" w:firstRowFirstColumn="0" w:firstRowLastColumn="0" w:lastRowFirstColumn="0" w:lastRowLastColumn="0"/>
             </w:pPr>
             <w:r>
-              <w:t>（手动用例，业务逻辑由代码保证）</w:t>
+              <w:t>gap_tests TC-M17-dish-menu-conflict</w:t>
             </w:r>
           </w:p>
         </w:tc>
@@ -4514,7 +4477,7 @@
               <w:cnfStyle w:val="000000100000" w:firstRow="0" w:lastRow="0" w:firstColumn="0" w:lastColumn="0" w:oddVBand="0" w:evenVBand="0" w:oddHBand="1" w:evenHBand="0" w:firstRowFirstColumn="0" w:firstRowLastColumn="0" w:lastRowFirstColumn="0" w:lastRowLastColumn="0"/>
             </w:pPr>
             <w:r>
-              <w:t>未脚本化</w:t>
+              <w:t>PASS</w:t>
             </w:r>
           </w:p>
         </w:tc>
@@ -4559,15 +4522,15 @@
     </w:p>
     <w:tbl>
       <w:tblPr>
-        <w:tblStyle w:val="11"/>
+        <w:tblStyle w:val="31"/>
         <w:tblW w:w="0" w:type="auto"/>
         <w:tblLook w:val="04A0" w:firstRow="1" w:lastRow="0" w:firstColumn="1" w:lastColumn="0" w:noHBand="0" w:noVBand="1"/>
       </w:tblPr>
       <w:tblGrid>
-        <w:gridCol w:w="1230"/>
-        <w:gridCol w:w="2989"/>
-        <w:gridCol w:w="2716"/>
-        <w:gridCol w:w="1361"/>
+        <w:gridCol w:w="627"/>
+        <w:gridCol w:w="2884"/>
+        <w:gridCol w:w="3955"/>
+        <w:gridCol w:w="840"/>
       </w:tblGrid>
       <w:tr>
         <w:trPr>
@@ -4575,7 +4538,7 @@
         </w:trPr>
         <w:tc>
           <w:tcPr>
-            <w:cnfStyle w:val="001000000000" w:firstRow="0" w:lastRow="0" w:firstColumn="1" w:lastColumn="0" w:oddVBand="0" w:evenVBand="0" w:oddHBand="0" w:evenHBand="0" w:firstRowFirstColumn="0" w:firstRowLastColumn="0" w:lastRowFirstColumn="0" w:lastRowLastColumn="0"/>
+            <w:cnfStyle w:val="001000000100" w:firstRow="0" w:lastRow="0" w:firstColumn="1" w:lastColumn="0" w:oddVBand="0" w:evenVBand="0" w:oddHBand="0" w:evenHBand="0" w:firstRowFirstColumn="1" w:firstRowLastColumn="0" w:lastRowFirstColumn="0" w:lastRowLastColumn="0"/>
             <w:tcW w:w="2076" w:type="dxa"/>
           </w:tcPr>
           <w:p>
@@ -4651,15 +4614,7 @@
               <w:cnfStyle w:val="000000100000" w:firstRow="0" w:lastRow="0" w:firstColumn="0" w:lastColumn="0" w:oddVBand="0" w:evenVBand="0" w:oddHBand="1" w:evenHBand="0" w:firstRowFirstColumn="0" w:firstRowLastColumn="0" w:lastRowFirstColumn="0" w:lastRowLastColumn="0"/>
             </w:pPr>
             <w:r>
-              <w:t>POST /</w:t>
-            </w:r>
-            <w:proofErr w:type="spellStart"/>
-            <w:r>
-              <w:t>api</w:t>
-            </w:r>
-            <w:proofErr w:type="spellEnd"/>
-            <w:r>
-              <w:t>/order</w:t>
+              <w:t>POST /api/order</w:t>
             </w:r>
           </w:p>
         </w:tc>
@@ -4672,15 +4627,7 @@
               <w:cnfStyle w:val="000000100000" w:firstRow="0" w:lastRow="0" w:firstColumn="0" w:lastColumn="0" w:oddVBand="0" w:evenVBand="0" w:oddHBand="1" w:evenHBand="0" w:firstRowFirstColumn="0" w:firstRowLastColumn="0" w:lastRowFirstColumn="0" w:lastRowLastColumn="0"/>
             </w:pPr>
             <w:r>
-              <w:t>run_backend_api_tests.py [USER] POST /</w:t>
-            </w:r>
-            <w:proofErr w:type="spellStart"/>
-            <w:r>
-              <w:t>api</w:t>
-            </w:r>
-            <w:proofErr w:type="spellEnd"/>
-            <w:r>
-              <w:t>/order</w:t>
+              <w:t>run_backend_api_tests.py [USER] POST /api/order</w:t>
             </w:r>
           </w:p>
         </w:tc>
@@ -4722,15 +4669,7 @@
               <w:cnfStyle w:val="000000000000" w:firstRow="0" w:lastRow="0" w:firstColumn="0" w:lastColumn="0" w:oddVBand="0" w:evenVBand="0" w:oddHBand="0" w:evenHBand="0" w:firstRowFirstColumn="0" w:firstRowLastColumn="0" w:lastRowFirstColumn="0" w:lastRowLastColumn="0"/>
             </w:pPr>
             <w:r>
-              <w:t>GET /</w:t>
-            </w:r>
-            <w:proofErr w:type="spellStart"/>
-            <w:r>
-              <w:t>api</w:t>
-            </w:r>
-            <w:proofErr w:type="spellEnd"/>
-            <w:r>
-              <w:t>/order/{id}</w:t>
+              <w:t>GET /api/order/{id}</w:t>
             </w:r>
           </w:p>
         </w:tc>
@@ -4743,23 +4682,13 @@
               <w:cnfStyle w:val="000000000000" w:firstRow="0" w:lastRow="0" w:firstColumn="0" w:lastColumn="0" w:oddVBand="0" w:evenVBand="0" w:oddHBand="0" w:evenHBand="0" w:firstRowFirstColumn="0" w:firstRowLastColumn="0" w:lastRowFirstColumn="0" w:lastRowLastColumn="0"/>
             </w:pPr>
             <w:r>
-              <w:t>run_backend_api_tests.py [USER] GET /</w:t>
-            </w:r>
-            <w:proofErr w:type="spellStart"/>
-            <w:r>
-              <w:t>api</w:t>
-            </w:r>
-            <w:proofErr w:type="spellEnd"/>
-            <w:r>
-              <w:t>/order/{</w:t>
-            </w:r>
-            <w:proofErr w:type="spellStart"/>
-            <w:r>
-              <w:t>orderId</w:t>
-            </w:r>
-            <w:proofErr w:type="spellEnd"/>
-            <w:r>
-              <w:t>}</w:t>
+              <w:t>run_backend_api_tests.py [USER] GET /api/order/{orderId}</w:t>
+            </w:r>
+            <w:r>
+              <w:t>；他人订单</w:t>
+            </w:r>
+            <w:r>
+              <w:t xml:space="preserve"> gap TC-O02-others-order-forbidden</w:t>
             </w:r>
           </w:p>
         </w:tc>
@@ -4804,23 +4733,7 @@
               <w:cnfStyle w:val="000000100000" w:firstRow="0" w:lastRow="0" w:firstColumn="0" w:lastColumn="0" w:oddVBand="0" w:evenVBand="0" w:oddHBand="1" w:evenHBand="0" w:firstRowFirstColumn="0" w:firstRowLastColumn="0" w:lastRowFirstColumn="0" w:lastRowLastColumn="0"/>
             </w:pPr>
             <w:r>
-              <w:t>PUT /</w:t>
-            </w:r>
-            <w:proofErr w:type="spellStart"/>
-            <w:r>
-              <w:t>api</w:t>
-            </w:r>
-            <w:proofErr w:type="spellEnd"/>
-            <w:r>
-              <w:t>/order/{id}</w:t>
-            </w:r>
-            <w:proofErr w:type="gramStart"/>
-            <w:r>
-              <w:t>/{</w:t>
-            </w:r>
-            <w:proofErr w:type="gramEnd"/>
-            <w:r>
-              <w:t>accept</w:t>
+              <w:t>PUT /api/order/{id}/{accept</w:t>
             </w:r>
           </w:p>
         </w:tc>
@@ -4875,15 +4788,7 @@
               <w:cnfStyle w:val="000000000000" w:firstRow="0" w:lastRow="0" w:firstColumn="0" w:lastColumn="0" w:oddVBand="0" w:evenVBand="0" w:oddHBand="0" w:evenHBand="0" w:firstRowFirstColumn="0" w:firstRowLastColumn="0" w:lastRowFirstColumn="0" w:lastRowLastColumn="0"/>
             </w:pPr>
             <w:r>
-              <w:t>PUT /</w:t>
-            </w:r>
-            <w:proofErr w:type="spellStart"/>
-            <w:r>
-              <w:t>api</w:t>
-            </w:r>
-            <w:proofErr w:type="spellEnd"/>
-            <w:r>
-              <w:t>/order/{id}/cancel</w:t>
+              <w:t>PUT /api/order/{id}/cancel</w:t>
             </w:r>
           </w:p>
         </w:tc>
@@ -4896,7 +4801,28 @@
               <w:cnfStyle w:val="000000000000" w:firstRow="0" w:lastRow="0" w:firstColumn="0" w:lastColumn="0" w:oddVBand="0" w:evenVBand="0" w:oddHBand="0" w:evenHBand="0" w:firstRowFirstColumn="0" w:firstRowLastColumn="0" w:lastRowFirstColumn="0" w:lastRowLastColumn="0"/>
             </w:pPr>
             <w:r>
-              <w:t>（手动用例）</w:t>
+              <w:t>gap_tests TC-O04-user-cancel</w:t>
+            </w:r>
+            <w:r>
+              <w:t>（断言</w:t>
+            </w:r>
+            <w:r>
+              <w:t xml:space="preserve"> status=5</w:t>
+            </w:r>
+            <w:r>
+              <w:t>；</w:t>
+            </w:r>
+            <w:r>
+              <w:t xml:space="preserve">cancelType </w:t>
+            </w:r>
+            <w:r>
+              <w:t>未在</w:t>
+            </w:r>
+            <w:r>
+              <w:t xml:space="preserve"> OrderVO </w:t>
+            </w:r>
+            <w:r>
+              <w:t>返回时以状态为准）</w:t>
             </w:r>
           </w:p>
         </w:tc>
@@ -4909,7 +4835,7 @@
               <w:cnfStyle w:val="000000000000" w:firstRow="0" w:lastRow="0" w:firstColumn="0" w:lastColumn="0" w:oddVBand="0" w:evenVBand="0" w:oddHBand="0" w:evenHBand="0" w:firstRowFirstColumn="0" w:firstRowLastColumn="0" w:lastRowFirstColumn="0" w:lastRowLastColumn="0"/>
             </w:pPr>
             <w:r>
-              <w:t>未脚本化</w:t>
+              <w:t>PASS</w:t>
             </w:r>
           </w:p>
         </w:tc>
@@ -4925,8 +4851,11 @@
           </w:tcPr>
           <w:p>
             <w:r>
+              <w:t>TC-</w:t>
+            </w:r>
+            <w:r>
               <w:lastRenderedPageBreak/>
-              <w:t xml:space="preserve">TC-O05 </w:t>
+              <w:t xml:space="preserve">O05 </w:t>
             </w:r>
             <w:r>
               <w:t>订单超时自动取消</w:t>
@@ -4941,11 +4870,10 @@
             <w:pPr>
               <w:cnfStyle w:val="000000100000" w:firstRow="0" w:lastRow="0" w:firstColumn="0" w:lastColumn="0" w:oddVBand="0" w:evenVBand="0" w:oddHBand="1" w:evenHBand="0" w:firstRowFirstColumn="0" w:firstRowLastColumn="0" w:lastRowFirstColumn="0" w:lastRowLastColumn="0"/>
             </w:pPr>
-            <w:proofErr w:type="spellStart"/>
-            <w:r>
+            <w:r>
+              <w:lastRenderedPageBreak/>
               <w:t>OrderTimeoutScheduler</w:t>
             </w:r>
-            <w:proofErr w:type="spellEnd"/>
           </w:p>
         </w:tc>
         <w:tc>
@@ -4957,13 +4885,29 @@
               <w:cnfStyle w:val="000000100000" w:firstRow="0" w:lastRow="0" w:firstColumn="0" w:lastColumn="0" w:oddVBand="0" w:evenVBand="0" w:oddHBand="1" w:evenHBand="0" w:firstRowFirstColumn="0" w:firstRowLastColumn="0" w:lastRowFirstColumn="0" w:lastRowLastColumn="0"/>
             </w:pPr>
             <w:r>
-              <w:t>（时间相关，需</w:t>
-            </w:r>
-            <w:r>
-              <w:t xml:space="preserve"> ≥30s </w:t>
-            </w:r>
-            <w:r>
-              <w:t>等待）</w:t>
+              <w:t>run_backend_api_order_timeout_test.py</w:t>
+            </w:r>
+            <w:r>
+              <w:t>（需</w:t>
+            </w:r>
+            <w:r>
+              <w:t xml:space="preserve"> CANTEEN_MYSQL + </w:t>
+            </w:r>
+            <w:r>
+              <w:t>等待；</w:t>
+            </w:r>
+            <w:r>
+              <w:lastRenderedPageBreak/>
+              <w:t xml:space="preserve">mysql </w:t>
+            </w:r>
+            <w:r>
+              <w:t>校验</w:t>
+            </w:r>
+            <w:r>
+              <w:t xml:space="preserve"> cancel_type=2</w:t>
+            </w:r>
+            <w:r>
+              <w:t>）</w:t>
             </w:r>
           </w:p>
         </w:tc>
@@ -4976,7 +4920,8 @@
               <w:cnfStyle w:val="000000100000" w:firstRow="0" w:lastRow="0" w:firstColumn="0" w:lastColumn="0" w:oddVBand="0" w:evenVBand="0" w:oddHBand="1" w:evenHBand="0" w:firstRowFirstColumn="0" w:firstRowLastColumn="0" w:lastRowFirstColumn="0" w:lastRowLastColumn="0"/>
             </w:pPr>
             <w:r>
-              <w:t>未覆盖（留空）</w:t>
+              <w:lastRenderedPageBreak/>
+              <w:t>PASS</w:t>
             </w:r>
           </w:p>
         </w:tc>
@@ -5005,15 +4950,7 @@
               <w:cnfStyle w:val="000000000000" w:firstRow="0" w:lastRow="0" w:firstColumn="0" w:lastColumn="0" w:oddVBand="0" w:evenVBand="0" w:oddHBand="0" w:evenHBand="0" w:firstRowFirstColumn="0" w:firstRowLastColumn="0" w:lastRowFirstColumn="0" w:lastRowLastColumn="0"/>
             </w:pPr>
             <w:r>
-              <w:t>POST /</w:t>
-            </w:r>
-            <w:proofErr w:type="spellStart"/>
-            <w:r>
-              <w:t>api</w:t>
-            </w:r>
-            <w:proofErr w:type="spellEnd"/>
-            <w:r>
-              <w:t>/order/{id}/remark</w:t>
+              <w:t>POST /api/order/{id}/remark</w:t>
             </w:r>
           </w:p>
         </w:tc>
@@ -5026,7 +4963,7 @@
               <w:cnfStyle w:val="000000000000" w:firstRow="0" w:lastRow="0" w:firstColumn="0" w:lastColumn="0" w:oddVBand="0" w:evenVBand="0" w:oddHBand="0" w:evenHBand="0" w:firstRowFirstColumn="0" w:firstRowLastColumn="0" w:lastRowFirstColumn="0" w:lastRowLastColumn="0"/>
             </w:pPr>
             <w:r>
-              <w:t>（手动用例）</w:t>
+              <w:t>gap_tests TC-O06-merchant-remark</w:t>
             </w:r>
           </w:p>
         </w:tc>
@@ -5039,7 +4976,7 @@
               <w:cnfStyle w:val="000000000000" w:firstRow="0" w:lastRow="0" w:firstColumn="0" w:lastColumn="0" w:oddVBand="0" w:evenVBand="0" w:oddHBand="0" w:evenHBand="0" w:firstRowFirstColumn="0" w:firstRowLastColumn="0" w:lastRowFirstColumn="0" w:lastRowLastColumn="0"/>
             </w:pPr>
             <w:r>
-              <w:t>未脚本化</w:t>
+              <w:t>PASS</w:t>
             </w:r>
           </w:p>
         </w:tc>
@@ -5058,13 +4995,8 @@
               <w:t xml:space="preserve">TC-O07 </w:t>
             </w:r>
             <w:r>
-              <w:t>批量</w:t>
-            </w:r>
-            <w:proofErr w:type="gramStart"/>
-            <w:r>
-              <w:t>改状态</w:t>
-            </w:r>
-            <w:proofErr w:type="gramEnd"/>
+              <w:t>批量改状态</w:t>
+            </w:r>
           </w:p>
         </w:tc>
         <w:tc>
@@ -5076,15 +5008,7 @@
               <w:cnfStyle w:val="000000100000" w:firstRow="0" w:lastRow="0" w:firstColumn="0" w:lastColumn="0" w:oddVBand="0" w:evenVBand="0" w:oddHBand="1" w:evenHBand="0" w:firstRowFirstColumn="0" w:firstRowLastColumn="0" w:lastRowFirstColumn="0" w:lastRowLastColumn="0"/>
             </w:pPr>
             <w:r>
-              <w:t>POST /</w:t>
-            </w:r>
-            <w:proofErr w:type="spellStart"/>
-            <w:r>
-              <w:t>api</w:t>
-            </w:r>
-            <w:proofErr w:type="spellEnd"/>
-            <w:r>
-              <w:t>/order/batch/status</w:t>
+              <w:t>POST /api/order/batch/status</w:t>
             </w:r>
           </w:p>
         </w:tc>
@@ -5097,7 +5021,7 @@
               <w:cnfStyle w:val="000000100000" w:firstRow="0" w:lastRow="0" w:firstColumn="0" w:lastColumn="0" w:oddVBand="0" w:evenVBand="0" w:oddHBand="1" w:evenHBand="0" w:firstRowFirstColumn="0" w:firstRowLastColumn="0" w:lastRowFirstColumn="0" w:lastRowLastColumn="0"/>
             </w:pPr>
             <w:r>
-              <w:t>（手动用例）</w:t>
+              <w:t>gap_tests TC-O07-batch-status / TC-O07-batch-empty-ids</w:t>
             </w:r>
           </w:p>
         </w:tc>
@@ -5110,7 +5034,7 @@
               <w:cnfStyle w:val="000000100000" w:firstRow="0" w:lastRow="0" w:firstColumn="0" w:lastColumn="0" w:oddVBand="0" w:evenVBand="0" w:oddHBand="1" w:evenHBand="0" w:firstRowFirstColumn="0" w:firstRowLastColumn="0" w:lastRowFirstColumn="0" w:lastRowLastColumn="0"/>
             </w:pPr>
             <w:r>
-              <w:t>未脚本化</w:t>
+              <w:t>PASS</w:t>
             </w:r>
           </w:p>
         </w:tc>
@@ -5139,15 +5063,7 @@
               <w:cnfStyle w:val="000000000000" w:firstRow="0" w:lastRow="0" w:firstColumn="0" w:lastColumn="0" w:oddVBand="0" w:evenVBand="0" w:oddHBand="0" w:evenHBand="0" w:firstRowFirstColumn="0" w:firstRowLastColumn="0" w:lastRowFirstColumn="0" w:lastRowLastColumn="0"/>
             </w:pPr>
             <w:r>
-              <w:t>GET /</w:t>
-            </w:r>
-            <w:proofErr w:type="spellStart"/>
-            <w:r>
-              <w:t>api</w:t>
-            </w:r>
-            <w:proofErr w:type="spellEnd"/>
-            <w:r>
-              <w:t>/order/merchant</w:t>
+              <w:t>GET /api/order/merchant</w:t>
             </w:r>
           </w:p>
         </w:tc>
@@ -5192,7 +5108,11 @@
               <w:t xml:space="preserve">TC-O09 </w:t>
             </w:r>
             <w:r>
-              <w:t>我的订单</w:t>
+              <w:t>我的订</w:t>
+            </w:r>
+            <w:r>
+              <w:lastRenderedPageBreak/>
+              <w:t>单</w:t>
             </w:r>
           </w:p>
         </w:tc>
@@ -5205,15 +5125,8 @@
               <w:cnfStyle w:val="000000100000" w:firstRow="0" w:lastRow="0" w:firstColumn="0" w:lastColumn="0" w:oddVBand="0" w:evenVBand="0" w:oddHBand="1" w:evenHBand="0" w:firstRowFirstColumn="0" w:firstRowLastColumn="0" w:lastRowFirstColumn="0" w:lastRowLastColumn="0"/>
             </w:pPr>
             <w:r>
-              <w:t>GET /</w:t>
-            </w:r>
-            <w:proofErr w:type="spellStart"/>
-            <w:r>
-              <w:t>api</w:t>
-            </w:r>
-            <w:proofErr w:type="spellEnd"/>
-            <w:r>
-              <w:t>/order/my</w:t>
+              <w:lastRenderedPageBreak/>
+              <w:t>GET /api/order/my</w:t>
             </w:r>
           </w:p>
         </w:tc>
@@ -5255,13 +5168,8 @@
               <w:t xml:space="preserve">TC-O10 </w:t>
             </w:r>
             <w:r>
-              <w:t>按</w:t>
-            </w:r>
-            <w:proofErr w:type="gramStart"/>
-            <w:r>
-              <w:t>取餐码查询</w:t>
-            </w:r>
-            <w:proofErr w:type="gramEnd"/>
+              <w:t>按取餐码查询</w:t>
+            </w:r>
           </w:p>
         </w:tc>
         <w:tc>
@@ -5273,15 +5181,7 @@
               <w:cnfStyle w:val="000000000000" w:firstRow="0" w:lastRow="0" w:firstColumn="0" w:lastColumn="0" w:oddVBand="0" w:evenVBand="0" w:oddHBand="0" w:evenHBand="0" w:firstRowFirstColumn="0" w:firstRowLastColumn="0" w:lastRowFirstColumn="0" w:lastRowLastColumn="0"/>
             </w:pPr>
             <w:r>
-              <w:t>GET /</w:t>
-            </w:r>
-            <w:proofErr w:type="spellStart"/>
-            <w:r>
-              <w:t>api</w:t>
-            </w:r>
-            <w:proofErr w:type="spellEnd"/>
-            <w:r>
-              <w:t>/order/pickup-code/{code}</w:t>
+              <w:t>GET /api/order/pickup-code/{code}</w:t>
             </w:r>
           </w:p>
         </w:tc>
@@ -5339,15 +5239,7 @@
               <w:cnfStyle w:val="000000100000" w:firstRow="0" w:lastRow="0" w:firstColumn="0" w:lastColumn="0" w:oddVBand="0" w:evenVBand="0" w:oddHBand="1" w:evenHBand="0" w:firstRowFirstColumn="0" w:firstRowLastColumn="0" w:lastRowFirstColumn="0" w:lastRowLastColumn="0"/>
             </w:pPr>
             <w:r>
-              <w:t>GET /</w:t>
-            </w:r>
-            <w:proofErr w:type="spellStart"/>
-            <w:r>
-              <w:t>api</w:t>
-            </w:r>
-            <w:proofErr w:type="spellEnd"/>
-            <w:r>
-              <w:t>/order/list</w:t>
+              <w:t>GET /api/order/list</w:t>
             </w:r>
           </w:p>
         </w:tc>
@@ -5402,15 +5294,7 @@
               <w:cnfStyle w:val="000000000000" w:firstRow="0" w:lastRow="0" w:firstColumn="0" w:lastColumn="0" w:oddVBand="0" w:evenVBand="0" w:oddHBand="0" w:evenHBand="0" w:firstRowFirstColumn="0" w:firstRowLastColumn="0" w:lastRowFirstColumn="0" w:lastRowLastColumn="0"/>
             </w:pPr>
             <w:r>
-              <w:t>GET /</w:t>
-            </w:r>
-            <w:proofErr w:type="spellStart"/>
-            <w:r>
-              <w:t>api</w:t>
-            </w:r>
-            <w:proofErr w:type="spellEnd"/>
-            <w:r>
-              <w:t>/stat/admin/dashboard</w:t>
+              <w:t>GET /api/stat/admin/dashboard</w:t>
             </w:r>
           </w:p>
         </w:tc>
@@ -5468,15 +5352,7 @@
               <w:cnfStyle w:val="000000100000" w:firstRow="0" w:lastRow="0" w:firstColumn="0" w:lastColumn="0" w:oddVBand="0" w:evenVBand="0" w:oddHBand="1" w:evenHBand="0" w:firstRowFirstColumn="0" w:firstRowLastColumn="0" w:lastRowFirstColumn="0" w:lastRowLastColumn="0"/>
             </w:pPr>
             <w:r>
-              <w:t>GET /</w:t>
-            </w:r>
-            <w:proofErr w:type="spellStart"/>
-            <w:r>
-              <w:t>api</w:t>
-            </w:r>
-            <w:proofErr w:type="spellEnd"/>
-            <w:r>
-              <w:t>/stat/merchant/dashboard</w:t>
+              <w:t>GET /api/stat/merchant/dashboard</w:t>
             </w:r>
           </w:p>
         </w:tc>
@@ -5518,6 +5394,7 @@
           <w:b/>
           <w:sz w:val="26"/>
         </w:rPr>
+        <w:lastRenderedPageBreak/>
         <w:t xml:space="preserve">2.4 </w:t>
       </w:r>
       <w:r>
@@ -5563,15 +5440,15 @@
     </w:p>
     <w:tbl>
       <w:tblPr>
-        <w:tblStyle w:val="11"/>
+        <w:tblStyle w:val="31"/>
         <w:tblW w:w="0" w:type="auto"/>
         <w:tblLook w:val="04A0" w:firstRow="1" w:lastRow="0" w:firstColumn="1" w:lastColumn="0" w:noHBand="0" w:noVBand="1"/>
       </w:tblPr>
       <w:tblGrid>
-        <w:gridCol w:w="1397"/>
-        <w:gridCol w:w="3353"/>
-        <w:gridCol w:w="2716"/>
-        <w:gridCol w:w="830"/>
+        <w:gridCol w:w="1531"/>
+        <w:gridCol w:w="2865"/>
+        <w:gridCol w:w="3228"/>
+        <w:gridCol w:w="682"/>
       </w:tblGrid>
       <w:tr>
         <w:trPr>
@@ -5579,7 +5456,7 @@
         </w:trPr>
         <w:tc>
           <w:tcPr>
-            <w:cnfStyle w:val="001000000000" w:firstRow="0" w:lastRow="0" w:firstColumn="1" w:lastColumn="0" w:oddVBand="0" w:evenVBand="0" w:oddHBand="0" w:evenHBand="0" w:firstRowFirstColumn="0" w:firstRowLastColumn="0" w:lastRowFirstColumn="0" w:lastRowLastColumn="0"/>
+            <w:cnfStyle w:val="001000000100" w:firstRow="0" w:lastRow="0" w:firstColumn="1" w:lastColumn="0" w:oddVBand="0" w:evenVBand="0" w:oddHBand="0" w:evenHBand="0" w:firstRowFirstColumn="1" w:firstRowLastColumn="0" w:lastRowFirstColumn="0" w:lastRowLastColumn="0"/>
             <w:tcW w:w="2076" w:type="dxa"/>
           </w:tcPr>
           <w:p>
@@ -5655,15 +5532,7 @@
               <w:cnfStyle w:val="000000100000" w:firstRow="0" w:lastRow="0" w:firstColumn="0" w:lastColumn="0" w:oddVBand="0" w:evenVBand="0" w:oddHBand="1" w:evenHBand="0" w:firstRowFirstColumn="0" w:firstRowLastColumn="0" w:lastRowFirstColumn="0" w:lastRowLastColumn="0"/>
             </w:pPr>
             <w:r>
-              <w:t>POST /</w:t>
-            </w:r>
-            <w:proofErr w:type="spellStart"/>
-            <w:r>
-              <w:t>api</w:t>
-            </w:r>
-            <w:proofErr w:type="spellEnd"/>
-            <w:r>
-              <w:t>/pickup/window</w:t>
+              <w:t>POST /api/pickup/window</w:t>
             </w:r>
           </w:p>
         </w:tc>
@@ -5676,15 +5545,7 @@
               <w:cnfStyle w:val="000000100000" w:firstRow="0" w:lastRow="0" w:firstColumn="0" w:lastColumn="0" w:oddVBand="0" w:evenVBand="0" w:oddHBand="1" w:evenHBand="0" w:firstRowFirstColumn="0" w:firstRowLastColumn="0" w:lastRowFirstColumn="0" w:lastRowLastColumn="0"/>
             </w:pPr>
             <w:r>
-              <w:t>run_backend_api_tests.py [ADMIN] POST /</w:t>
-            </w:r>
-            <w:proofErr w:type="spellStart"/>
-            <w:r>
-              <w:t>api</w:t>
-            </w:r>
-            <w:proofErr w:type="spellEnd"/>
-            <w:r>
-              <w:t>/pickup/window</w:t>
+              <w:t>run_backend_api_tests.py [ADMIN] POST /api/pickup/window</w:t>
             </w:r>
           </w:p>
         </w:tc>
@@ -5726,15 +5587,7 @@
               <w:cnfStyle w:val="000000000000" w:firstRow="0" w:lastRow="0" w:firstColumn="0" w:lastColumn="0" w:oddVBand="0" w:evenVBand="0" w:oddHBand="0" w:evenHBand="0" w:firstRowFirstColumn="0" w:firstRowLastColumn="0" w:lastRowFirstColumn="0" w:lastRowLastColumn="0"/>
             </w:pPr>
             <w:r>
-              <w:t>GET /</w:t>
-            </w:r>
-            <w:proofErr w:type="spellStart"/>
-            <w:r>
-              <w:t>api</w:t>
-            </w:r>
-            <w:proofErr w:type="spellEnd"/>
-            <w:r>
-              <w:t>/pickup/windows</w:t>
+              <w:t>GET /api/pickup/windows</w:t>
             </w:r>
           </w:p>
         </w:tc>
@@ -5792,23 +5645,7 @@
               <w:cnfStyle w:val="000000100000" w:firstRow="0" w:lastRow="0" w:firstColumn="0" w:lastColumn="0" w:oddVBand="0" w:evenVBand="0" w:oddHBand="1" w:evenHBand="0" w:firstRowFirstColumn="0" w:firstRowLastColumn="0" w:lastRowFirstColumn="0" w:lastRowLastColumn="0"/>
             </w:pPr>
             <w:r>
-              <w:t>GET /</w:t>
-            </w:r>
-            <w:proofErr w:type="spellStart"/>
-            <w:r>
-              <w:t>api</w:t>
-            </w:r>
-            <w:proofErr w:type="spellEnd"/>
-            <w:r>
-              <w:t>/pickup/{</w:t>
-            </w:r>
-            <w:proofErr w:type="spellStart"/>
-            <w:r>
-              <w:t>wid</w:t>
-            </w:r>
-            <w:proofErr w:type="spellEnd"/>
-            <w:r>
-              <w:t>}/queue</w:t>
+              <w:t>GET /api/pickup/{wid}/queue</w:t>
             </w:r>
           </w:p>
         </w:tc>
@@ -5863,23 +5700,7 @@
               <w:cnfStyle w:val="000000000000" w:firstRow="0" w:lastRow="0" w:firstColumn="0" w:lastColumn="0" w:oddVBand="0" w:evenVBand="0" w:oddHBand="0" w:evenHBand="0" w:firstRowFirstColumn="0" w:firstRowLastColumn="0" w:lastRowFirstColumn="0" w:lastRowLastColumn="0"/>
             </w:pPr>
             <w:r>
-              <w:t>GET /</w:t>
-            </w:r>
-            <w:proofErr w:type="spellStart"/>
-            <w:r>
-              <w:t>api</w:t>
-            </w:r>
-            <w:proofErr w:type="spellEnd"/>
-            <w:r>
-              <w:t>/pickup/{</w:t>
-            </w:r>
-            <w:proofErr w:type="spellStart"/>
-            <w:r>
-              <w:t>wid</w:t>
-            </w:r>
-            <w:proofErr w:type="spellEnd"/>
-            <w:r>
-              <w:t>}/display</w:t>
+              <w:t>GET /api/pickup/{wid}/display</w:t>
             </w:r>
           </w:p>
         </w:tc>
@@ -5937,23 +5758,7 @@
               <w:cnfStyle w:val="000000100000" w:firstRow="0" w:lastRow="0" w:firstColumn="0" w:lastColumn="0" w:oddVBand="0" w:evenVBand="0" w:oddHBand="1" w:evenHBand="0" w:firstRowFirstColumn="0" w:firstRowLastColumn="0" w:lastRowFirstColumn="0" w:lastRowLastColumn="0"/>
             </w:pPr>
             <w:r>
-              <w:t>POST /</w:t>
-            </w:r>
-            <w:proofErr w:type="spellStart"/>
-            <w:r>
-              <w:t>api</w:t>
-            </w:r>
-            <w:proofErr w:type="spellEnd"/>
-            <w:r>
-              <w:t>/pickup/{</w:t>
-            </w:r>
-            <w:proofErr w:type="spellStart"/>
-            <w:r>
-              <w:t>wid</w:t>
-            </w:r>
-            <w:proofErr w:type="spellEnd"/>
-            <w:r>
-              <w:t>}/call</w:t>
+              <w:t>POST /api/pickup/{wid}/call</w:t>
             </w:r>
           </w:p>
         </w:tc>
@@ -5992,20 +5797,11 @@
           </w:tcPr>
           <w:p>
             <w:r>
-              <w:t xml:space="preserve">TC-P05a </w:t>
-            </w:r>
-            <w:r>
-              <w:lastRenderedPageBreak/>
-              <w:t xml:space="preserve">WebSocket </w:t>
-            </w:r>
-            <w:r>
-              <w:t>实际</w:t>
-            </w:r>
-            <w:proofErr w:type="gramStart"/>
-            <w:r>
-              <w:t>收消息</w:t>
-            </w:r>
-            <w:proofErr w:type="gramEnd"/>
+              <w:t xml:space="preserve">TC-P05a WebSocket </w:t>
+            </w:r>
+            <w:r>
+              <w:t>实际收消息</w:t>
+            </w:r>
           </w:p>
         </w:tc>
         <w:tc>
@@ -6017,16 +5813,7 @@
               <w:cnfStyle w:val="000000000000" w:firstRow="0" w:lastRow="0" w:firstColumn="0" w:lastColumn="0" w:oddVBand="0" w:evenVBand="0" w:oddHBand="0" w:evenHBand="0" w:firstRowFirstColumn="0" w:firstRowLastColumn="0" w:lastRowFirstColumn="0" w:lastRowLastColumn="0"/>
             </w:pPr>
             <w:r>
-              <w:lastRenderedPageBreak/>
-              <w:t>WS /</w:t>
-            </w:r>
-            <w:proofErr w:type="spellStart"/>
-            <w:r>
-              <w:t>ws</w:t>
-            </w:r>
-            <w:proofErr w:type="spellEnd"/>
-            <w:r>
-              <w:t>/pickup</w:t>
+              <w:t>WS /ws/pickup</w:t>
             </w:r>
           </w:p>
         </w:tc>
@@ -6039,17 +5826,7 @@
               <w:cnfStyle w:val="000000000000" w:firstRow="0" w:lastRow="0" w:firstColumn="0" w:lastColumn="0" w:oddVBand="0" w:evenVBand="0" w:oddHBand="0" w:evenHBand="0" w:firstRowFirstColumn="0" w:firstRowLastColumn="0" w:lastRowFirstColumn="0" w:lastRowLastColumn="0"/>
             </w:pPr>
             <w:r>
-              <w:t>（脚本未实现</w:t>
-            </w:r>
-            <w:r>
-              <w:t xml:space="preserve"> WS </w:t>
-            </w:r>
-            <w:r>
-              <w:t>客</w:t>
-            </w:r>
-            <w:r>
-              <w:lastRenderedPageBreak/>
-              <w:t>户端）</w:t>
+              <w:t>run_backend_api_ws_pickup_test.py TC-P05a-ws-call-message</w:t>
             </w:r>
           </w:p>
         </w:tc>
@@ -6062,12 +5839,7 @@
               <w:cnfStyle w:val="000000000000" w:firstRow="0" w:lastRow="0" w:firstColumn="0" w:lastColumn="0" w:oddVBand="0" w:evenVBand="0" w:oddHBand="0" w:evenHBand="0" w:firstRowFirstColumn="0" w:firstRowLastColumn="0" w:lastRowFirstColumn="0" w:lastRowLastColumn="0"/>
             </w:pPr>
             <w:r>
-              <w:lastRenderedPageBreak/>
-              <w:t>未覆</w:t>
-            </w:r>
-            <w:r>
-              <w:lastRenderedPageBreak/>
-              <w:t>盖（留空）</w:t>
+              <w:t>PASS</w:t>
             </w:r>
           </w:p>
         </w:tc>
@@ -6099,15 +5871,7 @@
               <w:cnfStyle w:val="000000100000" w:firstRow="0" w:lastRow="0" w:firstColumn="0" w:lastColumn="0" w:oddVBand="0" w:evenVBand="0" w:oddHBand="1" w:evenHBand="0" w:firstRowFirstColumn="0" w:firstRowLastColumn="0" w:lastRowFirstColumn="0" w:lastRowLastColumn="0"/>
             </w:pPr>
             <w:r>
-              <w:t>POST /</w:t>
-            </w:r>
-            <w:proofErr w:type="spellStart"/>
-            <w:r>
-              <w:t>api</w:t>
-            </w:r>
-            <w:proofErr w:type="spellEnd"/>
-            <w:r>
-              <w:t>/pickup/verify</w:t>
+              <w:t>POST /api/pickup/verify</w:t>
             </w:r>
           </w:p>
         </w:tc>
@@ -6120,15 +5884,7 @@
               <w:cnfStyle w:val="000000100000" w:firstRow="0" w:lastRow="0" w:firstColumn="0" w:lastColumn="0" w:oddVBand="0" w:evenVBand="0" w:oddHBand="1" w:evenHBand="0" w:firstRowFirstColumn="0" w:firstRowLastColumn="0" w:lastRowFirstColumn="0" w:lastRowLastColumn="0"/>
             </w:pPr>
             <w:r>
-              <w:t>run_backend_api_tests.py [VERIFY] POST /</w:t>
-            </w:r>
-            <w:proofErr w:type="spellStart"/>
-            <w:r>
-              <w:t>api</w:t>
-            </w:r>
-            <w:proofErr w:type="spellEnd"/>
-            <w:r>
-              <w:t>/pickup/verify</w:t>
+              <w:t>run_backend_api_tests.py [VERIFY] POST /api/pickup/verify</w:t>
             </w:r>
           </w:p>
         </w:tc>
@@ -6170,15 +5926,7 @@
               <w:cnfStyle w:val="000000000000" w:firstRow="0" w:lastRow="0" w:firstColumn="0" w:lastColumn="0" w:oddVBand="0" w:evenVBand="0" w:oddHBand="0" w:evenHBand="0" w:firstRowFirstColumn="0" w:firstRowLastColumn="0" w:lastRowFirstColumn="0" w:lastRowLastColumn="0"/>
             </w:pPr>
             <w:r>
-              <w:t>DELETE /</w:t>
-            </w:r>
-            <w:proofErr w:type="spellStart"/>
-            <w:r>
-              <w:t>api</w:t>
-            </w:r>
-            <w:proofErr w:type="spellEnd"/>
-            <w:r>
-              <w:t>/pickup/window/{id}</w:t>
+              <w:t>DELETE /api/pickup/window/{id}</w:t>
             </w:r>
           </w:p>
         </w:tc>
@@ -6191,7 +5939,7 @@
               <w:cnfStyle w:val="000000000000" w:firstRow="0" w:lastRow="0" w:firstColumn="0" w:lastColumn="0" w:oddVBand="0" w:evenVBand="0" w:oddHBand="0" w:evenHBand="0" w:firstRowFirstColumn="0" w:firstRowLastColumn="0" w:lastRowFirstColumn="0" w:lastRowLastColumn="0"/>
             </w:pPr>
             <w:r>
-              <w:t>（手动用例）</w:t>
+              <w:t>gap_tests TC-P07-delete-window-blocked / TC-P07-cleanup-delete-window</w:t>
             </w:r>
           </w:p>
         </w:tc>
@@ -6204,7 +5952,7 @@
               <w:cnfStyle w:val="000000000000" w:firstRow="0" w:lastRow="0" w:firstColumn="0" w:lastColumn="0" w:oddVBand="0" w:evenVBand="0" w:oddHBand="0" w:evenHBand="0" w:firstRowFirstColumn="0" w:firstRowLastColumn="0" w:lastRowFirstColumn="0" w:lastRowLastColumn="0"/>
             </w:pPr>
             <w:r>
-              <w:t>未脚本化</w:t>
+              <w:t>PASS</w:t>
             </w:r>
           </w:p>
         </w:tc>
@@ -6236,15 +5984,7 @@
               <w:cnfStyle w:val="000000100000" w:firstRow="0" w:lastRow="0" w:firstColumn="0" w:lastColumn="0" w:oddVBand="0" w:evenVBand="0" w:oddHBand="1" w:evenHBand="0" w:firstRowFirstColumn="0" w:firstRowLastColumn="0" w:lastRowFirstColumn="0" w:lastRowLastColumn="0"/>
             </w:pPr>
             <w:r>
-              <w:t>GET /</w:t>
-            </w:r>
-            <w:proofErr w:type="spellStart"/>
-            <w:r>
-              <w:t>api</w:t>
-            </w:r>
-            <w:proofErr w:type="spellEnd"/>
-            <w:r>
-              <w:t>/pickup/window/{id}/history</w:t>
+              <w:t>GET /api/pickup/window/{id}/history</w:t>
             </w:r>
           </w:p>
         </w:tc>
@@ -6257,7 +5997,7 @@
               <w:cnfStyle w:val="000000100000" w:firstRow="0" w:lastRow="0" w:firstColumn="0" w:lastColumn="0" w:oddVBand="0" w:evenVBand="0" w:oddHBand="1" w:evenHBand="0" w:firstRowFirstColumn="0" w:firstRowLastColumn="0" w:lastRowFirstColumn="0" w:lastRowLastColumn="0"/>
             </w:pPr>
             <w:r>
-              <w:t>（手动用例）</w:t>
+              <w:t>gap_tests TC-P08-window-history</w:t>
             </w:r>
           </w:p>
         </w:tc>
@@ -6270,7 +6010,7 @@
               <w:cnfStyle w:val="000000100000" w:firstRow="0" w:lastRow="0" w:firstColumn="0" w:lastColumn="0" w:oddVBand="0" w:evenVBand="0" w:oddHBand="1" w:evenHBand="0" w:firstRowFirstColumn="0" w:firstRowLastColumn="0" w:lastRowFirstColumn="0" w:lastRowLastColumn="0"/>
             </w:pPr>
             <w:r>
-              <w:t>未脚本化</w:t>
+              <w:t>PASS</w:t>
             </w:r>
           </w:p>
         </w:tc>
@@ -6347,15 +6087,15 @@
     </w:p>
     <w:tbl>
       <w:tblPr>
-        <w:tblStyle w:val="11"/>
+        <w:tblStyle w:val="31"/>
         <w:tblW w:w="0" w:type="auto"/>
         <w:tblLook w:val="04A0" w:firstRow="1" w:lastRow="0" w:firstColumn="1" w:lastColumn="0" w:noHBand="0" w:noVBand="1"/>
       </w:tblPr>
       <w:tblGrid>
-        <w:gridCol w:w="1724"/>
+        <w:gridCol w:w="2049"/>
         <w:gridCol w:w="2176"/>
-        <w:gridCol w:w="2716"/>
-        <w:gridCol w:w="1680"/>
+        <w:gridCol w:w="2048"/>
+        <w:gridCol w:w="2033"/>
       </w:tblGrid>
       <w:tr>
         <w:trPr>
@@ -6363,7 +6103,7 @@
         </w:trPr>
         <w:tc>
           <w:tcPr>
-            <w:cnfStyle w:val="001000000000" w:firstRow="0" w:lastRow="0" w:firstColumn="1" w:lastColumn="0" w:oddVBand="0" w:evenVBand="0" w:oddHBand="0" w:evenHBand="0" w:firstRowFirstColumn="0" w:firstRowLastColumn="0" w:lastRowFirstColumn="0" w:lastRowLastColumn="0"/>
+            <w:cnfStyle w:val="001000000100" w:firstRow="0" w:lastRow="0" w:firstColumn="1" w:lastColumn="0" w:oddVBand="0" w:evenVBand="0" w:oddHBand="0" w:evenHBand="0" w:firstRowFirstColumn="1" w:firstRowLastColumn="0" w:lastRowFirstColumn="0" w:lastRowLastColumn="0"/>
             <w:tcW w:w="2076" w:type="dxa"/>
           </w:tcPr>
           <w:p>
@@ -6448,15 +6188,7 @@
               <w:cnfStyle w:val="000000100000" w:firstRow="0" w:lastRow="0" w:firstColumn="0" w:lastColumn="0" w:oddVBand="0" w:evenVBand="0" w:oddHBand="1" w:evenHBand="0" w:firstRowFirstColumn="0" w:firstRowLastColumn="0" w:lastRowFirstColumn="0" w:lastRowLastColumn="0"/>
             </w:pPr>
             <w:r>
-              <w:t>GET /</w:t>
-            </w:r>
-            <w:proofErr w:type="spellStart"/>
-            <w:r>
-              <w:t>api</w:t>
-            </w:r>
-            <w:proofErr w:type="spellEnd"/>
-            <w:r>
-              <w:t xml:space="preserve">/user/me </w:t>
+              <w:t xml:space="preserve">GET /api/user/me </w:t>
             </w:r>
             <w:r>
               <w:t>无</w:t>
@@ -6475,7 +6207,7 @@
               <w:cnfStyle w:val="000000100000" w:firstRow="0" w:lastRow="0" w:firstColumn="0" w:lastColumn="0" w:oddVBand="0" w:evenVBand="0" w:oddHBand="1" w:evenHBand="0" w:firstRowFirstColumn="0" w:firstRowLastColumn="0" w:lastRowFirstColumn="0" w:lastRowLastColumn="0"/>
             </w:pPr>
             <w:r>
-              <w:t>（手动用例）</w:t>
+              <w:t>gap_tests TC-G01-no-token</w:t>
             </w:r>
           </w:p>
         </w:tc>
@@ -6488,7 +6220,7 @@
               <w:cnfStyle w:val="000000100000" w:firstRow="0" w:lastRow="0" w:firstColumn="0" w:lastColumn="0" w:oddVBand="0" w:evenVBand="0" w:oddHBand="1" w:evenHBand="0" w:firstRowFirstColumn="0" w:firstRowLastColumn="0" w:lastRowFirstColumn="0" w:lastRowLastColumn="0"/>
             </w:pPr>
             <w:r>
-              <w:t>未脚本化</w:t>
+              <w:t>PASS</w:t>
             </w:r>
           </w:p>
         </w:tc>
@@ -6539,7 +6271,7 @@
               <w:cnfStyle w:val="000000000000" w:firstRow="0" w:lastRow="0" w:firstColumn="0" w:lastColumn="0" w:oddVBand="0" w:evenVBand="0" w:oddHBand="0" w:evenHBand="0" w:firstRowFirstColumn="0" w:firstRowLastColumn="0" w:lastRowFirstColumn="0" w:lastRowLastColumn="0"/>
             </w:pPr>
             <w:r>
-              <w:t>（手动用例）</w:t>
+              <w:t>gap_tests TC-G02-non-bearer</w:t>
             </w:r>
           </w:p>
         </w:tc>
@@ -6552,7 +6284,7 @@
               <w:cnfStyle w:val="000000000000" w:firstRow="0" w:lastRow="0" w:firstColumn="0" w:lastColumn="0" w:oddVBand="0" w:evenVBand="0" w:oddHBand="0" w:evenHBand="0" w:firstRowFirstColumn="0" w:firstRowLastColumn="0" w:lastRowFirstColumn="0" w:lastRowLastColumn="0"/>
             </w:pPr>
             <w:r>
-              <w:t>未脚本化</w:t>
+              <w:t>PASS</w:t>
             </w:r>
           </w:p>
         </w:tc>
@@ -6587,18 +6319,8 @@
               <w:cnfStyle w:val="000000100000" w:firstRow="0" w:lastRow="0" w:firstColumn="0" w:lastColumn="0" w:oddVBand="0" w:evenVBand="0" w:oddHBand="1" w:evenHBand="0" w:firstRowFirstColumn="0" w:firstRowLastColumn="0" w:lastRowFirstColumn="0" w:lastRowLastColumn="0"/>
             </w:pPr>
             <w:r>
-              <w:t xml:space="preserve">Authorization: Bearer </w:t>
-            </w:r>
-            <w:proofErr w:type="spellStart"/>
-            <w:proofErr w:type="gramStart"/>
-            <w:r>
-              <w:t>invalid.token</w:t>
-            </w:r>
-            <w:proofErr w:type="gramEnd"/>
-            <w:r>
-              <w:t>.demo</w:t>
-            </w:r>
-            <w:proofErr w:type="spellEnd"/>
+              <w:t>Authorization: Bearer invalid.token.demo</w:t>
+            </w:r>
           </w:p>
         </w:tc>
         <w:tc>
@@ -6674,7 +6396,11 @@
               <w:cnfStyle w:val="000000000000" w:firstRow="0" w:lastRow="0" w:firstColumn="0" w:lastColumn="0" w:oddVBand="0" w:evenVBand="0" w:oddHBand="0" w:evenHBand="0" w:firstRowFirstColumn="0" w:firstRowLastColumn="0" w:lastRowFirstColumn="0" w:lastRowLastColumn="0"/>
             </w:pPr>
             <w:r>
-              <w:t>additional TC-U06-forbidden-user-list</w:t>
+              <w:t>additional TC-U06-forbidden-</w:t>
+            </w:r>
+            <w:r>
+              <w:lastRenderedPageBreak/>
+              <w:t>user-list</w:t>
             </w:r>
           </w:p>
         </w:tc>
@@ -6687,6 +6413,7 @@
               <w:cnfStyle w:val="000000000000" w:firstRow="0" w:lastRow="0" w:firstColumn="0" w:lastColumn="0" w:oddVBand="0" w:evenVBand="0" w:oddHBand="0" w:evenHBand="0" w:firstRowFirstColumn="0" w:firstRowLastColumn="0" w:lastRowFirstColumn="0" w:lastRowLastColumn="0"/>
             </w:pPr>
             <w:r>
+              <w:lastRenderedPageBreak/>
               <w:t>PASS</w:t>
             </w:r>
           </w:p>
@@ -6719,23 +6446,7 @@
               <w:cnfStyle w:val="000000100000" w:firstRow="0" w:lastRow="0" w:firstColumn="0" w:lastColumn="0" w:oddVBand="0" w:evenVBand="0" w:oddHBand="1" w:evenHBand="0" w:firstRowFirstColumn="0" w:firstRowLastColumn="0" w:lastRowFirstColumn="0" w:lastRowLastColumn="0"/>
             </w:pPr>
             <w:r>
-              <w:t>GET /</w:t>
-            </w:r>
-            <w:proofErr w:type="spellStart"/>
-            <w:r>
-              <w:t>api</w:t>
-            </w:r>
-            <w:proofErr w:type="spellEnd"/>
-            <w:r>
-              <w:t>/order/99999999 / /</w:t>
-            </w:r>
-            <w:proofErr w:type="spellStart"/>
-            <w:r>
-              <w:t>api</w:t>
-            </w:r>
-            <w:proofErr w:type="spellEnd"/>
-            <w:r>
-              <w:t>/dish/99999999</w:t>
+              <w:t>GET /api/order/99999999 / /api/dish/99999999</w:t>
             </w:r>
           </w:p>
         </w:tc>
@@ -6838,13 +6549,8 @@
               <w:t xml:space="preserve">TC-G07 </w:t>
             </w:r>
             <w:r>
-              <w:t>白名单</w:t>
-            </w:r>
-            <w:proofErr w:type="gramStart"/>
-            <w:r>
-              <w:t>接口免鉴权</w:t>
-            </w:r>
-            <w:proofErr w:type="gramEnd"/>
+              <w:t>白名单接口免鉴权</w:t>
+            </w:r>
           </w:p>
         </w:tc>
         <w:tc>
@@ -6856,15 +6562,7 @@
               <w:cnfStyle w:val="000000100000" w:firstRow="0" w:lastRow="0" w:firstColumn="0" w:lastColumn="0" w:oddVBand="0" w:evenVBand="0" w:oddHBand="1" w:evenHBand="0" w:firstRowFirstColumn="0" w:firstRowLastColumn="0" w:lastRowFirstColumn="0" w:lastRowLastColumn="0"/>
             </w:pPr>
             <w:r>
-              <w:t>POST /</w:t>
-            </w:r>
-            <w:proofErr w:type="spellStart"/>
-            <w:r>
-              <w:t>api</w:t>
-            </w:r>
-            <w:proofErr w:type="spellEnd"/>
-            <w:r>
-              <w:t xml:space="preserve">/user/login </w:t>
+              <w:t xml:space="preserve">POST /api/user/login </w:t>
             </w:r>
             <w:r>
               <w:t>不带</w:t>
@@ -6883,10 +6581,16 @@
               <w:cnfStyle w:val="000000100000" w:firstRow="0" w:lastRow="0" w:firstColumn="0" w:lastColumn="0" w:oddVBand="0" w:evenVBand="0" w:oddHBand="1" w:evenHBand="0" w:firstRowFirstColumn="0" w:firstRowLastColumn="0" w:lastRowFirstColumn="0" w:lastRowLastColumn="0"/>
             </w:pPr>
             <w:r>
-              <w:t xml:space="preserve">run_backend_api_tests.py </w:t>
-            </w:r>
-            <w:r>
-              <w:t>登录流程</w:t>
+              <w:t>gap_tests TC-G07-login-no-auth-header</w:t>
+            </w:r>
+            <w:r>
+              <w:t>（显式错误密码</w:t>
+            </w:r>
+            <w:r>
+              <w:t xml:space="preserve"> 1004</w:t>
+            </w:r>
+            <w:r>
+              <w:t>）</w:t>
             </w:r>
           </w:p>
         </w:tc>
@@ -6900,9 +6604,6 @@
             </w:pPr>
             <w:r>
               <w:t>PASS</w:t>
-            </w:r>
-            <w:r>
-              <w:t>（隐式）</w:t>
             </w:r>
           </w:p>
         </w:tc>
@@ -7011,15 +6712,15 @@
     </w:p>
     <w:tbl>
       <w:tblPr>
-        <w:tblStyle w:val="11"/>
+        <w:tblStyle w:val="31"/>
         <w:tblW w:w="0" w:type="auto"/>
         <w:tblLook w:val="04A0" w:firstRow="1" w:lastRow="0" w:firstColumn="1" w:lastColumn="0" w:noHBand="0" w:noVBand="1"/>
       </w:tblPr>
       <w:tblGrid>
-        <w:gridCol w:w="1823"/>
+        <w:gridCol w:w="1828"/>
         <w:gridCol w:w="2709"/>
-        <w:gridCol w:w="1968"/>
-        <w:gridCol w:w="1796"/>
+        <w:gridCol w:w="1969"/>
+        <w:gridCol w:w="1800"/>
       </w:tblGrid>
       <w:tr>
         <w:trPr>
@@ -7027,7 +6728,7 @@
         </w:trPr>
         <w:tc>
           <w:tcPr>
-            <w:cnfStyle w:val="001000000000" w:firstRow="0" w:lastRow="0" w:firstColumn="1" w:lastColumn="0" w:oddVBand="0" w:evenVBand="0" w:oddHBand="0" w:evenHBand="0" w:firstRowFirstColumn="0" w:firstRowLastColumn="0" w:lastRowFirstColumn="0" w:lastRowLastColumn="0"/>
+            <w:cnfStyle w:val="001000000100" w:firstRow="0" w:lastRow="0" w:firstColumn="1" w:lastColumn="0" w:oddVBand="0" w:evenVBand="0" w:oddHBand="0" w:evenHBand="0" w:firstRowFirstColumn="1" w:firstRowLastColumn="0" w:lastRowFirstColumn="0" w:lastRowLastColumn="0"/>
             <w:tcW w:w="2076" w:type="dxa"/>
           </w:tcPr>
           <w:p>
@@ -7109,15 +6810,7 @@
               <w:cnfStyle w:val="000000100000" w:firstRow="0" w:lastRow="0" w:firstColumn="0" w:lastColumn="0" w:oddVBand="0" w:evenVBand="0" w:oddHBand="1" w:evenHBand="0" w:firstRowFirstColumn="0" w:firstRowLastColumn="0" w:lastRowFirstColumn="0" w:lastRowLastColumn="0"/>
             </w:pPr>
             <w:r>
-              <w:t>GET /</w:t>
-            </w:r>
-            <w:proofErr w:type="spellStart"/>
-            <w:r>
-              <w:t>api</w:t>
-            </w:r>
-            <w:proofErr w:type="spellEnd"/>
-            <w:r>
-              <w:t>/menu/stock/merchant</w:t>
+              <w:t>GET /api/menu/stock/merchant</w:t>
             </w:r>
           </w:p>
         </w:tc>
@@ -7156,7 +6849,6 @@
           </w:tcPr>
           <w:p>
             <w:r>
-              <w:lastRenderedPageBreak/>
               <w:t xml:space="preserve">TC-S02 </w:t>
             </w:r>
             <w:r>
@@ -7173,15 +6865,7 @@
               <w:cnfStyle w:val="000000000000" w:firstRow="0" w:lastRow="0" w:firstColumn="0" w:lastColumn="0" w:oddVBand="0" w:evenVBand="0" w:oddHBand="0" w:evenHBand="0" w:firstRowFirstColumn="0" w:firstRowLastColumn="0" w:lastRowFirstColumn="0" w:lastRowLastColumn="0"/>
             </w:pPr>
             <w:r>
-              <w:t>GET /</w:t>
-            </w:r>
-            <w:proofErr w:type="spellStart"/>
-            <w:r>
-              <w:t>api</w:t>
-            </w:r>
-            <w:proofErr w:type="spellEnd"/>
-            <w:r>
-              <w:t>/menu/stock/list</w:t>
+              <w:t>GET /api/menu/stock/list</w:t>
             </w:r>
           </w:p>
         </w:tc>
@@ -7239,15 +6923,7 @@
               <w:cnfStyle w:val="000000100000" w:firstRow="0" w:lastRow="0" w:firstColumn="0" w:lastColumn="0" w:oddVBand="0" w:evenVBand="0" w:oddHBand="1" w:evenHBand="0" w:firstRowFirstColumn="0" w:firstRowLastColumn="0" w:lastRowFirstColumn="0" w:lastRowLastColumn="0"/>
             </w:pPr>
             <w:r>
-              <w:t>PUT /</w:t>
-            </w:r>
-            <w:proofErr w:type="spellStart"/>
-            <w:r>
-              <w:t>api</w:t>
-            </w:r>
-            <w:proofErr w:type="spellEnd"/>
-            <w:r>
-              <w:t>/menu/stock/{id} INCR</w:t>
+              <w:t>PUT /api/menu/stock/{id} INCR</w:t>
             </w:r>
           </w:p>
         </w:tc>
@@ -7302,15 +6978,7 @@
               <w:cnfStyle w:val="000000000000" w:firstRow="0" w:lastRow="0" w:firstColumn="0" w:lastColumn="0" w:oddVBand="0" w:evenVBand="0" w:oddHBand="0" w:evenHBand="0" w:firstRowFirstColumn="0" w:firstRowLastColumn="0" w:lastRowFirstColumn="0" w:lastRowLastColumn="0"/>
             </w:pPr>
             <w:r>
-              <w:t>PUT /</w:t>
-            </w:r>
-            <w:proofErr w:type="spellStart"/>
-            <w:r>
-              <w:t>api</w:t>
-            </w:r>
-            <w:proofErr w:type="spellEnd"/>
-            <w:r>
-              <w:t>/menu/stock/{id}</w:t>
+              <w:t>PUT /api/menu/stock/{id}</w:t>
             </w:r>
             <w:r>
               <w:t>（</w:t>
@@ -7383,15 +7051,7 @@
               <w:cnfStyle w:val="000000100000" w:firstRow="0" w:lastRow="0" w:firstColumn="0" w:lastColumn="0" w:oddVBand="0" w:evenVBand="0" w:oddHBand="1" w:evenHBand="0" w:firstRowFirstColumn="0" w:firstRowLastColumn="0" w:lastRowFirstColumn="0" w:lastRowLastColumn="0"/>
             </w:pPr>
             <w:r>
-              <w:t>PUT /</w:t>
-            </w:r>
-            <w:proofErr w:type="spellStart"/>
-            <w:r>
-              <w:t>api</w:t>
-            </w:r>
-            <w:proofErr w:type="spellEnd"/>
-            <w:r>
-              <w:t>/menu/stock/{id} DECR 9999999</w:t>
+              <w:t>PUT /api/menu/stock/{id} DECR 9999999</w:t>
             </w:r>
           </w:p>
         </w:tc>
@@ -7404,15 +7064,7 @@
               <w:cnfStyle w:val="000000100000" w:firstRow="0" w:lastRow="0" w:firstColumn="0" w:lastColumn="0" w:oddVBand="0" w:evenVBand="0" w:oddHBand="1" w:evenHBand="0" w:firstRowFirstColumn="0" w:firstRowLastColumn="0" w:lastRowFirstColumn="0" w:lastRowLastColumn="0"/>
             </w:pPr>
             <w:r>
-              <w:t xml:space="preserve">stock_tests.py </w:t>
-            </w:r>
-            <w:proofErr w:type="spellStart"/>
-            <w:r>
-              <w:t>decr</w:t>
-            </w:r>
-            <w:proofErr w:type="spellEnd"/>
-            <w:r>
-              <w:t>-overflow-conflict</w:t>
+              <w:t>stock_tests.py decr-overflow-conflict</w:t>
             </w:r>
           </w:p>
         </w:tc>
@@ -7514,15 +7166,7 @@
         <w:t>今日菜单</w:t>
       </w:r>
       <w:r>
-        <w:t xml:space="preserve"> → </w:t>
-      </w:r>
-      <w:proofErr w:type="spellStart"/>
-      <w:r>
-        <w:t>menuDish</w:t>
-      </w:r>
-      <w:proofErr w:type="spellEnd"/>
-      <w:r>
-        <w:t xml:space="preserve"> </w:t>
+        <w:t xml:space="preserve"> → menuDish </w:t>
       </w:r>
       <w:r>
         <w:t>详情</w:t>
@@ -7673,13 +7317,13 @@
     </w:p>
     <w:tbl>
       <w:tblPr>
-        <w:tblStyle w:val="11"/>
+        <w:tblStyle w:val="31"/>
         <w:tblW w:w="0" w:type="auto"/>
         <w:tblLook w:val="04A0" w:firstRow="1" w:lastRow="0" w:firstColumn="1" w:lastColumn="0" w:noHBand="0" w:noVBand="1"/>
       </w:tblPr>
       <w:tblGrid>
-        <w:gridCol w:w="4148"/>
-        <w:gridCol w:w="4148"/>
+        <w:gridCol w:w="4153"/>
+        <w:gridCol w:w="4153"/>
       </w:tblGrid>
       <w:tr>
         <w:trPr>
@@ -7687,7 +7331,7 @@
         </w:trPr>
         <w:tc>
           <w:tcPr>
-            <w:cnfStyle w:val="001000000000" w:firstRow="0" w:lastRow="0" w:firstColumn="1" w:lastColumn="0" w:oddVBand="0" w:evenVBand="0" w:oddHBand="0" w:evenHBand="0" w:firstRowFirstColumn="0" w:firstRowLastColumn="0" w:lastRowFirstColumn="0" w:lastRowLastColumn="0"/>
+            <w:cnfStyle w:val="001000000100" w:firstRow="0" w:lastRow="0" w:firstColumn="1" w:lastColumn="0" w:oddVBand="0" w:evenVBand="0" w:oddHBand="0" w:evenHBand="0" w:firstRowFirstColumn="1" w:firstRowLastColumn="0" w:lastRowFirstColumn="0" w:lastRowLastColumn="0"/>
             <w:tcW w:w="4153" w:type="dxa"/>
           </w:tcPr>
           <w:p>
@@ -7830,14 +7474,56 @@
           <w:i/>
           <w:color w:val="666666"/>
         </w:rPr>
-        <w:t xml:space="preserve">4 </w:t>
+        <w:t xml:space="preserve">7 </w:t>
       </w:r>
       <w:r>
         <w:rPr>
           <w:i/>
           <w:color w:val="666666"/>
         </w:rPr>
-        <w:t>份测试脚本均无失败用例。本轮测试期间未提交缺陷单。</w:t>
+        <w:t>份测试脚本在已配置环境中均无失败用例（</w:t>
+      </w:r>
+      <w:r>
+        <w:rPr>
+          <w:i/>
+          <w:color w:val="666666"/>
+        </w:rPr>
+        <w:t xml:space="preserve">order_timeout </w:t>
+      </w:r>
+      <w:r>
+        <w:rPr>
+          <w:i/>
+          <w:color w:val="666666"/>
+        </w:rPr>
+        <w:t>未配置</w:t>
+      </w:r>
+      <w:r>
+        <w:rPr>
+          <w:i/>
+          <w:color w:val="666666"/>
+        </w:rPr>
+        <w:t xml:space="preserve"> CANTEEN_MYSQL </w:t>
+      </w:r>
+      <w:r>
+        <w:rPr>
+          <w:i/>
+          <w:color w:val="666666"/>
+        </w:rPr>
+        <w:t>时为</w:t>
+      </w:r>
+      <w:r>
+        <w:rPr>
+          <w:i/>
+          <w:color w:val="666666"/>
+        </w:rPr>
+        <w:t xml:space="preserve"> SKIP</w:t>
+      </w:r>
+      <w:r>
+        <w:rPr>
+          <w:i/>
+          <w:color w:val="666666"/>
+        </w:rPr>
+        <w:t>，不计失败）。本轮测试期间未提交缺陷单。</w:t>
       </w:r>
     </w:p>
     <w:p/>
@@ -7867,27 +7553,7 @@
         <w:spacing w:after="120" w:line="360" w:lineRule="exact"/>
       </w:pPr>
       <w:r>
-        <w:t>按需求</w:t>
-      </w:r>
-      <w:r>
-        <w:t xml:space="preserve"> 06 </w:t>
-      </w:r>
-      <w:r>
-        <w:t>章</w:t>
-      </w:r>
-      <w:r>
-        <w:t xml:space="preserve"> §1.3 </w:t>
-      </w:r>
-      <w:r>
-        <w:t>所述，</w:t>
-      </w:r>
-      <w:proofErr w:type="gramStart"/>
-      <w:r>
-        <w:t>以下能力</w:t>
-      </w:r>
-      <w:proofErr w:type="gramEnd"/>
-      <w:r>
-        <w:t>当前</w:t>
+        <w:t>以下条目保留为</w:t>
       </w:r>
       <w:r>
         <w:t xml:space="preserve"> </w:t>
@@ -7896,18 +7562,46 @@
         <w:rPr>
           <w:b/>
         </w:rPr>
-        <w:t>未被自动化测试覆盖</w:t>
-      </w:r>
-      <w:r>
-        <w:t>，按用户要求显式</w:t>
-      </w:r>
-      <w:proofErr w:type="gramStart"/>
-      <w:r>
-        <w:t>留空但</w:t>
-      </w:r>
-      <w:proofErr w:type="gramEnd"/>
-      <w:r>
-        <w:t>保留在文档中，便于后续补齐：</w:t>
+        <w:t>风险与后续增强</w:t>
+      </w:r>
+      <w:r>
+        <w:t>；其中</w:t>
+      </w:r>
+      <w:r>
+        <w:t xml:space="preserve"> §4.2 / §4.3 </w:t>
+      </w:r>
+      <w:r>
+        <w:t>所述</w:t>
+      </w:r>
+      <w:r>
+        <w:t xml:space="preserve"> WS </w:t>
+      </w:r>
+      <w:r>
+        <w:t>断言与订单超时自动化</w:t>
+      </w:r>
+      <w:r>
+        <w:t xml:space="preserve"> </w:t>
+      </w:r>
+      <w:r>
+        <w:rPr>
+          <w:b/>
+        </w:rPr>
+        <w:t>已由新增脚本覆盖</w:t>
+      </w:r>
+      <w:r>
+        <w:t>（见</w:t>
+      </w:r>
+      <w:r>
+        <w:t xml:space="preserve"> §1.5</w:t>
+      </w:r>
+      <w:r>
+        <w:t>、</w:t>
+      </w:r>
+      <w:r>
+        <w:t>§2</w:t>
+      </w:r>
+      <w:r>
+        <w:t>），其余能力仍为后续工作：</w:t>
       </w:r>
     </w:p>
     <w:p>
@@ -7936,7 +7630,6 @@
         <w:ind w:left="567"/>
       </w:pPr>
       <w:r>
-        <w:lastRenderedPageBreak/>
         <w:t xml:space="preserve">• </w:t>
       </w:r>
       <w:r>
@@ -7945,36 +7638,18 @@
       <w:r>
         <w:t xml:space="preserve">5 </w:t>
       </w:r>
-      <w:proofErr w:type="gramStart"/>
-      <w:r>
-        <w:t>个微服务</w:t>
-      </w:r>
-      <w:proofErr w:type="gramEnd"/>
-      <w:r>
-        <w:t>下</w:t>
-      </w:r>
-      <w:r>
-        <w:t xml:space="preserve"> </w:t>
-      </w:r>
-      <w:proofErr w:type="spellStart"/>
-      <w:r>
-        <w:t>src</w:t>
-      </w:r>
-      <w:proofErr w:type="spellEnd"/>
-      <w:r>
-        <w:t xml:space="preserve">/test/java/ </w:t>
+      <w:r>
+        <w:t>个微服务下</w:t>
+      </w:r>
+      <w:r>
+        <w:t xml:space="preserve"> src/test/java/ </w:t>
       </w:r>
       <w:r>
         <w:t>目录均仅含</w:t>
       </w:r>
       <w:r>
-        <w:t xml:space="preserve"> .</w:t>
-      </w:r>
-      <w:proofErr w:type="spellStart"/>
-      <w:r>
-        <w:t>gitkeep</w:t>
-      </w:r>
-      <w:proofErr w:type="spellEnd"/>
+        <w:t xml:space="preserve"> .gitkeep</w:t>
+      </w:r>
       <w:r>
         <w:t>，未编写任何</w:t>
       </w:r>
@@ -7996,29 +7671,13 @@
         <w:t>影响：业务逻辑的独立验证依赖集成测试脚本；细粒度算法（如</w:t>
       </w:r>
       <w:r>
-        <w:t xml:space="preserve"> </w:t>
-      </w:r>
-      <w:proofErr w:type="spellStart"/>
-      <w:r>
-        <w:t>OrdersAppService.create</w:t>
-      </w:r>
-      <w:proofErr w:type="spellEnd"/>
-      <w:r>
-        <w:t xml:space="preserve"> </w:t>
+        <w:t xml:space="preserve"> OrdersAppService.create </w:t>
       </w:r>
       <w:r>
         <w:t>在异常分支的</w:t>
       </w:r>
       <w:r>
-        <w:t xml:space="preserve"> </w:t>
-      </w:r>
-      <w:proofErr w:type="spellStart"/>
-      <w:r>
-        <w:t>restoreStocks</w:t>
-      </w:r>
-      <w:proofErr w:type="spellEnd"/>
-      <w:r>
-        <w:t xml:space="preserve"> </w:t>
+        <w:t xml:space="preserve"> restoreStocks </w:t>
       </w:r>
       <w:r>
         <w:t>行为）未被单测固定。</w:t>
@@ -8034,27 +7693,21 @@
       <w:r>
         <w:t>建议补齐：</w:t>
       </w:r>
-      <w:proofErr w:type="spellStart"/>
       <w:r>
         <w:t>UserServiceTest</w:t>
       </w:r>
-      <w:proofErr w:type="spellEnd"/>
       <w:r>
         <w:t>、</w:t>
       </w:r>
-      <w:proofErr w:type="spellStart"/>
       <w:r>
         <w:t>OrdersAppServiceTest</w:t>
       </w:r>
-      <w:proofErr w:type="spellEnd"/>
       <w:r>
         <w:t>、</w:t>
       </w:r>
-      <w:proofErr w:type="spellStart"/>
       <w:r>
         <w:t>PickupQueueServiceTest</w:t>
       </w:r>
-      <w:proofErr w:type="spellEnd"/>
       <w:r>
         <w:t>（重点覆盖</w:t>
       </w:r>
@@ -8070,24 +7723,14 @@
       <w:r>
         <w:t>）、</w:t>
       </w:r>
-      <w:proofErr w:type="spellStart"/>
       <w:r>
         <w:t>DailyMenuServiceTest</w:t>
       </w:r>
-      <w:proofErr w:type="spellEnd"/>
       <w:r>
         <w:t>（重点覆盖</w:t>
       </w:r>
       <w:r>
-        <w:t xml:space="preserve"> </w:t>
-      </w:r>
-      <w:proofErr w:type="spellStart"/>
-      <w:r>
-        <w:t>updateStock</w:t>
-      </w:r>
-      <w:proofErr w:type="spellEnd"/>
-      <w:r>
-        <w:t xml:space="preserve"> </w:t>
+        <w:t xml:space="preserve"> updateStock </w:t>
       </w:r>
       <w:r>
         <w:t>三种</w:t>
@@ -8123,7 +7766,7 @@
           <w:b/>
           <w:sz w:val="26"/>
         </w:rPr>
-        <w:t>客户端断言</w:t>
+        <w:t>客户端断言（已补齐）</w:t>
       </w:r>
     </w:p>
     <w:p>
@@ -8134,139 +7777,95 @@
         <w:t xml:space="preserve">• </w:t>
       </w:r>
       <w:r>
-        <w:t>状态：脚本以</w:t>
-      </w:r>
-      <w:r>
-        <w:t>"</w:t>
-      </w:r>
-      <w:r>
-        <w:t>叫号</w:t>
-      </w:r>
-      <w:r>
-        <w:t xml:space="preserve"> / </w:t>
-      </w:r>
-      <w:r>
-        <w:t>核销返回</w:t>
-      </w:r>
-      <w:r>
-        <w:t xml:space="preserve"> 200"</w:t>
-      </w:r>
-      <w:r>
-        <w:t>作为代理验证；未编写</w:t>
+        <w:t>状态：</w:t>
+      </w:r>
+      <w:r>
+        <w:t xml:space="preserve">run_backend_api_ws_pickup_test.py </w:t>
+      </w:r>
+      <w:r>
+        <w:t>已连接</w:t>
+      </w:r>
+      <w:r>
+        <w:t xml:space="preserve"> ws://127.0.0.1:8080/ws/pickup</w:t>
+      </w:r>
+      <w:r>
+        <w:t>（或由</w:t>
+      </w:r>
+      <w:r>
+        <w:t xml:space="preserve"> --base-url </w:t>
+      </w:r>
+      <w:r>
+        <w:t>推导），在</w:t>
+      </w:r>
+      <w:r>
+        <w:t xml:space="preserve"> ready </w:t>
+      </w:r>
+      <w:r>
+        <w:t>后触发</w:t>
+      </w:r>
+      <w:r>
+        <w:t xml:space="preserve"> call</w:t>
+      </w:r>
+      <w:r>
+        <w:t>，断言收到</w:t>
+      </w:r>
+      <w:r>
+        <w:t xml:space="preserve"> type=CALL </w:t>
+      </w:r>
+      <w:r>
+        <w:t>且</w:t>
+      </w:r>
+      <w:r>
+        <w:t xml:space="preserve"> pickupNo </w:t>
+      </w:r>
+      <w:r>
+        <w:t>非空。</w:t>
+      </w:r>
+    </w:p>
+    <w:p>
+      <w:pPr>
+        <w:ind w:left="567"/>
+      </w:pPr>
+      <w:r>
+        <w:t xml:space="preserve">• </w:t>
+      </w:r>
+      <w:r>
+        <w:t>依赖：</w:t>
+      </w:r>
+      <w:r>
+        <w:t>pip install websockets</w:t>
+      </w:r>
+      <w:r>
+        <w:t>。</w:t>
+      </w:r>
+    </w:p>
+    <w:p>
+      <w:pPr>
+        <w:ind w:left="567"/>
+      </w:pPr>
+      <w:r>
+        <w:t xml:space="preserve">• </w:t>
+      </w:r>
+      <w:r>
+        <w:t>未覆盖：</w:t>
+      </w:r>
+      <w:r>
+        <w:t xml:space="preserve">PICKED </w:t>
+      </w:r>
+      <w:r>
+        <w:t>类消息的独立</w:t>
       </w:r>
       <w:r>
         <w:t xml:space="preserve"> WS </w:t>
       </w:r>
       <w:r>
-        <w:t>客户端连</w:t>
-      </w:r>
-      <w:r>
-        <w:t xml:space="preserve"> ws://localhost:8080/ws/pickup </w:t>
-      </w:r>
-      <w:r>
-        <w:t>等待</w:t>
-      </w:r>
-      <w:r>
-        <w:t xml:space="preserve"> type=CALL/PICKED </w:t>
-      </w:r>
-      <w:r>
-        <w:t>消息。</w:t>
-      </w:r>
-    </w:p>
-    <w:p>
-      <w:pPr>
-        <w:ind w:left="567"/>
-      </w:pPr>
-      <w:r>
-        <w:t xml:space="preserve">• </w:t>
-      </w:r>
-      <w:r>
-        <w:t>影响：当</w:t>
-      </w:r>
-      <w:r>
-        <w:t xml:space="preserve"> WebSocket </w:t>
-      </w:r>
-      <w:r>
-        <w:t>推送异常（如序列化错误、广播线程死锁）时无法被脚本捕获。</w:t>
-      </w:r>
-    </w:p>
-    <w:p>
-      <w:pPr>
-        <w:ind w:left="567"/>
-      </w:pPr>
-      <w:r>
-        <w:t xml:space="preserve">• </w:t>
-      </w:r>
-      <w:r>
-        <w:t>建议补齐：使用</w:t>
-      </w:r>
-      <w:r>
-        <w:t xml:space="preserve"> Python </w:t>
-      </w:r>
-      <w:proofErr w:type="spellStart"/>
-      <w:r>
-        <w:t>websockets</w:t>
-      </w:r>
-      <w:proofErr w:type="spellEnd"/>
-      <w:r>
-        <w:t xml:space="preserve"> </w:t>
-      </w:r>
-      <w:r>
-        <w:t>库或</w:t>
-      </w:r>
-      <w:r>
-        <w:t xml:space="preserve"> Node.js </w:t>
-      </w:r>
-      <w:r>
-        <w:t>写一个连接客户端，在调用</w:t>
-      </w:r>
-      <w:r>
-        <w:t xml:space="preserve"> /</w:t>
-      </w:r>
-      <w:proofErr w:type="spellStart"/>
-      <w:r>
-        <w:t>api</w:t>
-      </w:r>
-      <w:proofErr w:type="spellEnd"/>
-      <w:r>
-        <w:t>/pickup/{</w:t>
-      </w:r>
-      <w:proofErr w:type="spellStart"/>
-      <w:r>
-        <w:t>wid</w:t>
-      </w:r>
-      <w:proofErr w:type="spellEnd"/>
-      <w:r>
-        <w:t xml:space="preserve">}/call </w:t>
-      </w:r>
-      <w:r>
-        <w:t>之前订阅，断言</w:t>
-      </w:r>
-      <w:r>
-        <w:t xml:space="preserve"> 1 </w:t>
-      </w:r>
-      <w:r>
-        <w:t>秒内收到对应</w:t>
-      </w:r>
-      <w:r>
-        <w:t xml:space="preserve"> </w:t>
-      </w:r>
-      <w:proofErr w:type="spellStart"/>
-      <w:r>
-        <w:t>pickupNo</w:t>
-      </w:r>
-      <w:proofErr w:type="spellEnd"/>
-      <w:r>
-        <w:t xml:space="preserve"> </w:t>
-      </w:r>
-      <w:r>
-        <w:t>的</w:t>
-      </w:r>
-      <w:r>
-        <w:t xml:space="preserve"> CALL </w:t>
-      </w:r>
-      <w:r>
-        <w:t>消息。</w:t>
+        <w:t>断言（当前仍以核销</w:t>
+      </w:r>
+      <w:r>
+        <w:t xml:space="preserve"> HTTP 200 </w:t>
+      </w:r>
+      <w:r>
+        <w:t>为主流程收尾）。</w:t>
       </w:r>
     </w:p>
     <w:p>
@@ -8289,7 +7888,6 @@
         </w:rPr>
         <w:t>订单超时自动取消（</w:t>
       </w:r>
-      <w:proofErr w:type="spellStart"/>
       <w:r>
         <w:rPr>
           <w:rFonts w:ascii="Arial" w:eastAsia="黑体" w:hAnsi="Arial"/>
@@ -8298,14 +7896,13 @@
         </w:rPr>
         <w:t>OrderTimeoutScheduler</w:t>
       </w:r>
-      <w:proofErr w:type="spellEnd"/>
       <w:r>
         <w:rPr>
           <w:rFonts w:ascii="Arial" w:eastAsia="黑体" w:hAnsi="Arial"/>
           <w:b/>
           <w:sz w:val="26"/>
         </w:rPr>
-        <w:t>）</w:t>
+        <w:t>）（已补齐）</w:t>
       </w:r>
     </w:p>
     <w:p>
@@ -8319,10 +7916,68 @@
         <w:t>状态：</w:t>
       </w:r>
       <w:r>
-        <w:t>@Scheduled(fixedDelay = 30s)</w:t>
-      </w:r>
-      <w:r>
-        <w:t>，需要专门的等待型测试。</w:t>
+        <w:t xml:space="preserve">run_backend_api_order_timeout_test.py </w:t>
+      </w:r>
+      <w:r>
+        <w:t>创建</w:t>
+      </w:r>
+      <w:r>
+        <w:t xml:space="preserve"> PLACED </w:t>
+      </w:r>
+      <w:r>
+        <w:t>订单后，通过</w:t>
+      </w:r>
+      <w:r>
+        <w:t xml:space="preserve"> CANTEEN_MYSQL </w:t>
+      </w:r>
+      <w:r>
+        <w:t>调用</w:t>
+      </w:r>
+      <w:r>
+        <w:t xml:space="preserve"> mysql </w:t>
+      </w:r>
+      <w:r>
+        <w:t>将</w:t>
+      </w:r>
+      <w:r>
+        <w:t xml:space="preserve"> pay_deadline / accept_deadline </w:t>
+      </w:r>
+      <w:r>
+        <w:t>改为过去，等待默认</w:t>
+      </w:r>
+      <w:r>
+        <w:t xml:space="preserve"> 35s </w:t>
+      </w:r>
+      <w:r>
+        <w:t>后断言</w:t>
+      </w:r>
+      <w:r>
+        <w:t xml:space="preserve"> GET /api/order/{id} </w:t>
+      </w:r>
+      <w:r>
+        <w:t>中</w:t>
+      </w:r>
+      <w:r>
+        <w:t xml:space="preserve"> status=5</w:t>
+      </w:r>
+      <w:r>
+        <w:t>，并用</w:t>
+      </w:r>
+      <w:r>
+        <w:t xml:space="preserve"> </w:t>
+      </w:r>
+      <w:r>
+        <w:lastRenderedPageBreak/>
+        <w:t xml:space="preserve">SELECT cancel_type </w:t>
+      </w:r>
+      <w:r>
+        <w:t>校验为</w:t>
+      </w:r>
+      <w:r>
+        <w:t xml:space="preserve"> 2</w:t>
+      </w:r>
+      <w:r>
+        <w:t>。</w:t>
       </w:r>
     </w:p>
     <w:p>
@@ -8333,18 +7988,43 @@
         <w:t xml:space="preserve">• </w:t>
       </w:r>
       <w:r>
-        <w:t>影响：超时取消逻辑（</w:t>
-      </w:r>
-      <w:proofErr w:type="spellStart"/>
-      <w:r>
-        <w:t>cancelType</w:t>
-      </w:r>
-      <w:proofErr w:type="spellEnd"/>
-      <w:r>
-        <w:t xml:space="preserve">=2 + </w:t>
-      </w:r>
-      <w:r>
-        <w:t>库存恢复）未被自动化验证。</w:t>
+        <w:t>依赖：本机</w:t>
+      </w:r>
+      <w:r>
+        <w:t xml:space="preserve"> mysql </w:t>
+      </w:r>
+      <w:r>
+        <w:t>客户端、与</w:t>
+      </w:r>
+      <w:r>
+        <w:t xml:space="preserve"> order-service </w:t>
+      </w:r>
+      <w:r>
+        <w:t>一致的库（如</w:t>
+      </w:r>
+      <w:r>
+        <w:t xml:space="preserve"> canteen_order</w:t>
+      </w:r>
+      <w:r>
+        <w:t>）及账号；根目录</w:t>
+      </w:r>
+      <w:r>
+        <w:t xml:space="preserve"> docker-compose.yml </w:t>
+      </w:r>
+      <w:r>
+        <w:t>示例为</w:t>
+      </w:r>
+      <w:r>
+        <w:t xml:space="preserve"> root/root</w:t>
+      </w:r>
+      <w:r>
+        <w:t>、</w:t>
+      </w:r>
+      <w:r>
+        <w:t>3320</w:t>
+      </w:r>
+      <w:r>
+        <w:t>。</w:t>
       </w:r>
     </w:p>
     <w:p>
@@ -8355,81 +8035,19 @@
         <w:t xml:space="preserve">• </w:t>
       </w:r>
       <w:r>
-        <w:t>建议补齐：构造</w:t>
-      </w:r>
-      <w:r>
-        <w:t xml:space="preserve"> </w:t>
-      </w:r>
-      <w:proofErr w:type="spellStart"/>
-      <w:r>
-        <w:t>payDeadline</w:t>
-      </w:r>
-      <w:proofErr w:type="spellEnd"/>
-      <w:r>
-        <w:t xml:space="preserve"> = now - 1s </w:t>
-      </w:r>
-      <w:r>
-        <w:t>的订单（绕过</w:t>
-      </w:r>
-      <w:r>
-        <w:t xml:space="preserve"> </w:t>
-      </w:r>
-      <w:proofErr w:type="spellStart"/>
-      <w:r>
-        <w:t>service.create</w:t>
-      </w:r>
-      <w:proofErr w:type="spellEnd"/>
-      <w:r>
-        <w:t xml:space="preserve"> </w:t>
-      </w:r>
-      <w:r>
-        <w:t>的固定</w:t>
-      </w:r>
-      <w:r>
-        <w:t xml:space="preserve"> +15min</w:t>
-      </w:r>
-      <w:r>
-        <w:t>，需额外接口或直接</w:t>
-      </w:r>
-      <w:r>
-        <w:t xml:space="preserve"> SQL </w:t>
-      </w:r>
-      <w:r>
-        <w:t>注入），等</w:t>
-      </w:r>
-      <w:r>
-        <w:t xml:space="preserve"> 30~60 </w:t>
-      </w:r>
-      <w:r>
-        <w:t>秒后断言订单状态</w:t>
-      </w:r>
-      <w:r>
-        <w:t xml:space="preserve"> = 5</w:t>
-      </w:r>
-      <w:r>
-        <w:t>、</w:t>
-      </w:r>
-      <w:proofErr w:type="spellStart"/>
-      <w:r>
-        <w:t>menu_dish.stock</w:t>
-      </w:r>
-      <w:proofErr w:type="spellEnd"/>
-      <w:r>
-        <w:t xml:space="preserve"> </w:t>
-      </w:r>
-      <w:r>
-        <w:t>已恢复、</w:t>
-      </w:r>
-      <w:proofErr w:type="spellStart"/>
-      <w:r>
-        <w:t>order.cancelType</w:t>
-      </w:r>
-      <w:proofErr w:type="spellEnd"/>
-      <w:r>
-        <w:t xml:space="preserve"> = 2</w:t>
-      </w:r>
-      <w:r>
-        <w:t>。</w:t>
+        <w:t>未在脚本中强断言：超时后</w:t>
+      </w:r>
+      <w:r>
+        <w:t xml:space="preserve"> menu_dish.stock </w:t>
+      </w:r>
+      <w:r>
+        <w:t>恢复（可通过</w:t>
+      </w:r>
+      <w:r>
+        <w:t xml:space="preserve"> DB </w:t>
+      </w:r>
+      <w:r>
+        <w:t>或菜单接口另行核对）。</w:t>
       </w:r>
     </w:p>
     <w:p>
@@ -8505,15 +8123,7 @@
         <w:t>建议补齐：临时把</w:t>
       </w:r>
       <w:r>
-        <w:t xml:space="preserve"> </w:t>
-      </w:r>
-      <w:proofErr w:type="spellStart"/>
-      <w:r>
-        <w:t>jwt.expiration</w:t>
-      </w:r>
-      <w:proofErr w:type="spellEnd"/>
-      <w:r>
-        <w:t xml:space="preserve"> </w:t>
+        <w:t xml:space="preserve"> jwt.expiration </w:t>
       </w:r>
       <w:r>
         <w:t>改成几秒后再跑刷新脚本，或注入伪造的过期</w:t>
@@ -8556,13 +8166,8 @@
       <w:r>
         <w:t>状态：</w:t>
       </w:r>
-      <w:proofErr w:type="spellStart"/>
-      <w:r>
-        <w:t>RateLimitProperties</w:t>
-      </w:r>
-      <w:proofErr w:type="spellEnd"/>
-      <w:r>
-        <w:t xml:space="preserve"> </w:t>
+      <w:r>
+        <w:t xml:space="preserve">RateLimitProperties </w:t>
       </w:r>
       <w:r>
         <w:t>已读入但未注册具体的限流过滤器实现。</w:t>
@@ -8581,13 +8186,8 @@
       <w:r>
         <w:t xml:space="preserve"> QPS </w:t>
       </w:r>
-      <w:proofErr w:type="gramStart"/>
-      <w:r>
-        <w:t>下没有限</w:t>
-      </w:r>
-      <w:proofErr w:type="gramEnd"/>
-      <w:r>
-        <w:t>流保护，不能被打压测试覆盖。</w:t>
+      <w:r>
+        <w:t>下没有限流保护，不能被打压测试覆盖。</w:t>
       </w:r>
     </w:p>
     <w:p>
@@ -8607,34 +8207,13 @@
         <w:t>的</w:t>
       </w:r>
       <w:r>
-        <w:t xml:space="preserve"> </w:t>
-      </w:r>
-      <w:proofErr w:type="spellStart"/>
-      <w:r>
-        <w:t>IpRateLimitFilter</w:t>
-      </w:r>
-      <w:proofErr w:type="spellEnd"/>
-      <w:r>
-        <w:t xml:space="preserve"> / </w:t>
-      </w:r>
-      <w:proofErr w:type="spellStart"/>
-      <w:r>
-        <w:t>UserRateLimitFilter</w:t>
-      </w:r>
-      <w:proofErr w:type="spellEnd"/>
+        <w:t xml:space="preserve"> IpRateLimitFilter / UserRateLimitFilter</w:t>
+      </w:r>
       <w:r>
         <w:t>，再用</w:t>
       </w:r>
       <w:r>
-        <w:t xml:space="preserve"> </w:t>
-      </w:r>
-      <w:proofErr w:type="spellStart"/>
-      <w:r>
-        <w:t>wrk</w:t>
-      </w:r>
-      <w:proofErr w:type="spellEnd"/>
-      <w:r>
-        <w:t xml:space="preserve"> </w:t>
+        <w:t xml:space="preserve"> wrk </w:t>
       </w:r>
       <w:r>
         <w:t>或</w:t>
@@ -8705,58 +8284,28 @@
         <w:ind w:left="567"/>
       </w:pPr>
       <w:r>
-        <w:lastRenderedPageBreak/>
         <w:t xml:space="preserve">• </w:t>
       </w:r>
       <w:r>
         <w:t>建议补齐：</w:t>
       </w:r>
-      <w:proofErr w:type="spellStart"/>
-      <w:r>
-        <w:t>wrk</w:t>
-      </w:r>
-      <w:proofErr w:type="spellEnd"/>
-      <w:r>
-        <w:t xml:space="preserve"> -t8 -c64 -d30s </w:t>
+      <w:r>
+        <w:t xml:space="preserve">wrk -t8 -c64 -d30s </w:t>
       </w:r>
       <w:r>
         <w:t>命中下单接口；用同一</w:t>
       </w:r>
       <w:r>
-        <w:t xml:space="preserve"> </w:t>
-      </w:r>
-      <w:proofErr w:type="spellStart"/>
-      <w:r>
-        <w:t>menuDishId</w:t>
-      </w:r>
-      <w:proofErr w:type="spellEnd"/>
-      <w:r>
-        <w:t xml:space="preserve"> </w:t>
+        <w:t xml:space="preserve"> menuDishId </w:t>
       </w:r>
       <w:r>
         <w:t>高并发下单观察</w:t>
       </w:r>
       <w:r>
-        <w:t xml:space="preserve"> </w:t>
-      </w:r>
-      <w:proofErr w:type="spellStart"/>
-      <w:r>
-        <w:t>menu_dish.stock</w:t>
-      </w:r>
-      <w:proofErr w:type="spellEnd"/>
-      <w:r>
-        <w:t xml:space="preserve"> </w:t>
-      </w:r>
-      <w:r>
-        <w:t>是否能</w:t>
-      </w:r>
-      <w:proofErr w:type="gramStart"/>
-      <w:r>
-        <w:t>保持非</w:t>
-      </w:r>
-      <w:proofErr w:type="gramEnd"/>
-      <w:r>
-        <w:t>负、订单数与库存差值是否一致。</w:t>
+        <w:t xml:space="preserve"> menu_dish.stock </w:t>
+      </w:r>
+      <w:r>
+        <w:t>是否能保持非负、订单数与库存差值是否一致。</w:t>
       </w:r>
     </w:p>
     <w:p>
@@ -8771,412 +8320,444 @@
         </w:rPr>
         <w:t xml:space="preserve">4.7 </w:t>
       </w:r>
-      <w:proofErr w:type="gramStart"/>
       <w:r>
         <w:rPr>
           <w:rFonts w:ascii="Arial" w:eastAsia="黑体" w:hAnsi="Arial"/>
           <w:b/>
           <w:sz w:val="26"/>
         </w:rPr>
-        <w:t>跨服务</w:t>
-      </w:r>
-      <w:proofErr w:type="gramEnd"/>
+        <w:t>跨服务调用降级</w:t>
+      </w:r>
+    </w:p>
+    <w:p>
+      <w:pPr>
+        <w:ind w:left="567"/>
+      </w:pPr>
+      <w:r>
+        <w:t xml:space="preserve">• </w:t>
+      </w:r>
+      <w:r>
+        <w:t>状态：当前未配置</w:t>
+      </w:r>
+      <w:r>
+        <w:t xml:space="preserve"> Feign + Sentinel / Resilience4j </w:t>
+      </w:r>
+      <w:r>
+        <w:t>熔断；下游不可用时上游会抛出原始异常。</w:t>
+      </w:r>
+    </w:p>
+    <w:p>
+      <w:pPr>
+        <w:ind w:left="567"/>
+      </w:pPr>
+      <w:r>
+        <w:t xml:space="preserve">• </w:t>
+      </w:r>
+      <w:r>
+        <w:t>建议补齐：注入</w:t>
+      </w:r>
+      <w:r>
+        <w:t xml:space="preserve"> Mock Feign </w:t>
+      </w:r>
+      <w:r>
+        <w:t>客户端模拟超时</w:t>
+      </w:r>
+      <w:r>
+        <w:t xml:space="preserve"> / 5xx</w:t>
+      </w:r>
+      <w:r>
+        <w:t>，验证全局异常处理器是否返回有意义的业务码。</w:t>
+      </w:r>
+    </w:p>
+    <w:p/>
+    <w:p>
+      <w:pPr>
+        <w:spacing w:before="300" w:after="200"/>
+      </w:pPr>
+      <w:r>
+        <w:rPr>
+          <w:rFonts w:ascii="Arial" w:eastAsia="黑体" w:hAnsi="Arial"/>
+          <w:b/>
+          <w:sz w:val="30"/>
+        </w:rPr>
+        <w:t xml:space="preserve">5. </w:t>
+      </w:r>
+      <w:r>
+        <w:rPr>
+          <w:rFonts w:ascii="Arial" w:eastAsia="黑体" w:hAnsi="Arial"/>
+          <w:b/>
+          <w:sz w:val="30"/>
+        </w:rPr>
+        <w:t>测试结论</w:t>
+      </w:r>
+    </w:p>
+    <w:p>
+      <w:pPr>
+        <w:spacing w:before="240" w:after="160"/>
+      </w:pPr>
       <w:r>
         <w:rPr>
           <w:rFonts w:ascii="Arial" w:eastAsia="黑体" w:hAnsi="Arial"/>
           <w:b/>
           <w:sz w:val="26"/>
         </w:rPr>
-        <w:t>调用降级</w:t>
-      </w:r>
-    </w:p>
-    <w:p>
-      <w:pPr>
-        <w:ind w:left="567"/>
-      </w:pPr>
-      <w:r>
-        <w:t xml:space="preserve">• </w:t>
-      </w:r>
-      <w:r>
-        <w:t>状态：当前未配置</w:t>
-      </w:r>
-      <w:r>
-        <w:t xml:space="preserve"> Feign + Sentinel / Resilience4j </w:t>
-      </w:r>
-      <w:r>
-        <w:t>熔断；下游</w:t>
-      </w:r>
-      <w:proofErr w:type="gramStart"/>
-      <w:r>
-        <w:t>不</w:t>
-      </w:r>
-      <w:proofErr w:type="gramEnd"/>
-      <w:r>
-        <w:t>可用时上游会抛出原始异常。</w:t>
-      </w:r>
-    </w:p>
-    <w:p>
-      <w:pPr>
-        <w:ind w:left="567"/>
-      </w:pPr>
-      <w:r>
-        <w:t xml:space="preserve">• </w:t>
-      </w:r>
-      <w:r>
-        <w:t>建议补齐：注入</w:t>
-      </w:r>
-      <w:r>
-        <w:t xml:space="preserve"> Mock Feign </w:t>
-      </w:r>
-      <w:r>
-        <w:t>客户端模拟超时</w:t>
-      </w:r>
-      <w:r>
-        <w:t xml:space="preserve"> / 5xx</w:t>
-      </w:r>
-      <w:r>
-        <w:t>，验证全局异常处理器是否返回有意义的业务码。</w:t>
-      </w:r>
-    </w:p>
-    <w:p/>
-    <w:p>
-      <w:pPr>
-        <w:spacing w:before="300" w:after="200"/>
-      </w:pPr>
-      <w:r>
-        <w:rPr>
-          <w:rFonts w:ascii="Arial" w:eastAsia="黑体" w:hAnsi="Arial"/>
-          <w:b/>
-          <w:sz w:val="30"/>
-        </w:rPr>
-        <w:t xml:space="preserve">5. </w:t>
-      </w:r>
-      <w:r>
-        <w:rPr>
-          <w:rFonts w:ascii="Arial" w:eastAsia="黑体" w:hAnsi="Arial"/>
-          <w:b/>
-          <w:sz w:val="30"/>
-        </w:rPr>
-        <w:t>测试结论</w:t>
-      </w:r>
-    </w:p>
-    <w:p>
-      <w:pPr>
-        <w:spacing w:before="240" w:after="160"/>
-      </w:pPr>
+        <w:t xml:space="preserve">5.1 </w:t>
+      </w:r>
       <w:r>
         <w:rPr>
           <w:rFonts w:ascii="Arial" w:eastAsia="黑体" w:hAnsi="Arial"/>
           <w:b/>
           <w:sz w:val="26"/>
         </w:rPr>
-        <w:t xml:space="preserve">5.1 </w:t>
-      </w:r>
+        <w:t>是否通过</w:t>
+      </w:r>
+    </w:p>
+    <w:p>
+      <w:pPr>
+        <w:spacing w:after="120" w:line="360" w:lineRule="exact"/>
+      </w:pPr>
+      <w:r>
+        <w:rPr>
+          <w:b/>
+        </w:rPr>
+        <w:t>通过</w:t>
+      </w:r>
+      <w:r>
+        <w:t>。理由：</w:t>
+      </w:r>
+    </w:p>
+    <w:p>
+      <w:pPr>
+        <w:ind w:left="567"/>
+      </w:pPr>
+      <w:r>
+        <w:t xml:space="preserve">• </w:t>
+      </w:r>
+      <w:r>
+        <w:t>端到端</w:t>
+      </w:r>
+      <w:r>
+        <w:t xml:space="preserve"> happy path</w:t>
+      </w:r>
+      <w:r>
+        <w:t>（注册</w:t>
+      </w:r>
+      <w:r>
+        <w:t>→</w:t>
+      </w:r>
+      <w:r>
+        <w:t>登录</w:t>
+      </w:r>
+      <w:r>
+        <w:t>→</w:t>
+      </w:r>
+      <w:r>
+        <w:t>浏览</w:t>
+      </w:r>
+      <w:r>
+        <w:t>→</w:t>
+      </w:r>
+      <w:r>
+        <w:t>下单</w:t>
+      </w:r>
+      <w:r>
+        <w:t>→</w:t>
+      </w:r>
+      <w:r>
+        <w:t>流转</w:t>
+      </w:r>
+      <w:r>
+        <w:t>→</w:t>
+      </w:r>
+      <w:r>
+        <w:t>叫号</w:t>
+      </w:r>
+      <w:r>
+        <w:t>→</w:t>
+      </w:r>
+      <w:r>
+        <w:t>核销）全部步骤自动化通过；</w:t>
+      </w:r>
+    </w:p>
+    <w:p>
+      <w:pPr>
+        <w:ind w:left="567"/>
+      </w:pPr>
+      <w:r>
+        <w:lastRenderedPageBreak/>
+        <w:t xml:space="preserve">• </w:t>
+      </w:r>
+      <w:r>
+        <w:t>缺口脚本补齐用户改资料</w:t>
+      </w:r>
+      <w:r>
+        <w:t>/</w:t>
+      </w:r>
+      <w:r>
+        <w:t>改密</w:t>
+      </w:r>
+      <w:r>
+        <w:t>/</w:t>
+      </w:r>
+      <w:r>
+        <w:t>禁用</w:t>
+      </w:r>
+      <w:r>
+        <w:t>/</w:t>
+      </w:r>
+      <w:r>
+        <w:t>删用户</w:t>
+      </w:r>
+      <w:r>
+        <w:t>/</w:t>
+      </w:r>
+      <w:r>
+        <w:t>重置密码、订单取消与备注与批量状态、菜品</w:t>
+      </w:r>
+      <w:r>
+        <w:t xml:space="preserve"> 3008</w:t>
+      </w:r>
+      <w:r>
+        <w:t>、取餐删窗与历史、网关</w:t>
+      </w:r>
+      <w:r>
+        <w:t xml:space="preserve"> G01/G02/G07 </w:t>
+      </w:r>
+      <w:r>
+        <w:t>等；</w:t>
+      </w:r>
+      <w:r>
+        <w:t xml:space="preserve">WS </w:t>
+      </w:r>
+      <w:r>
+        <w:t>脚本覆盖</w:t>
+      </w:r>
+      <w:r>
+        <w:t xml:space="preserve"> TC-P05a</w:t>
+      </w:r>
+      <w:r>
+        <w:t>；超时脚本在配置</w:t>
+      </w:r>
+      <w:r>
+        <w:t xml:space="preserve"> CANTEEN_MYSQL </w:t>
+      </w:r>
+      <w:r>
+        <w:t>时覆盖</w:t>
+      </w:r>
+      <w:r>
+        <w:t xml:space="preserve"> TC-O05</w:t>
+      </w:r>
+      <w:r>
+        <w:t>；</w:t>
+      </w:r>
+    </w:p>
+    <w:p>
+      <w:pPr>
+        <w:ind w:left="567"/>
+      </w:pPr>
+      <w:r>
+        <w:t xml:space="preserve">• </w:t>
+      </w:r>
+      <w:r>
+        <w:t>所有自动化覆盖到的业务接口（用户</w:t>
+      </w:r>
+      <w:r>
+        <w:t xml:space="preserve"> / </w:t>
+      </w:r>
+      <w:r>
+        <w:t>菜品</w:t>
+      </w:r>
+      <w:r>
+        <w:t xml:space="preserve"> / </w:t>
+      </w:r>
+      <w:r>
+        <w:t>菜单</w:t>
+      </w:r>
+      <w:r>
+        <w:t xml:space="preserve"> / </w:t>
+      </w:r>
+      <w:r>
+        <w:t>库存</w:t>
+      </w:r>
+      <w:r>
+        <w:t xml:space="preserve"> / </w:t>
+      </w:r>
+      <w:r>
+        <w:t>订单</w:t>
+      </w:r>
+      <w:r>
+        <w:t xml:space="preserve"> / </w:t>
+      </w:r>
+      <w:r>
+        <w:t>取餐</w:t>
+      </w:r>
+      <w:r>
+        <w:t xml:space="preserve"> / </w:t>
+      </w:r>
+      <w:r>
+        <w:t>窗口</w:t>
+      </w:r>
+      <w:r>
+        <w:t xml:space="preserve"> / </w:t>
+      </w:r>
+      <w:r>
+        <w:t>统计</w:t>
+      </w:r>
+      <w:r>
+        <w:t xml:space="preserve"> / </w:t>
+      </w:r>
+      <w:r>
+        <w:t>网关边界）返回值与业务码均符合</w:t>
+      </w:r>
+      <w:r>
+        <w:t xml:space="preserve"> 03-</w:t>
+      </w:r>
+      <w:r>
+        <w:t>需求规格说明书</w:t>
+      </w:r>
+      <w:r>
+        <w:t xml:space="preserve"> </w:t>
+      </w:r>
+      <w:r>
+        <w:t>中的契约；</w:t>
+      </w:r>
+    </w:p>
+    <w:p>
+      <w:pPr>
+        <w:ind w:left="567"/>
+      </w:pPr>
+      <w:r>
+        <w:t xml:space="preserve">• </w:t>
+      </w:r>
+      <w:r>
+        <w:t>关键异常分支（缺</w:t>
+      </w:r>
+      <w:r>
+        <w:t xml:space="preserve"> Token / </w:t>
+      </w:r>
+      <w:r>
+        <w:t>无效</w:t>
+      </w:r>
+      <w:r>
+        <w:t xml:space="preserve"> Token / </w:t>
+      </w:r>
+      <w:r>
+        <w:t>越权</w:t>
+      </w:r>
+      <w:r>
+        <w:t xml:space="preserve"> / </w:t>
+      </w:r>
+      <w:r>
+        <w:t>资源不存在</w:t>
+      </w:r>
+      <w:r>
+        <w:t xml:space="preserve"> / </w:t>
+      </w:r>
+      <w:r>
+        <w:t>空队列叫号</w:t>
+      </w:r>
+      <w:r>
+        <w:t xml:space="preserve"> / </w:t>
+      </w:r>
+      <w:r>
+        <w:t>库存冲突）均按预期返回</w:t>
+      </w:r>
+      <w:r>
+        <w:t xml:space="preserve"> 4xx </w:t>
+      </w:r>
+      <w:r>
+        <w:t>或对应业务码（</w:t>
+      </w:r>
+      <w:r>
+        <w:t xml:space="preserve">401/403/2002/2004/3001/4002/4003/4090 </w:t>
+      </w:r>
+      <w:r>
+        <w:t>等）；</w:t>
+      </w:r>
+    </w:p>
+    <w:p>
+      <w:pPr>
+        <w:ind w:left="567"/>
+      </w:pPr>
+      <w:r>
+        <w:t xml:space="preserve">• 0 </w:t>
+      </w:r>
+      <w:r>
+        <w:t>个</w:t>
+      </w:r>
+      <w:r>
+        <w:t xml:space="preserve"> Blocker / Major / Minor </w:t>
+      </w:r>
+      <w:r>
+        <w:t>缺陷；</w:t>
+      </w:r>
+    </w:p>
+    <w:p>
+      <w:pPr>
+        <w:ind w:left="567"/>
+      </w:pPr>
+      <w:r>
+        <w:t xml:space="preserve">• </w:t>
+      </w:r>
+      <w:r>
+        <w:t>部署侧已通过</w:t>
+      </w:r>
+      <w:r>
+        <w:t xml:space="preserve"> K3S </w:t>
+      </w:r>
+      <w:r>
+        <w:t>离线部署脚本验证</w:t>
+      </w:r>
+      <w:r>
+        <w:t xml:space="preserve"> Pod Running</w:t>
+      </w:r>
+      <w:r>
+        <w:t>、</w:t>
+      </w:r>
+      <w:r>
+        <w:t xml:space="preserve">Nacos </w:t>
+      </w:r>
+      <w:r>
+        <w:t>注册成功、网关与前端</w:t>
+      </w:r>
+      <w:r>
+        <w:t xml:space="preserve"> NodePort </w:t>
+      </w:r>
+      <w:r>
+        <w:t>可访问。</w:t>
+      </w:r>
+    </w:p>
+    <w:p>
+      <w:pPr>
+        <w:spacing w:before="240" w:after="160"/>
+      </w:pPr>
       <w:r>
         <w:rPr>
           <w:rFonts w:ascii="Arial" w:eastAsia="黑体" w:hAnsi="Arial"/>
           <w:b/>
           <w:sz w:val="26"/>
         </w:rPr>
-        <w:t>是否通过</w:t>
-      </w:r>
-    </w:p>
-    <w:p>
-      <w:pPr>
-        <w:spacing w:after="120" w:line="360" w:lineRule="exact"/>
-      </w:pPr>
-      <w:r>
-        <w:rPr>
-          <w:b/>
-        </w:rPr>
-        <w:t>通过</w:t>
-      </w:r>
-      <w:r>
-        <w:t>。理由：</w:t>
-      </w:r>
-    </w:p>
-    <w:p>
-      <w:pPr>
-        <w:ind w:left="567"/>
-      </w:pPr>
-      <w:r>
-        <w:t xml:space="preserve">• </w:t>
-      </w:r>
-      <w:r>
-        <w:t>端到端</w:t>
-      </w:r>
-      <w:r>
-        <w:t xml:space="preserve"> happy path</w:t>
-      </w:r>
-      <w:r>
-        <w:t>（注册</w:t>
-      </w:r>
-      <w:r>
-        <w:t>→</w:t>
-      </w:r>
-      <w:r>
-        <w:t>登录</w:t>
-      </w:r>
-      <w:r>
-        <w:t>→</w:t>
-      </w:r>
-      <w:r>
-        <w:t>浏览</w:t>
-      </w:r>
-      <w:r>
-        <w:t>→</w:t>
-      </w:r>
-      <w:r>
-        <w:t>下单</w:t>
-      </w:r>
-      <w:r>
-        <w:t>→</w:t>
-      </w:r>
-      <w:r>
-        <w:t>流转</w:t>
-      </w:r>
-      <w:r>
-        <w:t>→</w:t>
-      </w:r>
-      <w:r>
-        <w:t>叫号</w:t>
-      </w:r>
-      <w:r>
-        <w:t>→</w:t>
-      </w:r>
-      <w:r>
-        <w:t>核销）全部步骤自动化通过；</w:t>
-      </w:r>
-    </w:p>
-    <w:p>
-      <w:pPr>
-        <w:ind w:left="567"/>
-      </w:pPr>
-      <w:r>
-        <w:t xml:space="preserve">• </w:t>
-      </w:r>
-      <w:r>
-        <w:t>所有自动化覆盖到的业务接口（用户</w:t>
-      </w:r>
-      <w:r>
-        <w:t xml:space="preserve"> / </w:t>
-      </w:r>
-      <w:r>
-        <w:t>菜品</w:t>
-      </w:r>
-      <w:r>
-        <w:t xml:space="preserve"> / </w:t>
-      </w:r>
-      <w:r>
-        <w:t>菜单</w:t>
-      </w:r>
-      <w:r>
-        <w:t xml:space="preserve"> / </w:t>
-      </w:r>
-      <w:r>
-        <w:t>库存</w:t>
-      </w:r>
-      <w:r>
-        <w:t xml:space="preserve"> / </w:t>
-      </w:r>
-      <w:r>
-        <w:t>订单</w:t>
-      </w:r>
-      <w:r>
-        <w:t xml:space="preserve"> / </w:t>
-      </w:r>
-      <w:r>
-        <w:t>取餐</w:t>
-      </w:r>
-      <w:r>
-        <w:t xml:space="preserve"> / </w:t>
-      </w:r>
-      <w:r>
-        <w:t>窗口</w:t>
-      </w:r>
-      <w:r>
-        <w:t xml:space="preserve"> / </w:t>
-      </w:r>
-      <w:r>
-        <w:t>统计</w:t>
-      </w:r>
-      <w:r>
-        <w:t xml:space="preserve"> / </w:t>
-      </w:r>
-      <w:r>
-        <w:t>网关边界）返回值与</w:t>
-      </w:r>
-      <w:proofErr w:type="gramStart"/>
-      <w:r>
-        <w:t>业务码均符合</w:t>
-      </w:r>
-      <w:proofErr w:type="gramEnd"/>
-      <w:r>
-        <w:t xml:space="preserve"> 03-</w:t>
-      </w:r>
-      <w:r>
-        <w:t>需求规格说明书</w:t>
-      </w:r>
-      <w:r>
-        <w:t xml:space="preserve">.md </w:t>
-      </w:r>
-      <w:r>
-        <w:t>中的契约；</w:t>
-      </w:r>
-    </w:p>
-    <w:p>
-      <w:pPr>
-        <w:ind w:left="567"/>
-      </w:pPr>
-      <w:r>
-        <w:t xml:space="preserve">• </w:t>
-      </w:r>
-      <w:r>
-        <w:t>关键异常分支（缺</w:t>
-      </w:r>
-      <w:r>
-        <w:t xml:space="preserve"> Token / </w:t>
-      </w:r>
-      <w:r>
-        <w:t>无效</w:t>
-      </w:r>
-      <w:r>
-        <w:t xml:space="preserve"> Token / </w:t>
-      </w:r>
-      <w:r>
-        <w:t>越权</w:t>
-      </w:r>
-      <w:r>
-        <w:t xml:space="preserve"> / </w:t>
-      </w:r>
-      <w:r>
-        <w:t>资源不存在</w:t>
-      </w:r>
-      <w:r>
-        <w:t xml:space="preserve"> / </w:t>
-      </w:r>
-      <w:r>
-        <w:t>空队列叫号</w:t>
-      </w:r>
-      <w:r>
-        <w:t xml:space="preserve"> / </w:t>
-      </w:r>
-      <w:r>
-        <w:t>库存冲突）均按预期返回</w:t>
-      </w:r>
-      <w:r>
-        <w:t xml:space="preserve"> 4xx </w:t>
-      </w:r>
-      <w:r>
-        <w:t>或对应业务码（</w:t>
-      </w:r>
-      <w:r>
-        <w:t>401/403/2002/2004/3001/4002/4003</w:t>
-      </w:r>
-      <w:r>
-        <w:t>）；</w:t>
-      </w:r>
-    </w:p>
-    <w:p>
-      <w:pPr>
-        <w:ind w:left="567"/>
-      </w:pPr>
-      <w:r>
-        <w:t xml:space="preserve">• 0 </w:t>
-      </w:r>
-      <w:proofErr w:type="gramStart"/>
-      <w:r>
-        <w:t>个</w:t>
-      </w:r>
-      <w:proofErr w:type="gramEnd"/>
-      <w:r>
-        <w:t xml:space="preserve"> Blocker / Major / Minor </w:t>
-      </w:r>
-      <w:r>
-        <w:t>缺陷；</w:t>
-      </w:r>
-    </w:p>
-    <w:p>
-      <w:pPr>
-        <w:ind w:left="567"/>
-      </w:pPr>
-      <w:r>
-        <w:t xml:space="preserve">• </w:t>
-      </w:r>
-      <w:proofErr w:type="gramStart"/>
-      <w:r>
-        <w:t>部署侧已通过</w:t>
-      </w:r>
-      <w:proofErr w:type="gramEnd"/>
-      <w:r>
-        <w:t xml:space="preserve"> K3S </w:t>
-      </w:r>
-      <w:r>
-        <w:t>离线部署脚本验证</w:t>
-      </w:r>
-      <w:r>
-        <w:t xml:space="preserve"> Pod Running</w:t>
-      </w:r>
-      <w:r>
-        <w:t>、</w:t>
-      </w:r>
-      <w:proofErr w:type="spellStart"/>
-      <w:r>
-        <w:t>Nacos</w:t>
-      </w:r>
-      <w:proofErr w:type="spellEnd"/>
-      <w:r>
-        <w:t xml:space="preserve"> </w:t>
-      </w:r>
-      <w:r>
-        <w:t>注册成功、网关与前端</w:t>
-      </w:r>
-      <w:r>
-        <w:t xml:space="preserve"> </w:t>
-      </w:r>
-      <w:proofErr w:type="spellStart"/>
-      <w:r>
-        <w:t>NodePort</w:t>
-      </w:r>
-      <w:proofErr w:type="spellEnd"/>
-      <w:r>
-        <w:t xml:space="preserve"> </w:t>
-      </w:r>
-      <w:r>
-        <w:t>可访问。</w:t>
-      </w:r>
-    </w:p>
-    <w:p>
-      <w:pPr>
-        <w:spacing w:before="240" w:after="160"/>
-      </w:pPr>
+        <w:t xml:space="preserve">5.2 </w:t>
+      </w:r>
       <w:r>
         <w:rPr>
           <w:rFonts w:ascii="Arial" w:eastAsia="黑体" w:hAnsi="Arial"/>
           <w:b/>
           <w:sz w:val="26"/>
         </w:rPr>
-        <w:t xml:space="preserve">5.2 </w:t>
-      </w:r>
-      <w:r>
-        <w:rPr>
-          <w:rFonts w:ascii="Arial" w:eastAsia="黑体" w:hAnsi="Arial"/>
-          <w:b/>
-          <w:sz w:val="26"/>
-        </w:rPr>
         <w:t>风险评估</w:t>
       </w:r>
     </w:p>
     <w:tbl>
       <w:tblPr>
-        <w:tblStyle w:val="11"/>
+        <w:tblStyle w:val="31"/>
         <w:tblW w:w="0" w:type="auto"/>
         <w:tblLook w:val="04A0" w:firstRow="1" w:lastRow="0" w:firstColumn="1" w:lastColumn="0" w:noHBand="0" w:noVBand="1"/>
       </w:tblPr>
       <w:tblGrid>
-        <w:gridCol w:w="2766"/>
-        <w:gridCol w:w="2764"/>
-        <w:gridCol w:w="2766"/>
+        <w:gridCol w:w="2769"/>
+        <w:gridCol w:w="2768"/>
+        <w:gridCol w:w="2769"/>
       </w:tblGrid>
       <w:tr>
         <w:trPr>
@@ -9184,7 +8765,7 @@
         </w:trPr>
         <w:tc>
           <w:tcPr>
-            <w:cnfStyle w:val="001000000000" w:firstRow="0" w:lastRow="0" w:firstColumn="1" w:lastColumn="0" w:oddVBand="0" w:evenVBand="0" w:oddHBand="0" w:evenHBand="0" w:firstRowFirstColumn="0" w:firstRowLastColumn="0" w:lastRowFirstColumn="0" w:lastRowLastColumn="0"/>
+            <w:cnfStyle w:val="001000000100" w:firstRow="0" w:lastRow="0" w:firstColumn="1" w:lastColumn="0" w:oddVBand="0" w:evenVBand="0" w:oddHBand="0" w:evenHBand="0" w:firstRowFirstColumn="1" w:firstRowLastColumn="0" w:lastRowFirstColumn="0" w:lastRowLastColumn="0"/>
             <w:tcW w:w="2769" w:type="dxa"/>
           </w:tcPr>
           <w:p>
@@ -9275,15 +8856,7 @@
               <w:t>"</w:t>
             </w:r>
             <w:r>
-              <w:t>包含单元测试与集成测试两类；当前以集成测试覆盖了主要功能点，但</w:t>
-            </w:r>
-            <w:proofErr w:type="gramStart"/>
-            <w:r>
-              <w:t>单测维度</w:t>
-            </w:r>
-            <w:proofErr w:type="gramEnd"/>
-            <w:r>
-              <w:t>的得分可能偏低</w:t>
+              <w:t>包含单元测试与集成测试两类；当前以集成测试覆盖了主要功能点，但单测维度的得分可能偏低</w:t>
             </w:r>
           </w:p>
         </w:tc>
@@ -9299,7 +8872,10 @@
               <w:t xml:space="preserve">WebSocket </w:t>
             </w:r>
             <w:r>
-              <w:t>实测缺失</w:t>
+              <w:t>仅覆盖</w:t>
+            </w:r>
+            <w:r>
+              <w:t xml:space="preserve"> CALL</w:t>
             </w:r>
           </w:p>
         </w:tc>
@@ -9325,25 +8901,25 @@
               <w:cnfStyle w:val="000000000000" w:firstRow="0" w:lastRow="0" w:firstColumn="0" w:lastColumn="0" w:oddVBand="0" w:evenVBand="0" w:oddHBand="0" w:evenHBand="0" w:firstRowFirstColumn="0" w:firstRowLastColumn="0" w:lastRowFirstColumn="0" w:lastRowLastColumn="0"/>
             </w:pPr>
             <w:r>
-              <w:t>大屏功能依赖</w:t>
-            </w:r>
-            <w:r>
-              <w:t xml:space="preserve"> broadcast</w:t>
-            </w:r>
-            <w:r>
-              <w:t>，间接由</w:t>
-            </w:r>
-            <w:r>
-              <w:t>"</w:t>
-            </w:r>
-            <w:r>
-              <w:t>叫号接口返回</w:t>
-            </w:r>
-            <w:r>
-              <w:t xml:space="preserve"> 200"</w:t>
-            </w:r>
-            <w:r>
-              <w:t>间接验证；前端联调阶段已能直观看到消息推送</w:t>
+              <w:t>已用独立脚本断言</w:t>
+            </w:r>
+            <w:r>
+              <w:t xml:space="preserve"> CALL</w:t>
+            </w:r>
+            <w:r>
+              <w:t>；</w:t>
+            </w:r>
+            <w:r>
+              <w:t xml:space="preserve">PICKED </w:t>
+            </w:r>
+            <w:r>
+              <w:t>等仍依赖</w:t>
+            </w:r>
+            <w:r>
+              <w:t xml:space="preserve"> HTTP </w:t>
+            </w:r>
+            <w:r>
+              <w:t>核销与前端联调</w:t>
             </w:r>
           </w:p>
         </w:tc>
@@ -9359,8 +8935,10 @@
           </w:tcPr>
           <w:p>
             <w:r>
-              <w:lastRenderedPageBreak/>
-              <w:t>订单超时取消未自动化</w:t>
+              <w:t>订单超时依赖外部</w:t>
+            </w:r>
+            <w:r>
+              <w:t xml:space="preserve"> mysql</w:t>
             </w:r>
           </w:p>
         </w:tc>
@@ -9386,19 +8964,22 @@
               <w:cnfStyle w:val="000000100000" w:firstRow="0" w:lastRow="0" w:firstColumn="0" w:lastColumn="0" w:oddVBand="0" w:evenVBand="0" w:oddHBand="1" w:evenHBand="0" w:firstRowFirstColumn="0" w:firstRowLastColumn="0" w:lastRowFirstColumn="0" w:lastRowLastColumn="0"/>
             </w:pPr>
             <w:r>
-              <w:t>业务逻辑代码已实现并经过</w:t>
-            </w:r>
-            <w:r>
-              <w:t xml:space="preserve"> review</w:t>
-            </w:r>
-            <w:r>
-              <w:t>；只需追加一个</w:t>
-            </w:r>
-            <w:r>
-              <w:t xml:space="preserve"> 60 </w:t>
-            </w:r>
-            <w:r>
-              <w:t>秒等待型脚本即可</w:t>
+              <w:t xml:space="preserve">CI </w:t>
+            </w:r>
+            <w:r>
+              <w:t>或未装客户端时需</w:t>
+            </w:r>
+            <w:r>
+              <w:t xml:space="preserve"> SKIP </w:t>
+            </w:r>
+            <w:r>
+              <w:t>或预置</w:t>
+            </w:r>
+            <w:r>
+              <w:t xml:space="preserve"> CANTEEN_MYSQL</w:t>
+            </w:r>
+            <w:r>
+              <w:t>；库存恢复未在脚本中断言</w:t>
             </w:r>
           </w:p>
         </w:tc>
@@ -9437,23 +9018,7 @@
               <w:cnfStyle w:val="000000000000" w:firstRow="0" w:lastRow="0" w:firstColumn="0" w:lastColumn="0" w:oddVBand="0" w:evenVBand="0" w:oddHBand="0" w:evenHBand="0" w:firstRowFirstColumn="0" w:firstRowLastColumn="0" w:lastRowFirstColumn="0" w:lastRowLastColumn="0"/>
             </w:pPr>
             <w:r>
-              <w:t>评分</w:t>
-            </w:r>
-            <w:proofErr w:type="gramStart"/>
-            <w:r>
-              <w:t>要求未强约束</w:t>
-            </w:r>
-            <w:proofErr w:type="gramEnd"/>
-            <w:r>
-              <w:t>限</w:t>
-            </w:r>
-            <w:proofErr w:type="gramStart"/>
-            <w:r>
-              <w:t>流必须</w:t>
-            </w:r>
-            <w:proofErr w:type="gramEnd"/>
-            <w:r>
-              <w:t>落地，配置已就位为后续接入预留</w:t>
+              <w:t>评分要求未强约束限流必须落地，配置已就位为后续接入预留</w:t>
             </w:r>
           </w:p>
         </w:tc>
@@ -9491,15 +9056,7 @@
         <w:t>在</w:t>
       </w:r>
       <w:r>
-        <w:t xml:space="preserve"> </w:t>
-      </w:r>
-      <w:proofErr w:type="spellStart"/>
-      <w:r>
-        <w:t>src</w:t>
-      </w:r>
-      <w:proofErr w:type="spellEnd"/>
-      <w:r>
-        <w:t xml:space="preserve">/test/java/ </w:t>
+        <w:t xml:space="preserve"> src/test/java/ </w:t>
       </w:r>
       <w:r>
         <w:t>目录下补齐每个服务至少</w:t>
@@ -9507,11 +9064,9 @@
       <w:r>
         <w:t xml:space="preserve"> 1 </w:t>
       </w:r>
-      <w:proofErr w:type="gramStart"/>
       <w:r>
         <w:t>套核心</w:t>
       </w:r>
-      <w:proofErr w:type="gramEnd"/>
       <w:r>
         <w:t xml:space="preserve"> service </w:t>
       </w:r>
@@ -9533,19 +9088,25 @@
         <w:t xml:space="preserve">2. </w:t>
       </w:r>
       <w:r>
+        <w:t>可选：为</w:t>
+      </w:r>
+      <w:r>
+        <w:t xml:space="preserve"> WS </w:t>
+      </w:r>
+      <w:r>
         <w:t>增加</w:t>
       </w:r>
       <w:r>
-        <w:t xml:space="preserve"> WS </w:t>
-      </w:r>
-      <w:r>
-        <w:t>客户端断言脚本，把</w:t>
-      </w:r>
-      <w:r>
-        <w:t xml:space="preserve"> TC-P05a </w:t>
-      </w:r>
-      <w:r>
-        <w:t>转入自动化覆盖；</w:t>
+        <w:t xml:space="preserve"> PICKED </w:t>
+      </w:r>
+      <w:r>
+        <w:t>消息断言，或与前端</w:t>
+      </w:r>
+      <w:r>
+        <w:t xml:space="preserve"> E2E </w:t>
+      </w:r>
+      <w:r>
+        <w:t>对齐；</w:t>
       </w:r>
     </w:p>
     <w:p>
@@ -9556,19 +9117,31 @@
         <w:t xml:space="preserve">3. </w:t>
       </w:r>
       <w:r>
-        <w:t>增加</w:t>
-      </w:r>
-      <w:r>
-        <w:t xml:space="preserve"> run_timeout_scheduler_test.py </w:t>
-      </w:r>
-      <w:r>
-        <w:t>验证</w:t>
-      </w:r>
-      <w:r>
-        <w:t xml:space="preserve"> TC-O05</w:t>
-      </w:r>
-      <w:r>
-        <w:t>；</w:t>
+        <w:t>可选：在</w:t>
+      </w:r>
+      <w:r>
+        <w:t xml:space="preserve"> order_timeout </w:t>
+      </w:r>
+      <w:r>
+        <w:t>脚本中增加超时后</w:t>
+      </w:r>
+      <w:r>
+        <w:t xml:space="preserve"> menu_dish.stock </w:t>
+      </w:r>
+      <w:r>
+        <w:t>的</w:t>
+      </w:r>
+      <w:r>
+        <w:t xml:space="preserve"> SQL </w:t>
+      </w:r>
+      <w:r>
+        <w:t>或</w:t>
+      </w:r>
+      <w:r>
+        <w:t xml:space="preserve"> HTTP </w:t>
+      </w:r>
+      <w:r>
+        <w:t>断言；</w:t>
       </w:r>
     </w:p>
     <w:p>
@@ -9585,21 +9158,7 @@
         <w:t xml:space="preserve"> Gateway </w:t>
       </w:r>
       <w:r>
-        <w:t>限流过滤器后，</w:t>
-      </w:r>
-      <w:proofErr w:type="gramStart"/>
-      <w:r>
-        <w:t>补充压测脚本</w:t>
-      </w:r>
-      <w:proofErr w:type="gramEnd"/>
-      <w:r>
-        <w:t>并重新出具一份</w:t>
-      </w:r>
-      <w:r>
-        <w:t>"v1.1"</w:t>
-      </w:r>
-      <w:r>
-        <w:t>测试报告。</w:t>
+        <w:t>限流过滤器后，补充压测脚本并更新测试报告版本。</w:t>
       </w:r>
     </w:p>
     <w:p/>
@@ -9613,6 +9172,7 @@
           <w:b/>
           <w:sz w:val="30"/>
         </w:rPr>
+        <w:lastRenderedPageBreak/>
         <w:t xml:space="preserve">6. </w:t>
       </w:r>
       <w:r>
@@ -9759,17 +9319,21 @@
           <w:rFonts w:ascii="Consolas" w:eastAsia="Consolas" w:hAnsi="Consolas"/>
           <w:sz w:val="18"/>
         </w:rPr>
-        <w:t>[PASS] TC-O09-order-</w:t>
-      </w:r>
-      <w:proofErr w:type="gramStart"/>
+        <w:t>[PASS] TC-O09-order-my</w:t>
+      </w:r>
+    </w:p>
+    <w:p>
+      <w:pPr>
+        <w:spacing w:before="20" w:after="20"/>
+        <w:ind w:left="567"/>
+      </w:pPr>
       <w:r>
         <w:rPr>
           <w:rFonts w:ascii="Consolas" w:eastAsia="Consolas" w:hAnsi="Consolas"/>
           <w:sz w:val="18"/>
         </w:rPr>
-        <w:t>my</w:t>
-      </w:r>
-      <w:proofErr w:type="gramEnd"/>
+        <w:t>[PASS] TC-O10-order-by-pickup-code - pickupCode=478921</w:t>
+      </w:r>
     </w:p>
     <w:p>
       <w:pPr>
@@ -9781,23 +9345,33 @@
           <w:rFonts w:ascii="Consolas" w:eastAsia="Consolas" w:hAnsi="Consolas"/>
           <w:sz w:val="18"/>
         </w:rPr>
-        <w:t xml:space="preserve">[PASS] TC-O10-order-by-pickup-code - </w:t>
-      </w:r>
-      <w:proofErr w:type="spellStart"/>
+        <w:t>[PASS] TC-P06-pickup-windows</w:t>
+      </w:r>
+    </w:p>
+    <w:p>
+      <w:pPr>
+        <w:spacing w:before="20" w:after="20"/>
+        <w:ind w:left="567"/>
+      </w:pPr>
       <w:r>
         <w:rPr>
           <w:rFonts w:ascii="Consolas" w:eastAsia="Consolas" w:hAnsi="Consolas"/>
           <w:sz w:val="18"/>
         </w:rPr>
-        <w:t>pickupCode</w:t>
-      </w:r>
-      <w:proofErr w:type="spellEnd"/>
+        <w:t>[PASS] TC-G05-invalid-token - http=401, code=401</w:t>
+      </w:r>
+    </w:p>
+    <w:p>
+      <w:pPr>
+        <w:spacing w:before="20" w:after="20"/>
+        <w:ind w:left="567"/>
+      </w:pPr>
       <w:r>
         <w:rPr>
           <w:rFonts w:ascii="Consolas" w:eastAsia="Consolas" w:hAnsi="Consolas"/>
           <w:sz w:val="18"/>
         </w:rPr>
-        <w:t>=478921</w:t>
+        <w:t>[PASS] TC-G08-not-found-order-dish - order(http=200,code=3001) dish(http=200,code=2003)</w:t>
       </w:r>
     </w:p>
     <w:p>
@@ -9810,7 +9384,7 @@
           <w:rFonts w:ascii="Consolas" w:eastAsia="Consolas" w:hAnsi="Consolas"/>
           <w:sz w:val="18"/>
         </w:rPr>
-        <w:t>[PASS] TC-P06-pickup-windows</w:t>
+        <w:t>[PASS] TC-G06-empty-queue-call - http=200, code=4002</w:t>
       </w:r>
     </w:p>
     <w:p>
@@ -9823,7 +9397,7 @@
           <w:rFonts w:ascii="Consolas" w:eastAsia="Consolas" w:hAnsi="Consolas"/>
           <w:sz w:val="18"/>
         </w:rPr>
-        <w:t>[PASS] TC-G05-invalid-token - http=401, code=401</w:t>
+        <w:t>执行完成</w:t>
       </w:r>
     </w:p>
     <w:p>
@@ -9836,39 +9410,59 @@
           <w:rFonts w:ascii="Consolas" w:eastAsia="Consolas" w:hAnsi="Consolas"/>
           <w:sz w:val="18"/>
         </w:rPr>
-        <w:t>[PASS] TC-G08-not-found-order-dish - order(http=</w:t>
-      </w:r>
-      <w:proofErr w:type="gramStart"/>
+        <w:t>PASSED=18, FAILED=0</w:t>
+      </w:r>
+    </w:p>
+    <w:p>
+      <w:pPr>
+        <w:spacing w:before="20" w:after="20"/>
+        <w:ind w:left="567"/>
+      </w:pPr>
       <w:r>
         <w:rPr>
           <w:rFonts w:ascii="Consolas" w:eastAsia="Consolas" w:hAnsi="Consolas"/>
           <w:sz w:val="18"/>
         </w:rPr>
-        <w:t>200,code</w:t>
-      </w:r>
-      <w:proofErr w:type="gramEnd"/>
+        <w:t xml:space="preserve"> </w:t>
+      </w:r>
+    </w:p>
+    <w:p>
+      <w:pPr>
+        <w:spacing w:before="20" w:after="20"/>
+        <w:ind w:left="567"/>
+      </w:pPr>
       <w:r>
         <w:rPr>
           <w:rFonts w:ascii="Consolas" w:eastAsia="Consolas" w:hAnsi="Consolas"/>
           <w:sz w:val="18"/>
         </w:rPr>
-        <w:t>=3001) dish(http=</w:t>
-      </w:r>
-      <w:proofErr w:type="gramStart"/>
+        <w:t>============= run_backend_api_stock_tests.py =============</w:t>
+      </w:r>
+    </w:p>
+    <w:p>
+      <w:pPr>
+        <w:spacing w:before="20" w:after="20"/>
+        <w:ind w:left="567"/>
+      </w:pPr>
       <w:r>
         <w:rPr>
           <w:rFonts w:ascii="Consolas" w:eastAsia="Consolas" w:hAnsi="Consolas"/>
           <w:sz w:val="18"/>
         </w:rPr>
-        <w:t>200,code</w:t>
-      </w:r>
-      <w:proofErr w:type="gramEnd"/>
+        <w:t>[PASS] prepare-menu-dish-id - menuDishId=...</w:t>
+      </w:r>
+    </w:p>
+    <w:p>
+      <w:pPr>
+        <w:spacing w:before="20" w:after="20"/>
+        <w:ind w:left="567"/>
+      </w:pPr>
       <w:r>
         <w:rPr>
           <w:rFonts w:ascii="Consolas" w:eastAsia="Consolas" w:hAnsi="Consolas"/>
           <w:sz w:val="18"/>
         </w:rPr>
-        <w:t>=2003)</w:t>
+        <w:t>[PASS] merchant-stock-query</w:t>
       </w:r>
     </w:p>
     <w:p>
@@ -9881,7 +9475,7 @@
           <w:rFonts w:ascii="Consolas" w:eastAsia="Consolas" w:hAnsi="Consolas"/>
           <w:sz w:val="18"/>
         </w:rPr>
-        <w:t>[PASS] TC-G06-empty-queue-call - http=200, code=4002</w:t>
+        <w:t>[PASS] admin-stock-query</w:t>
       </w:r>
     </w:p>
     <w:p>
@@ -9894,7 +9488,7 @@
           <w:rFonts w:ascii="Consolas" w:eastAsia="Consolas" w:hAnsi="Consolas"/>
           <w:sz w:val="18"/>
         </w:rPr>
-        <w:t>执行完成</w:t>
+        <w:t>[PASS] merchant-update-own-stock</w:t>
       </w:r>
     </w:p>
     <w:p>
@@ -9907,7 +9501,7 @@
           <w:rFonts w:ascii="Consolas" w:eastAsia="Consolas" w:hAnsi="Consolas"/>
           <w:sz w:val="18"/>
         </w:rPr>
-        <w:t>PASSED=18, FAILED=0</w:t>
+        <w:t>[PASS] normal-user-update-stock-forbidden - http=200, code=403</w:t>
       </w:r>
     </w:p>
     <w:p>
@@ -9920,7 +9514,7 @@
           <w:rFonts w:ascii="Consolas" w:eastAsia="Consolas" w:hAnsi="Consolas"/>
           <w:sz w:val="18"/>
         </w:rPr>
-        <w:t xml:space="preserve"> </w:t>
+        <w:t>[PASS] decr-overflow-conflict - http=200, code=2002</w:t>
       </w:r>
     </w:p>
     <w:p>
@@ -9933,7 +9527,7 @@
           <w:rFonts w:ascii="Consolas" w:eastAsia="Consolas" w:hAnsi="Consolas"/>
           <w:sz w:val="18"/>
         </w:rPr>
-        <w:t>============= run_backend_api_stock_tests.py =============</w:t>
+        <w:t>PASSED=6, FAILED=0</w:t>
       </w:r>
     </w:p>
     <w:p>
@@ -9946,23 +9540,33 @@
           <w:rFonts w:ascii="Consolas" w:eastAsia="Consolas" w:hAnsi="Consolas"/>
           <w:sz w:val="18"/>
         </w:rPr>
-        <w:t xml:space="preserve">[PASS] prepare-menu-dish-id - </w:t>
-      </w:r>
-      <w:proofErr w:type="spellStart"/>
+        <w:t xml:space="preserve"> </w:t>
+      </w:r>
+    </w:p>
+    <w:p>
+      <w:pPr>
+        <w:spacing w:before="20" w:after="20"/>
+        <w:ind w:left="567"/>
+      </w:pPr>
       <w:r>
         <w:rPr>
           <w:rFonts w:ascii="Consolas" w:eastAsia="Consolas" w:hAnsi="Consolas"/>
           <w:sz w:val="18"/>
         </w:rPr>
-        <w:t>menuDishId</w:t>
-      </w:r>
-      <w:proofErr w:type="spellEnd"/>
+        <w:t>============= run_backend_api_new_endpoints.py =============</w:t>
+      </w:r>
+    </w:p>
+    <w:p>
+      <w:pPr>
+        <w:spacing w:before="20" w:after="20"/>
+        <w:ind w:left="567"/>
+      </w:pPr>
       <w:r>
         <w:rPr>
           <w:rFonts w:ascii="Consolas" w:eastAsia="Consolas" w:hAnsi="Consolas"/>
           <w:sz w:val="18"/>
         </w:rPr>
-        <w:t>=...</w:t>
+        <w:t>[PASS] order-merchant-list</w:t>
       </w:r>
     </w:p>
     <w:p>
@@ -9975,8 +9579,7 @@
           <w:rFonts w:ascii="Consolas" w:eastAsia="Consolas" w:hAnsi="Consolas"/>
           <w:sz w:val="18"/>
         </w:rPr>
-        <w:lastRenderedPageBreak/>
-        <w:t>[PASS] merchant-stock-query</w:t>
+        <w:t>[PASS] order-admin-list</w:t>
       </w:r>
     </w:p>
     <w:p>
@@ -9989,7 +9592,7 @@
           <w:rFonts w:ascii="Consolas" w:eastAsia="Consolas" w:hAnsi="Consolas"/>
           <w:sz w:val="18"/>
         </w:rPr>
-        <w:t>[PASS] admin-stock-query</w:t>
+        <w:t>[PASS] menu-list</w:t>
       </w:r>
     </w:p>
     <w:p>
@@ -10002,7 +9605,7 @@
           <w:rFonts w:ascii="Consolas" w:eastAsia="Consolas" w:hAnsi="Consolas"/>
           <w:sz w:val="18"/>
         </w:rPr>
-        <w:t>[PASS] merchant-update-own-stock</w:t>
+        <w:t>[PASS] menu-stock-merchant</w:t>
       </w:r>
     </w:p>
     <w:p>
@@ -10015,7 +9618,7 @@
           <w:rFonts w:ascii="Consolas" w:eastAsia="Consolas" w:hAnsi="Consolas"/>
           <w:sz w:val="18"/>
         </w:rPr>
-        <w:t>[PASS] normal-user-update-stock-forbidden - http=200, code=403</w:t>
+        <w:t>[PASS] menu-stock-admin</w:t>
       </w:r>
     </w:p>
     <w:p>
@@ -10028,23 +9631,33 @@
           <w:rFonts w:ascii="Consolas" w:eastAsia="Consolas" w:hAnsi="Consolas"/>
           <w:sz w:val="18"/>
         </w:rPr>
-        <w:t xml:space="preserve">[PASS] </w:t>
-      </w:r>
-      <w:proofErr w:type="spellStart"/>
+        <w:t>[PASS] menu-stock-update</w:t>
+      </w:r>
+    </w:p>
+    <w:p>
+      <w:pPr>
+        <w:spacing w:before="20" w:after="20"/>
+        <w:ind w:left="567"/>
+      </w:pPr>
       <w:r>
         <w:rPr>
           <w:rFonts w:ascii="Consolas" w:eastAsia="Consolas" w:hAnsi="Consolas"/>
           <w:sz w:val="18"/>
         </w:rPr>
-        <w:t>decr</w:t>
-      </w:r>
-      <w:proofErr w:type="spellEnd"/>
+        <w:t>[PASS] dish-list-filter</w:t>
+      </w:r>
+    </w:p>
+    <w:p>
+      <w:pPr>
+        <w:spacing w:before="20" w:after="20"/>
+        <w:ind w:left="567"/>
+      </w:pPr>
       <w:r>
         <w:rPr>
           <w:rFonts w:ascii="Consolas" w:eastAsia="Consolas" w:hAnsi="Consolas"/>
           <w:sz w:val="18"/>
         </w:rPr>
-        <w:t>-overflow-conflict - http=200, code=2002</w:t>
+        <w:t>[PASS] pickup-window-page</w:t>
       </w:r>
     </w:p>
     <w:p>
@@ -10057,7 +9670,7 @@
           <w:rFonts w:ascii="Consolas" w:eastAsia="Consolas" w:hAnsi="Consolas"/>
           <w:sz w:val="18"/>
         </w:rPr>
-        <w:t>PASSED=6, FAILED=0</w:t>
+        <w:t>[PASS] user-list-filter</w:t>
       </w:r>
     </w:p>
     <w:p>
@@ -10070,7 +9683,8 @@
           <w:rFonts w:ascii="Consolas" w:eastAsia="Consolas" w:hAnsi="Consolas"/>
           <w:sz w:val="18"/>
         </w:rPr>
-        <w:t xml:space="preserve"> </w:t>
+        <w:lastRenderedPageBreak/>
+        <w:t>[PASS] admin-dashboard</w:t>
       </w:r>
     </w:p>
     <w:p>
@@ -10083,7 +9697,7 @@
           <w:rFonts w:ascii="Consolas" w:eastAsia="Consolas" w:hAnsi="Consolas"/>
           <w:sz w:val="18"/>
         </w:rPr>
-        <w:t>============= run_backend_api_new_endpoints.py =============</w:t>
+        <w:t>[PASS] merchant-dashboard</w:t>
       </w:r>
     </w:p>
     <w:p>
@@ -10096,7 +9710,7 @@
           <w:rFonts w:ascii="Consolas" w:eastAsia="Consolas" w:hAnsi="Consolas"/>
           <w:sz w:val="18"/>
         </w:rPr>
-        <w:t>[PASS] order-merchant-list</w:t>
+        <w:t>TOTAL=11 FAIL=0</w:t>
       </w:r>
     </w:p>
     <w:p>
@@ -10109,7 +9723,7 @@
           <w:rFonts w:ascii="Consolas" w:eastAsia="Consolas" w:hAnsi="Consolas"/>
           <w:sz w:val="18"/>
         </w:rPr>
-        <w:t>[PASS] order-admin-list</w:t>
+        <w:t xml:space="preserve"> </w:t>
       </w:r>
     </w:p>
     <w:p>
@@ -10122,7 +9736,7 @@
           <w:rFonts w:ascii="Consolas" w:eastAsia="Consolas" w:hAnsi="Consolas"/>
           <w:sz w:val="18"/>
         </w:rPr>
-        <w:t>[PASS] menu-list</w:t>
+        <w:t>============= run_backend_api_gap_tests.py =============</w:t>
       </w:r>
     </w:p>
     <w:p>
@@ -10135,7 +9749,7 @@
           <w:rFonts w:ascii="Consolas" w:eastAsia="Consolas" w:hAnsi="Consolas"/>
           <w:sz w:val="18"/>
         </w:rPr>
-        <w:t>[PASS] menu-stock-merchant</w:t>
+        <w:t>[PASS] TC-G01-no-token - http=401, code=401</w:t>
       </w:r>
     </w:p>
     <w:p>
@@ -10148,7 +9762,7 @@
           <w:rFonts w:ascii="Consolas" w:eastAsia="Consolas" w:hAnsi="Consolas"/>
           <w:sz w:val="18"/>
         </w:rPr>
-        <w:t>[PASS] menu-stock-admin</w:t>
+        <w:t>...（节选）...</w:t>
       </w:r>
     </w:p>
     <w:p>
@@ -10161,7 +9775,7 @@
           <w:rFonts w:ascii="Consolas" w:eastAsia="Consolas" w:hAnsi="Consolas"/>
           <w:sz w:val="18"/>
         </w:rPr>
-        <w:t>[PASS] menu-stock-update</w:t>
+        <w:t>执行完成</w:t>
       </w:r>
     </w:p>
     <w:p>
@@ -10174,7 +9788,7 @@
           <w:rFonts w:ascii="Consolas" w:eastAsia="Consolas" w:hAnsi="Consolas"/>
           <w:sz w:val="18"/>
         </w:rPr>
-        <w:t>[PASS] dish-list-filter</w:t>
+        <w:t>PASSED=25, FAILED=0</w:t>
       </w:r>
     </w:p>
     <w:p>
@@ -10187,7 +9801,7 @@
           <w:rFonts w:ascii="Consolas" w:eastAsia="Consolas" w:hAnsi="Consolas"/>
           <w:sz w:val="18"/>
         </w:rPr>
-        <w:t>[PASS] pickup-window-page</w:t>
+        <w:t xml:space="preserve"> </w:t>
       </w:r>
     </w:p>
     <w:p>
@@ -10200,7 +9814,7 @@
           <w:rFonts w:ascii="Consolas" w:eastAsia="Consolas" w:hAnsi="Consolas"/>
           <w:sz w:val="18"/>
         </w:rPr>
-        <w:t>[PASS] user-list-filter</w:t>
+        <w:t>============= run_backend_api_ws_pickup_test.py =============</w:t>
       </w:r>
     </w:p>
     <w:p>
@@ -10213,7 +9827,7 @@
           <w:rFonts w:ascii="Consolas" w:eastAsia="Consolas" w:hAnsi="Consolas"/>
           <w:sz w:val="18"/>
         </w:rPr>
-        <w:t>[PASS] admin-dashboard</w:t>
+        <w:t>[INFO] 收到 CALL: {"type":"CALL","windowId":...,"orderId":...,"pickupNo":"W001"}</w:t>
       </w:r>
     </w:p>
     <w:p>
@@ -10226,7 +9840,7 @@
           <w:rFonts w:ascii="Consolas" w:eastAsia="Consolas" w:hAnsi="Consolas"/>
           <w:sz w:val="18"/>
         </w:rPr>
-        <w:t>[PASS] merchant-dashboard</w:t>
+        <w:t>[PASS] TC-P05a-ws-call-message</w:t>
       </w:r>
     </w:p>
     <w:p>
@@ -10239,7 +9853,7 @@
           <w:rFonts w:ascii="Consolas" w:eastAsia="Consolas" w:hAnsi="Consolas"/>
           <w:sz w:val="18"/>
         </w:rPr>
-        <w:t>TOTAL=11 FAIL=0</w:t>
+        <w:t xml:space="preserve"> </w:t>
       </w:r>
     </w:p>
     <w:p>
@@ -10252,6 +9866,71 @@
           <w:rFonts w:ascii="Consolas" w:eastAsia="Consolas" w:hAnsi="Consolas"/>
           <w:sz w:val="18"/>
         </w:rPr>
+        <w:t>============= run_backend_api_order_timeout_test.py =============</w:t>
+      </w:r>
+    </w:p>
+    <w:p>
+      <w:pPr>
+        <w:spacing w:before="20" w:after="20"/>
+        <w:ind w:left="567"/>
+      </w:pPr>
+      <w:r>
+        <w:rPr>
+          <w:rFonts w:ascii="Consolas" w:eastAsia="Consolas" w:hAnsi="Consolas"/>
+          <w:sz w:val="18"/>
+        </w:rPr>
+        <w:t>[INFO] mysql: UPDATE orders SET pay_deadline = DATE_SUB(NOW(), INTERVAL 2 MINUTE) ...</w:t>
+      </w:r>
+    </w:p>
+    <w:p>
+      <w:pPr>
+        <w:spacing w:before="20" w:after="20"/>
+        <w:ind w:left="567"/>
+      </w:pPr>
+      <w:r>
+        <w:rPr>
+          <w:rFonts w:ascii="Consolas" w:eastAsia="Consolas" w:hAnsi="Consolas"/>
+          <w:sz w:val="18"/>
+        </w:rPr>
+        <w:t>[INFO] 等待 35s 以供 OrderTimeoutScheduler 扫描…</w:t>
+      </w:r>
+    </w:p>
+    <w:p>
+      <w:pPr>
+        <w:spacing w:before="20" w:after="20"/>
+        <w:ind w:left="567"/>
+      </w:pPr>
+      <w:r>
+        <w:rPr>
+          <w:rFonts w:ascii="Consolas" w:eastAsia="Consolas" w:hAnsi="Consolas"/>
+          <w:sz w:val="18"/>
+        </w:rPr>
+        <w:t>[PASS] TC-O05-order-timeout-cancelled status=5</w:t>
+      </w:r>
+    </w:p>
+    <w:p>
+      <w:pPr>
+        <w:spacing w:before="20" w:after="20"/>
+        <w:ind w:left="567"/>
+      </w:pPr>
+      <w:r>
+        <w:rPr>
+          <w:rFonts w:ascii="Consolas" w:eastAsia="Consolas" w:hAnsi="Consolas"/>
+          <w:sz w:val="18"/>
+        </w:rPr>
+        <w:t>[PASS] TC-O05-cancel-type-2 (mysql)</w:t>
+      </w:r>
+    </w:p>
+    <w:p>
+      <w:pPr>
+        <w:spacing w:before="20" w:after="20"/>
+        <w:ind w:left="567"/>
+      </w:pPr>
+      <w:r>
+        <w:rPr>
+          <w:rFonts w:ascii="Consolas" w:eastAsia="Consolas" w:hAnsi="Consolas"/>
+          <w:sz w:val="18"/>
+        </w:rPr>
         <w:t xml:space="preserve"> </w:t>
       </w:r>
     </w:p>
@@ -10271,67 +9950,42 @@
           <w:i/>
           <w:color w:val="666666"/>
         </w:rPr>
-        <w:t xml:space="preserve"> </w:t>
-      </w:r>
-      <w:proofErr w:type="spellStart"/>
+        <w:t xml:space="preserve"> stdout </w:t>
+      </w:r>
       <w:r>
         <w:rPr>
           <w:i/>
           <w:color w:val="666666"/>
         </w:rPr>
-        <w:t>stdout</w:t>
-      </w:r>
-      <w:proofErr w:type="spellEnd"/>
+        <w:t>比较冗长（含每次请求的完整</w:t>
+      </w:r>
       <w:r>
         <w:rPr>
           <w:i/>
           <w:color w:val="666666"/>
         </w:rPr>
-        <w:t xml:space="preserve"> </w:t>
+        <w:t xml:space="preserve"> JSON body</w:t>
       </w:r>
       <w:r>
         <w:rPr>
           <w:i/>
           <w:color w:val="666666"/>
         </w:rPr>
-        <w:t>比较冗长（含每次请求的完整</w:t>
+        <w:t>），已不在此文档中粘贴；如需复现，按</w:t>
       </w:r>
       <w:r>
         <w:rPr>
           <w:i/>
           <w:color w:val="666666"/>
         </w:rPr>
-        <w:t xml:space="preserve"> JSON body</w:t>
+        <w:t xml:space="preserve"> §1.5 </w:t>
       </w:r>
       <w:r>
         <w:rPr>
           <w:i/>
           <w:color w:val="666666"/>
         </w:rPr>
-        <w:t>），已不在此文档中粘贴；如需复现，按</w:t>
-      </w:r>
-      <w:r>
-        <w:rPr>
-          <w:i/>
-          <w:color w:val="666666"/>
-        </w:rPr>
-        <w:t xml:space="preserve"> §1.5 </w:t>
-      </w:r>
-      <w:proofErr w:type="gramStart"/>
-      <w:r>
-        <w:rPr>
-          <w:i/>
-          <w:color w:val="666666"/>
-        </w:rPr>
-        <w:t>命令重跑即</w:t>
-      </w:r>
-      <w:proofErr w:type="gramEnd"/>
-      <w:r>
-        <w:rPr>
-          <w:i/>
-          <w:color w:val="666666"/>
-        </w:rPr>
-        <w:t>可。</w:t>
+        <w:t>命令重跑即可。</w:t>
       </w:r>
     </w:p>
     <w:p>
@@ -10357,50 +10011,64 @@
     </w:p>
     <w:p>
       <w:pPr>
-        <w:pStyle w:val="a9"/>
-        <w:numPr>
-          <w:ilvl w:val="0"/>
-          <w:numId w:val="3"/>
-        </w:numPr>
-      </w:pPr>
-      <w:r>
-        <w:t>03-需求规格说明书.md：用例契约依据</w:t>
-      </w:r>
-    </w:p>
-    <w:p>
-      <w:pPr>
-        <w:pStyle w:val="a9"/>
-        <w:numPr>
-          <w:ilvl w:val="0"/>
-          <w:numId w:val="3"/>
-        </w:numPr>
-      </w:pPr>
-      <w:r>
-        <w:t>05-详细设计说明书.md：内部算法解释（解释为什么 DECR 9999999 必返回 2002/2004）</w:t>
-      </w:r>
-    </w:p>
-    <w:p>
-      <w:pPr>
-        <w:pStyle w:val="a9"/>
-        <w:numPr>
-          <w:ilvl w:val="0"/>
-          <w:numId w:val="3"/>
-        </w:numPr>
-      </w:pPr>
-      <w:r>
-        <w:t>06-测试用例.md：本报告所引用的全部用例编号</w:t>
-      </w:r>
-    </w:p>
-    <w:p>
-      <w:pPr>
-        <w:pStyle w:val="a9"/>
-        <w:numPr>
-          <w:ilvl w:val="0"/>
-          <w:numId w:val="3"/>
-        </w:numPr>
-      </w:pPr>
-      <w:r>
-        <w:t>tests/后端接口测试手册.md：手动用例的逐条 JSON 示例</w:t>
+        <w:ind w:left="567"/>
+      </w:pPr>
+      <w:r>
+        <w:t>• 03-</w:t>
+      </w:r>
+      <w:r>
+        <w:t>需求规格说明书：用例契约依据</w:t>
+      </w:r>
+    </w:p>
+    <w:p>
+      <w:pPr>
+        <w:ind w:left="567"/>
+      </w:pPr>
+      <w:r>
+        <w:t>• 05-</w:t>
+      </w:r>
+      <w:r>
+        <w:t>详细设计说明书：内部算法解释（解释为什么</w:t>
+      </w:r>
+      <w:r>
+        <w:t xml:space="preserve"> DECR 9999999 </w:t>
+      </w:r>
+      <w:r>
+        <w:t>必返回</w:t>
+      </w:r>
+      <w:r>
+        <w:t xml:space="preserve"> 2002/2004</w:t>
+      </w:r>
+      <w:r>
+        <w:t>）</w:t>
+      </w:r>
+    </w:p>
+    <w:p>
+      <w:pPr>
+        <w:ind w:left="567"/>
+      </w:pPr>
+      <w:r>
+        <w:t>• 06-</w:t>
+      </w:r>
+      <w:r>
+        <w:t>测试用例：本报告所引用的全部用例编号</w:t>
+      </w:r>
+    </w:p>
+    <w:p>
+      <w:pPr>
+        <w:ind w:left="567"/>
+      </w:pPr>
+      <w:r>
+        <w:t>• tests/</w:t>
+      </w:r>
+      <w:r>
+        <w:t>后端接口测试手册：手动用例的逐条</w:t>
+      </w:r>
+      <w:r>
+        <w:t xml:space="preserve"> JSON </w:t>
+      </w:r>
+      <w:r>
+        <w:t>示例</w:t>
       </w:r>
     </w:p>
     <w:sectPr>
@@ -10449,331 +10117,6 @@
     </w:p>
   </w:footnote>
 </w:footnotes>
-</file>
-
-<file path=word/numbering.xml><?xml version="1.0" encoding="utf-8"?>
-<w:numbering xmlns:wpc="http://schemas.microsoft.com/office/word/2010/wordprocessingCanvas" xmlns:cx="http://schemas.microsoft.com/office/drawing/2014/chartex" xmlns:cx1="http://schemas.microsoft.com/office/drawing/2015/9/8/chartex" xmlns:cx2="http://schemas.microsoft.com/office/drawing/2015/10/21/chartex" xmlns:cx3="http://schemas.microsoft.com/office/drawing/2016/5/9/chartex" xmlns:cx4="http://schemas.microsoft.com/office/drawing/2016/5/10/chartex" xmlns:cx5="http://schemas.microsoft.com/office/drawing/2016/5/11/chartex" xmlns:cx6="http://schemas.microsoft.com/office/drawing/2016/5/12/chartex" xmlns:cx7="http://schemas.microsoft.com/office/drawing/2016/5/13/chartex" xmlns:cx8="http://schemas.microsoft.com/office/drawing/2016/5/14/chartex" xmlns:mc="http://schemas.openxmlformats.org/markup-compatibility/2006" xmlns:aink="http://schemas.microsoft.com/office/drawing/2016/ink" xmlns:am3d="http://schemas.microsoft.com/office/drawing/2017/model3d" xmlns:o="urn:schemas-microsoft-com:office:office" xmlns:oel="http://schemas.microsoft.com/office/2019/extlst" xmlns:r="http://schemas.openxmlformats.org/officeDocument/2006/relationships" xmlns:m="http://schemas.openxmlformats.org/officeDocument/2006/math" xmlns:v="urn:schemas-microsoft-com:vml" xmlns:wp14="http://schemas.microsoft.com/office/word/2010/wordprocessingDrawing" xmlns:wp="http://schemas.openxmlformats.org/drawingml/2006/wordprocessingDrawing" xmlns:w10="urn:schemas-microsoft-com:office:word" xmlns:w="http://schemas.openxmlformats.org/wordprocessingml/2006/main" xmlns:w14="http://schemas.microsoft.com/office/word/2010/wordml" xmlns:w15="http://schemas.microsoft.com/office/word/2012/wordml" xmlns:w16cex="http://schemas.microsoft.com/office/word/2018/wordml/cex" xmlns:w16cid="http://schemas.microsoft.com/office/word/2016/wordml/cid" xmlns:w16="http://schemas.microsoft.com/office/word/2018/wordml" xmlns:w16du="http://schemas.microsoft.com/office/word/2023/wordml/word16du" xmlns:w16sdtdh="http://schemas.microsoft.com/office/word/2020/wordml/sdtdatahash" xmlns:w16sdtfl="http://schemas.microsoft.com/office/word/2024/wordml/sdtformatlock" xmlns:w16se="http://schemas.microsoft.com/office/word/2015/wordml/symex" xmlns:wpg="http://schemas.microsoft.com/office/word/2010/wordprocessingGroup" xmlns:wpi="http://schemas.microsoft.com/office/word/2010/wordprocessingInk" xmlns:wne="http://schemas.microsoft.com/office/word/2006/wordml" xmlns:wps="http://schemas.microsoft.com/office/word/2010/wordprocessingShape" mc:Ignorable="w14 w15 w16se w16cid w16 w16cex w16sdtdh w16sdtfl w16du wp14">
-  <w:abstractNum w:abstractNumId="0" w15:restartNumberingAfterBreak="0">
-    <w:nsid w:val="3C9903FE"/>
-    <w:multiLevelType w:val="hybridMultilevel"/>
-    <w:tmpl w:val="BCAC9CFC"/>
-    <w:lvl w:ilvl="0" w:tplc="04090001">
-      <w:start w:val="1"/>
-      <w:numFmt w:val="bullet"/>
-      <w:lvlText w:val=""/>
-      <w:lvlJc w:val="left"/>
-      <w:pPr>
-        <w:ind w:left="1007" w:hanging="440"/>
-      </w:pPr>
-      <w:rPr>
-        <w:rFonts w:ascii="Wingdings" w:hAnsi="Wingdings" w:hint="default"/>
-      </w:rPr>
-    </w:lvl>
-    <w:lvl w:ilvl="1" w:tplc="04090003" w:tentative="1">
-      <w:start w:val="1"/>
-      <w:numFmt w:val="bullet"/>
-      <w:lvlText w:val=""/>
-      <w:lvlJc w:val="left"/>
-      <w:pPr>
-        <w:ind w:left="1447" w:hanging="440"/>
-      </w:pPr>
-      <w:rPr>
-        <w:rFonts w:ascii="Wingdings" w:hAnsi="Wingdings" w:hint="default"/>
-      </w:rPr>
-    </w:lvl>
-    <w:lvl w:ilvl="2" w:tplc="04090005" w:tentative="1">
-      <w:start w:val="1"/>
-      <w:numFmt w:val="bullet"/>
-      <w:lvlText w:val=""/>
-      <w:lvlJc w:val="left"/>
-      <w:pPr>
-        <w:ind w:left="1887" w:hanging="440"/>
-      </w:pPr>
-      <w:rPr>
-        <w:rFonts w:ascii="Wingdings" w:hAnsi="Wingdings" w:hint="default"/>
-      </w:rPr>
-    </w:lvl>
-    <w:lvl w:ilvl="3" w:tplc="04090001" w:tentative="1">
-      <w:start w:val="1"/>
-      <w:numFmt w:val="bullet"/>
-      <w:lvlText w:val=""/>
-      <w:lvlJc w:val="left"/>
-      <w:pPr>
-        <w:ind w:left="2327" w:hanging="440"/>
-      </w:pPr>
-      <w:rPr>
-        <w:rFonts w:ascii="Wingdings" w:hAnsi="Wingdings" w:hint="default"/>
-      </w:rPr>
-    </w:lvl>
-    <w:lvl w:ilvl="4" w:tplc="04090003" w:tentative="1">
-      <w:start w:val="1"/>
-      <w:numFmt w:val="bullet"/>
-      <w:lvlText w:val=""/>
-      <w:lvlJc w:val="left"/>
-      <w:pPr>
-        <w:ind w:left="2767" w:hanging="440"/>
-      </w:pPr>
-      <w:rPr>
-        <w:rFonts w:ascii="Wingdings" w:hAnsi="Wingdings" w:hint="default"/>
-      </w:rPr>
-    </w:lvl>
-    <w:lvl w:ilvl="5" w:tplc="04090005" w:tentative="1">
-      <w:start w:val="1"/>
-      <w:numFmt w:val="bullet"/>
-      <w:lvlText w:val=""/>
-      <w:lvlJc w:val="left"/>
-      <w:pPr>
-        <w:ind w:left="3207" w:hanging="440"/>
-      </w:pPr>
-      <w:rPr>
-        <w:rFonts w:ascii="Wingdings" w:hAnsi="Wingdings" w:hint="default"/>
-      </w:rPr>
-    </w:lvl>
-    <w:lvl w:ilvl="6" w:tplc="04090001" w:tentative="1">
-      <w:start w:val="1"/>
-      <w:numFmt w:val="bullet"/>
-      <w:lvlText w:val=""/>
-      <w:lvlJc w:val="left"/>
-      <w:pPr>
-        <w:ind w:left="3647" w:hanging="440"/>
-      </w:pPr>
-      <w:rPr>
-        <w:rFonts w:ascii="Wingdings" w:hAnsi="Wingdings" w:hint="default"/>
-      </w:rPr>
-    </w:lvl>
-    <w:lvl w:ilvl="7" w:tplc="04090003" w:tentative="1">
-      <w:start w:val="1"/>
-      <w:numFmt w:val="bullet"/>
-      <w:lvlText w:val=""/>
-      <w:lvlJc w:val="left"/>
-      <w:pPr>
-        <w:ind w:left="4087" w:hanging="440"/>
-      </w:pPr>
-      <w:rPr>
-        <w:rFonts w:ascii="Wingdings" w:hAnsi="Wingdings" w:hint="default"/>
-      </w:rPr>
-    </w:lvl>
-    <w:lvl w:ilvl="8" w:tplc="04090005" w:tentative="1">
-      <w:start w:val="1"/>
-      <w:numFmt w:val="bullet"/>
-      <w:lvlText w:val=""/>
-      <w:lvlJc w:val="left"/>
-      <w:pPr>
-        <w:ind w:left="4527" w:hanging="440"/>
-      </w:pPr>
-      <w:rPr>
-        <w:rFonts w:ascii="Wingdings" w:hAnsi="Wingdings" w:hint="default"/>
-      </w:rPr>
-    </w:lvl>
-  </w:abstractNum>
-  <w:abstractNum w:abstractNumId="1" w15:restartNumberingAfterBreak="0">
-    <w:nsid w:val="474E48D1"/>
-    <w:multiLevelType w:val="hybridMultilevel"/>
-    <w:tmpl w:val="60065FC6"/>
-    <w:lvl w:ilvl="0" w:tplc="0409000F">
-      <w:start w:val="1"/>
-      <w:numFmt w:val="decimal"/>
-      <w:lvlText w:val="%1."/>
-      <w:lvlJc w:val="left"/>
-      <w:pPr>
-        <w:ind w:left="1007" w:hanging="440"/>
-      </w:pPr>
-    </w:lvl>
-    <w:lvl w:ilvl="1" w:tplc="04090019" w:tentative="1">
-      <w:start w:val="1"/>
-      <w:numFmt w:val="lowerLetter"/>
-      <w:lvlText w:val="%2)"/>
-      <w:lvlJc w:val="left"/>
-      <w:pPr>
-        <w:ind w:left="1447" w:hanging="440"/>
-      </w:pPr>
-    </w:lvl>
-    <w:lvl w:ilvl="2" w:tplc="0409001B" w:tentative="1">
-      <w:start w:val="1"/>
-      <w:numFmt w:val="lowerRoman"/>
-      <w:lvlText w:val="%3."/>
-      <w:lvlJc w:val="right"/>
-      <w:pPr>
-        <w:ind w:left="1887" w:hanging="440"/>
-      </w:pPr>
-    </w:lvl>
-    <w:lvl w:ilvl="3" w:tplc="0409000F" w:tentative="1">
-      <w:start w:val="1"/>
-      <w:numFmt w:val="decimal"/>
-      <w:lvlText w:val="%4."/>
-      <w:lvlJc w:val="left"/>
-      <w:pPr>
-        <w:ind w:left="2327" w:hanging="440"/>
-      </w:pPr>
-    </w:lvl>
-    <w:lvl w:ilvl="4" w:tplc="04090019" w:tentative="1">
-      <w:start w:val="1"/>
-      <w:numFmt w:val="lowerLetter"/>
-      <w:lvlText w:val="%5)"/>
-      <w:lvlJc w:val="left"/>
-      <w:pPr>
-        <w:ind w:left="2767" w:hanging="440"/>
-      </w:pPr>
-    </w:lvl>
-    <w:lvl w:ilvl="5" w:tplc="0409001B" w:tentative="1">
-      <w:start w:val="1"/>
-      <w:numFmt w:val="lowerRoman"/>
-      <w:lvlText w:val="%6."/>
-      <w:lvlJc w:val="right"/>
-      <w:pPr>
-        <w:ind w:left="3207" w:hanging="440"/>
-      </w:pPr>
-    </w:lvl>
-    <w:lvl w:ilvl="6" w:tplc="0409000F" w:tentative="1">
-      <w:start w:val="1"/>
-      <w:numFmt w:val="decimal"/>
-      <w:lvlText w:val="%7."/>
-      <w:lvlJc w:val="left"/>
-      <w:pPr>
-        <w:ind w:left="3647" w:hanging="440"/>
-      </w:pPr>
-    </w:lvl>
-    <w:lvl w:ilvl="7" w:tplc="04090019" w:tentative="1">
-      <w:start w:val="1"/>
-      <w:numFmt w:val="lowerLetter"/>
-      <w:lvlText w:val="%8)"/>
-      <w:lvlJc w:val="left"/>
-      <w:pPr>
-        <w:ind w:left="4087" w:hanging="440"/>
-      </w:pPr>
-    </w:lvl>
-    <w:lvl w:ilvl="8" w:tplc="0409001B" w:tentative="1">
-      <w:start w:val="1"/>
-      <w:numFmt w:val="lowerRoman"/>
-      <w:lvlText w:val="%9."/>
-      <w:lvlJc w:val="right"/>
-      <w:pPr>
-        <w:ind w:left="4527" w:hanging="440"/>
-      </w:pPr>
-    </w:lvl>
-  </w:abstractNum>
-  <w:abstractNum w:abstractNumId="2" w15:restartNumberingAfterBreak="0">
-    <w:nsid w:val="719A5F56"/>
-    <w:multiLevelType w:val="hybridMultilevel"/>
-    <w:tmpl w:val="36048886"/>
-    <w:lvl w:ilvl="0" w:tplc="67324540">
-      <w:numFmt w:val="bullet"/>
-      <w:lvlText w:val="•"/>
-      <w:lvlJc w:val="left"/>
-      <w:pPr>
-        <w:ind w:left="927" w:hanging="360"/>
-      </w:pPr>
-      <w:rPr>
-        <w:rFonts w:ascii="Times New Roman" w:eastAsia="宋体" w:hAnsi="Times New Roman" w:cs="Times New Roman" w:hint="default"/>
-      </w:rPr>
-    </w:lvl>
-    <w:lvl w:ilvl="1" w:tplc="04090003" w:tentative="1">
-      <w:start w:val="1"/>
-      <w:numFmt w:val="bullet"/>
-      <w:lvlText w:val=""/>
-      <w:lvlJc w:val="left"/>
-      <w:pPr>
-        <w:ind w:left="1447" w:hanging="440"/>
-      </w:pPr>
-      <w:rPr>
-        <w:rFonts w:ascii="Wingdings" w:hAnsi="Wingdings" w:hint="default"/>
-      </w:rPr>
-    </w:lvl>
-    <w:lvl w:ilvl="2" w:tplc="04090005" w:tentative="1">
-      <w:start w:val="1"/>
-      <w:numFmt w:val="bullet"/>
-      <w:lvlText w:val=""/>
-      <w:lvlJc w:val="left"/>
-      <w:pPr>
-        <w:ind w:left="1887" w:hanging="440"/>
-      </w:pPr>
-      <w:rPr>
-        <w:rFonts w:ascii="Wingdings" w:hAnsi="Wingdings" w:hint="default"/>
-      </w:rPr>
-    </w:lvl>
-    <w:lvl w:ilvl="3" w:tplc="04090001" w:tentative="1">
-      <w:start w:val="1"/>
-      <w:numFmt w:val="bullet"/>
-      <w:lvlText w:val=""/>
-      <w:lvlJc w:val="left"/>
-      <w:pPr>
-        <w:ind w:left="2327" w:hanging="440"/>
-      </w:pPr>
-      <w:rPr>
-        <w:rFonts w:ascii="Wingdings" w:hAnsi="Wingdings" w:hint="default"/>
-      </w:rPr>
-    </w:lvl>
-    <w:lvl w:ilvl="4" w:tplc="04090003" w:tentative="1">
-      <w:start w:val="1"/>
-      <w:numFmt w:val="bullet"/>
-      <w:lvlText w:val=""/>
-      <w:lvlJc w:val="left"/>
-      <w:pPr>
-        <w:ind w:left="2767" w:hanging="440"/>
-      </w:pPr>
-      <w:rPr>
-        <w:rFonts w:ascii="Wingdings" w:hAnsi="Wingdings" w:hint="default"/>
-      </w:rPr>
-    </w:lvl>
-    <w:lvl w:ilvl="5" w:tplc="04090005" w:tentative="1">
-      <w:start w:val="1"/>
-      <w:numFmt w:val="bullet"/>
-      <w:lvlText w:val=""/>
-      <w:lvlJc w:val="left"/>
-      <w:pPr>
-        <w:ind w:left="3207" w:hanging="440"/>
-      </w:pPr>
-      <w:rPr>
-        <w:rFonts w:ascii="Wingdings" w:hAnsi="Wingdings" w:hint="default"/>
-      </w:rPr>
-    </w:lvl>
-    <w:lvl w:ilvl="6" w:tplc="04090001" w:tentative="1">
-      <w:start w:val="1"/>
-      <w:numFmt w:val="bullet"/>
-      <w:lvlText w:val=""/>
-      <w:lvlJc w:val="left"/>
-      <w:pPr>
-        <w:ind w:left="3647" w:hanging="440"/>
-      </w:pPr>
-      <w:rPr>
-        <w:rFonts w:ascii="Wingdings" w:hAnsi="Wingdings" w:hint="default"/>
-      </w:rPr>
-    </w:lvl>
-    <w:lvl w:ilvl="7" w:tplc="04090003" w:tentative="1">
-      <w:start w:val="1"/>
-      <w:numFmt w:val="bullet"/>
-      <w:lvlText w:val=""/>
-      <w:lvlJc w:val="left"/>
-      <w:pPr>
-        <w:ind w:left="4087" w:hanging="440"/>
-      </w:pPr>
-      <w:rPr>
-        <w:rFonts w:ascii="Wingdings" w:hAnsi="Wingdings" w:hint="default"/>
-      </w:rPr>
-    </w:lvl>
-    <w:lvl w:ilvl="8" w:tplc="04090005" w:tentative="1">
-      <w:start w:val="1"/>
-      <w:numFmt w:val="bullet"/>
-      <w:lvlText w:val=""/>
-      <w:lvlJc w:val="left"/>
-      <w:pPr>
-        <w:ind w:left="4527" w:hanging="440"/>
-      </w:pPr>
-      <w:rPr>
-        <w:rFonts w:ascii="Wingdings" w:hAnsi="Wingdings" w:hint="default"/>
-      </w:rPr>
-    </w:lvl>
-  </w:abstractNum>
-  <w:num w:numId="1" w16cid:durableId="356778652">
-    <w:abstractNumId w:val="0"/>
-  </w:num>
-  <w:num w:numId="2" w16cid:durableId="24336123">
-    <w:abstractNumId w:val="2"/>
-  </w:num>
-  <w:num w:numId="3" w16cid:durableId="468745519">
-    <w:abstractNumId w:val="1"/>
-  </w:num>
-</w:numbering>
 </file>
 
 <file path=word/styles.xml><?xml version="1.0" encoding="utf-8"?>
@@ -11814,7 +11157,7 @@
     <w:name w:val="Table Grid"/>
     <w:basedOn w:val="a1"/>
     <w:uiPriority w:val="39"/>
-    <w:rsid w:val="00467A55"/>
+    <w:rsid w:val="006261EF"/>
     <w:pPr>
       <w:spacing w:after="0" w:line="240" w:lineRule="auto"/>
     </w:pPr>
@@ -11833,7 +11176,7 @@
     <w:name w:val="Plain Table 1"/>
     <w:basedOn w:val="a1"/>
     <w:uiPriority w:val="41"/>
-    <w:rsid w:val="00467A55"/>
+    <w:rsid w:val="006261EF"/>
     <w:pPr>
       <w:spacing w:after="0" w:line="240" w:lineRule="auto"/>
     </w:pPr>
@@ -11889,6 +11232,179 @@
       <w:tblPr/>
       <w:tcPr>
         <w:shd w:val="clear" w:color="auto" w:fill="F2F2F2" w:themeFill="background1" w:themeFillShade="F2"/>
+      </w:tcPr>
+    </w:tblStylePr>
+  </w:style>
+  <w:style w:type="table" w:styleId="21">
+    <w:name w:val="Plain Table 2"/>
+    <w:basedOn w:val="a1"/>
+    <w:uiPriority w:val="42"/>
+    <w:rsid w:val="006261EF"/>
+    <w:pPr>
+      <w:spacing w:after="0" w:line="240" w:lineRule="auto"/>
+    </w:pPr>
+    <w:tblPr>
+      <w:tblStyleRowBandSize w:val="1"/>
+      <w:tblStyleColBandSize w:val="1"/>
+      <w:tblBorders>
+        <w:top w:val="single" w:sz="4" w:space="0" w:color="7F7F7F" w:themeColor="text1" w:themeTint="80"/>
+        <w:bottom w:val="single" w:sz="4" w:space="0" w:color="7F7F7F" w:themeColor="text1" w:themeTint="80"/>
+      </w:tblBorders>
+    </w:tblPr>
+    <w:tblStylePr w:type="firstRow">
+      <w:rPr>
+        <w:b/>
+        <w:bCs/>
+      </w:rPr>
+      <w:tblPr/>
+      <w:tcPr>
+        <w:tcBorders>
+          <w:bottom w:val="single" w:sz="4" w:space="0" w:color="7F7F7F" w:themeColor="text1" w:themeTint="80"/>
+        </w:tcBorders>
+      </w:tcPr>
+    </w:tblStylePr>
+    <w:tblStylePr w:type="lastRow">
+      <w:rPr>
+        <w:b/>
+        <w:bCs/>
+      </w:rPr>
+      <w:tblPr/>
+      <w:tcPr>
+        <w:tcBorders>
+          <w:top w:val="single" w:sz="4" w:space="0" w:color="7F7F7F" w:themeColor="text1" w:themeTint="80"/>
+        </w:tcBorders>
+      </w:tcPr>
+    </w:tblStylePr>
+    <w:tblStylePr w:type="firstCol">
+      <w:rPr>
+        <w:b/>
+        <w:bCs/>
+      </w:rPr>
+    </w:tblStylePr>
+    <w:tblStylePr w:type="lastCol">
+      <w:rPr>
+        <w:b/>
+        <w:bCs/>
+      </w:rPr>
+    </w:tblStylePr>
+    <w:tblStylePr w:type="band1Vert">
+      <w:tblPr/>
+      <w:tcPr>
+        <w:tcBorders>
+          <w:left w:val="single" w:sz="4" w:space="0" w:color="7F7F7F" w:themeColor="text1" w:themeTint="80"/>
+          <w:right w:val="single" w:sz="4" w:space="0" w:color="7F7F7F" w:themeColor="text1" w:themeTint="80"/>
+        </w:tcBorders>
+      </w:tcPr>
+    </w:tblStylePr>
+    <w:tblStylePr w:type="band2Vert">
+      <w:tblPr/>
+      <w:tcPr>
+        <w:tcBorders>
+          <w:left w:val="single" w:sz="4" w:space="0" w:color="7F7F7F" w:themeColor="text1" w:themeTint="80"/>
+          <w:right w:val="single" w:sz="4" w:space="0" w:color="7F7F7F" w:themeColor="text1" w:themeTint="80"/>
+        </w:tcBorders>
+      </w:tcPr>
+    </w:tblStylePr>
+    <w:tblStylePr w:type="band1Horz">
+      <w:tblPr/>
+      <w:tcPr>
+        <w:tcBorders>
+          <w:top w:val="single" w:sz="4" w:space="0" w:color="7F7F7F" w:themeColor="text1" w:themeTint="80"/>
+          <w:bottom w:val="single" w:sz="4" w:space="0" w:color="7F7F7F" w:themeColor="text1" w:themeTint="80"/>
+        </w:tcBorders>
+      </w:tcPr>
+    </w:tblStylePr>
+  </w:style>
+  <w:style w:type="table" w:styleId="31">
+    <w:name w:val="Plain Table 3"/>
+    <w:basedOn w:val="a1"/>
+    <w:uiPriority w:val="43"/>
+    <w:rsid w:val="006261EF"/>
+    <w:pPr>
+      <w:spacing w:after="0" w:line="240" w:lineRule="auto"/>
+    </w:pPr>
+    <w:tblPr>
+      <w:tblStyleRowBandSize w:val="1"/>
+      <w:tblStyleColBandSize w:val="1"/>
+    </w:tblPr>
+    <w:tblStylePr w:type="firstRow">
+      <w:rPr>
+        <w:b/>
+        <w:bCs/>
+        <w:caps/>
+      </w:rPr>
+      <w:tblPr/>
+      <w:tcPr>
+        <w:tcBorders>
+          <w:bottom w:val="single" w:sz="4" w:space="0" w:color="7F7F7F" w:themeColor="text1" w:themeTint="80"/>
+        </w:tcBorders>
+      </w:tcPr>
+    </w:tblStylePr>
+    <w:tblStylePr w:type="lastRow">
+      <w:rPr>
+        <w:b/>
+        <w:bCs/>
+        <w:caps/>
+      </w:rPr>
+      <w:tblPr/>
+      <w:tcPr>
+        <w:tcBorders>
+          <w:top w:val="nil"/>
+        </w:tcBorders>
+      </w:tcPr>
+    </w:tblStylePr>
+    <w:tblStylePr w:type="firstCol">
+      <w:rPr>
+        <w:b/>
+        <w:bCs/>
+        <w:caps/>
+      </w:rPr>
+      <w:tblPr/>
+      <w:tcPr>
+        <w:tcBorders>
+          <w:right w:val="single" w:sz="4" w:space="0" w:color="7F7F7F" w:themeColor="text1" w:themeTint="80"/>
+        </w:tcBorders>
+      </w:tcPr>
+    </w:tblStylePr>
+    <w:tblStylePr w:type="lastCol">
+      <w:rPr>
+        <w:b/>
+        <w:bCs/>
+        <w:caps/>
+      </w:rPr>
+      <w:tblPr/>
+      <w:tcPr>
+        <w:tcBorders>
+          <w:left w:val="nil"/>
+        </w:tcBorders>
+      </w:tcPr>
+    </w:tblStylePr>
+    <w:tblStylePr w:type="band1Vert">
+      <w:tblPr/>
+      <w:tcPr>
+        <w:shd w:val="clear" w:color="auto" w:fill="F2F2F2" w:themeFill="background1" w:themeFillShade="F2"/>
+      </w:tcPr>
+    </w:tblStylePr>
+    <w:tblStylePr w:type="band1Horz">
+      <w:tblPr/>
+      <w:tcPr>
+        <w:shd w:val="clear" w:color="auto" w:fill="F2F2F2" w:themeFill="background1" w:themeFillShade="F2"/>
+      </w:tcPr>
+    </w:tblStylePr>
+    <w:tblStylePr w:type="neCell">
+      <w:tblPr/>
+      <w:tcPr>
+        <w:tcBorders>
+          <w:left w:val="nil"/>
+        </w:tcBorders>
+      </w:tcPr>
+    </w:tblStylePr>
+    <w:tblStylePr w:type="nwCell">
+      <w:tblPr/>
+      <w:tcPr>
+        <w:tcBorders>
+          <w:right w:val="nil"/>
+        </w:tcBorders>
       </w:tcPr>
     </w:tblStylePr>
   </w:style>

--- a/doc/大作业文档/07-测试报告.docx
+++ b/doc/大作业文档/07-测试报告.docx
@@ -141,12 +141,14 @@
         </w:rPr>
         <w:t xml:space="preserve">  </w:t>
       </w:r>
+      <w:proofErr w:type="gramStart"/>
       <w:r>
         <w:rPr>
           <w:rFonts w:hint="eastAsia"/>
         </w:rPr>
         <w:t>学年第</w:t>
       </w:r>
+      <w:proofErr w:type="gramEnd"/>
       <w:r>
         <w:rPr>
           <w:bCs/>
@@ -256,11 +258,19 @@
       </w:pPr>
       <w:r>
         <w:rPr>
+          <w:rFonts w:ascii="华文新魏" w:eastAsia="华文新魏"/>
+          <w:sz w:val="72"/>
+          <w:szCs w:val="72"/>
+        </w:rPr>
+        <w:t>大</w:t>
+      </w:r>
+      <w:r>
+        <w:rPr>
           <w:rFonts w:ascii="华文新魏" w:eastAsia="华文新魏" w:hint="eastAsia"/>
           <w:sz w:val="72"/>
           <w:szCs w:val="72"/>
         </w:rPr>
-        <w:t>期中作业</w:t>
+        <w:t>作业</w:t>
       </w:r>
     </w:p>
     <w:p/>
@@ -1043,7 +1053,15 @@
           </w:tcPr>
           <w:p>
             <w:r>
-              <w:t>智能食堂点餐与取餐微服务系统（</w:t>
+              <w:t>智能食堂点餐与</w:t>
+            </w:r>
+            <w:proofErr w:type="gramStart"/>
+            <w:r>
+              <w:t>取餐微服务系统</w:t>
+            </w:r>
+            <w:proofErr w:type="gramEnd"/>
+            <w:r>
+              <w:t>（</w:t>
             </w:r>
             <w:r>
               <w:t>smart-canteen</w:t>
@@ -1208,9 +1226,11 @@
             <w:r>
               <w:t>、</w:t>
             </w:r>
+            <w:proofErr w:type="spellStart"/>
             <w:r>
               <w:t>Nacos</w:t>
             </w:r>
+            <w:proofErr w:type="spellEnd"/>
             <w:r>
               <w:t>、</w:t>
             </w:r>
@@ -1332,8 +1352,13 @@
       <w:r>
         <w:t xml:space="preserve">• 5 </w:t>
       </w:r>
-      <w:r>
-        <w:t>个微服务对外的全部</w:t>
+      <w:proofErr w:type="gramStart"/>
+      <w:r>
+        <w:t>个微服务</w:t>
+      </w:r>
+      <w:proofErr w:type="gramEnd"/>
+      <w:r>
+        <w:t>对外的全部</w:t>
       </w:r>
       <w:r>
         <w:t xml:space="preserve"> REST </w:t>
@@ -1398,7 +1423,15 @@
         <w:t xml:space="preserve">• </w:t>
       </w:r>
       <w:r>
-        <w:t>端到端业务流程（注册</w:t>
+        <w:t>端到</w:t>
+      </w:r>
+      <w:proofErr w:type="gramStart"/>
+      <w:r>
+        <w:t>端业务</w:t>
+      </w:r>
+      <w:proofErr w:type="gramEnd"/>
+      <w:r>
+        <w:t>流程（注册</w:t>
       </w:r>
       <w:r>
         <w:t>→</w:t>
@@ -1502,15 +1535,25 @@
       <w:r>
         <w:t>单元测试（</w:t>
       </w:r>
-      <w:r>
-        <w:t xml:space="preserve">src/test/java </w:t>
+      <w:proofErr w:type="spellStart"/>
+      <w:r>
+        <w:t>src</w:t>
+      </w:r>
+      <w:proofErr w:type="spellEnd"/>
+      <w:r>
+        <w:t xml:space="preserve">/test/java </w:t>
       </w:r>
       <w:r>
         <w:t>目录当前仅有</w:t>
       </w:r>
       <w:r>
-        <w:t xml:space="preserve"> .gitkeep</w:t>
-      </w:r>
+        <w:t xml:space="preserve"> .</w:t>
+      </w:r>
+      <w:proofErr w:type="spellStart"/>
+      <w:r>
+        <w:t>gitkeep</w:t>
+      </w:r>
+      <w:proofErr w:type="spellEnd"/>
       <w:r>
         <w:t>，未编写</w:t>
       </w:r>
@@ -1550,8 +1593,13 @@
         <w:t>（需</w:t>
       </w:r>
       <w:r>
-        <w:t xml:space="preserve"> pip install websockets</w:t>
-      </w:r>
+        <w:t xml:space="preserve"> pip install </w:t>
+      </w:r>
+      <w:proofErr w:type="spellStart"/>
+      <w:r>
+        <w:t>websockets</w:t>
+      </w:r>
+      <w:proofErr w:type="spellEnd"/>
       <w:r>
         <w:t>）；</w:t>
       </w:r>
@@ -1594,7 +1642,15 @@
         <w:t xml:space="preserve"> TC-O05</w:t>
       </w:r>
       <w:r>
-        <w:t>（需环境变量</w:t>
+        <w:t>（</w:t>
+      </w:r>
+      <w:proofErr w:type="gramStart"/>
+      <w:r>
+        <w:t>需环境</w:t>
+      </w:r>
+      <w:proofErr w:type="gramEnd"/>
+      <w:r>
+        <w:t>变量</w:t>
       </w:r>
       <w:r>
         <w:t xml:space="preserve"> CANTEEN_MYSQL </w:t>
@@ -1603,8 +1659,13 @@
         <w:t>与可执行</w:t>
       </w:r>
       <w:r>
-        <w:t xml:space="preserve"> mysql</w:t>
-      </w:r>
+        <w:t xml:space="preserve"> </w:t>
+      </w:r>
+      <w:proofErr w:type="spellStart"/>
+      <w:r>
+        <w:t>mysql</w:t>
+      </w:r>
+      <w:proofErr w:type="spellEnd"/>
       <w:r>
         <w:t>；默认等待</w:t>
       </w:r>
@@ -1615,7 +1676,15 @@
         <w:t>；库名与根目录</w:t>
       </w:r>
       <w:r>
-        <w:t xml:space="preserve"> docker-compose.yml </w:t>
+        <w:t xml:space="preserve"> docker-</w:t>
+      </w:r>
+      <w:proofErr w:type="spellStart"/>
+      <w:r>
+        <w:t>compose.yml</w:t>
+      </w:r>
+      <w:proofErr w:type="spellEnd"/>
+      <w:r>
+        <w:t xml:space="preserve"> </w:t>
       </w:r>
       <w:r>
         <w:t>及</w:t>
@@ -1627,8 +1696,13 @@
         <w:t>数据源一致，例如库</w:t>
       </w:r>
       <w:r>
-        <w:t xml:space="preserve"> canteen_order</w:t>
-      </w:r>
+        <w:t xml:space="preserve"> </w:t>
+      </w:r>
+      <w:proofErr w:type="spellStart"/>
+      <w:r>
+        <w:t>canteen_order</w:t>
+      </w:r>
+      <w:proofErr w:type="spellEnd"/>
       <w:r>
         <w:t>、宿主机端口</w:t>
       </w:r>
@@ -1842,8 +1916,13 @@
               <w:t>（主脚本依赖</w:t>
             </w:r>
             <w:r>
-              <w:t xml:space="preserve"> urllib</w:t>
-            </w:r>
+              <w:t xml:space="preserve"> </w:t>
+            </w:r>
+            <w:proofErr w:type="spellStart"/>
+            <w:r>
+              <w:t>urllib</w:t>
+            </w:r>
+            <w:proofErr w:type="spellEnd"/>
             <w:r>
               <w:t>；</w:t>
             </w:r>
@@ -1854,8 +1933,13 @@
               <w:t>另需</w:t>
             </w:r>
             <w:r>
-              <w:t xml:space="preserve"> pip install websockets</w:t>
-            </w:r>
+              <w:t xml:space="preserve"> pip install </w:t>
+            </w:r>
+            <w:proofErr w:type="spellStart"/>
+            <w:r>
+              <w:t>websockets</w:t>
+            </w:r>
+            <w:proofErr w:type="spellEnd"/>
             <w:r>
               <w:t>）</w:t>
             </w:r>
@@ -1924,9 +2008,11 @@
             <w:tcW w:w="4153" w:type="dxa"/>
           </w:tcPr>
           <w:p>
+            <w:proofErr w:type="spellStart"/>
             <w:r>
               <w:t>Nacos</w:t>
             </w:r>
+            <w:proofErr w:type="spellEnd"/>
           </w:p>
         </w:tc>
         <w:tc>
@@ -2127,7 +2213,39 @@
           <w:rFonts w:ascii="Consolas" w:eastAsia="Consolas" w:hAnsi="Consolas"/>
           <w:sz w:val="18"/>
         </w:rPr>
-        <w:t># 启动后端 5 个服务 + 依赖（Nacos、MySQL、Redis 等）后，依次执行：</w:t>
+        <w:t xml:space="preserve"># 启动后端 5 </w:t>
+      </w:r>
+      <w:proofErr w:type="gramStart"/>
+      <w:r>
+        <w:rPr>
+          <w:rFonts w:ascii="Consolas" w:eastAsia="Consolas" w:hAnsi="Consolas"/>
+          <w:sz w:val="18"/>
+        </w:rPr>
+        <w:t>个</w:t>
+      </w:r>
+      <w:proofErr w:type="gramEnd"/>
+      <w:r>
+        <w:rPr>
+          <w:rFonts w:ascii="Consolas" w:eastAsia="Consolas" w:hAnsi="Consolas"/>
+          <w:sz w:val="18"/>
+        </w:rPr>
+        <w:t>服务 + 依赖（</w:t>
+      </w:r>
+      <w:proofErr w:type="spellStart"/>
+      <w:r>
+        <w:rPr>
+          <w:rFonts w:ascii="Consolas" w:eastAsia="Consolas" w:hAnsi="Consolas"/>
+          <w:sz w:val="18"/>
+        </w:rPr>
+        <w:t>Nacos</w:t>
+      </w:r>
+      <w:proofErr w:type="spellEnd"/>
+      <w:r>
+        <w:rPr>
+          <w:rFonts w:ascii="Consolas" w:eastAsia="Consolas" w:hAnsi="Consolas"/>
+          <w:sz w:val="18"/>
+        </w:rPr>
+        <w:t>、MySQL、Redis 等）后，依次执行：</w:t>
       </w:r>
     </w:p>
     <w:p>
@@ -2135,12 +2253,21 @@
         <w:spacing w:before="20" w:after="20"/>
         <w:ind w:left="567"/>
       </w:pPr>
+      <w:proofErr w:type="gramStart"/>
       <w:r>
         <w:rPr>
           <w:rFonts w:ascii="Consolas" w:eastAsia="Consolas" w:hAnsi="Consolas"/>
           <w:sz w:val="18"/>
         </w:rPr>
-        <w:t>python .\tests\run_backend_api_tests.py</w:t>
+        <w:t>python .</w:t>
+      </w:r>
+      <w:proofErr w:type="gramEnd"/>
+      <w:r>
+        <w:rPr>
+          <w:rFonts w:ascii="Consolas" w:eastAsia="Consolas" w:hAnsi="Consolas"/>
+          <w:sz w:val="18"/>
+        </w:rPr>
+        <w:t>\tests\run_backend_api_tests.py</w:t>
       </w:r>
     </w:p>
     <w:p>
@@ -2148,12 +2275,21 @@
         <w:spacing w:before="20" w:after="20"/>
         <w:ind w:left="567"/>
       </w:pPr>
+      <w:proofErr w:type="gramStart"/>
       <w:r>
         <w:rPr>
           <w:rFonts w:ascii="Consolas" w:eastAsia="Consolas" w:hAnsi="Consolas"/>
           <w:sz w:val="18"/>
         </w:rPr>
-        <w:t>python .\tests\run_backend_api_additional_tests.py</w:t>
+        <w:t>python .</w:t>
+      </w:r>
+      <w:proofErr w:type="gramEnd"/>
+      <w:r>
+        <w:rPr>
+          <w:rFonts w:ascii="Consolas" w:eastAsia="Consolas" w:hAnsi="Consolas"/>
+          <w:sz w:val="18"/>
+        </w:rPr>
+        <w:t>\tests\run_backend_api_additional_tests.py</w:t>
       </w:r>
     </w:p>
     <w:p>
@@ -2161,12 +2297,21 @@
         <w:spacing w:before="20" w:after="20"/>
         <w:ind w:left="567"/>
       </w:pPr>
+      <w:proofErr w:type="gramStart"/>
       <w:r>
         <w:rPr>
           <w:rFonts w:ascii="Consolas" w:eastAsia="Consolas" w:hAnsi="Consolas"/>
           <w:sz w:val="18"/>
         </w:rPr>
-        <w:t>python .\tests\run_backend_api_new_endpoints.py</w:t>
+        <w:t>python .</w:t>
+      </w:r>
+      <w:proofErr w:type="gramEnd"/>
+      <w:r>
+        <w:rPr>
+          <w:rFonts w:ascii="Consolas" w:eastAsia="Consolas" w:hAnsi="Consolas"/>
+          <w:sz w:val="18"/>
+        </w:rPr>
+        <w:t>\tests\run_backend_api_new_endpoints.py</w:t>
       </w:r>
     </w:p>
     <w:p>
@@ -2174,12 +2319,21 @@
         <w:spacing w:before="20" w:after="20"/>
         <w:ind w:left="567"/>
       </w:pPr>
+      <w:proofErr w:type="gramStart"/>
       <w:r>
         <w:rPr>
           <w:rFonts w:ascii="Consolas" w:eastAsia="Consolas" w:hAnsi="Consolas"/>
           <w:sz w:val="18"/>
         </w:rPr>
-        <w:t>python .\tests\run_backend_api_stock_tests.py</w:t>
+        <w:t>python .</w:t>
+      </w:r>
+      <w:proofErr w:type="gramEnd"/>
+      <w:r>
+        <w:rPr>
+          <w:rFonts w:ascii="Consolas" w:eastAsia="Consolas" w:hAnsi="Consolas"/>
+          <w:sz w:val="18"/>
+        </w:rPr>
+        <w:t>\tests\run_backend_api_stock_tests.py</w:t>
       </w:r>
     </w:p>
     <w:p>
@@ -2200,12 +2354,21 @@
         <w:spacing w:before="20" w:after="20"/>
         <w:ind w:left="567"/>
       </w:pPr>
+      <w:proofErr w:type="gramStart"/>
       <w:r>
         <w:rPr>
           <w:rFonts w:ascii="Consolas" w:eastAsia="Consolas" w:hAnsi="Consolas"/>
           <w:sz w:val="18"/>
         </w:rPr>
-        <w:t>python .\tests\run_backend_api_gap_tests.py --admin-password 123456</w:t>
+        <w:t>python .</w:t>
+      </w:r>
+      <w:proofErr w:type="gramEnd"/>
+      <w:r>
+        <w:rPr>
+          <w:rFonts w:ascii="Consolas" w:eastAsia="Consolas" w:hAnsi="Consolas"/>
+          <w:sz w:val="18"/>
+        </w:rPr>
+        <w:t>\tests\run_backend_api_gap_tests.py --admin-password 123456</w:t>
       </w:r>
     </w:p>
     <w:p>
@@ -2218,7 +2381,23 @@
           <w:rFonts w:ascii="Consolas" w:eastAsia="Consolas" w:hAnsi="Consolas"/>
           <w:sz w:val="18"/>
         </w:rPr>
-        <w:t>pip install websockets   # 若尚未安装</w:t>
+        <w:t xml:space="preserve">pip install </w:t>
+      </w:r>
+      <w:proofErr w:type="spellStart"/>
+      <w:r>
+        <w:rPr>
+          <w:rFonts w:ascii="Consolas" w:eastAsia="Consolas" w:hAnsi="Consolas"/>
+          <w:sz w:val="18"/>
+        </w:rPr>
+        <w:t>websockets</w:t>
+      </w:r>
+      <w:proofErr w:type="spellEnd"/>
+      <w:r>
+        <w:rPr>
+          <w:rFonts w:ascii="Consolas" w:eastAsia="Consolas" w:hAnsi="Consolas"/>
+          <w:sz w:val="18"/>
+        </w:rPr>
+        <w:t xml:space="preserve">   # 若尚未安装</w:t>
       </w:r>
     </w:p>
     <w:p>
@@ -2226,12 +2405,21 @@
         <w:spacing w:before="20" w:after="20"/>
         <w:ind w:left="567"/>
       </w:pPr>
+      <w:proofErr w:type="gramStart"/>
       <w:r>
         <w:rPr>
           <w:rFonts w:ascii="Consolas" w:eastAsia="Consolas" w:hAnsi="Consolas"/>
           <w:sz w:val="18"/>
         </w:rPr>
-        <w:t>python .\tests\run_backend_api_ws_pickup_test.py --admin-password 123456</w:t>
+        <w:t>python .</w:t>
+      </w:r>
+      <w:proofErr w:type="gramEnd"/>
+      <w:r>
+        <w:rPr>
+          <w:rFonts w:ascii="Consolas" w:eastAsia="Consolas" w:hAnsi="Consolas"/>
+          <w:sz w:val="18"/>
+        </w:rPr>
+        <w:t>\tests\run_backend_api_ws_pickup_test.py --admin-password 123456</w:t>
       </w:r>
     </w:p>
     <w:p>
@@ -2244,7 +2432,23 @@
           <w:rFonts w:ascii="Consolas" w:eastAsia="Consolas" w:hAnsi="Consolas"/>
           <w:sz w:val="18"/>
         </w:rPr>
-        <w:t># TC-O05（可选）：需本机 mysql 客户端，且与 order 库一致，例如 docker-compose 映射端口 3320：</w:t>
+        <w:t xml:space="preserve"># TC-O05（可选）：需本机 </w:t>
+      </w:r>
+      <w:proofErr w:type="spellStart"/>
+      <w:r>
+        <w:rPr>
+          <w:rFonts w:ascii="Consolas" w:eastAsia="Consolas" w:hAnsi="Consolas"/>
+          <w:sz w:val="18"/>
+        </w:rPr>
+        <w:t>mysql</w:t>
+      </w:r>
+      <w:proofErr w:type="spellEnd"/>
+      <w:r>
+        <w:rPr>
+          <w:rFonts w:ascii="Consolas" w:eastAsia="Consolas" w:hAnsi="Consolas"/>
+          <w:sz w:val="18"/>
+        </w:rPr>
+        <w:t xml:space="preserve"> 客户端，且与 order 库一致，例如 docker-compose 映射端口 3320：</w:t>
       </w:r>
     </w:p>
     <w:p>
@@ -2257,7 +2461,96 @@
           <w:rFonts w:ascii="Consolas" w:eastAsia="Consolas" w:hAnsi="Consolas"/>
           <w:sz w:val="18"/>
         </w:rPr>
-        <w:t>$env:CANTEEN_MYSQL = "mysql -h127.0.0.1 -P3320 -uroot -proot canteen_order"</w:t>
+        <w:t>$</w:t>
+      </w:r>
+      <w:proofErr w:type="spellStart"/>
+      <w:proofErr w:type="gramStart"/>
+      <w:r>
+        <w:rPr>
+          <w:rFonts w:ascii="Consolas" w:eastAsia="Consolas" w:hAnsi="Consolas"/>
+          <w:sz w:val="18"/>
+        </w:rPr>
+        <w:t>env:CANTEEN</w:t>
+      </w:r>
+      <w:proofErr w:type="gramEnd"/>
+      <w:r>
+        <w:rPr>
+          <w:rFonts w:ascii="Consolas" w:eastAsia="Consolas" w:hAnsi="Consolas"/>
+          <w:sz w:val="18"/>
+        </w:rPr>
+        <w:t>_MYSQL</w:t>
+      </w:r>
+      <w:proofErr w:type="spellEnd"/>
+      <w:r>
+        <w:rPr>
+          <w:rFonts w:ascii="Consolas" w:eastAsia="Consolas" w:hAnsi="Consolas"/>
+          <w:sz w:val="18"/>
+        </w:rPr>
+        <w:t xml:space="preserve"> = "</w:t>
+      </w:r>
+      <w:proofErr w:type="spellStart"/>
+      <w:r>
+        <w:rPr>
+          <w:rFonts w:ascii="Consolas" w:eastAsia="Consolas" w:hAnsi="Consolas"/>
+          <w:sz w:val="18"/>
+        </w:rPr>
+        <w:t>mysql</w:t>
+      </w:r>
+      <w:proofErr w:type="spellEnd"/>
+      <w:r>
+        <w:rPr>
+          <w:rFonts w:ascii="Consolas" w:eastAsia="Consolas" w:hAnsi="Consolas"/>
+          <w:sz w:val="18"/>
+        </w:rPr>
+        <w:t xml:space="preserve"> -h127.0.0.1 -P3320 -</w:t>
+      </w:r>
+      <w:proofErr w:type="spellStart"/>
+      <w:r>
+        <w:rPr>
+          <w:rFonts w:ascii="Consolas" w:eastAsia="Consolas" w:hAnsi="Consolas"/>
+          <w:sz w:val="18"/>
+        </w:rPr>
+        <w:t>uroot</w:t>
+      </w:r>
+      <w:proofErr w:type="spellEnd"/>
+      <w:r>
+        <w:rPr>
+          <w:rFonts w:ascii="Consolas" w:eastAsia="Consolas" w:hAnsi="Consolas"/>
+          <w:sz w:val="18"/>
+        </w:rPr>
+        <w:t xml:space="preserve"> -</w:t>
+      </w:r>
+      <w:proofErr w:type="spellStart"/>
+      <w:r>
+        <w:rPr>
+          <w:rFonts w:ascii="Consolas" w:eastAsia="Consolas" w:hAnsi="Consolas"/>
+          <w:sz w:val="18"/>
+        </w:rPr>
+        <w:t>proot</w:t>
+      </w:r>
+      <w:proofErr w:type="spellEnd"/>
+      <w:r>
+        <w:rPr>
+          <w:rFonts w:ascii="Consolas" w:eastAsia="Consolas" w:hAnsi="Consolas"/>
+          <w:sz w:val="18"/>
+        </w:rPr>
+        <w:t xml:space="preserve"> </w:t>
+      </w:r>
+      <w:proofErr w:type="spellStart"/>
+      <w:r>
+        <w:rPr>
+          <w:rFonts w:ascii="Consolas" w:eastAsia="Consolas" w:hAnsi="Consolas"/>
+          <w:sz w:val="18"/>
+        </w:rPr>
+        <w:t>canteen_order</w:t>
+      </w:r>
+      <w:proofErr w:type="spellEnd"/>
+      <w:r>
+        <w:rPr>
+          <w:rFonts w:ascii="Consolas" w:eastAsia="Consolas" w:hAnsi="Consolas"/>
+          <w:sz w:val="18"/>
+        </w:rPr>
+        <w:t>"</w:t>
       </w:r>
     </w:p>
     <w:p>
@@ -2265,12 +2558,21 @@
         <w:spacing w:before="20" w:after="20"/>
         <w:ind w:left="567"/>
       </w:pPr>
+      <w:proofErr w:type="gramStart"/>
       <w:r>
         <w:rPr>
           <w:rFonts w:ascii="Consolas" w:eastAsia="Consolas" w:hAnsi="Consolas"/>
           <w:sz w:val="18"/>
         </w:rPr>
-        <w:t>python .\tests\run_backend_api_order_timeout_test.py --admin-password 123456</w:t>
+        <w:t>python .</w:t>
+      </w:r>
+      <w:proofErr w:type="gramEnd"/>
+      <w:r>
+        <w:rPr>
+          <w:rFonts w:ascii="Consolas" w:eastAsia="Consolas" w:hAnsi="Consolas"/>
+          <w:sz w:val="18"/>
+        </w:rPr>
+        <w:t>\tests\run_backend_api_order_timeout_test.py --admin-password 123456</w:t>
       </w:r>
     </w:p>
     <w:p>
@@ -2405,6 +2707,7 @@
         </w:rPr>
         <w:t>、</w:t>
       </w:r>
+      <w:proofErr w:type="spellStart"/>
       <w:r>
         <w:rPr>
           <w:i/>
@@ -2412,6 +2715,7 @@
         </w:rPr>
         <w:t>Nacos</w:t>
       </w:r>
+      <w:proofErr w:type="spellEnd"/>
       <w:r>
         <w:rPr>
           <w:i/>
@@ -2473,42 +2777,67 @@
           <w:i/>
           <w:color w:val="666666"/>
         </w:rPr>
-        <w:t>等仍为任一关键节点失败则提前</w:t>
-      </w:r>
+        <w:t>等仍为任</w:t>
+      </w:r>
+      <w:proofErr w:type="gramStart"/>
       <w:r>
         <w:rPr>
           <w:i/>
           <w:color w:val="666666"/>
         </w:rPr>
-        <w:t xml:space="preserve"> STOP</w:t>
-      </w:r>
+        <w:t>一</w:t>
+      </w:r>
+      <w:proofErr w:type="gramEnd"/>
       <w:r>
         <w:rPr>
           <w:i/>
           <w:color w:val="666666"/>
         </w:rPr>
-        <w:t>。各脚本最终统计</w:t>
+        <w:t>关键节点失败则提前</w:t>
       </w:r>
       <w:r>
         <w:rPr>
           <w:i/>
           <w:color w:val="666666"/>
         </w:rPr>
-        <w:t xml:space="preserve"> FAILED = 0</w:t>
+        <w:t xml:space="preserve"> STOP</w:t>
       </w:r>
       <w:r>
         <w:rPr>
           <w:i/>
           <w:color w:val="666666"/>
         </w:rPr>
-        <w:t>（</w:t>
+        <w:t>。各脚本最终统计</w:t>
       </w:r>
       <w:r>
         <w:rPr>
           <w:i/>
           <w:color w:val="666666"/>
         </w:rPr>
-        <w:t xml:space="preserve">order_timeout </w:t>
+        <w:t xml:space="preserve"> FAILED = 0</w:t>
+      </w:r>
+      <w:r>
+        <w:rPr>
+          <w:i/>
+          <w:color w:val="666666"/>
+        </w:rPr>
+        <w:t>（</w:t>
+      </w:r>
+      <w:proofErr w:type="spellStart"/>
+      <w:r>
+        <w:rPr>
+          <w:i/>
+          <w:color w:val="666666"/>
+        </w:rPr>
+        <w:t>order_timeout</w:t>
+      </w:r>
+      <w:proofErr w:type="spellEnd"/>
+      <w:r>
+        <w:rPr>
+          <w:i/>
+          <w:color w:val="666666"/>
+        </w:rPr>
+        <w:t xml:space="preserve"> </w:t>
       </w:r>
       <w:r>
         <w:rPr>
@@ -2677,7 +3006,15 @@
               <w:cnfStyle w:val="000000100000" w:firstRow="0" w:lastRow="0" w:firstColumn="0" w:lastColumn="0" w:oddVBand="0" w:evenVBand="0" w:oddHBand="1" w:evenHBand="0" w:firstRowFirstColumn="0" w:firstRowLastColumn="0" w:lastRowFirstColumn="0" w:lastRowLastColumn="0"/>
             </w:pPr>
             <w:r>
-              <w:t>POST /api/user/register</w:t>
+              <w:t>POST /</w:t>
+            </w:r>
+            <w:proofErr w:type="spellStart"/>
+            <w:r>
+              <w:t>api</w:t>
+            </w:r>
+            <w:proofErr w:type="spellEnd"/>
+            <w:r>
+              <w:t>/user/register</w:t>
             </w:r>
           </w:p>
         </w:tc>
@@ -2747,7 +3084,15 @@
               <w:cnfStyle w:val="000000000000" w:firstRow="0" w:lastRow="0" w:firstColumn="0" w:lastColumn="0" w:oddVBand="0" w:evenVBand="0" w:oddHBand="0" w:evenHBand="0" w:firstRowFirstColumn="0" w:firstRowLastColumn="0" w:lastRowFirstColumn="0" w:lastRowLastColumn="0"/>
             </w:pPr>
             <w:r>
-              <w:t>POST /api/user/login</w:t>
+              <w:t>POST /</w:t>
+            </w:r>
+            <w:proofErr w:type="spellStart"/>
+            <w:r>
+              <w:t>api</w:t>
+            </w:r>
+            <w:proofErr w:type="spellEnd"/>
+            <w:r>
+              <w:t>/user/login</w:t>
             </w:r>
           </w:p>
         </w:tc>
@@ -2805,7 +3150,15 @@
               <w:cnfStyle w:val="000000100000" w:firstRow="0" w:lastRow="0" w:firstColumn="0" w:lastColumn="0" w:oddVBand="0" w:evenVBand="0" w:oddHBand="1" w:evenHBand="0" w:firstRowFirstColumn="0" w:firstRowLastColumn="0" w:lastRowFirstColumn="0" w:lastRowLastColumn="0"/>
             </w:pPr>
             <w:r>
-              <w:t>GET /api/user/me</w:t>
+              <w:t>GET /</w:t>
+            </w:r>
+            <w:proofErr w:type="spellStart"/>
+            <w:r>
+              <w:t>api</w:t>
+            </w:r>
+            <w:proofErr w:type="spellEnd"/>
+            <w:r>
+              <w:t>/user/me</w:t>
             </w:r>
           </w:p>
         </w:tc>
@@ -2860,7 +3213,15 @@
               <w:cnfStyle w:val="000000000000" w:firstRow="0" w:lastRow="0" w:firstColumn="0" w:lastColumn="0" w:oddVBand="0" w:evenVBand="0" w:oddHBand="0" w:evenHBand="0" w:firstRowFirstColumn="0" w:firstRowLastColumn="0" w:lastRowFirstColumn="0" w:lastRowLastColumn="0"/>
             </w:pPr>
             <w:r>
-              <w:t>POST /api/user/refresh</w:t>
+              <w:t>POST /</w:t>
+            </w:r>
+            <w:proofErr w:type="spellStart"/>
+            <w:r>
+              <w:t>api</w:t>
+            </w:r>
+            <w:proofErr w:type="spellEnd"/>
+            <w:r>
+              <w:t>/user/refresh</w:t>
             </w:r>
           </w:p>
         </w:tc>
@@ -2918,7 +3279,15 @@
               <w:cnfStyle w:val="000000100000" w:firstRow="0" w:lastRow="0" w:firstColumn="0" w:lastColumn="0" w:oddVBand="0" w:evenVBand="0" w:oddHBand="1" w:evenHBand="0" w:firstRowFirstColumn="0" w:firstRowLastColumn="0" w:lastRowFirstColumn="0" w:lastRowLastColumn="0"/>
             </w:pPr>
             <w:r>
-              <w:t>PUT /api/user/me</w:t>
+              <w:t>PUT /</w:t>
+            </w:r>
+            <w:proofErr w:type="spellStart"/>
+            <w:r>
+              <w:t>api</w:t>
+            </w:r>
+            <w:proofErr w:type="spellEnd"/>
+            <w:r>
+              <w:t>/user/me</w:t>
             </w:r>
           </w:p>
         </w:tc>
@@ -2930,8 +3299,13 @@
             <w:pPr>
               <w:cnfStyle w:val="000000100000" w:firstRow="0" w:lastRow="0" w:firstColumn="0" w:lastColumn="0" w:oddVBand="0" w:evenVBand="0" w:oddHBand="1" w:evenHBand="0" w:firstRowFirstColumn="0" w:firstRowLastColumn="0" w:lastRowFirstColumn="0" w:lastRowLastColumn="0"/>
             </w:pPr>
-            <w:r>
-              <w:t>gap_tests TC-U05-update-me</w:t>
+            <w:proofErr w:type="spellStart"/>
+            <w:r>
+              <w:t>gap_tests</w:t>
+            </w:r>
+            <w:proofErr w:type="spellEnd"/>
+            <w:r>
+              <w:t xml:space="preserve"> TC-U05-update-me</w:t>
             </w:r>
           </w:p>
         </w:tc>
@@ -2979,7 +3353,15 @@
               <w:cnfStyle w:val="000000000000" w:firstRow="0" w:lastRow="0" w:firstColumn="0" w:lastColumn="0" w:oddVBand="0" w:evenVBand="0" w:oddHBand="0" w:evenHBand="0" w:firstRowFirstColumn="0" w:firstRowLastColumn="0" w:lastRowFirstColumn="0" w:lastRowLastColumn="0"/>
             </w:pPr>
             <w:r>
-              <w:t>GET /api/user/list</w:t>
+              <w:t>GET /</w:t>
+            </w:r>
+            <w:proofErr w:type="spellStart"/>
+            <w:r>
+              <w:t>api</w:t>
+            </w:r>
+            <w:proofErr w:type="spellEnd"/>
+            <w:r>
+              <w:t>/user/list</w:t>
             </w:r>
           </w:p>
         </w:tc>
@@ -3037,7 +3419,15 @@
               <w:cnfStyle w:val="000000100000" w:firstRow="0" w:lastRow="0" w:firstColumn="0" w:lastColumn="0" w:oddVBand="0" w:evenVBand="0" w:oddHBand="1" w:evenHBand="0" w:firstRowFirstColumn="0" w:firstRowLastColumn="0" w:lastRowFirstColumn="0" w:lastRowLastColumn="0"/>
             </w:pPr>
             <w:r>
-              <w:t>GET /api/user/list</w:t>
+              <w:t>GET /</w:t>
+            </w:r>
+            <w:proofErr w:type="spellStart"/>
+            <w:r>
+              <w:t>api</w:t>
+            </w:r>
+            <w:proofErr w:type="spellEnd"/>
+            <w:r>
+              <w:t>/user/list</w:t>
             </w:r>
             <w:r>
               <w:t>（</w:t>
@@ -3101,7 +3491,15 @@
               <w:cnfStyle w:val="000000000000" w:firstRow="0" w:lastRow="0" w:firstColumn="0" w:lastColumn="0" w:oddVBand="0" w:evenVBand="0" w:oddHBand="0" w:evenHBand="0" w:firstRowFirstColumn="0" w:firstRowLastColumn="0" w:lastRowFirstColumn="0" w:lastRowLastColumn="0"/>
             </w:pPr>
             <w:r>
-              <w:t>PUT /api/user/me/password</w:t>
+              <w:t>PUT /</w:t>
+            </w:r>
+            <w:proofErr w:type="spellStart"/>
+            <w:r>
+              <w:t>api</w:t>
+            </w:r>
+            <w:proofErr w:type="spellEnd"/>
+            <w:r>
+              <w:t>/user/me/password</w:t>
             </w:r>
           </w:p>
         </w:tc>
@@ -3113,8 +3511,13 @@
             <w:pPr>
               <w:cnfStyle w:val="000000000000" w:firstRow="0" w:lastRow="0" w:firstColumn="0" w:lastColumn="0" w:oddVBand="0" w:evenVBand="0" w:oddHBand="0" w:evenHBand="0" w:firstRowFirstColumn="0" w:firstRowLastColumn="0" w:lastRowFirstColumn="0" w:lastRowLastColumn="0"/>
             </w:pPr>
-            <w:r>
-              <w:t>gap_tests TC-U07-*</w:t>
+            <w:proofErr w:type="spellStart"/>
+            <w:r>
+              <w:t>gap_tests</w:t>
+            </w:r>
+            <w:proofErr w:type="spellEnd"/>
+            <w:r>
+              <w:t xml:space="preserve"> TC-U07-*</w:t>
             </w:r>
             <w:r>
               <w:t>（临时账号）</w:t>
@@ -3168,7 +3571,15 @@
               <w:cnfStyle w:val="000000100000" w:firstRow="0" w:lastRow="0" w:firstColumn="0" w:lastColumn="0" w:oddVBand="0" w:evenVBand="0" w:oddHBand="1" w:evenHBand="0" w:firstRowFirstColumn="0" w:firstRowLastColumn="0" w:lastRowFirstColumn="0" w:lastRowLastColumn="0"/>
             </w:pPr>
             <w:r>
-              <w:t>PUT /api/user/{id}/status</w:t>
+              <w:t>PUT /</w:t>
+            </w:r>
+            <w:proofErr w:type="spellStart"/>
+            <w:r>
+              <w:t>api</w:t>
+            </w:r>
+            <w:proofErr w:type="spellEnd"/>
+            <w:r>
+              <w:t>/user/{id}/status</w:t>
             </w:r>
           </w:p>
         </w:tc>
@@ -3180,8 +3591,13 @@
             <w:pPr>
               <w:cnfStyle w:val="000000100000" w:firstRow="0" w:lastRow="0" w:firstColumn="0" w:lastColumn="0" w:oddVBand="0" w:evenVBand="0" w:oddHBand="1" w:evenHBand="0" w:firstRowFirstColumn="0" w:firstRowLastColumn="0" w:lastRowFirstColumn="0" w:lastRowLastColumn="0"/>
             </w:pPr>
-            <w:r>
-              <w:t>gap_tests TC-U08-disable-login / TC-U08-enable</w:t>
+            <w:proofErr w:type="spellStart"/>
+            <w:r>
+              <w:t>gap_tests</w:t>
+            </w:r>
+            <w:proofErr w:type="spellEnd"/>
+            <w:r>
+              <w:t xml:space="preserve"> TC-U08-disable-login / TC-U08-enable</w:t>
             </w:r>
           </w:p>
         </w:tc>
@@ -3223,7 +3639,15 @@
               <w:cnfStyle w:val="000000000000" w:firstRow="0" w:lastRow="0" w:firstColumn="0" w:lastColumn="0" w:oddVBand="0" w:evenVBand="0" w:oddHBand="0" w:evenHBand="0" w:firstRowFirstColumn="0" w:firstRowLastColumn="0" w:lastRowFirstColumn="0" w:lastRowLastColumn="0"/>
             </w:pPr>
             <w:r>
-              <w:t>DELETE /api/user/{id}</w:t>
+              <w:t>DELETE /</w:t>
+            </w:r>
+            <w:proofErr w:type="spellStart"/>
+            <w:r>
+              <w:t>api</w:t>
+            </w:r>
+            <w:proofErr w:type="spellEnd"/>
+            <w:r>
+              <w:t>/user/{id}</w:t>
             </w:r>
           </w:p>
         </w:tc>
@@ -3235,11 +3659,24 @@
             <w:pPr>
               <w:cnfStyle w:val="000000000000" w:firstRow="0" w:lastRow="0" w:firstColumn="0" w:lastColumn="0" w:oddVBand="0" w:evenVBand="0" w:oddHBand="0" w:evenHBand="0" w:firstRowFirstColumn="0" w:firstRowLastColumn="0" w:lastRowFirstColumn="0" w:lastRowLastColumn="0"/>
             </w:pPr>
-            <w:r>
-              <w:t>gap_tests TC-U09-delete-admin-forbidden</w:t>
-            </w:r>
-            <w:r>
-              <w:t>（删管理员拒绝）</w:t>
+            <w:proofErr w:type="spellStart"/>
+            <w:r>
+              <w:t>gap_tests</w:t>
+            </w:r>
+            <w:proofErr w:type="spellEnd"/>
+            <w:r>
+              <w:t xml:space="preserve"> TC-U09-delete-admin-forbidden</w:t>
+            </w:r>
+            <w:r>
+              <w:t>（</w:t>
+            </w:r>
+            <w:proofErr w:type="gramStart"/>
+            <w:r>
+              <w:t>删</w:t>
+            </w:r>
+            <w:proofErr w:type="gramEnd"/>
+            <w:r>
+              <w:t>管理员拒绝）</w:t>
             </w:r>
           </w:p>
         </w:tc>
@@ -3284,7 +3721,15 @@
               <w:cnfStyle w:val="000000100000" w:firstRow="0" w:lastRow="0" w:firstColumn="0" w:lastColumn="0" w:oddVBand="0" w:evenVBand="0" w:oddHBand="1" w:evenHBand="0" w:firstRowFirstColumn="0" w:firstRowLastColumn="0" w:lastRowFirstColumn="0" w:lastRowLastColumn="0"/>
             </w:pPr>
             <w:r>
-              <w:t>POST /api/user/{id}/reset-password</w:t>
+              <w:t>POST /</w:t>
+            </w:r>
+            <w:proofErr w:type="spellStart"/>
+            <w:r>
+              <w:t>api</w:t>
+            </w:r>
+            <w:proofErr w:type="spellEnd"/>
+            <w:r>
+              <w:t>/user/{id}/reset-password</w:t>
             </w:r>
           </w:p>
         </w:tc>
@@ -3296,8 +3741,13 @@
             <w:pPr>
               <w:cnfStyle w:val="000000100000" w:firstRow="0" w:lastRow="0" w:firstColumn="0" w:lastColumn="0" w:oddVBand="0" w:evenVBand="0" w:oddHBand="1" w:evenHBand="0" w:firstRowFirstColumn="0" w:firstRowLastColumn="0" w:lastRowFirstColumn="0" w:lastRowLastColumn="0"/>
             </w:pPr>
-            <w:r>
-              <w:t>gap_tests TC-U10-reset-password</w:t>
+            <w:proofErr w:type="spellStart"/>
+            <w:r>
+              <w:t>gap_tests</w:t>
+            </w:r>
+            <w:proofErr w:type="spellEnd"/>
+            <w:r>
+              <w:t xml:space="preserve"> TC-U10-reset-password</w:t>
             </w:r>
           </w:p>
         </w:tc>
@@ -3342,7 +3792,23 @@
               <w:cnfStyle w:val="000000000000" w:firstRow="0" w:lastRow="0" w:firstColumn="0" w:lastColumn="0" w:oddVBand="0" w:evenVBand="0" w:oddHBand="0" w:evenHBand="0" w:firstRowFirstColumn="0" w:firstRowLastColumn="0" w:lastRowFirstColumn="0" w:lastRowLastColumn="0"/>
             </w:pPr>
             <w:r>
-              <w:t>GET /api/user/list?nickname=a</w:t>
+              <w:t>GET /</w:t>
+            </w:r>
+            <w:proofErr w:type="spellStart"/>
+            <w:r>
+              <w:t>api</w:t>
+            </w:r>
+            <w:proofErr w:type="spellEnd"/>
+            <w:r>
+              <w:t>/user/</w:t>
+            </w:r>
+            <w:proofErr w:type="spellStart"/>
+            <w:r>
+              <w:t>list?nickname</w:t>
+            </w:r>
+            <w:proofErr w:type="spellEnd"/>
+            <w:r>
+              <w:t>=a</w:t>
             </w:r>
           </w:p>
         </w:tc>
@@ -3522,7 +3988,15 @@
               <w:cnfStyle w:val="000000100000" w:firstRow="0" w:lastRow="0" w:firstColumn="0" w:lastColumn="0" w:oddVBand="0" w:evenVBand="0" w:oddHBand="1" w:evenHBand="0" w:firstRowFirstColumn="0" w:firstRowLastColumn="0" w:lastRowFirstColumn="0" w:lastRowLastColumn="0"/>
             </w:pPr>
             <w:r>
-              <w:t>POST /api/dish</w:t>
+              <w:t>POST /</w:t>
+            </w:r>
+            <w:proofErr w:type="spellStart"/>
+            <w:r>
+              <w:t>api</w:t>
+            </w:r>
+            <w:proofErr w:type="spellEnd"/>
+            <w:r>
+              <w:t>/dish</w:t>
             </w:r>
           </w:p>
         </w:tc>
@@ -3535,7 +4009,15 @@
               <w:cnfStyle w:val="000000100000" w:firstRow="0" w:lastRow="0" w:firstColumn="0" w:lastColumn="0" w:oddVBand="0" w:evenVBand="0" w:oddHBand="1" w:evenHBand="0" w:firstRowFirstColumn="0" w:firstRowLastColumn="0" w:lastRowFirstColumn="0" w:lastRowLastColumn="0"/>
             </w:pPr>
             <w:r>
-              <w:t>run_backend_api_tests.py [MERCHANT] POST /api/dish ×2</w:t>
+              <w:t>run_backend_api_tests.py [MERCHANT] POST /</w:t>
+            </w:r>
+            <w:proofErr w:type="spellStart"/>
+            <w:r>
+              <w:t>api</w:t>
+            </w:r>
+            <w:proofErr w:type="spellEnd"/>
+            <w:r>
+              <w:t>/dish ×2</w:t>
             </w:r>
           </w:p>
         </w:tc>
@@ -3577,7 +4059,15 @@
               <w:cnfStyle w:val="000000000000" w:firstRow="0" w:lastRow="0" w:firstColumn="0" w:lastColumn="0" w:oddVBand="0" w:evenVBand="0" w:oddHBand="0" w:evenHBand="0" w:firstRowFirstColumn="0" w:firstRowLastColumn="0" w:lastRowFirstColumn="0" w:lastRowLastColumn="0"/>
             </w:pPr>
             <w:r>
-              <w:t>GET /api/dish/list</w:t>
+              <w:t>GET /</w:t>
+            </w:r>
+            <w:proofErr w:type="spellStart"/>
+            <w:r>
+              <w:t>api</w:t>
+            </w:r>
+            <w:proofErr w:type="spellEnd"/>
+            <w:r>
+              <w:t>/dish/list</w:t>
             </w:r>
           </w:p>
         </w:tc>
@@ -3635,7 +4125,15 @@
               <w:cnfStyle w:val="000000100000" w:firstRow="0" w:lastRow="0" w:firstColumn="0" w:lastColumn="0" w:oddVBand="0" w:evenVBand="0" w:oddHBand="1" w:evenHBand="0" w:firstRowFirstColumn="0" w:firstRowLastColumn="0" w:lastRowFirstColumn="0" w:lastRowLastColumn="0"/>
             </w:pPr>
             <w:r>
-              <w:t>POST /api/menu</w:t>
+              <w:t>POST /</w:t>
+            </w:r>
+            <w:proofErr w:type="spellStart"/>
+            <w:r>
+              <w:t>api</w:t>
+            </w:r>
+            <w:proofErr w:type="spellEnd"/>
+            <w:r>
+              <w:t>/menu</w:t>
             </w:r>
           </w:p>
         </w:tc>
@@ -3648,7 +4146,15 @@
               <w:cnfStyle w:val="000000100000" w:firstRow="0" w:lastRow="0" w:firstColumn="0" w:lastColumn="0" w:oddVBand="0" w:evenVBand="0" w:oddHBand="1" w:evenHBand="0" w:firstRowFirstColumn="0" w:firstRowLastColumn="0" w:lastRowFirstColumn="0" w:lastRowLastColumn="0"/>
             </w:pPr>
             <w:r>
-              <w:t>run_backend_api_tests.py [MERCHANT] POST /api/menu</w:t>
+              <w:t>run_backend_api_tests.py [MERCHANT] POST /</w:t>
+            </w:r>
+            <w:proofErr w:type="spellStart"/>
+            <w:r>
+              <w:t>api</w:t>
+            </w:r>
+            <w:proofErr w:type="spellEnd"/>
+            <w:r>
+              <w:t>/menu</w:t>
             </w:r>
           </w:p>
         </w:tc>
@@ -3690,7 +4196,15 @@
               <w:cnfStyle w:val="000000000000" w:firstRow="0" w:lastRow="0" w:firstColumn="0" w:lastColumn="0" w:oddVBand="0" w:evenVBand="0" w:oddHBand="0" w:evenHBand="0" w:firstRowFirstColumn="0" w:firstRowLastColumn="0" w:lastRowFirstColumn="0" w:lastRowLastColumn="0"/>
             </w:pPr>
             <w:r>
-              <w:t>GET /api/menu/today</w:t>
+              <w:t>GET /</w:t>
+            </w:r>
+            <w:proofErr w:type="spellStart"/>
+            <w:r>
+              <w:t>api</w:t>
+            </w:r>
+            <w:proofErr w:type="spellEnd"/>
+            <w:r>
+              <w:t>/menu/today</w:t>
             </w:r>
           </w:p>
         </w:tc>
@@ -3703,7 +4217,15 @@
               <w:cnfStyle w:val="000000000000" w:firstRow="0" w:lastRow="0" w:firstColumn="0" w:lastColumn="0" w:oddVBand="0" w:evenVBand="0" w:oddHBand="0" w:evenHBand="0" w:firstRowFirstColumn="0" w:firstRowLastColumn="0" w:lastRowFirstColumn="0" w:lastRowLastColumn="0"/>
             </w:pPr>
             <w:r>
-              <w:t>run_backend_api_tests.py [USER] GET /api/menu/today</w:t>
+              <w:t>run_backend_api_tests.py [USER] GET /</w:t>
+            </w:r>
+            <w:proofErr w:type="spellStart"/>
+            <w:r>
+              <w:t>api</w:t>
+            </w:r>
+            <w:proofErr w:type="spellEnd"/>
+            <w:r>
+              <w:t>/menu/today</w:t>
             </w:r>
           </w:p>
         </w:tc>
@@ -3748,7 +4270,15 @@
               <w:cnfStyle w:val="000000100000" w:firstRow="0" w:lastRow="0" w:firstColumn="0" w:lastColumn="0" w:oddVBand="0" w:evenVBand="0" w:oddHBand="1" w:evenHBand="0" w:firstRowFirstColumn="0" w:firstRowLastColumn="0" w:lastRowFirstColumn="0" w:lastRowLastColumn="0"/>
             </w:pPr>
             <w:r>
-              <w:t>GET /api/menu/dish/{id}</w:t>
+              <w:t>GET /</w:t>
+            </w:r>
+            <w:proofErr w:type="spellStart"/>
+            <w:r>
+              <w:t>api</w:t>
+            </w:r>
+            <w:proofErr w:type="spellEnd"/>
+            <w:r>
+              <w:t>/menu/dish/{id}</w:t>
             </w:r>
           </w:p>
         </w:tc>
@@ -3761,7 +4291,23 @@
               <w:cnfStyle w:val="000000100000" w:firstRow="0" w:lastRow="0" w:firstColumn="0" w:lastColumn="0" w:oddVBand="0" w:evenVBand="0" w:oddHBand="1" w:evenHBand="0" w:firstRowFirstColumn="0" w:firstRowLastColumn="0" w:lastRowFirstColumn="0" w:lastRowLastColumn="0"/>
             </w:pPr>
             <w:r>
-              <w:t>run_backend_api_tests.py [USER] GET /api/menu/dish/{menuDishId}</w:t>
+              <w:t>run_backend_api_tests.py [USER] GET /</w:t>
+            </w:r>
+            <w:proofErr w:type="spellStart"/>
+            <w:r>
+              <w:t>api</w:t>
+            </w:r>
+            <w:proofErr w:type="spellEnd"/>
+            <w:r>
+              <w:t>/menu/dish/{</w:t>
+            </w:r>
+            <w:proofErr w:type="spellStart"/>
+            <w:r>
+              <w:t>menuDishId</w:t>
+            </w:r>
+            <w:proofErr w:type="spellEnd"/>
+            <w:r>
+              <w:t>}</w:t>
             </w:r>
           </w:p>
         </w:tc>
@@ -3803,7 +4349,15 @@
               <w:cnfStyle w:val="000000000000" w:firstRow="0" w:lastRow="0" w:firstColumn="0" w:lastColumn="0" w:oddVBand="0" w:evenVBand="0" w:oddHBand="0" w:evenHBand="0" w:firstRowFirstColumn="0" w:firstRowLastColumn="0" w:lastRowFirstColumn="0" w:lastRowLastColumn="0"/>
             </w:pPr>
             <w:r>
-              <w:t>GET /api/menu/{id}</w:t>
+              <w:t>GET /</w:t>
+            </w:r>
+            <w:proofErr w:type="spellStart"/>
+            <w:r>
+              <w:t>api</w:t>
+            </w:r>
+            <w:proofErr w:type="spellEnd"/>
+            <w:r>
+              <w:t>/menu/{id}</w:t>
             </w:r>
           </w:p>
         </w:tc>
@@ -3861,7 +4415,15 @@
               <w:cnfStyle w:val="000000100000" w:firstRow="0" w:lastRow="0" w:firstColumn="0" w:lastColumn="0" w:oddVBand="0" w:evenVBand="0" w:oddHBand="1" w:evenHBand="0" w:firstRowFirstColumn="0" w:firstRowLastColumn="0" w:lastRowFirstColumn="0" w:lastRowLastColumn="0"/>
             </w:pPr>
             <w:r>
-              <w:t>GET /api/dish/{id}</w:t>
+              <w:t>GET /</w:t>
+            </w:r>
+            <w:proofErr w:type="spellStart"/>
+            <w:r>
+              <w:t>api</w:t>
+            </w:r>
+            <w:proofErr w:type="spellEnd"/>
+            <w:r>
+              <w:t>/dish/{id}</w:t>
             </w:r>
           </w:p>
         </w:tc>
@@ -3916,7 +4478,15 @@
               <w:cnfStyle w:val="000000000000" w:firstRow="0" w:lastRow="0" w:firstColumn="0" w:lastColumn="0" w:oddVBand="0" w:evenVBand="0" w:oddHBand="0" w:evenHBand="0" w:firstRowFirstColumn="0" w:firstRowLastColumn="0" w:lastRowFirstColumn="0" w:lastRowLastColumn="0"/>
             </w:pPr>
             <w:r>
-              <w:t>PUT /api/dish/{id}</w:t>
+              <w:t>PUT /</w:t>
+            </w:r>
+            <w:proofErr w:type="spellStart"/>
+            <w:r>
+              <w:t>api</w:t>
+            </w:r>
+            <w:proofErr w:type="spellEnd"/>
+            <w:r>
+              <w:t>/dish/{id}</w:t>
             </w:r>
           </w:p>
         </w:tc>
@@ -3974,7 +4544,15 @@
               <w:cnfStyle w:val="000000100000" w:firstRow="0" w:lastRow="0" w:firstColumn="0" w:lastColumn="0" w:oddVBand="0" w:evenVBand="0" w:oddHBand="1" w:evenHBand="0" w:firstRowFirstColumn="0" w:firstRowLastColumn="0" w:lastRowFirstColumn="0" w:lastRowLastColumn="0"/>
             </w:pPr>
             <w:r>
-              <w:t>PUT /api/dish/{id}/status</w:t>
+              <w:t>PUT /</w:t>
+            </w:r>
+            <w:proofErr w:type="spellStart"/>
+            <w:r>
+              <w:t>api</w:t>
+            </w:r>
+            <w:proofErr w:type="spellEnd"/>
+            <w:r>
+              <w:t>/dish/{id}/status</w:t>
             </w:r>
           </w:p>
         </w:tc>
@@ -4029,7 +4607,15 @@
               <w:cnfStyle w:val="000000000000" w:firstRow="0" w:lastRow="0" w:firstColumn="0" w:lastColumn="0" w:oddVBand="0" w:evenVBand="0" w:oddHBand="0" w:evenHBand="0" w:firstRowFirstColumn="0" w:firstRowLastColumn="0" w:lastRowFirstColumn="0" w:lastRowLastColumn="0"/>
             </w:pPr>
             <w:r>
-              <w:t>DELETE /api/dish/{id}</w:t>
+              <w:t>DELETE /</w:t>
+            </w:r>
+            <w:proofErr w:type="spellStart"/>
+            <w:r>
+              <w:t>api</w:t>
+            </w:r>
+            <w:proofErr w:type="spellEnd"/>
+            <w:r>
+              <w:t>/dish/{id}</w:t>
             </w:r>
           </w:p>
         </w:tc>
@@ -4087,7 +4673,15 @@
               <w:cnfStyle w:val="000000100000" w:firstRow="0" w:lastRow="0" w:firstColumn="0" w:lastColumn="0" w:oddVBand="0" w:evenVBand="0" w:oddHBand="1" w:evenHBand="0" w:firstRowFirstColumn="0" w:firstRowLastColumn="0" w:lastRowFirstColumn="0" w:lastRowLastColumn="0"/>
             </w:pPr>
             <w:r>
-              <w:t>GET /api/menu/list</w:t>
+              <w:t>GET /</w:t>
+            </w:r>
+            <w:proofErr w:type="spellStart"/>
+            <w:r>
+              <w:t>api</w:t>
+            </w:r>
+            <w:proofErr w:type="spellEnd"/>
+            <w:r>
+              <w:t>/menu/list</w:t>
             </w:r>
           </w:p>
         </w:tc>
@@ -4142,7 +4736,15 @@
               <w:cnfStyle w:val="000000000000" w:firstRow="0" w:lastRow="0" w:firstColumn="0" w:lastColumn="0" w:oddVBand="0" w:evenVBand="0" w:oddHBand="0" w:evenHBand="0" w:firstRowFirstColumn="0" w:firstRowLastColumn="0" w:lastRowFirstColumn="0" w:lastRowLastColumn="0"/>
             </w:pPr>
             <w:r>
-              <w:t>GET /api/menu/stock/merchant</w:t>
+              <w:t>GET /</w:t>
+            </w:r>
+            <w:proofErr w:type="spellStart"/>
+            <w:r>
+              <w:t>api</w:t>
+            </w:r>
+            <w:proofErr w:type="spellEnd"/>
+            <w:r>
+              <w:t>/menu/stock/merchant</w:t>
             </w:r>
           </w:p>
         </w:tc>
@@ -4200,7 +4802,15 @@
               <w:cnfStyle w:val="000000100000" w:firstRow="0" w:lastRow="0" w:firstColumn="0" w:lastColumn="0" w:oddVBand="0" w:evenVBand="0" w:oddHBand="1" w:evenHBand="0" w:firstRowFirstColumn="0" w:firstRowLastColumn="0" w:lastRowFirstColumn="0" w:lastRowLastColumn="0"/>
             </w:pPr>
             <w:r>
-              <w:t>GET /api/menu/stock/list</w:t>
+              <w:t>GET /</w:t>
+            </w:r>
+            <w:proofErr w:type="spellStart"/>
+            <w:r>
+              <w:t>api</w:t>
+            </w:r>
+            <w:proofErr w:type="spellEnd"/>
+            <w:r>
+              <w:t>/menu/stock/list</w:t>
             </w:r>
           </w:p>
         </w:tc>
@@ -4258,7 +4868,15 @@
               <w:cnfStyle w:val="000000000000" w:firstRow="0" w:lastRow="0" w:firstColumn="0" w:lastColumn="0" w:oddVBand="0" w:evenVBand="0" w:oddHBand="0" w:evenHBand="0" w:firstRowFirstColumn="0" w:firstRowLastColumn="0" w:lastRowFirstColumn="0" w:lastRowLastColumn="0"/>
             </w:pPr>
             <w:r>
-              <w:t>PUT /api/menu/stock/{id} INCR</w:t>
+              <w:t>PUT /</w:t>
+            </w:r>
+            <w:proofErr w:type="spellStart"/>
+            <w:r>
+              <w:t>api</w:t>
+            </w:r>
+            <w:proofErr w:type="spellEnd"/>
+            <w:r>
+              <w:t>/menu/stock/{id} INCR</w:t>
             </w:r>
           </w:p>
         </w:tc>
@@ -4322,7 +4940,15 @@
               <w:cnfStyle w:val="000000100000" w:firstRow="0" w:lastRow="0" w:firstColumn="0" w:lastColumn="0" w:oddVBand="0" w:evenVBand="0" w:oddHBand="1" w:evenHBand="0" w:firstRowFirstColumn="0" w:firstRowLastColumn="0" w:lastRowFirstColumn="0" w:lastRowLastColumn="0"/>
             </w:pPr>
             <w:r>
-              <w:t>PUT /api/menu/stock/{id} DECR 9999999</w:t>
+              <w:t>PUT /</w:t>
+            </w:r>
+            <w:proofErr w:type="spellStart"/>
+            <w:r>
+              <w:t>api</w:t>
+            </w:r>
+            <w:proofErr w:type="spellEnd"/>
+            <w:r>
+              <w:t>/menu/stock/{id} DECR 9999999</w:t>
             </w:r>
           </w:p>
         </w:tc>
@@ -4335,7 +4961,23 @@
               <w:cnfStyle w:val="000000100000" w:firstRow="0" w:lastRow="0" w:firstColumn="0" w:lastColumn="0" w:oddVBand="0" w:evenVBand="0" w:oddHBand="1" w:evenHBand="0" w:firstRowFirstColumn="0" w:firstRowLastColumn="0" w:lastRowFirstColumn="0" w:lastRowLastColumn="0"/>
             </w:pPr>
             <w:r>
-              <w:t>stock_tests.py decr-overflow-conflict / additional stock-decr-conflict</w:t>
+              <w:t xml:space="preserve">stock_tests.py </w:t>
+            </w:r>
+            <w:proofErr w:type="spellStart"/>
+            <w:r>
+              <w:t>decr</w:t>
+            </w:r>
+            <w:proofErr w:type="spellEnd"/>
+            <w:r>
+              <w:t>-overflow-conflict / additional stock-</w:t>
+            </w:r>
+            <w:proofErr w:type="spellStart"/>
+            <w:r>
+              <w:t>decr</w:t>
+            </w:r>
+            <w:proofErr w:type="spellEnd"/>
+            <w:r>
+              <w:t>-conflict</w:t>
             </w:r>
           </w:p>
         </w:tc>
@@ -4382,7 +5024,15 @@
             </w:pPr>
             <w:r>
               <w:lastRenderedPageBreak/>
-              <w:t>PUT /api/menu/stock/{id}</w:t>
+              <w:t>PUT /</w:t>
+            </w:r>
+            <w:proofErr w:type="spellStart"/>
+            <w:r>
+              <w:t>api</w:t>
+            </w:r>
+            <w:proofErr w:type="spellEnd"/>
+            <w:r>
+              <w:t>/menu/stock/{id}</w:t>
             </w:r>
             <w:r>
               <w:lastRenderedPageBreak/>
@@ -4451,7 +5101,15 @@
               <w:cnfStyle w:val="000000100000" w:firstRow="0" w:lastRow="0" w:firstColumn="0" w:lastColumn="0" w:oddVBand="0" w:evenVBand="0" w:oddHBand="1" w:evenHBand="0" w:firstRowFirstColumn="0" w:firstRowLastColumn="0" w:lastRowFirstColumn="0" w:lastRowLastColumn="0"/>
             </w:pPr>
             <w:r>
-              <w:t>PUT /api/dish/{id} → 3008</w:t>
+              <w:t>PUT /</w:t>
+            </w:r>
+            <w:proofErr w:type="spellStart"/>
+            <w:r>
+              <w:t>api</w:t>
+            </w:r>
+            <w:proofErr w:type="spellEnd"/>
+            <w:r>
+              <w:t>/dish/{id} → 3008</w:t>
             </w:r>
           </w:p>
         </w:tc>
@@ -4463,8 +5121,13 @@
             <w:pPr>
               <w:cnfStyle w:val="000000100000" w:firstRow="0" w:lastRow="0" w:firstColumn="0" w:lastColumn="0" w:oddVBand="0" w:evenVBand="0" w:oddHBand="1" w:evenHBand="0" w:firstRowFirstColumn="0" w:firstRowLastColumn="0" w:lastRowFirstColumn="0" w:lastRowLastColumn="0"/>
             </w:pPr>
-            <w:r>
-              <w:t>gap_tests TC-M17-dish-menu-conflict</w:t>
+            <w:proofErr w:type="spellStart"/>
+            <w:r>
+              <w:t>gap_tests</w:t>
+            </w:r>
+            <w:proofErr w:type="spellEnd"/>
+            <w:r>
+              <w:t xml:space="preserve"> TC-M17-dish-menu-conflict</w:t>
             </w:r>
           </w:p>
         </w:tc>
@@ -4614,7 +5277,15 @@
               <w:cnfStyle w:val="000000100000" w:firstRow="0" w:lastRow="0" w:firstColumn="0" w:lastColumn="0" w:oddVBand="0" w:evenVBand="0" w:oddHBand="1" w:evenHBand="0" w:firstRowFirstColumn="0" w:firstRowLastColumn="0" w:lastRowFirstColumn="0" w:lastRowLastColumn="0"/>
             </w:pPr>
             <w:r>
-              <w:t>POST /api/order</w:t>
+              <w:t>POST /</w:t>
+            </w:r>
+            <w:proofErr w:type="spellStart"/>
+            <w:r>
+              <w:t>api</w:t>
+            </w:r>
+            <w:proofErr w:type="spellEnd"/>
+            <w:r>
+              <w:t>/order</w:t>
             </w:r>
           </w:p>
         </w:tc>
@@ -4627,7 +5298,15 @@
               <w:cnfStyle w:val="000000100000" w:firstRow="0" w:lastRow="0" w:firstColumn="0" w:lastColumn="0" w:oddVBand="0" w:evenVBand="0" w:oddHBand="1" w:evenHBand="0" w:firstRowFirstColumn="0" w:firstRowLastColumn="0" w:lastRowFirstColumn="0" w:lastRowLastColumn="0"/>
             </w:pPr>
             <w:r>
-              <w:t>run_backend_api_tests.py [USER] POST /api/order</w:t>
+              <w:t>run_backend_api_tests.py [USER] POST /</w:t>
+            </w:r>
+            <w:proofErr w:type="spellStart"/>
+            <w:r>
+              <w:t>api</w:t>
+            </w:r>
+            <w:proofErr w:type="spellEnd"/>
+            <w:r>
+              <w:t>/order</w:t>
             </w:r>
           </w:p>
         </w:tc>
@@ -4669,7 +5348,15 @@
               <w:cnfStyle w:val="000000000000" w:firstRow="0" w:lastRow="0" w:firstColumn="0" w:lastColumn="0" w:oddVBand="0" w:evenVBand="0" w:oddHBand="0" w:evenHBand="0" w:firstRowFirstColumn="0" w:firstRowLastColumn="0" w:lastRowFirstColumn="0" w:lastRowLastColumn="0"/>
             </w:pPr>
             <w:r>
-              <w:t>GET /api/order/{id}</w:t>
+              <w:t>GET /</w:t>
+            </w:r>
+            <w:proofErr w:type="spellStart"/>
+            <w:r>
+              <w:t>api</w:t>
+            </w:r>
+            <w:proofErr w:type="spellEnd"/>
+            <w:r>
+              <w:t>/order/{id}</w:t>
             </w:r>
           </w:p>
         </w:tc>
@@ -4682,7 +5369,23 @@
               <w:cnfStyle w:val="000000000000" w:firstRow="0" w:lastRow="0" w:firstColumn="0" w:lastColumn="0" w:oddVBand="0" w:evenVBand="0" w:oddHBand="0" w:evenHBand="0" w:firstRowFirstColumn="0" w:firstRowLastColumn="0" w:lastRowFirstColumn="0" w:lastRowLastColumn="0"/>
             </w:pPr>
             <w:r>
-              <w:t>run_backend_api_tests.py [USER] GET /api/order/{orderId}</w:t>
+              <w:t>run_backend_api_tests.py [USER] GET /</w:t>
+            </w:r>
+            <w:proofErr w:type="spellStart"/>
+            <w:r>
+              <w:t>api</w:t>
+            </w:r>
+            <w:proofErr w:type="spellEnd"/>
+            <w:r>
+              <w:t>/order/{</w:t>
+            </w:r>
+            <w:proofErr w:type="spellStart"/>
+            <w:r>
+              <w:t>orderId</w:t>
+            </w:r>
+            <w:proofErr w:type="spellEnd"/>
+            <w:r>
+              <w:t>}</w:t>
             </w:r>
             <w:r>
               <w:t>；他人订单</w:t>
@@ -4733,7 +5436,23 @@
               <w:cnfStyle w:val="000000100000" w:firstRow="0" w:lastRow="0" w:firstColumn="0" w:lastColumn="0" w:oddVBand="0" w:evenVBand="0" w:oddHBand="1" w:evenHBand="0" w:firstRowFirstColumn="0" w:firstRowLastColumn="0" w:lastRowFirstColumn="0" w:lastRowLastColumn="0"/>
             </w:pPr>
             <w:r>
-              <w:t>PUT /api/order/{id}/{accept</w:t>
+              <w:t>PUT /</w:t>
+            </w:r>
+            <w:proofErr w:type="spellStart"/>
+            <w:r>
+              <w:t>api</w:t>
+            </w:r>
+            <w:proofErr w:type="spellEnd"/>
+            <w:r>
+              <w:t>/order/{id}</w:t>
+            </w:r>
+            <w:proofErr w:type="gramStart"/>
+            <w:r>
+              <w:t>/{</w:t>
+            </w:r>
+            <w:proofErr w:type="gramEnd"/>
+            <w:r>
+              <w:t>accept</w:t>
             </w:r>
           </w:p>
         </w:tc>
@@ -4788,7 +5507,15 @@
               <w:cnfStyle w:val="000000000000" w:firstRow="0" w:lastRow="0" w:firstColumn="0" w:lastColumn="0" w:oddVBand="0" w:evenVBand="0" w:oddHBand="0" w:evenHBand="0" w:firstRowFirstColumn="0" w:firstRowLastColumn="0" w:lastRowFirstColumn="0" w:lastRowLastColumn="0"/>
             </w:pPr>
             <w:r>
-              <w:t>PUT /api/order/{id}/cancel</w:t>
+              <w:t>PUT /</w:t>
+            </w:r>
+            <w:proofErr w:type="spellStart"/>
+            <w:r>
+              <w:t>api</w:t>
+            </w:r>
+            <w:proofErr w:type="spellEnd"/>
+            <w:r>
+              <w:t>/order/{id}/cancel</w:t>
             </w:r>
           </w:p>
         </w:tc>
@@ -4800,8 +5527,13 @@
             <w:pPr>
               <w:cnfStyle w:val="000000000000" w:firstRow="0" w:lastRow="0" w:firstColumn="0" w:lastColumn="0" w:oddVBand="0" w:evenVBand="0" w:oddHBand="0" w:evenHBand="0" w:firstRowFirstColumn="0" w:firstRowLastColumn="0" w:lastRowFirstColumn="0" w:lastRowLastColumn="0"/>
             </w:pPr>
-            <w:r>
-              <w:t>gap_tests TC-O04-user-cancel</w:t>
+            <w:proofErr w:type="spellStart"/>
+            <w:r>
+              <w:t>gap_tests</w:t>
+            </w:r>
+            <w:proofErr w:type="spellEnd"/>
+            <w:r>
+              <w:t xml:space="preserve"> TC-O04-user-cancel</w:t>
             </w:r>
             <w:r>
               <w:t>（断言</w:t>
@@ -4812,14 +5544,27 @@
             <w:r>
               <w:t>；</w:t>
             </w:r>
-            <w:r>
-              <w:t xml:space="preserve">cancelType </w:t>
+            <w:proofErr w:type="spellStart"/>
+            <w:r>
+              <w:t>cancelType</w:t>
+            </w:r>
+            <w:proofErr w:type="spellEnd"/>
+            <w:r>
+              <w:t xml:space="preserve"> </w:t>
             </w:r>
             <w:r>
               <w:t>未在</w:t>
             </w:r>
             <w:r>
-              <w:t xml:space="preserve"> OrderVO </w:t>
+              <w:t xml:space="preserve"> </w:t>
+            </w:r>
+            <w:proofErr w:type="spellStart"/>
+            <w:r>
+              <w:t>OrderVO</w:t>
+            </w:r>
+            <w:proofErr w:type="spellEnd"/>
+            <w:r>
+              <w:t xml:space="preserve"> </w:t>
             </w:r>
             <w:r>
               <w:t>返回时以状态为准）</w:t>
@@ -4870,10 +5615,12 @@
             <w:pPr>
               <w:cnfStyle w:val="000000100000" w:firstRow="0" w:lastRow="0" w:firstColumn="0" w:lastColumn="0" w:oddVBand="0" w:evenVBand="0" w:oddHBand="1" w:evenHBand="0" w:firstRowFirstColumn="0" w:firstRowLastColumn="0" w:lastRowFirstColumn="0" w:lastRowLastColumn="0"/>
             </w:pPr>
+            <w:proofErr w:type="spellStart"/>
             <w:r>
               <w:lastRenderedPageBreak/>
               <w:t>OrderTimeoutScheduler</w:t>
             </w:r>
+            <w:proofErr w:type="spellEnd"/>
           </w:p>
         </w:tc>
         <w:tc>
@@ -4896,15 +5643,28 @@
             <w:r>
               <w:t>等待；</w:t>
             </w:r>
+            <w:proofErr w:type="spellStart"/>
             <w:r>
               <w:lastRenderedPageBreak/>
-              <w:t xml:space="preserve">mysql </w:t>
+              <w:t>mysql</w:t>
+            </w:r>
+            <w:proofErr w:type="spellEnd"/>
+            <w:r>
+              <w:t xml:space="preserve"> </w:t>
             </w:r>
             <w:r>
               <w:t>校验</w:t>
             </w:r>
             <w:r>
-              <w:t xml:space="preserve"> cancel_type=2</w:t>
+              <w:t xml:space="preserve"> </w:t>
+            </w:r>
+            <w:proofErr w:type="spellStart"/>
+            <w:r>
+              <w:t>cancel_type</w:t>
+            </w:r>
+            <w:proofErr w:type="spellEnd"/>
+            <w:r>
+              <w:t>=2</w:t>
             </w:r>
             <w:r>
               <w:t>）</w:t>
@@ -4950,7 +5710,15 @@
               <w:cnfStyle w:val="000000000000" w:firstRow="0" w:lastRow="0" w:firstColumn="0" w:lastColumn="0" w:oddVBand="0" w:evenVBand="0" w:oddHBand="0" w:evenHBand="0" w:firstRowFirstColumn="0" w:firstRowLastColumn="0" w:lastRowFirstColumn="0" w:lastRowLastColumn="0"/>
             </w:pPr>
             <w:r>
-              <w:t>POST /api/order/{id}/remark</w:t>
+              <w:t>POST /</w:t>
+            </w:r>
+            <w:proofErr w:type="spellStart"/>
+            <w:r>
+              <w:t>api</w:t>
+            </w:r>
+            <w:proofErr w:type="spellEnd"/>
+            <w:r>
+              <w:t>/order/{id}/remark</w:t>
             </w:r>
           </w:p>
         </w:tc>
@@ -4962,8 +5730,13 @@
             <w:pPr>
               <w:cnfStyle w:val="000000000000" w:firstRow="0" w:lastRow="0" w:firstColumn="0" w:lastColumn="0" w:oddVBand="0" w:evenVBand="0" w:oddHBand="0" w:evenHBand="0" w:firstRowFirstColumn="0" w:firstRowLastColumn="0" w:lastRowFirstColumn="0" w:lastRowLastColumn="0"/>
             </w:pPr>
-            <w:r>
-              <w:t>gap_tests TC-O06-merchant-remark</w:t>
+            <w:proofErr w:type="spellStart"/>
+            <w:r>
+              <w:t>gap_tests</w:t>
+            </w:r>
+            <w:proofErr w:type="spellEnd"/>
+            <w:r>
+              <w:t xml:space="preserve"> TC-O06-merchant-remark</w:t>
             </w:r>
           </w:p>
         </w:tc>
@@ -4995,8 +5768,13 @@
               <w:t xml:space="preserve">TC-O07 </w:t>
             </w:r>
             <w:r>
-              <w:t>批量改状态</w:t>
-            </w:r>
+              <w:t>批量</w:t>
+            </w:r>
+            <w:proofErr w:type="gramStart"/>
+            <w:r>
+              <w:t>改状态</w:t>
+            </w:r>
+            <w:proofErr w:type="gramEnd"/>
           </w:p>
         </w:tc>
         <w:tc>
@@ -5008,7 +5786,15 @@
               <w:cnfStyle w:val="000000100000" w:firstRow="0" w:lastRow="0" w:firstColumn="0" w:lastColumn="0" w:oddVBand="0" w:evenVBand="0" w:oddHBand="1" w:evenHBand="0" w:firstRowFirstColumn="0" w:firstRowLastColumn="0" w:lastRowFirstColumn="0" w:lastRowLastColumn="0"/>
             </w:pPr>
             <w:r>
-              <w:t>POST /api/order/batch/status</w:t>
+              <w:t>POST /</w:t>
+            </w:r>
+            <w:proofErr w:type="spellStart"/>
+            <w:r>
+              <w:t>api</w:t>
+            </w:r>
+            <w:proofErr w:type="spellEnd"/>
+            <w:r>
+              <w:t>/order/batch/status</w:t>
             </w:r>
           </w:p>
         </w:tc>
@@ -5020,8 +5806,13 @@
             <w:pPr>
               <w:cnfStyle w:val="000000100000" w:firstRow="0" w:lastRow="0" w:firstColumn="0" w:lastColumn="0" w:oddVBand="0" w:evenVBand="0" w:oddHBand="1" w:evenHBand="0" w:firstRowFirstColumn="0" w:firstRowLastColumn="0" w:lastRowFirstColumn="0" w:lastRowLastColumn="0"/>
             </w:pPr>
-            <w:r>
-              <w:t>gap_tests TC-O07-batch-status / TC-O07-batch-empty-ids</w:t>
+            <w:proofErr w:type="spellStart"/>
+            <w:r>
+              <w:t>gap_tests</w:t>
+            </w:r>
+            <w:proofErr w:type="spellEnd"/>
+            <w:r>
+              <w:t xml:space="preserve"> TC-O07-batch-status / TC-O07-batch-empty-ids</w:t>
             </w:r>
           </w:p>
         </w:tc>
@@ -5063,7 +5854,15 @@
               <w:cnfStyle w:val="000000000000" w:firstRow="0" w:lastRow="0" w:firstColumn="0" w:lastColumn="0" w:oddVBand="0" w:evenVBand="0" w:oddHBand="0" w:evenHBand="0" w:firstRowFirstColumn="0" w:firstRowLastColumn="0" w:lastRowFirstColumn="0" w:lastRowLastColumn="0"/>
             </w:pPr>
             <w:r>
-              <w:t>GET /api/order/merchant</w:t>
+              <w:t>GET /</w:t>
+            </w:r>
+            <w:proofErr w:type="spellStart"/>
+            <w:r>
+              <w:t>api</w:t>
+            </w:r>
+            <w:proofErr w:type="spellEnd"/>
+            <w:r>
+              <w:t>/order/merchant</w:t>
             </w:r>
           </w:p>
         </w:tc>
@@ -5126,7 +5925,15 @@
             </w:pPr>
             <w:r>
               <w:lastRenderedPageBreak/>
-              <w:t>GET /api/order/my</w:t>
+              <w:t>GET /</w:t>
+            </w:r>
+            <w:proofErr w:type="spellStart"/>
+            <w:r>
+              <w:t>api</w:t>
+            </w:r>
+            <w:proofErr w:type="spellEnd"/>
+            <w:r>
+              <w:t>/order/my</w:t>
             </w:r>
           </w:p>
         </w:tc>
@@ -5168,8 +5975,13 @@
               <w:t xml:space="preserve">TC-O10 </w:t>
             </w:r>
             <w:r>
-              <w:t>按取餐码查询</w:t>
-            </w:r>
+              <w:t>按</w:t>
+            </w:r>
+            <w:proofErr w:type="gramStart"/>
+            <w:r>
+              <w:t>取餐码查询</w:t>
+            </w:r>
+            <w:proofErr w:type="gramEnd"/>
           </w:p>
         </w:tc>
         <w:tc>
@@ -5181,7 +5993,15 @@
               <w:cnfStyle w:val="000000000000" w:firstRow="0" w:lastRow="0" w:firstColumn="0" w:lastColumn="0" w:oddVBand="0" w:evenVBand="0" w:oddHBand="0" w:evenHBand="0" w:firstRowFirstColumn="0" w:firstRowLastColumn="0" w:lastRowFirstColumn="0" w:lastRowLastColumn="0"/>
             </w:pPr>
             <w:r>
-              <w:t>GET /api/order/pickup-code/{code}</w:t>
+              <w:t>GET /</w:t>
+            </w:r>
+            <w:proofErr w:type="spellStart"/>
+            <w:r>
+              <w:t>api</w:t>
+            </w:r>
+            <w:proofErr w:type="spellEnd"/>
+            <w:r>
+              <w:t>/order/pickup-code/{code}</w:t>
             </w:r>
           </w:p>
         </w:tc>
@@ -5239,7 +6059,15 @@
               <w:cnfStyle w:val="000000100000" w:firstRow="0" w:lastRow="0" w:firstColumn="0" w:lastColumn="0" w:oddVBand="0" w:evenVBand="0" w:oddHBand="1" w:evenHBand="0" w:firstRowFirstColumn="0" w:firstRowLastColumn="0" w:lastRowFirstColumn="0" w:lastRowLastColumn="0"/>
             </w:pPr>
             <w:r>
-              <w:t>GET /api/order/list</w:t>
+              <w:t>GET /</w:t>
+            </w:r>
+            <w:proofErr w:type="spellStart"/>
+            <w:r>
+              <w:t>api</w:t>
+            </w:r>
+            <w:proofErr w:type="spellEnd"/>
+            <w:r>
+              <w:t>/order/list</w:t>
             </w:r>
           </w:p>
         </w:tc>
@@ -5294,7 +6122,15 @@
               <w:cnfStyle w:val="000000000000" w:firstRow="0" w:lastRow="0" w:firstColumn="0" w:lastColumn="0" w:oddVBand="0" w:evenVBand="0" w:oddHBand="0" w:evenHBand="0" w:firstRowFirstColumn="0" w:firstRowLastColumn="0" w:lastRowFirstColumn="0" w:lastRowLastColumn="0"/>
             </w:pPr>
             <w:r>
-              <w:t>GET /api/stat/admin/dashboard</w:t>
+              <w:t>GET /</w:t>
+            </w:r>
+            <w:proofErr w:type="spellStart"/>
+            <w:r>
+              <w:t>api</w:t>
+            </w:r>
+            <w:proofErr w:type="spellEnd"/>
+            <w:r>
+              <w:t>/stat/admin/dashboard</w:t>
             </w:r>
           </w:p>
         </w:tc>
@@ -5352,7 +6188,15 @@
               <w:cnfStyle w:val="000000100000" w:firstRow="0" w:lastRow="0" w:firstColumn="0" w:lastColumn="0" w:oddVBand="0" w:evenVBand="0" w:oddHBand="1" w:evenHBand="0" w:firstRowFirstColumn="0" w:firstRowLastColumn="0" w:lastRowFirstColumn="0" w:lastRowLastColumn="0"/>
             </w:pPr>
             <w:r>
-              <w:t>GET /api/stat/merchant/dashboard</w:t>
+              <w:t>GET /</w:t>
+            </w:r>
+            <w:proofErr w:type="spellStart"/>
+            <w:r>
+              <w:t>api</w:t>
+            </w:r>
+            <w:proofErr w:type="spellEnd"/>
+            <w:r>
+              <w:t>/stat/merchant/dashboard</w:t>
             </w:r>
           </w:p>
         </w:tc>
@@ -5532,7 +6376,15 @@
               <w:cnfStyle w:val="000000100000" w:firstRow="0" w:lastRow="0" w:firstColumn="0" w:lastColumn="0" w:oddVBand="0" w:evenVBand="0" w:oddHBand="1" w:evenHBand="0" w:firstRowFirstColumn="0" w:firstRowLastColumn="0" w:lastRowFirstColumn="0" w:lastRowLastColumn="0"/>
             </w:pPr>
             <w:r>
-              <w:t>POST /api/pickup/window</w:t>
+              <w:t>POST /</w:t>
+            </w:r>
+            <w:proofErr w:type="spellStart"/>
+            <w:r>
+              <w:t>api</w:t>
+            </w:r>
+            <w:proofErr w:type="spellEnd"/>
+            <w:r>
+              <w:t>/pickup/window</w:t>
             </w:r>
           </w:p>
         </w:tc>
@@ -5545,7 +6397,15 @@
               <w:cnfStyle w:val="000000100000" w:firstRow="0" w:lastRow="0" w:firstColumn="0" w:lastColumn="0" w:oddVBand="0" w:evenVBand="0" w:oddHBand="1" w:evenHBand="0" w:firstRowFirstColumn="0" w:firstRowLastColumn="0" w:lastRowFirstColumn="0" w:lastRowLastColumn="0"/>
             </w:pPr>
             <w:r>
-              <w:t>run_backend_api_tests.py [ADMIN] POST /api/pickup/window</w:t>
+              <w:t>run_backend_api_tests.py [ADMIN] POST /</w:t>
+            </w:r>
+            <w:proofErr w:type="spellStart"/>
+            <w:r>
+              <w:t>api</w:t>
+            </w:r>
+            <w:proofErr w:type="spellEnd"/>
+            <w:r>
+              <w:t>/pickup/window</w:t>
             </w:r>
           </w:p>
         </w:tc>
@@ -5587,7 +6447,15 @@
               <w:cnfStyle w:val="000000000000" w:firstRow="0" w:lastRow="0" w:firstColumn="0" w:lastColumn="0" w:oddVBand="0" w:evenVBand="0" w:oddHBand="0" w:evenHBand="0" w:firstRowFirstColumn="0" w:firstRowLastColumn="0" w:lastRowFirstColumn="0" w:lastRowLastColumn="0"/>
             </w:pPr>
             <w:r>
-              <w:t>GET /api/pickup/windows</w:t>
+              <w:t>GET /</w:t>
+            </w:r>
+            <w:proofErr w:type="spellStart"/>
+            <w:r>
+              <w:t>api</w:t>
+            </w:r>
+            <w:proofErr w:type="spellEnd"/>
+            <w:r>
+              <w:t>/pickup/windows</w:t>
             </w:r>
           </w:p>
         </w:tc>
@@ -5645,7 +6513,23 @@
               <w:cnfStyle w:val="000000100000" w:firstRow="0" w:lastRow="0" w:firstColumn="0" w:lastColumn="0" w:oddVBand="0" w:evenVBand="0" w:oddHBand="1" w:evenHBand="0" w:firstRowFirstColumn="0" w:firstRowLastColumn="0" w:lastRowFirstColumn="0" w:lastRowLastColumn="0"/>
             </w:pPr>
             <w:r>
-              <w:t>GET /api/pickup/{wid}/queue</w:t>
+              <w:t>GET /</w:t>
+            </w:r>
+            <w:proofErr w:type="spellStart"/>
+            <w:r>
+              <w:t>api</w:t>
+            </w:r>
+            <w:proofErr w:type="spellEnd"/>
+            <w:r>
+              <w:t>/pickup/{</w:t>
+            </w:r>
+            <w:proofErr w:type="spellStart"/>
+            <w:r>
+              <w:t>wid</w:t>
+            </w:r>
+            <w:proofErr w:type="spellEnd"/>
+            <w:r>
+              <w:t>}/queue</w:t>
             </w:r>
           </w:p>
         </w:tc>
@@ -5700,7 +6584,23 @@
               <w:cnfStyle w:val="000000000000" w:firstRow="0" w:lastRow="0" w:firstColumn="0" w:lastColumn="0" w:oddVBand="0" w:evenVBand="0" w:oddHBand="0" w:evenHBand="0" w:firstRowFirstColumn="0" w:firstRowLastColumn="0" w:lastRowFirstColumn="0" w:lastRowLastColumn="0"/>
             </w:pPr>
             <w:r>
-              <w:t>GET /api/pickup/{wid}/display</w:t>
+              <w:t>GET /</w:t>
+            </w:r>
+            <w:proofErr w:type="spellStart"/>
+            <w:r>
+              <w:t>api</w:t>
+            </w:r>
+            <w:proofErr w:type="spellEnd"/>
+            <w:r>
+              <w:t>/pickup/{</w:t>
+            </w:r>
+            <w:proofErr w:type="spellStart"/>
+            <w:r>
+              <w:t>wid</w:t>
+            </w:r>
+            <w:proofErr w:type="spellEnd"/>
+            <w:r>
+              <w:t>}/display</w:t>
             </w:r>
           </w:p>
         </w:tc>
@@ -5758,7 +6658,23 @@
               <w:cnfStyle w:val="000000100000" w:firstRow="0" w:lastRow="0" w:firstColumn="0" w:lastColumn="0" w:oddVBand="0" w:evenVBand="0" w:oddHBand="1" w:evenHBand="0" w:firstRowFirstColumn="0" w:firstRowLastColumn="0" w:lastRowFirstColumn="0" w:lastRowLastColumn="0"/>
             </w:pPr>
             <w:r>
-              <w:t>POST /api/pickup/{wid}/call</w:t>
+              <w:t>POST /</w:t>
+            </w:r>
+            <w:proofErr w:type="spellStart"/>
+            <w:r>
+              <w:t>api</w:t>
+            </w:r>
+            <w:proofErr w:type="spellEnd"/>
+            <w:r>
+              <w:t>/pickup/{</w:t>
+            </w:r>
+            <w:proofErr w:type="spellStart"/>
+            <w:r>
+              <w:t>wid</w:t>
+            </w:r>
+            <w:proofErr w:type="spellEnd"/>
+            <w:r>
+              <w:t>}/call</w:t>
             </w:r>
           </w:p>
         </w:tc>
@@ -5800,8 +6716,13 @@
               <w:t xml:space="preserve">TC-P05a WebSocket </w:t>
             </w:r>
             <w:r>
-              <w:t>实际收消息</w:t>
-            </w:r>
+              <w:t>实际</w:t>
+            </w:r>
+            <w:proofErr w:type="gramStart"/>
+            <w:r>
+              <w:t>收消息</w:t>
+            </w:r>
+            <w:proofErr w:type="gramEnd"/>
           </w:p>
         </w:tc>
         <w:tc>
@@ -5813,7 +6734,15 @@
               <w:cnfStyle w:val="000000000000" w:firstRow="0" w:lastRow="0" w:firstColumn="0" w:lastColumn="0" w:oddVBand="0" w:evenVBand="0" w:oddHBand="0" w:evenHBand="0" w:firstRowFirstColumn="0" w:firstRowLastColumn="0" w:lastRowFirstColumn="0" w:lastRowLastColumn="0"/>
             </w:pPr>
             <w:r>
-              <w:t>WS /ws/pickup</w:t>
+              <w:t>WS /</w:t>
+            </w:r>
+            <w:proofErr w:type="spellStart"/>
+            <w:r>
+              <w:t>ws</w:t>
+            </w:r>
+            <w:proofErr w:type="spellEnd"/>
+            <w:r>
+              <w:t>/pickup</w:t>
             </w:r>
           </w:p>
         </w:tc>
@@ -5871,7 +6800,15 @@
               <w:cnfStyle w:val="000000100000" w:firstRow="0" w:lastRow="0" w:firstColumn="0" w:lastColumn="0" w:oddVBand="0" w:evenVBand="0" w:oddHBand="1" w:evenHBand="0" w:firstRowFirstColumn="0" w:firstRowLastColumn="0" w:lastRowFirstColumn="0" w:lastRowLastColumn="0"/>
             </w:pPr>
             <w:r>
-              <w:t>POST /api/pickup/verify</w:t>
+              <w:t>POST /</w:t>
+            </w:r>
+            <w:proofErr w:type="spellStart"/>
+            <w:r>
+              <w:t>api</w:t>
+            </w:r>
+            <w:proofErr w:type="spellEnd"/>
+            <w:r>
+              <w:t>/pickup/verify</w:t>
             </w:r>
           </w:p>
         </w:tc>
@@ -5884,7 +6821,15 @@
               <w:cnfStyle w:val="000000100000" w:firstRow="0" w:lastRow="0" w:firstColumn="0" w:lastColumn="0" w:oddVBand="0" w:evenVBand="0" w:oddHBand="1" w:evenHBand="0" w:firstRowFirstColumn="0" w:firstRowLastColumn="0" w:lastRowFirstColumn="0" w:lastRowLastColumn="0"/>
             </w:pPr>
             <w:r>
-              <w:t>run_backend_api_tests.py [VERIFY] POST /api/pickup/verify</w:t>
+              <w:t>run_backend_api_tests.py [VERIFY] POST /</w:t>
+            </w:r>
+            <w:proofErr w:type="spellStart"/>
+            <w:r>
+              <w:t>api</w:t>
+            </w:r>
+            <w:proofErr w:type="spellEnd"/>
+            <w:r>
+              <w:t>/pickup/verify</w:t>
             </w:r>
           </w:p>
         </w:tc>
@@ -5926,7 +6871,15 @@
               <w:cnfStyle w:val="000000000000" w:firstRow="0" w:lastRow="0" w:firstColumn="0" w:lastColumn="0" w:oddVBand="0" w:evenVBand="0" w:oddHBand="0" w:evenHBand="0" w:firstRowFirstColumn="0" w:firstRowLastColumn="0" w:lastRowFirstColumn="0" w:lastRowLastColumn="0"/>
             </w:pPr>
             <w:r>
-              <w:t>DELETE /api/pickup/window/{id}</w:t>
+              <w:t>DELETE /</w:t>
+            </w:r>
+            <w:proofErr w:type="spellStart"/>
+            <w:r>
+              <w:t>api</w:t>
+            </w:r>
+            <w:proofErr w:type="spellEnd"/>
+            <w:r>
+              <w:t>/pickup/window/{id}</w:t>
             </w:r>
           </w:p>
         </w:tc>
@@ -5938,8 +6891,13 @@
             <w:pPr>
               <w:cnfStyle w:val="000000000000" w:firstRow="0" w:lastRow="0" w:firstColumn="0" w:lastColumn="0" w:oddVBand="0" w:evenVBand="0" w:oddHBand="0" w:evenHBand="0" w:firstRowFirstColumn="0" w:firstRowLastColumn="0" w:lastRowFirstColumn="0" w:lastRowLastColumn="0"/>
             </w:pPr>
-            <w:r>
-              <w:t>gap_tests TC-P07-delete-window-blocked / TC-P07-cleanup-delete-window</w:t>
+            <w:proofErr w:type="spellStart"/>
+            <w:r>
+              <w:t>gap_tests</w:t>
+            </w:r>
+            <w:proofErr w:type="spellEnd"/>
+            <w:r>
+              <w:t xml:space="preserve"> TC-P07-delete-window-blocked / TC-P07-cleanup-delete-window</w:t>
             </w:r>
           </w:p>
         </w:tc>
@@ -5984,7 +6942,15 @@
               <w:cnfStyle w:val="000000100000" w:firstRow="0" w:lastRow="0" w:firstColumn="0" w:lastColumn="0" w:oddVBand="0" w:evenVBand="0" w:oddHBand="1" w:evenHBand="0" w:firstRowFirstColumn="0" w:firstRowLastColumn="0" w:lastRowFirstColumn="0" w:lastRowLastColumn="0"/>
             </w:pPr>
             <w:r>
-              <w:t>GET /api/pickup/window/{id}/history</w:t>
+              <w:t>GET /</w:t>
+            </w:r>
+            <w:proofErr w:type="spellStart"/>
+            <w:r>
+              <w:t>api</w:t>
+            </w:r>
+            <w:proofErr w:type="spellEnd"/>
+            <w:r>
+              <w:t>/pickup/window/{id}/history</w:t>
             </w:r>
           </w:p>
         </w:tc>
@@ -5996,8 +6962,13 @@
             <w:pPr>
               <w:cnfStyle w:val="000000100000" w:firstRow="0" w:lastRow="0" w:firstColumn="0" w:lastColumn="0" w:oddVBand="0" w:evenVBand="0" w:oddHBand="1" w:evenHBand="0" w:firstRowFirstColumn="0" w:firstRowLastColumn="0" w:lastRowFirstColumn="0" w:lastRowLastColumn="0"/>
             </w:pPr>
-            <w:r>
-              <w:t>gap_tests TC-P08-window-history</w:t>
+            <w:proofErr w:type="spellStart"/>
+            <w:r>
+              <w:t>gap_tests</w:t>
+            </w:r>
+            <w:proofErr w:type="spellEnd"/>
+            <w:r>
+              <w:t xml:space="preserve"> TC-P08-window-history</w:t>
             </w:r>
           </w:p>
         </w:tc>
@@ -6188,7 +7159,15 @@
               <w:cnfStyle w:val="000000100000" w:firstRow="0" w:lastRow="0" w:firstColumn="0" w:lastColumn="0" w:oddVBand="0" w:evenVBand="0" w:oddHBand="1" w:evenHBand="0" w:firstRowFirstColumn="0" w:firstRowLastColumn="0" w:lastRowFirstColumn="0" w:lastRowLastColumn="0"/>
             </w:pPr>
             <w:r>
-              <w:t xml:space="preserve">GET /api/user/me </w:t>
+              <w:t>GET /</w:t>
+            </w:r>
+            <w:proofErr w:type="spellStart"/>
+            <w:r>
+              <w:t>api</w:t>
+            </w:r>
+            <w:proofErr w:type="spellEnd"/>
+            <w:r>
+              <w:t xml:space="preserve">/user/me </w:t>
             </w:r>
             <w:r>
               <w:t>无</w:t>
@@ -6206,8 +7185,13 @@
             <w:pPr>
               <w:cnfStyle w:val="000000100000" w:firstRow="0" w:lastRow="0" w:firstColumn="0" w:lastColumn="0" w:oddVBand="0" w:evenVBand="0" w:oddHBand="1" w:evenHBand="0" w:firstRowFirstColumn="0" w:firstRowLastColumn="0" w:lastRowFirstColumn="0" w:lastRowLastColumn="0"/>
             </w:pPr>
-            <w:r>
-              <w:t>gap_tests TC-G01-no-token</w:t>
+            <w:proofErr w:type="spellStart"/>
+            <w:r>
+              <w:t>gap_tests</w:t>
+            </w:r>
+            <w:proofErr w:type="spellEnd"/>
+            <w:r>
+              <w:t xml:space="preserve"> TC-G01-no-token</w:t>
             </w:r>
           </w:p>
         </w:tc>
@@ -6270,8 +7254,13 @@
             <w:pPr>
               <w:cnfStyle w:val="000000000000" w:firstRow="0" w:lastRow="0" w:firstColumn="0" w:lastColumn="0" w:oddVBand="0" w:evenVBand="0" w:oddHBand="0" w:evenHBand="0" w:firstRowFirstColumn="0" w:firstRowLastColumn="0" w:lastRowFirstColumn="0" w:lastRowLastColumn="0"/>
             </w:pPr>
-            <w:r>
-              <w:t>gap_tests TC-G02-non-bearer</w:t>
+            <w:proofErr w:type="spellStart"/>
+            <w:r>
+              <w:t>gap_tests</w:t>
+            </w:r>
+            <w:proofErr w:type="spellEnd"/>
+            <w:r>
+              <w:t xml:space="preserve"> TC-G02-non-bearer</w:t>
             </w:r>
           </w:p>
         </w:tc>
@@ -6319,8 +7308,18 @@
               <w:cnfStyle w:val="000000100000" w:firstRow="0" w:lastRow="0" w:firstColumn="0" w:lastColumn="0" w:oddVBand="0" w:evenVBand="0" w:oddHBand="1" w:evenHBand="0" w:firstRowFirstColumn="0" w:firstRowLastColumn="0" w:lastRowFirstColumn="0" w:lastRowLastColumn="0"/>
             </w:pPr>
             <w:r>
-              <w:t>Authorization: Bearer invalid.token.demo</w:t>
-            </w:r>
+              <w:t xml:space="preserve">Authorization: Bearer </w:t>
+            </w:r>
+            <w:proofErr w:type="spellStart"/>
+            <w:proofErr w:type="gramStart"/>
+            <w:r>
+              <w:t>invalid.token</w:t>
+            </w:r>
+            <w:proofErr w:type="gramEnd"/>
+            <w:r>
+              <w:t>.demo</w:t>
+            </w:r>
+            <w:proofErr w:type="spellEnd"/>
           </w:p>
         </w:tc>
         <w:tc>
@@ -6446,7 +7445,23 @@
               <w:cnfStyle w:val="000000100000" w:firstRow="0" w:lastRow="0" w:firstColumn="0" w:lastColumn="0" w:oddVBand="0" w:evenVBand="0" w:oddHBand="1" w:evenHBand="0" w:firstRowFirstColumn="0" w:firstRowLastColumn="0" w:lastRowFirstColumn="0" w:lastRowLastColumn="0"/>
             </w:pPr>
             <w:r>
-              <w:t>GET /api/order/99999999 / /api/dish/99999999</w:t>
+              <w:t>GET /</w:t>
+            </w:r>
+            <w:proofErr w:type="spellStart"/>
+            <w:r>
+              <w:t>api</w:t>
+            </w:r>
+            <w:proofErr w:type="spellEnd"/>
+            <w:r>
+              <w:t>/order/99999999 / /</w:t>
+            </w:r>
+            <w:proofErr w:type="spellStart"/>
+            <w:r>
+              <w:t>api</w:t>
+            </w:r>
+            <w:proofErr w:type="spellEnd"/>
+            <w:r>
+              <w:t>/dish/99999999</w:t>
             </w:r>
           </w:p>
         </w:tc>
@@ -6549,8 +7564,13 @@
               <w:t xml:space="preserve">TC-G07 </w:t>
             </w:r>
             <w:r>
-              <w:t>白名单接口免鉴权</w:t>
-            </w:r>
+              <w:t>白名单</w:t>
+            </w:r>
+            <w:proofErr w:type="gramStart"/>
+            <w:r>
+              <w:t>接口免鉴权</w:t>
+            </w:r>
+            <w:proofErr w:type="gramEnd"/>
           </w:p>
         </w:tc>
         <w:tc>
@@ -6562,7 +7582,15 @@
               <w:cnfStyle w:val="000000100000" w:firstRow="0" w:lastRow="0" w:firstColumn="0" w:lastColumn="0" w:oddVBand="0" w:evenVBand="0" w:oddHBand="1" w:evenHBand="0" w:firstRowFirstColumn="0" w:firstRowLastColumn="0" w:lastRowFirstColumn="0" w:lastRowLastColumn="0"/>
             </w:pPr>
             <w:r>
-              <w:t xml:space="preserve">POST /api/user/login </w:t>
+              <w:t>POST /</w:t>
+            </w:r>
+            <w:proofErr w:type="spellStart"/>
+            <w:r>
+              <w:t>api</w:t>
+            </w:r>
+            <w:proofErr w:type="spellEnd"/>
+            <w:r>
+              <w:t xml:space="preserve">/user/login </w:t>
             </w:r>
             <w:r>
               <w:t>不带</w:t>
@@ -6580,11 +7608,24 @@
             <w:pPr>
               <w:cnfStyle w:val="000000100000" w:firstRow="0" w:lastRow="0" w:firstColumn="0" w:lastColumn="0" w:oddVBand="0" w:evenVBand="0" w:oddHBand="1" w:evenHBand="0" w:firstRowFirstColumn="0" w:firstRowLastColumn="0" w:lastRowFirstColumn="0" w:lastRowLastColumn="0"/>
             </w:pPr>
-            <w:r>
-              <w:t>gap_tests TC-G07-login-no-auth-header</w:t>
-            </w:r>
-            <w:r>
-              <w:t>（显式错误密码</w:t>
+            <w:proofErr w:type="spellStart"/>
+            <w:r>
+              <w:t>gap_tests</w:t>
+            </w:r>
+            <w:proofErr w:type="spellEnd"/>
+            <w:r>
+              <w:t xml:space="preserve"> TC-G07-login-no-auth-header</w:t>
+            </w:r>
+            <w:r>
+              <w:t>（显</w:t>
+            </w:r>
+            <w:proofErr w:type="gramStart"/>
+            <w:r>
+              <w:t>式错误</w:t>
+            </w:r>
+            <w:proofErr w:type="gramEnd"/>
+            <w:r>
+              <w:t>密码</w:t>
             </w:r>
             <w:r>
               <w:t xml:space="preserve"> 1004</w:t>
@@ -6810,7 +7851,15 @@
               <w:cnfStyle w:val="000000100000" w:firstRow="0" w:lastRow="0" w:firstColumn="0" w:lastColumn="0" w:oddVBand="0" w:evenVBand="0" w:oddHBand="1" w:evenHBand="0" w:firstRowFirstColumn="0" w:firstRowLastColumn="0" w:lastRowFirstColumn="0" w:lastRowLastColumn="0"/>
             </w:pPr>
             <w:r>
-              <w:t>GET /api/menu/stock/merchant</w:t>
+              <w:t>GET /</w:t>
+            </w:r>
+            <w:proofErr w:type="spellStart"/>
+            <w:r>
+              <w:t>api</w:t>
+            </w:r>
+            <w:proofErr w:type="spellEnd"/>
+            <w:r>
+              <w:t>/menu/stock/merchant</w:t>
             </w:r>
           </w:p>
         </w:tc>
@@ -6865,7 +7914,15 @@
               <w:cnfStyle w:val="000000000000" w:firstRow="0" w:lastRow="0" w:firstColumn="0" w:lastColumn="0" w:oddVBand="0" w:evenVBand="0" w:oddHBand="0" w:evenHBand="0" w:firstRowFirstColumn="0" w:firstRowLastColumn="0" w:lastRowFirstColumn="0" w:lastRowLastColumn="0"/>
             </w:pPr>
             <w:r>
-              <w:t>GET /api/menu/stock/list</w:t>
+              <w:t>GET /</w:t>
+            </w:r>
+            <w:proofErr w:type="spellStart"/>
+            <w:r>
+              <w:t>api</w:t>
+            </w:r>
+            <w:proofErr w:type="spellEnd"/>
+            <w:r>
+              <w:t>/menu/stock/list</w:t>
             </w:r>
           </w:p>
         </w:tc>
@@ -6923,7 +7980,15 @@
               <w:cnfStyle w:val="000000100000" w:firstRow="0" w:lastRow="0" w:firstColumn="0" w:lastColumn="0" w:oddVBand="0" w:evenVBand="0" w:oddHBand="1" w:evenHBand="0" w:firstRowFirstColumn="0" w:firstRowLastColumn="0" w:lastRowFirstColumn="0" w:lastRowLastColumn="0"/>
             </w:pPr>
             <w:r>
-              <w:t>PUT /api/menu/stock/{id} INCR</w:t>
+              <w:t>PUT /</w:t>
+            </w:r>
+            <w:proofErr w:type="spellStart"/>
+            <w:r>
+              <w:t>api</w:t>
+            </w:r>
+            <w:proofErr w:type="spellEnd"/>
+            <w:r>
+              <w:t>/menu/stock/{id} INCR</w:t>
             </w:r>
           </w:p>
         </w:tc>
@@ -6978,7 +8043,15 @@
               <w:cnfStyle w:val="000000000000" w:firstRow="0" w:lastRow="0" w:firstColumn="0" w:lastColumn="0" w:oddVBand="0" w:evenVBand="0" w:oddHBand="0" w:evenHBand="0" w:firstRowFirstColumn="0" w:firstRowLastColumn="0" w:lastRowFirstColumn="0" w:lastRowLastColumn="0"/>
             </w:pPr>
             <w:r>
-              <w:t>PUT /api/menu/stock/{id}</w:t>
+              <w:t>PUT /</w:t>
+            </w:r>
+            <w:proofErr w:type="spellStart"/>
+            <w:r>
+              <w:t>api</w:t>
+            </w:r>
+            <w:proofErr w:type="spellEnd"/>
+            <w:r>
+              <w:t>/menu/stock/{id}</w:t>
             </w:r>
             <w:r>
               <w:t>（</w:t>
@@ -7051,7 +8124,15 @@
               <w:cnfStyle w:val="000000100000" w:firstRow="0" w:lastRow="0" w:firstColumn="0" w:lastColumn="0" w:oddVBand="0" w:evenVBand="0" w:oddHBand="1" w:evenHBand="0" w:firstRowFirstColumn="0" w:firstRowLastColumn="0" w:lastRowFirstColumn="0" w:lastRowLastColumn="0"/>
             </w:pPr>
             <w:r>
-              <w:t>PUT /api/menu/stock/{id} DECR 9999999</w:t>
+              <w:t>PUT /</w:t>
+            </w:r>
+            <w:proofErr w:type="spellStart"/>
+            <w:r>
+              <w:t>api</w:t>
+            </w:r>
+            <w:proofErr w:type="spellEnd"/>
+            <w:r>
+              <w:t>/menu/stock/{id} DECR 9999999</w:t>
             </w:r>
           </w:p>
         </w:tc>
@@ -7064,7 +8145,15 @@
               <w:cnfStyle w:val="000000100000" w:firstRow="0" w:lastRow="0" w:firstColumn="0" w:lastColumn="0" w:oddVBand="0" w:evenVBand="0" w:oddHBand="1" w:evenHBand="0" w:firstRowFirstColumn="0" w:firstRowLastColumn="0" w:lastRowFirstColumn="0" w:lastRowLastColumn="0"/>
             </w:pPr>
             <w:r>
-              <w:t>stock_tests.py decr-overflow-conflict</w:t>
+              <w:t xml:space="preserve">stock_tests.py </w:t>
+            </w:r>
+            <w:proofErr w:type="spellStart"/>
+            <w:r>
+              <w:t>decr</w:t>
+            </w:r>
+            <w:proofErr w:type="spellEnd"/>
+            <w:r>
+              <w:t>-overflow-conflict</w:t>
             </w:r>
           </w:p>
         </w:tc>
@@ -7166,7 +8255,15 @@
         <w:t>今日菜单</w:t>
       </w:r>
       <w:r>
-        <w:t xml:space="preserve"> → menuDish </w:t>
+        <w:t xml:space="preserve"> → </w:t>
+      </w:r>
+      <w:proofErr w:type="spellStart"/>
+      <w:r>
+        <w:t>menuDish</w:t>
+      </w:r>
+      <w:proofErr w:type="spellEnd"/>
+      <w:r>
+        <w:t xml:space="preserve"> </w:t>
       </w:r>
       <w:r>
         <w:t>详情</w:t>
@@ -7483,12 +8580,21 @@
         </w:rPr>
         <w:t>份测试脚本在已配置环境中均无失败用例（</w:t>
       </w:r>
+      <w:proofErr w:type="spellStart"/>
       <w:r>
         <w:rPr>
           <w:i/>
           <w:color w:val="666666"/>
         </w:rPr>
-        <w:t xml:space="preserve">order_timeout </w:t>
+        <w:t>order_timeout</w:t>
+      </w:r>
+      <w:proofErr w:type="spellEnd"/>
+      <w:r>
+        <w:rPr>
+          <w:i/>
+          <w:color w:val="666666"/>
+        </w:rPr>
+        <w:t xml:space="preserve"> </w:t>
       </w:r>
       <w:r>
         <w:rPr>
@@ -7638,18 +8744,36 @@
       <w:r>
         <w:t xml:space="preserve">5 </w:t>
       </w:r>
-      <w:r>
-        <w:t>个微服务下</w:t>
-      </w:r>
-      <w:r>
-        <w:t xml:space="preserve"> src/test/java/ </w:t>
+      <w:proofErr w:type="gramStart"/>
+      <w:r>
+        <w:t>个微服务</w:t>
+      </w:r>
+      <w:proofErr w:type="gramEnd"/>
+      <w:r>
+        <w:t>下</w:t>
+      </w:r>
+      <w:r>
+        <w:t xml:space="preserve"> </w:t>
+      </w:r>
+      <w:proofErr w:type="spellStart"/>
+      <w:r>
+        <w:t>src</w:t>
+      </w:r>
+      <w:proofErr w:type="spellEnd"/>
+      <w:r>
+        <w:t xml:space="preserve">/test/java/ </w:t>
       </w:r>
       <w:r>
         <w:t>目录均仅含</w:t>
       </w:r>
       <w:r>
-        <w:t xml:space="preserve"> .gitkeep</w:t>
-      </w:r>
+        <w:t xml:space="preserve"> .</w:t>
+      </w:r>
+      <w:proofErr w:type="spellStart"/>
+      <w:r>
+        <w:t>gitkeep</w:t>
+      </w:r>
+      <w:proofErr w:type="spellEnd"/>
       <w:r>
         <w:t>，未编写任何</w:t>
       </w:r>
@@ -7671,13 +8795,29 @@
         <w:t>影响：业务逻辑的独立验证依赖集成测试脚本；细粒度算法（如</w:t>
       </w:r>
       <w:r>
-        <w:t xml:space="preserve"> OrdersAppService.create </w:t>
+        <w:t xml:space="preserve"> </w:t>
+      </w:r>
+      <w:proofErr w:type="spellStart"/>
+      <w:r>
+        <w:t>OrdersAppService.create</w:t>
+      </w:r>
+      <w:proofErr w:type="spellEnd"/>
+      <w:r>
+        <w:t xml:space="preserve"> </w:t>
       </w:r>
       <w:r>
         <w:t>在异常分支的</w:t>
       </w:r>
       <w:r>
-        <w:t xml:space="preserve"> restoreStocks </w:t>
+        <w:t xml:space="preserve"> </w:t>
+      </w:r>
+      <w:proofErr w:type="spellStart"/>
+      <w:r>
+        <w:t>restoreStocks</w:t>
+      </w:r>
+      <w:proofErr w:type="spellEnd"/>
+      <w:r>
+        <w:t xml:space="preserve"> </w:t>
       </w:r>
       <w:r>
         <w:t>行为）未被单测固定。</w:t>
@@ -7693,21 +8833,27 @@
       <w:r>
         <w:t>建议补齐：</w:t>
       </w:r>
+      <w:proofErr w:type="spellStart"/>
       <w:r>
         <w:t>UserServiceTest</w:t>
       </w:r>
+      <w:proofErr w:type="spellEnd"/>
       <w:r>
         <w:t>、</w:t>
       </w:r>
+      <w:proofErr w:type="spellStart"/>
       <w:r>
         <w:t>OrdersAppServiceTest</w:t>
       </w:r>
+      <w:proofErr w:type="spellEnd"/>
       <w:r>
         <w:t>、</w:t>
       </w:r>
+      <w:proofErr w:type="spellStart"/>
       <w:r>
         <w:t>PickupQueueServiceTest</w:t>
       </w:r>
+      <w:proofErr w:type="spellEnd"/>
       <w:r>
         <w:t>（重点覆盖</w:t>
       </w:r>
@@ -7723,14 +8869,24 @@
       <w:r>
         <w:t>）、</w:t>
       </w:r>
+      <w:proofErr w:type="spellStart"/>
       <w:r>
         <w:t>DailyMenuServiceTest</w:t>
       </w:r>
+      <w:proofErr w:type="spellEnd"/>
       <w:r>
         <w:t>（重点覆盖</w:t>
       </w:r>
       <w:r>
-        <w:t xml:space="preserve"> updateStock </w:t>
+        <w:t xml:space="preserve"> </w:t>
+      </w:r>
+      <w:proofErr w:type="spellStart"/>
+      <w:r>
+        <w:t>updateStock</w:t>
+      </w:r>
+      <w:proofErr w:type="spellEnd"/>
+      <w:r>
+        <w:t xml:space="preserve"> </w:t>
       </w:r>
       <w:r>
         <w:t>三种</w:t>
@@ -7792,7 +8948,15 @@
         <w:t>（或由</w:t>
       </w:r>
       <w:r>
-        <w:t xml:space="preserve"> --base-url </w:t>
+        <w:t xml:space="preserve"> --base-</w:t>
+      </w:r>
+      <w:proofErr w:type="spellStart"/>
+      <w:r>
+        <w:t>url</w:t>
+      </w:r>
+      <w:proofErr w:type="spellEnd"/>
+      <w:r>
+        <w:t xml:space="preserve"> </w:t>
       </w:r>
       <w:r>
         <w:t>推导），在</w:t>
@@ -7816,7 +8980,15 @@
         <w:t>且</w:t>
       </w:r>
       <w:r>
-        <w:t xml:space="preserve"> pickupNo </w:t>
+        <w:t xml:space="preserve"> </w:t>
+      </w:r>
+      <w:proofErr w:type="spellStart"/>
+      <w:r>
+        <w:t>pickupNo</w:t>
+      </w:r>
+      <w:proofErr w:type="spellEnd"/>
+      <w:r>
+        <w:t xml:space="preserve"> </w:t>
       </w:r>
       <w:r>
         <w:t>非空。</w:t>
@@ -7833,8 +9005,13 @@
         <w:t>依赖：</w:t>
       </w:r>
       <w:r>
-        <w:t>pip install websockets</w:t>
-      </w:r>
+        <w:t xml:space="preserve">pip install </w:t>
+      </w:r>
+      <w:proofErr w:type="spellStart"/>
+      <w:r>
+        <w:t>websockets</w:t>
+      </w:r>
+      <w:proofErr w:type="spellEnd"/>
       <w:r>
         <w:t>。</w:t>
       </w:r>
@@ -7888,6 +9065,7 @@
         </w:rPr>
         <w:t>订单超时自动取消（</w:t>
       </w:r>
+      <w:proofErr w:type="spellStart"/>
       <w:r>
         <w:rPr>
           <w:rFonts w:ascii="Arial" w:eastAsia="黑体" w:hAnsi="Arial"/>
@@ -7896,6 +9074,7 @@
         </w:rPr>
         <w:t>OrderTimeoutScheduler</w:t>
       </w:r>
+      <w:proofErr w:type="spellEnd"/>
       <w:r>
         <w:rPr>
           <w:rFonts w:ascii="Arial" w:eastAsia="黑体" w:hAnsi="Arial"/>
@@ -7934,13 +9113,37 @@
         <w:t>调用</w:t>
       </w:r>
       <w:r>
-        <w:t xml:space="preserve"> mysql </w:t>
+        <w:t xml:space="preserve"> </w:t>
+      </w:r>
+      <w:proofErr w:type="spellStart"/>
+      <w:r>
+        <w:t>mysql</w:t>
+      </w:r>
+      <w:proofErr w:type="spellEnd"/>
+      <w:r>
+        <w:t xml:space="preserve"> </w:t>
       </w:r>
       <w:r>
         <w:t>将</w:t>
       </w:r>
       <w:r>
-        <w:t xml:space="preserve"> pay_deadline / accept_deadline </w:t>
+        <w:t xml:space="preserve"> </w:t>
+      </w:r>
+      <w:proofErr w:type="spellStart"/>
+      <w:r>
+        <w:t>pay_deadline</w:t>
+      </w:r>
+      <w:proofErr w:type="spellEnd"/>
+      <w:r>
+        <w:t xml:space="preserve"> / </w:t>
+      </w:r>
+      <w:proofErr w:type="spellStart"/>
+      <w:r>
+        <w:t>accept_deadline</w:t>
+      </w:r>
+      <w:proofErr w:type="spellEnd"/>
+      <w:r>
+        <w:t xml:space="preserve"> </w:t>
       </w:r>
       <w:r>
         <w:t>改为过去，等待默认</w:t>
@@ -7952,7 +9155,15 @@
         <w:t>后断言</w:t>
       </w:r>
       <w:r>
-        <w:t xml:space="preserve"> GET /api/order/{id} </w:t>
+        <w:t xml:space="preserve"> GET /</w:t>
+      </w:r>
+      <w:proofErr w:type="spellStart"/>
+      <w:r>
+        <w:t>api</w:t>
+      </w:r>
+      <w:proofErr w:type="spellEnd"/>
+      <w:r>
+        <w:t xml:space="preserve">/order/{id} </w:t>
       </w:r>
       <w:r>
         <w:t>中</w:t>
@@ -7968,7 +9179,15 @@
       </w:r>
       <w:r>
         <w:lastRenderedPageBreak/>
-        <w:t xml:space="preserve">SELECT cancel_type </w:t>
+        <w:t xml:space="preserve">SELECT </w:t>
+      </w:r>
+      <w:proofErr w:type="spellStart"/>
+      <w:r>
+        <w:t>cancel_type</w:t>
+      </w:r>
+      <w:proofErr w:type="spellEnd"/>
+      <w:r>
+        <w:t xml:space="preserve"> </w:t>
       </w:r>
       <w:r>
         <w:t>校验为</w:t>
@@ -7991,7 +9210,15 @@
         <w:t>依赖：本机</w:t>
       </w:r>
       <w:r>
-        <w:t xml:space="preserve"> mysql </w:t>
+        <w:t xml:space="preserve"> </w:t>
+      </w:r>
+      <w:proofErr w:type="spellStart"/>
+      <w:r>
+        <w:t>mysql</w:t>
+      </w:r>
+      <w:proofErr w:type="spellEnd"/>
+      <w:r>
+        <w:t xml:space="preserve"> </w:t>
       </w:r>
       <w:r>
         <w:t>客户端、与</w:t>
@@ -8003,13 +9230,26 @@
         <w:t>一致的库（如</w:t>
       </w:r>
       <w:r>
-        <w:t xml:space="preserve"> canteen_order</w:t>
-      </w:r>
+        <w:t xml:space="preserve"> </w:t>
+      </w:r>
+      <w:proofErr w:type="spellStart"/>
+      <w:r>
+        <w:t>canteen_order</w:t>
+      </w:r>
+      <w:proofErr w:type="spellEnd"/>
       <w:r>
         <w:t>）及账号；根目录</w:t>
       </w:r>
       <w:r>
-        <w:t xml:space="preserve"> docker-compose.yml </w:t>
+        <w:t xml:space="preserve"> docker-</w:t>
+      </w:r>
+      <w:proofErr w:type="spellStart"/>
+      <w:r>
+        <w:t>compose.yml</w:t>
+      </w:r>
+      <w:proofErr w:type="spellEnd"/>
+      <w:r>
+        <w:t xml:space="preserve"> </w:t>
       </w:r>
       <w:r>
         <w:t>示例为</w:t>
@@ -8038,7 +9278,15 @@
         <w:t>未在脚本中强断言：超时后</w:t>
       </w:r>
       <w:r>
-        <w:t xml:space="preserve"> menu_dish.stock </w:t>
+        <w:t xml:space="preserve"> </w:t>
+      </w:r>
+      <w:proofErr w:type="spellStart"/>
+      <w:r>
+        <w:t>menu_dish.stock</w:t>
+      </w:r>
+      <w:proofErr w:type="spellEnd"/>
+      <w:r>
+        <w:t xml:space="preserve"> </w:t>
       </w:r>
       <w:r>
         <w:t>恢复（可通过</w:t>
@@ -8123,7 +9371,15 @@
         <w:t>建议补齐：临时把</w:t>
       </w:r>
       <w:r>
-        <w:t xml:space="preserve"> jwt.expiration </w:t>
+        <w:t xml:space="preserve"> </w:t>
+      </w:r>
+      <w:proofErr w:type="spellStart"/>
+      <w:r>
+        <w:t>jwt.expiration</w:t>
+      </w:r>
+      <w:proofErr w:type="spellEnd"/>
+      <w:r>
+        <w:t xml:space="preserve"> </w:t>
       </w:r>
       <w:r>
         <w:t>改成几秒后再跑刷新脚本，或注入伪造的过期</w:t>
@@ -8166,8 +9422,13 @@
       <w:r>
         <w:t>状态：</w:t>
       </w:r>
-      <w:r>
-        <w:t xml:space="preserve">RateLimitProperties </w:t>
+      <w:proofErr w:type="spellStart"/>
+      <w:r>
+        <w:t>RateLimitProperties</w:t>
+      </w:r>
+      <w:proofErr w:type="spellEnd"/>
+      <w:r>
+        <w:t xml:space="preserve"> </w:t>
       </w:r>
       <w:r>
         <w:t>已读入但未注册具体的限流过滤器实现。</w:t>
@@ -8186,8 +9447,13 @@
       <w:r>
         <w:t xml:space="preserve"> QPS </w:t>
       </w:r>
-      <w:r>
-        <w:t>下没有限流保护，不能被打压测试覆盖。</w:t>
+      <w:proofErr w:type="gramStart"/>
+      <w:r>
+        <w:t>下没有限</w:t>
+      </w:r>
+      <w:proofErr w:type="gramEnd"/>
+      <w:r>
+        <w:t>流保护，不能被打压测试覆盖。</w:t>
       </w:r>
     </w:p>
     <w:p>
@@ -8207,13 +9473,34 @@
         <w:t>的</w:t>
       </w:r>
       <w:r>
-        <w:t xml:space="preserve"> IpRateLimitFilter / UserRateLimitFilter</w:t>
-      </w:r>
+        <w:t xml:space="preserve"> </w:t>
+      </w:r>
+      <w:proofErr w:type="spellStart"/>
+      <w:r>
+        <w:t>IpRateLimitFilter</w:t>
+      </w:r>
+      <w:proofErr w:type="spellEnd"/>
+      <w:r>
+        <w:t xml:space="preserve"> / </w:t>
+      </w:r>
+      <w:proofErr w:type="spellStart"/>
+      <w:r>
+        <w:t>UserRateLimitFilter</w:t>
+      </w:r>
+      <w:proofErr w:type="spellEnd"/>
       <w:r>
         <w:t>，再用</w:t>
       </w:r>
       <w:r>
-        <w:t xml:space="preserve"> wrk </w:t>
+        <w:t xml:space="preserve"> </w:t>
+      </w:r>
+      <w:proofErr w:type="spellStart"/>
+      <w:r>
+        <w:t>wrk</w:t>
+      </w:r>
+      <w:proofErr w:type="spellEnd"/>
+      <w:r>
+        <w:t xml:space="preserve"> </w:t>
       </w:r>
       <w:r>
         <w:t>或</w:t>
@@ -8289,23 +9576,52 @@
       <w:r>
         <w:t>建议补齐：</w:t>
       </w:r>
-      <w:r>
-        <w:t xml:space="preserve">wrk -t8 -c64 -d30s </w:t>
+      <w:proofErr w:type="spellStart"/>
+      <w:r>
+        <w:t>wrk</w:t>
+      </w:r>
+      <w:proofErr w:type="spellEnd"/>
+      <w:r>
+        <w:t xml:space="preserve"> -t8 -c64 -d30s </w:t>
       </w:r>
       <w:r>
         <w:t>命中下单接口；用同一</w:t>
       </w:r>
       <w:r>
-        <w:t xml:space="preserve"> menuDishId </w:t>
+        <w:t xml:space="preserve"> </w:t>
+      </w:r>
+      <w:proofErr w:type="spellStart"/>
+      <w:r>
+        <w:t>menuDishId</w:t>
+      </w:r>
+      <w:proofErr w:type="spellEnd"/>
+      <w:r>
+        <w:t xml:space="preserve"> </w:t>
       </w:r>
       <w:r>
         <w:t>高并发下单观察</w:t>
       </w:r>
       <w:r>
-        <w:t xml:space="preserve"> menu_dish.stock </w:t>
-      </w:r>
-      <w:r>
-        <w:t>是否能保持非负、订单数与库存差值是否一致。</w:t>
+        <w:t xml:space="preserve"> </w:t>
+      </w:r>
+      <w:proofErr w:type="spellStart"/>
+      <w:r>
+        <w:t>menu_dish.stock</w:t>
+      </w:r>
+      <w:proofErr w:type="spellEnd"/>
+      <w:r>
+        <w:t xml:space="preserve"> </w:t>
+      </w:r>
+      <w:r>
+        <w:t>是否能</w:t>
+      </w:r>
+      <w:proofErr w:type="gramStart"/>
+      <w:r>
+        <w:t>保持非</w:t>
+      </w:r>
+      <w:proofErr w:type="gramEnd"/>
+      <w:r>
+        <w:t>负、订单数与库存差值是否一致。</w:t>
       </w:r>
     </w:p>
     <w:p>
@@ -8320,13 +9636,23 @@
         </w:rPr>
         <w:t xml:space="preserve">4.7 </w:t>
       </w:r>
+      <w:proofErr w:type="gramStart"/>
       <w:r>
         <w:rPr>
           <w:rFonts w:ascii="Arial" w:eastAsia="黑体" w:hAnsi="Arial"/>
           <w:b/>
           <w:sz w:val="26"/>
         </w:rPr>
-        <w:t>跨服务调用降级</w:t>
+        <w:t>跨服务</w:t>
+      </w:r>
+      <w:proofErr w:type="gramEnd"/>
+      <w:r>
+        <w:rPr>
+          <w:rFonts w:ascii="Arial" w:eastAsia="黑体" w:hAnsi="Arial"/>
+          <w:b/>
+          <w:sz w:val="26"/>
+        </w:rPr>
+        <w:t>调用降级</w:t>
       </w:r>
     </w:p>
     <w:p>
@@ -8343,7 +9669,15 @@
         <w:t xml:space="preserve"> Feign + Sentinel / Resilience4j </w:t>
       </w:r>
       <w:r>
-        <w:t>熔断；下游不可用时上游会抛出原始异常。</w:t>
+        <w:t>熔断；下游</w:t>
+      </w:r>
+      <w:proofErr w:type="gramStart"/>
+      <w:r>
+        <w:t>不</w:t>
+      </w:r>
+      <w:proofErr w:type="gramEnd"/>
+      <w:r>
+        <w:t>可用时上游会抛出原始异常。</w:t>
       </w:r>
     </w:p>
     <w:p>
@@ -8488,7 +9822,11 @@
         <w:t xml:space="preserve">• </w:t>
       </w:r>
       <w:r>
-        <w:t>缺口脚本补齐用户改资料</w:t>
+        <w:t>缺口脚本补齐用户</w:t>
+      </w:r>
+      <w:proofErr w:type="gramStart"/>
+      <w:r>
+        <w:t>改资料</w:t>
       </w:r>
       <w:r>
         <w:t>/</w:t>
@@ -8499,14 +9837,20 @@
       <w:r>
         <w:t>/</w:t>
       </w:r>
+      <w:proofErr w:type="gramEnd"/>
       <w:r>
         <w:t>禁用</w:t>
       </w:r>
       <w:r>
         <w:t>/</w:t>
       </w:r>
-      <w:r>
-        <w:t>删用户</w:t>
+      <w:proofErr w:type="gramStart"/>
+      <w:r>
+        <w:t>删</w:t>
+      </w:r>
+      <w:proofErr w:type="gramEnd"/>
+      <w:r>
+        <w:t>用户</w:t>
       </w:r>
       <w:r>
         <w:t>/</w:t>
@@ -8518,7 +9862,15 @@
         <w:t xml:space="preserve"> 3008</w:t>
       </w:r>
       <w:r>
-        <w:t>、取餐删窗与历史、网关</w:t>
+        <w:t>、取餐</w:t>
+      </w:r>
+      <w:proofErr w:type="gramStart"/>
+      <w:r>
+        <w:t>删</w:t>
+      </w:r>
+      <w:proofErr w:type="gramEnd"/>
+      <w:r>
+        <w:t>窗与历史、网关</w:t>
       </w:r>
       <w:r>
         <w:t xml:space="preserve"> G01/G02/G07 </w:t>
@@ -8607,8 +9959,13 @@
         <w:t xml:space="preserve"> / </w:t>
       </w:r>
       <w:r>
-        <w:t>网关边界）返回值与业务码均符合</w:t>
-      </w:r>
+        <w:t>网关边界）返回值与</w:t>
+      </w:r>
+      <w:proofErr w:type="gramStart"/>
+      <w:r>
+        <w:t>业务码均符合</w:t>
+      </w:r>
+      <w:proofErr w:type="gramEnd"/>
       <w:r>
         <w:t xml:space="preserve"> 03-</w:t>
       </w:r>
@@ -8682,9 +10039,11 @@
       <w:r>
         <w:t xml:space="preserve">• 0 </w:t>
       </w:r>
+      <w:proofErr w:type="gramStart"/>
       <w:r>
         <w:t>个</w:t>
       </w:r>
+      <w:proofErr w:type="gramEnd"/>
       <w:r>
         <w:t xml:space="preserve"> Blocker / Major / Minor </w:t>
       </w:r>
@@ -8699,9 +10058,11 @@
       <w:r>
         <w:t xml:space="preserve">• </w:t>
       </w:r>
+      <w:proofErr w:type="gramStart"/>
       <w:r>
         <w:t>部署侧已通过</w:t>
       </w:r>
+      <w:proofErr w:type="gramEnd"/>
       <w:r>
         <w:t xml:space="preserve"> K3S </w:t>
       </w:r>
@@ -8714,14 +10075,27 @@
       <w:r>
         <w:t>、</w:t>
       </w:r>
-      <w:r>
-        <w:t xml:space="preserve">Nacos </w:t>
+      <w:proofErr w:type="spellStart"/>
+      <w:r>
+        <w:t>Nacos</w:t>
+      </w:r>
+      <w:proofErr w:type="spellEnd"/>
+      <w:r>
+        <w:t xml:space="preserve"> </w:t>
       </w:r>
       <w:r>
         <w:t>注册成功、网关与前端</w:t>
       </w:r>
       <w:r>
-        <w:t xml:space="preserve"> NodePort </w:t>
+        <w:t xml:space="preserve"> </w:t>
+      </w:r>
+      <w:proofErr w:type="spellStart"/>
+      <w:r>
+        <w:t>NodePort</w:t>
+      </w:r>
+      <w:proofErr w:type="spellEnd"/>
+      <w:r>
+        <w:t xml:space="preserve"> </w:t>
       </w:r>
       <w:r>
         <w:t>可访问。</w:t>
@@ -8856,7 +10230,15 @@
               <w:t>"</w:t>
             </w:r>
             <w:r>
-              <w:t>包含单元测试与集成测试两类；当前以集成测试覆盖了主要功能点，但单测维度的得分可能偏低</w:t>
+              <w:t>包含单元测试与集成测试两类；当前以集成测试覆盖了主要功能点，但</w:t>
+            </w:r>
+            <w:proofErr w:type="gramStart"/>
+            <w:r>
+              <w:t>单测维度</w:t>
+            </w:r>
+            <w:proofErr w:type="gramEnd"/>
+            <w:r>
+              <w:t>的得分可能偏低</w:t>
             </w:r>
           </w:p>
         </w:tc>
@@ -9018,7 +10400,23 @@
               <w:cnfStyle w:val="000000000000" w:firstRow="0" w:lastRow="0" w:firstColumn="0" w:lastColumn="0" w:oddVBand="0" w:evenVBand="0" w:oddHBand="0" w:evenHBand="0" w:firstRowFirstColumn="0" w:firstRowLastColumn="0" w:lastRowFirstColumn="0" w:lastRowLastColumn="0"/>
             </w:pPr>
             <w:r>
-              <w:t>评分要求未强约束限流必须落地，配置已就位为后续接入预留</w:t>
+              <w:t>评分</w:t>
+            </w:r>
+            <w:proofErr w:type="gramStart"/>
+            <w:r>
+              <w:t>要求未强约束</w:t>
+            </w:r>
+            <w:proofErr w:type="gramEnd"/>
+            <w:r>
+              <w:t>限</w:t>
+            </w:r>
+            <w:proofErr w:type="gramStart"/>
+            <w:r>
+              <w:t>流必须</w:t>
+            </w:r>
+            <w:proofErr w:type="gramEnd"/>
+            <w:r>
+              <w:t>落地，配置已就位为后续接入预留</w:t>
             </w:r>
           </w:p>
         </w:tc>
@@ -9056,7 +10454,15 @@
         <w:t>在</w:t>
       </w:r>
       <w:r>
-        <w:t xml:space="preserve"> src/test/java/ </w:t>
+        <w:t xml:space="preserve"> </w:t>
+      </w:r>
+      <w:proofErr w:type="spellStart"/>
+      <w:r>
+        <w:t>src</w:t>
+      </w:r>
+      <w:proofErr w:type="spellEnd"/>
+      <w:r>
+        <w:t xml:space="preserve">/test/java/ </w:t>
       </w:r>
       <w:r>
         <w:t>目录下补齐每个服务至少</w:t>
@@ -9064,9 +10470,11 @@
       <w:r>
         <w:t xml:space="preserve"> 1 </w:t>
       </w:r>
+      <w:proofErr w:type="gramStart"/>
       <w:r>
         <w:t>套核心</w:t>
       </w:r>
+      <w:proofErr w:type="gramEnd"/>
       <w:r>
         <w:t xml:space="preserve"> service </w:t>
       </w:r>
@@ -9120,13 +10528,29 @@
         <w:t>可选：在</w:t>
       </w:r>
       <w:r>
-        <w:t xml:space="preserve"> order_timeout </w:t>
+        <w:t xml:space="preserve"> </w:t>
+      </w:r>
+      <w:proofErr w:type="spellStart"/>
+      <w:r>
+        <w:t>order_timeout</w:t>
+      </w:r>
+      <w:proofErr w:type="spellEnd"/>
+      <w:r>
+        <w:t xml:space="preserve"> </w:t>
       </w:r>
       <w:r>
         <w:t>脚本中增加超时后</w:t>
       </w:r>
       <w:r>
-        <w:t xml:space="preserve"> menu_dish.stock </w:t>
+        <w:t xml:space="preserve"> </w:t>
+      </w:r>
+      <w:proofErr w:type="spellStart"/>
+      <w:r>
+        <w:t>menu_dish.stock</w:t>
+      </w:r>
+      <w:proofErr w:type="spellEnd"/>
+      <w:r>
+        <w:t xml:space="preserve"> </w:t>
       </w:r>
       <w:r>
         <w:t>的</w:t>
@@ -9158,7 +10582,15 @@
         <w:t xml:space="preserve"> Gateway </w:t>
       </w:r>
       <w:r>
-        <w:t>限流过滤器后，补充压测脚本并更新测试报告版本。</w:t>
+        <w:t>限流过滤器后，</w:t>
+      </w:r>
+      <w:proofErr w:type="gramStart"/>
+      <w:r>
+        <w:t>补充压测脚本</w:t>
+      </w:r>
+      <w:proofErr w:type="gramEnd"/>
+      <w:r>
+        <w:t>并更新测试报告版本。</w:t>
       </w:r>
     </w:p>
     <w:p/>
@@ -9319,8 +10751,17 @@
           <w:rFonts w:ascii="Consolas" w:eastAsia="Consolas" w:hAnsi="Consolas"/>
           <w:sz w:val="18"/>
         </w:rPr>
-        <w:t>[PASS] TC-O09-order-my</w:t>
-      </w:r>
+        <w:t>[PASS] TC-O09-order-</w:t>
+      </w:r>
+      <w:proofErr w:type="gramStart"/>
+      <w:r>
+        <w:rPr>
+          <w:rFonts w:ascii="Consolas" w:eastAsia="Consolas" w:hAnsi="Consolas"/>
+          <w:sz w:val="18"/>
+        </w:rPr>
+        <w:t>my</w:t>
+      </w:r>
+      <w:proofErr w:type="gramEnd"/>
     </w:p>
     <w:p>
       <w:pPr>
@@ -9332,7 +10773,23 @@
           <w:rFonts w:ascii="Consolas" w:eastAsia="Consolas" w:hAnsi="Consolas"/>
           <w:sz w:val="18"/>
         </w:rPr>
-        <w:t>[PASS] TC-O10-order-by-pickup-code - pickupCode=478921</w:t>
+        <w:t xml:space="preserve">[PASS] TC-O10-order-by-pickup-code - </w:t>
+      </w:r>
+      <w:proofErr w:type="spellStart"/>
+      <w:r>
+        <w:rPr>
+          <w:rFonts w:ascii="Consolas" w:eastAsia="Consolas" w:hAnsi="Consolas"/>
+          <w:sz w:val="18"/>
+        </w:rPr>
+        <w:t>pickupCode</w:t>
+      </w:r>
+      <w:proofErr w:type="spellEnd"/>
+      <w:r>
+        <w:rPr>
+          <w:rFonts w:ascii="Consolas" w:eastAsia="Consolas" w:hAnsi="Consolas"/>
+          <w:sz w:val="18"/>
+        </w:rPr>
+        <w:t>=478921</w:t>
       </w:r>
     </w:p>
     <w:p>
@@ -9371,7 +10828,39 @@
           <w:rFonts w:ascii="Consolas" w:eastAsia="Consolas" w:hAnsi="Consolas"/>
           <w:sz w:val="18"/>
         </w:rPr>
-        <w:t>[PASS] TC-G08-not-found-order-dish - order(http=200,code=3001) dish(http=200,code=2003)</w:t>
+        <w:t>[PASS] TC-G08-not-found-order-dish - order(http=</w:t>
+      </w:r>
+      <w:proofErr w:type="gramStart"/>
+      <w:r>
+        <w:rPr>
+          <w:rFonts w:ascii="Consolas" w:eastAsia="Consolas" w:hAnsi="Consolas"/>
+          <w:sz w:val="18"/>
+        </w:rPr>
+        <w:t>200,code</w:t>
+      </w:r>
+      <w:proofErr w:type="gramEnd"/>
+      <w:r>
+        <w:rPr>
+          <w:rFonts w:ascii="Consolas" w:eastAsia="Consolas" w:hAnsi="Consolas"/>
+          <w:sz w:val="18"/>
+        </w:rPr>
+        <w:t>=3001) dish(http=</w:t>
+      </w:r>
+      <w:proofErr w:type="gramStart"/>
+      <w:r>
+        <w:rPr>
+          <w:rFonts w:ascii="Consolas" w:eastAsia="Consolas" w:hAnsi="Consolas"/>
+          <w:sz w:val="18"/>
+        </w:rPr>
+        <w:t>200,code</w:t>
+      </w:r>
+      <w:proofErr w:type="gramEnd"/>
+      <w:r>
+        <w:rPr>
+          <w:rFonts w:ascii="Consolas" w:eastAsia="Consolas" w:hAnsi="Consolas"/>
+          <w:sz w:val="18"/>
+        </w:rPr>
+        <w:t>=2003)</w:t>
       </w:r>
     </w:p>
     <w:p>
@@ -9449,7 +10938,23 @@
           <w:rFonts w:ascii="Consolas" w:eastAsia="Consolas" w:hAnsi="Consolas"/>
           <w:sz w:val="18"/>
         </w:rPr>
-        <w:t>[PASS] prepare-menu-dish-id - menuDishId=...</w:t>
+        <w:t xml:space="preserve">[PASS] prepare-menu-dish-id - </w:t>
+      </w:r>
+      <w:proofErr w:type="spellStart"/>
+      <w:r>
+        <w:rPr>
+          <w:rFonts w:ascii="Consolas" w:eastAsia="Consolas" w:hAnsi="Consolas"/>
+          <w:sz w:val="18"/>
+        </w:rPr>
+        <w:t>menuDishId</w:t>
+      </w:r>
+      <w:proofErr w:type="spellEnd"/>
+      <w:r>
+        <w:rPr>
+          <w:rFonts w:ascii="Consolas" w:eastAsia="Consolas" w:hAnsi="Consolas"/>
+          <w:sz w:val="18"/>
+        </w:rPr>
+        <w:t>=...</w:t>
       </w:r>
     </w:p>
     <w:p>
@@ -9514,7 +11019,23 @@
           <w:rFonts w:ascii="Consolas" w:eastAsia="Consolas" w:hAnsi="Consolas"/>
           <w:sz w:val="18"/>
         </w:rPr>
-        <w:t>[PASS] decr-overflow-conflict - http=200, code=2002</w:t>
+        <w:t xml:space="preserve">[PASS] </w:t>
+      </w:r>
+      <w:proofErr w:type="spellStart"/>
+      <w:r>
+        <w:rPr>
+          <w:rFonts w:ascii="Consolas" w:eastAsia="Consolas" w:hAnsi="Consolas"/>
+          <w:sz w:val="18"/>
+        </w:rPr>
+        <w:t>decr</w:t>
+      </w:r>
+      <w:proofErr w:type="spellEnd"/>
+      <w:r>
+        <w:rPr>
+          <w:rFonts w:ascii="Consolas" w:eastAsia="Consolas" w:hAnsi="Consolas"/>
+          <w:sz w:val="18"/>
+        </w:rPr>
+        <w:t>-overflow-conflict - http=200, code=2002</w:t>
       </w:r>
     </w:p>
     <w:p>
@@ -9827,7 +11348,57 @@
           <w:rFonts w:ascii="Consolas" w:eastAsia="Consolas" w:hAnsi="Consolas"/>
           <w:sz w:val="18"/>
         </w:rPr>
-        <w:t>[INFO] 收到 CALL: {"type":"CALL","windowId":...,"orderId":...,"pickupNo":"W001"}</w:t>
+        <w:t>[INFO] 收到 CALL: {"type":"CALL","</w:t>
+      </w:r>
+      <w:proofErr w:type="spellStart"/>
+      <w:r>
+        <w:rPr>
+          <w:rFonts w:ascii="Consolas" w:eastAsia="Consolas" w:hAnsi="Consolas"/>
+          <w:sz w:val="18"/>
+        </w:rPr>
+        <w:t>windowId</w:t>
+      </w:r>
+      <w:proofErr w:type="spellEnd"/>
+      <w:proofErr w:type="gramStart"/>
+      <w:r>
+        <w:rPr>
+          <w:rFonts w:ascii="Consolas" w:eastAsia="Consolas" w:hAnsi="Consolas"/>
+          <w:sz w:val="18"/>
+        </w:rPr>
+        <w:t>":...</w:t>
+      </w:r>
+      <w:proofErr w:type="gramEnd"/>
+      <w:r>
+        <w:rPr>
+          <w:rFonts w:ascii="Consolas" w:eastAsia="Consolas" w:hAnsi="Consolas"/>
+          <w:sz w:val="18"/>
+        </w:rPr>
+        <w:t>,"</w:t>
+      </w:r>
+      <w:proofErr w:type="spellStart"/>
+      <w:r>
+        <w:rPr>
+          <w:rFonts w:ascii="Consolas" w:eastAsia="Consolas" w:hAnsi="Consolas"/>
+          <w:sz w:val="18"/>
+        </w:rPr>
+        <w:t>orderId</w:t>
+      </w:r>
+      <w:proofErr w:type="spellEnd"/>
+      <w:proofErr w:type="gramStart"/>
+      <w:r>
+        <w:rPr>
+          <w:rFonts w:ascii="Consolas" w:eastAsia="Consolas" w:hAnsi="Consolas"/>
+          <w:sz w:val="18"/>
+        </w:rPr>
+        <w:t>":...</w:t>
+      </w:r>
+      <w:proofErr w:type="gramEnd"/>
+      <w:r>
+        <w:rPr>
+          <w:rFonts w:ascii="Consolas" w:eastAsia="Consolas" w:hAnsi="Consolas"/>
+          <w:sz w:val="18"/>
+        </w:rPr>
+        <w:t>,"pickupNo":"W001"}</w:t>
       </w:r>
     </w:p>
     <w:p>
@@ -9879,7 +11450,55 @@
           <w:rFonts w:ascii="Consolas" w:eastAsia="Consolas" w:hAnsi="Consolas"/>
           <w:sz w:val="18"/>
         </w:rPr>
-        <w:t>[INFO] mysql: UPDATE orders SET pay_deadline = DATE_SUB(NOW(), INTERVAL 2 MINUTE) ...</w:t>
+        <w:t xml:space="preserve">[INFO] </w:t>
+      </w:r>
+      <w:proofErr w:type="spellStart"/>
+      <w:r>
+        <w:rPr>
+          <w:rFonts w:ascii="Consolas" w:eastAsia="Consolas" w:hAnsi="Consolas"/>
+          <w:sz w:val="18"/>
+        </w:rPr>
+        <w:t>mysql</w:t>
+      </w:r>
+      <w:proofErr w:type="spellEnd"/>
+      <w:r>
+        <w:rPr>
+          <w:rFonts w:ascii="Consolas" w:eastAsia="Consolas" w:hAnsi="Consolas"/>
+          <w:sz w:val="18"/>
+        </w:rPr>
+        <w:t xml:space="preserve">: UPDATE orders SET </w:t>
+      </w:r>
+      <w:proofErr w:type="spellStart"/>
+      <w:r>
+        <w:rPr>
+          <w:rFonts w:ascii="Consolas" w:eastAsia="Consolas" w:hAnsi="Consolas"/>
+          <w:sz w:val="18"/>
+        </w:rPr>
+        <w:t>pay_deadline</w:t>
+      </w:r>
+      <w:proofErr w:type="spellEnd"/>
+      <w:r>
+        <w:rPr>
+          <w:rFonts w:ascii="Consolas" w:eastAsia="Consolas" w:hAnsi="Consolas"/>
+          <w:sz w:val="18"/>
+        </w:rPr>
+        <w:t xml:space="preserve"> = DATE_SUB(</w:t>
+      </w:r>
+      <w:proofErr w:type="gramStart"/>
+      <w:r>
+        <w:rPr>
+          <w:rFonts w:ascii="Consolas" w:eastAsia="Consolas" w:hAnsi="Consolas"/>
+          <w:sz w:val="18"/>
+        </w:rPr>
+        <w:t>NOW(</w:t>
+      </w:r>
+      <w:proofErr w:type="gramEnd"/>
+      <w:r>
+        <w:rPr>
+          <w:rFonts w:ascii="Consolas" w:eastAsia="Consolas" w:hAnsi="Consolas"/>
+          <w:sz w:val="18"/>
+        </w:rPr>
+        <w:t>), INTERVAL 2 MINUTE) ...</w:t>
       </w:r>
     </w:p>
     <w:p>
@@ -9892,7 +11511,23 @@
           <w:rFonts w:ascii="Consolas" w:eastAsia="Consolas" w:hAnsi="Consolas"/>
           <w:sz w:val="18"/>
         </w:rPr>
-        <w:t>[INFO] 等待 35s 以供 OrderTimeoutScheduler 扫描…</w:t>
+        <w:t xml:space="preserve">[INFO] 等待 35s 以供 </w:t>
+      </w:r>
+      <w:proofErr w:type="spellStart"/>
+      <w:r>
+        <w:rPr>
+          <w:rFonts w:ascii="Consolas" w:eastAsia="Consolas" w:hAnsi="Consolas"/>
+          <w:sz w:val="18"/>
+        </w:rPr>
+        <w:t>OrderTimeoutScheduler</w:t>
+      </w:r>
+      <w:proofErr w:type="spellEnd"/>
+      <w:r>
+        <w:rPr>
+          <w:rFonts w:ascii="Consolas" w:eastAsia="Consolas" w:hAnsi="Consolas"/>
+          <w:sz w:val="18"/>
+        </w:rPr>
+        <w:t xml:space="preserve"> 扫描…</w:t>
       </w:r>
     </w:p>
     <w:p>
@@ -9918,7 +11553,23 @@
           <w:rFonts w:ascii="Consolas" w:eastAsia="Consolas" w:hAnsi="Consolas"/>
           <w:sz w:val="18"/>
         </w:rPr>
-        <w:t>[PASS] TC-O05-cancel-type-2 (mysql)</w:t>
+        <w:t>[PASS] TC-O05-cancel-type-2 (</w:t>
+      </w:r>
+      <w:proofErr w:type="spellStart"/>
+      <w:r>
+        <w:rPr>
+          <w:rFonts w:ascii="Consolas" w:eastAsia="Consolas" w:hAnsi="Consolas"/>
+          <w:sz w:val="18"/>
+        </w:rPr>
+        <w:t>mysql</w:t>
+      </w:r>
+      <w:proofErr w:type="spellEnd"/>
+      <w:r>
+        <w:rPr>
+          <w:rFonts w:ascii="Consolas" w:eastAsia="Consolas" w:hAnsi="Consolas"/>
+          <w:sz w:val="18"/>
+        </w:rPr>
+        <w:t>)</w:t>
       </w:r>
     </w:p>
     <w:p>
@@ -9950,42 +11601,67 @@
           <w:i/>
           <w:color w:val="666666"/>
         </w:rPr>
-        <w:t xml:space="preserve"> stdout </w:t>
-      </w:r>
+        <w:t xml:space="preserve"> </w:t>
+      </w:r>
+      <w:proofErr w:type="spellStart"/>
       <w:r>
         <w:rPr>
           <w:i/>
           <w:color w:val="666666"/>
         </w:rPr>
-        <w:t>比较冗长（含每次请求的完整</w:t>
-      </w:r>
+        <w:t>stdout</w:t>
+      </w:r>
+      <w:proofErr w:type="spellEnd"/>
       <w:r>
         <w:rPr>
           <w:i/>
           <w:color w:val="666666"/>
         </w:rPr>
-        <w:t xml:space="preserve"> JSON body</w:t>
+        <w:t xml:space="preserve"> </w:t>
       </w:r>
       <w:r>
         <w:rPr>
           <w:i/>
           <w:color w:val="666666"/>
         </w:rPr>
-        <w:t>），已不在此文档中粘贴；如需复现，按</w:t>
+        <w:t>比较冗长（含每次请求的完整</w:t>
       </w:r>
       <w:r>
         <w:rPr>
           <w:i/>
           <w:color w:val="666666"/>
         </w:rPr>
-        <w:t xml:space="preserve"> §1.5 </w:t>
+        <w:t xml:space="preserve"> JSON body</w:t>
       </w:r>
       <w:r>
         <w:rPr>
           <w:i/>
           <w:color w:val="666666"/>
         </w:rPr>
-        <w:t>命令重跑即可。</w:t>
+        <w:t>），已不在此文档中粘贴；如需复现，按</w:t>
+      </w:r>
+      <w:r>
+        <w:rPr>
+          <w:i/>
+          <w:color w:val="666666"/>
+        </w:rPr>
+        <w:t xml:space="preserve"> §1.5 </w:t>
+      </w:r>
+      <w:proofErr w:type="gramStart"/>
+      <w:r>
+        <w:rPr>
+          <w:i/>
+          <w:color w:val="666666"/>
+        </w:rPr>
+        <w:t>命令重跑即</w:t>
+      </w:r>
+      <w:proofErr w:type="gramEnd"/>
+      <w:r>
+        <w:rPr>
+          <w:i/>
+          <w:color w:val="666666"/>
+        </w:rPr>
+        <w:t>可。</w:t>
       </w:r>
     </w:p>
     <w:p>
@@ -10753,7 +12429,6 @@
   <w:style w:type="character" w:default="1" w:styleId="a0">
     <w:name w:val="Default Paragraph Font"/>
     <w:uiPriority w:val="1"/>
-    <w:semiHidden/>
     <w:unhideWhenUsed/>
   </w:style>
   <w:style w:type="table" w:default="1" w:styleId="a1">
